--- a/sources/09pylon_lougovaya.docx
+++ b/sources/09pylon_lougovaya.docx
@@ -8871,13 +8871,6 @@
           <w:rtl w:val="0"/>
         </w:rPr>
       </w:pPr>
-      <w:r>
-        <w:rPr>
-          <w:rFonts w:ascii="Times Roman" w:hAnsi="Times Roman"/>
-          <w:rtl w:val="0"/>
-        </w:rPr>
-        <w:t>&lt;D=.2.page</w:t>
-      </w:r>
     </w:p>
     <w:p>
       <w:pPr>
@@ -8901,17 +8894,10 @@
         <w:ind w:left="0" w:right="0" w:firstLine="0"/>
         <w:jc w:val="left"/>
         <w:rPr>
-          <w:rFonts w:ascii="Times Roman" w:cs="Times Roman" w:hAnsi="Times Roman" w:eastAsia="Times Roman"/>
-          <w:rtl w:val="0"/>
-        </w:rPr>
-      </w:pPr>
-      <w:r>
-        <w:rPr>
-          <w:rFonts w:ascii="Times Roman" w:hAnsi="Times Roman"/>
-          <w:rtl w:val="0"/>
-        </w:rPr>
-        <w:t>&lt;D=.r&lt;=</w:t>
-      </w:r>
+          <w:rFonts w:ascii="Times New Roman" w:cs="Times New Roman" w:hAnsi="Times New Roman" w:eastAsia="Times New Roman"/>
+          <w:rtl w:val="0"/>
+        </w:rPr>
+      </w:pPr>
     </w:p>
     <w:p>
       <w:pPr>
@@ -8935,17 +8921,393 @@
         <w:ind w:left="0" w:right="0" w:firstLine="0"/>
         <w:jc w:val="left"/>
         <w:rPr>
-          <w:rFonts w:ascii="Times Roman" w:cs="Times Roman" w:hAnsi="Times Roman" w:eastAsia="Times Roman"/>
-          <w:rtl w:val="0"/>
-        </w:rPr>
-      </w:pPr>
-      <w:r>
-        <w:rPr>
-          <w:rFonts w:ascii="Times Roman" w:hAnsi="Times Roman"/>
-          <w:rtl w:val="0"/>
-          <w:lang w:val="en-US"/>
-        </w:rPr>
-        <w:t>1. /*Some disparate lines, both straight and curved. Some impressions of letters might be accidental.*/</w:t>
+          <w:rFonts w:ascii="Times New Roman" w:cs="Times New Roman" w:hAnsi="Times New Roman" w:eastAsia="Times New Roman"/>
+          <w:rtl w:val="0"/>
+        </w:rPr>
+      </w:pPr>
+    </w:p>
+    <w:p>
+      <w:pPr>
+        <w:pStyle w:val="Body"/>
+        <w:spacing w:after="0" w:line="240" w:lineRule="auto"/>
+        <w:rPr>
+          <w:rFonts w:ascii="Times New Roman" w:cs="Times New Roman" w:hAnsi="Times New Roman" w:eastAsia="Times New Roman"/>
+        </w:rPr>
+      </w:pPr>
+      <w:r>
+        <w:rPr>
+          <w:rFonts w:ascii="Times New Roman" w:hAnsi="Times New Roman"/>
+          <w:rtl w:val="0"/>
+          <w:lang w:val="fr-FR"/>
+        </w:rPr>
+        <w:t>#bibliography.</w:t>
+      </w:r>
+    </w:p>
+    <w:p>
+      <w:pPr>
+        <w:pStyle w:val="Body"/>
+        <w:spacing w:after="0" w:line="240" w:lineRule="auto"/>
+        <w:rPr>
+          <w:rFonts w:ascii="Times New Roman" w:cs="Times New Roman" w:hAnsi="Times New Roman" w:eastAsia="Times New Roman"/>
+        </w:rPr>
+      </w:pPr>
+    </w:p>
+    <w:p>
+      <w:pPr>
+        <w:pStyle w:val="Body"/>
+        <w:spacing w:after="0" w:line="240" w:lineRule="auto"/>
+        <w:rPr>
+          <w:rFonts w:ascii="Times New Roman" w:cs="Times New Roman" w:hAnsi="Times New Roman" w:eastAsia="Times New Roman"/>
+        </w:rPr>
+      </w:pPr>
+      <w:r>
+        <w:rPr>
+          <w:rStyle w:val="Hyperlink.0"/>
+          <w:rFonts w:ascii="Times New Roman" w:cs="Times New Roman" w:hAnsi="Times New Roman" w:eastAsia="Times New Roman"/>
+        </w:rPr>
+        <w:fldChar w:fldCharType="begin" w:fldLock="0"/>
+      </w:r>
+      <w:r>
+        <w:rPr>
+          <w:rStyle w:val="Hyperlink.0"/>
+          <w:rFonts w:ascii="Times New Roman" w:cs="Times New Roman" w:hAnsi="Times New Roman" w:eastAsia="Times New Roman"/>
+        </w:rPr>
+        <w:instrText xml:space="preserve"> HYPERLINK "https://papyri.info/biblio/97647"</w:instrText>
+      </w:r>
+      <w:r>
+        <w:rPr>
+          <w:rStyle w:val="Hyperlink.0"/>
+          <w:rFonts w:ascii="Times New Roman" w:cs="Times New Roman" w:hAnsi="Times New Roman" w:eastAsia="Times New Roman"/>
+        </w:rPr>
+        <w:fldChar w:fldCharType="separate" w:fldLock="0"/>
+      </w:r>
+      <w:r>
+        <w:rPr>
+          <w:rStyle w:val="Hyperlink.0"/>
+          <w:rFonts w:ascii="Times New Roman" w:hAnsi="Times New Roman"/>
+          <w:rtl w:val="0"/>
+        </w:rPr>
+        <w:t>Aslanyan</w:t>
+      </w:r>
+      <w:r>
+        <w:rPr>
+          <w:rStyle w:val="Hyperlink.0"/>
+          <w:rFonts w:ascii="Times New Roman" w:hAnsi="Times New Roman"/>
+          <w:rtl w:val="0"/>
+          <w:lang w:val="de-DE"/>
+        </w:rPr>
+        <w:t>, V.</w:t>
+      </w:r>
+      <w:r>
+        <w:rPr>
+          <w:rStyle w:val="Hyperlink.0"/>
+          <w:rFonts w:ascii="Times New Roman" w:hAnsi="Times New Roman"/>
+          <w:rtl w:val="0"/>
+        </w:rPr>
+        <w:t xml:space="preserve"> </w:t>
+      </w:r>
+      <w:r>
+        <w:rPr>
+          <w:rStyle w:val="Hyperlink.0"/>
+          <w:rFonts w:ascii="Times New Roman" w:hAnsi="Times New Roman"/>
+          <w:rtl w:val="0"/>
+          <w:lang w:val="de-DE"/>
+        </w:rPr>
+        <w:t>(</w:t>
+      </w:r>
+      <w:r>
+        <w:rPr>
+          <w:rStyle w:val="Hyperlink.0"/>
+          <w:rFonts w:ascii="Times New Roman" w:hAnsi="Times New Roman"/>
+          <w:rtl w:val="0"/>
+          <w:lang w:val="en-US"/>
+        </w:rPr>
+        <w:t>2024</w:t>
+      </w:r>
+      <w:r>
+        <w:rPr>
+          <w:rStyle w:val="Hyperlink.0"/>
+          <w:rFonts w:ascii="Times New Roman" w:hAnsi="Times New Roman"/>
+          <w:rtl w:val="0"/>
+          <w:lang w:val="de-DE"/>
+        </w:rPr>
+        <w:t>)</w:t>
+      </w:r>
+      <w:r>
+        <w:rPr>
+          <w:rFonts w:ascii="Times New Roman" w:cs="Times New Roman" w:hAnsi="Times New Roman" w:eastAsia="Times New Roman"/>
+        </w:rPr>
+        <w:fldChar w:fldCharType="end" w:fldLock="0"/>
+      </w:r>
+      <w:r>
+        <w:rPr>
+          <w:rFonts w:ascii="Times New Roman" w:hAnsi="Times New Roman"/>
+          <w:rtl w:val="0"/>
+        </w:rPr>
+        <w:t xml:space="preserve"> </w:t>
+      </w:r>
+      <w:r>
+        <w:rPr>
+          <w:rFonts w:ascii="Times New Roman" w:hAnsi="Times New Roman" w:hint="default"/>
+          <w:rtl w:val="0"/>
+          <w:lang w:val="de-DE"/>
+        </w:rPr>
+        <w:t>“</w:t>
+      </w:r>
+      <w:r>
+        <w:rPr>
+          <w:rFonts w:ascii="Times New Roman" w:hAnsi="Times New Roman"/>
+          <w:rtl w:val="0"/>
+          <w:lang w:val="en-US"/>
+        </w:rPr>
+        <w:t>The mathematical work of Anania Shirakatsi,</w:t>
+      </w:r>
+      <w:r>
+        <w:rPr>
+          <w:rFonts w:ascii="Times New Roman" w:hAnsi="Times New Roman" w:hint="default"/>
+          <w:rtl w:val="0"/>
+          <w:lang w:val="de-DE"/>
+        </w:rPr>
+        <w:t xml:space="preserve">” </w:t>
+      </w:r>
+      <w:r>
+        <w:rPr>
+          <w:rFonts w:ascii="Times New Roman" w:hAnsi="Times New Roman"/>
+          <w:rtl w:val="0"/>
+        </w:rPr>
+        <w:t>arXiv</w:t>
+      </w:r>
+    </w:p>
+    <w:p>
+      <w:pPr>
+        <w:pStyle w:val="Body"/>
+        <w:spacing w:after="0" w:line="240" w:lineRule="auto"/>
+        <w:rPr>
+          <w:rFonts w:ascii="Times New Roman" w:cs="Times New Roman" w:hAnsi="Times New Roman" w:eastAsia="Times New Roman"/>
+        </w:rPr>
+      </w:pPr>
+      <w:r>
+        <w:rPr>
+          <w:rStyle w:val="Hyperlink.1"/>
+        </w:rPr>
+        <w:fldChar w:fldCharType="begin" w:fldLock="0"/>
+      </w:r>
+      <w:r>
+        <w:rPr>
+          <w:rStyle w:val="Hyperlink.1"/>
+        </w:rPr>
+        <w:instrText xml:space="preserve"> HYPERLINK "https://papyri.info/biblio/97645"</w:instrText>
+      </w:r>
+      <w:r>
+        <w:rPr>
+          <w:rStyle w:val="Hyperlink.1"/>
+        </w:rPr>
+        <w:fldChar w:fldCharType="separate" w:fldLock="0"/>
+      </w:r>
+      <w:r>
+        <w:rPr>
+          <w:rStyle w:val="Hyperlink.1"/>
+          <w:rtl w:val="0"/>
+          <w:lang w:val="it-IT"/>
+        </w:rPr>
+        <w:t>Azzarello</w:t>
+      </w:r>
+      <w:r>
+        <w:rPr>
+          <w:rStyle w:val="Hyperlink.1"/>
+          <w:rtl w:val="0"/>
+          <w:lang w:val="de-DE"/>
+        </w:rPr>
+        <w:t>, G.</w:t>
+      </w:r>
+      <w:r>
+        <w:rPr>
+          <w:rStyle w:val="Hyperlink.1"/>
+          <w:rtl w:val="0"/>
+        </w:rPr>
+        <w:t xml:space="preserve"> </w:t>
+      </w:r>
+      <w:r>
+        <w:rPr>
+          <w:rStyle w:val="Hyperlink.1"/>
+          <w:rtl w:val="0"/>
+          <w:lang w:val="de-DE"/>
+        </w:rPr>
+        <w:t>(</w:t>
+      </w:r>
+      <w:r>
+        <w:rPr>
+          <w:rStyle w:val="Hyperlink.1"/>
+          <w:rtl w:val="0"/>
+          <w:lang w:val="en-US"/>
+        </w:rPr>
+        <w:t>2021</w:t>
+      </w:r>
+      <w:r>
+        <w:rPr>
+          <w:rStyle w:val="Hyperlink.1"/>
+          <w:rtl w:val="0"/>
+          <w:lang w:val="de-DE"/>
+        </w:rPr>
+        <w:t>)</w:t>
+      </w:r>
+      <w:r>
+        <w:rPr/>
+        <w:fldChar w:fldCharType="end" w:fldLock="0"/>
+      </w:r>
+      <w:r>
+        <w:rPr>
+          <w:rFonts w:ascii="Times New Roman" w:hAnsi="Times New Roman"/>
+          <w:rtl w:val="0"/>
+        </w:rPr>
+        <w:t xml:space="preserve"> </w:t>
+      </w:r>
+      <w:r>
+        <w:rPr>
+          <w:rFonts w:ascii="Times New Roman" w:hAnsi="Times New Roman" w:hint="default"/>
+          <w:rtl w:val="0"/>
+          <w:lang w:val="en-US"/>
+        </w:rPr>
+        <w:t>“</w:t>
+      </w:r>
+      <w:r>
+        <w:rPr>
+          <w:rFonts w:ascii="Times New Roman" w:hAnsi="Times New Roman"/>
+          <w:rtl w:val="0"/>
+          <w:lang w:val="en-US"/>
+        </w:rPr>
+        <w:t>Arithmetical Tables,</w:t>
+      </w:r>
+      <w:r>
+        <w:rPr>
+          <w:rFonts w:ascii="Times New Roman" w:hAnsi="Times New Roman" w:hint="default"/>
+          <w:rtl w:val="0"/>
+          <w:lang w:val="de-DE"/>
+        </w:rPr>
+        <w:t>”</w:t>
+      </w:r>
+      <w:r>
+        <w:rPr>
+          <w:rFonts w:ascii="Times New Roman" w:hAnsi="Times New Roman"/>
+          <w:rtl w:val="0"/>
+        </w:rPr>
+        <w:t xml:space="preserve"> Ox</w:t>
+      </w:r>
+      <w:r>
+        <w:rPr>
+          <w:rFonts w:ascii="Times New Roman" w:hAnsi="Times New Roman"/>
+          <w:rtl w:val="0"/>
+          <w:lang w:val="en-US"/>
+        </w:rPr>
+        <w:t>ford Classical Dictionary</w:t>
+      </w:r>
+      <w:r>
+        <w:rPr>
+          <w:rFonts w:ascii="Times New Roman" w:hAnsi="Times New Roman"/>
+          <w:i w:val="1"/>
+          <w:iCs w:val="1"/>
+          <w:rtl w:val="0"/>
+        </w:rPr>
+        <w:t>.</w:t>
+      </w:r>
+      <w:r>
+        <w:rPr>
+          <w:rFonts w:ascii="Times New Roman" w:hAnsi="Times New Roman"/>
+          <w:rtl w:val="0"/>
+        </w:rPr>
+        <w:t xml:space="preserve"> 26 Apr. 2021.</w:t>
+      </w:r>
+    </w:p>
+    <w:p>
+      <w:pPr>
+        <w:pStyle w:val="Body"/>
+        <w:spacing w:after="0" w:line="240" w:lineRule="auto"/>
+        <w:rPr>
+          <w:rFonts w:ascii="Times New Roman" w:cs="Times New Roman" w:hAnsi="Times New Roman" w:eastAsia="Times New Roman"/>
+        </w:rPr>
+      </w:pPr>
+      <w:r>
+        <w:rPr>
+          <w:rStyle w:val="Hyperlink.1"/>
+        </w:rPr>
+        <w:fldChar w:fldCharType="begin" w:fldLock="0"/>
+      </w:r>
+      <w:r>
+        <w:rPr>
+          <w:rStyle w:val="Hyperlink.1"/>
+        </w:rPr>
+        <w:instrText xml:space="preserve"> HYPERLINK "https://papyri.info/biblio/97642"</w:instrText>
+      </w:r>
+      <w:r>
+        <w:rPr>
+          <w:rStyle w:val="Hyperlink.1"/>
+        </w:rPr>
+        <w:fldChar w:fldCharType="separate" w:fldLock="0"/>
+      </w:r>
+      <w:r>
+        <w:rPr>
+          <w:rStyle w:val="Hyperlink.1"/>
+          <w:rtl w:val="0"/>
+        </w:rPr>
+        <w:t>Baghdasarian</w:t>
+      </w:r>
+      <w:r>
+        <w:rPr>
+          <w:rStyle w:val="Hyperlink.1"/>
+          <w:rtl w:val="0"/>
+          <w:lang w:val="de-DE"/>
+        </w:rPr>
+        <w:t>, E</w:t>
+      </w:r>
+      <w:r>
+        <w:rPr>
+          <w:rStyle w:val="Hyperlink.1"/>
+          <w:rtl w:val="0"/>
+        </w:rPr>
+        <w:t xml:space="preserve"> </w:t>
+      </w:r>
+      <w:r>
+        <w:rPr>
+          <w:rStyle w:val="Hyperlink.1"/>
+          <w:rtl w:val="0"/>
+          <w:lang w:val="de-DE"/>
+        </w:rPr>
+        <w:t>(</w:t>
+      </w:r>
+      <w:r>
+        <w:rPr>
+          <w:rStyle w:val="Hyperlink.1"/>
+          <w:rtl w:val="0"/>
+        </w:rPr>
+        <w:t>2015</w:t>
+      </w:r>
+      <w:r>
+        <w:rPr>
+          <w:rStyle w:val="Hyperlink.1"/>
+          <w:rtl w:val="0"/>
+          <w:lang w:val="de-DE"/>
+        </w:rPr>
+        <w:t>)</w:t>
+      </w:r>
+      <w:r>
+        <w:rPr/>
+        <w:fldChar w:fldCharType="end" w:fldLock="0"/>
+      </w:r>
+      <w:r>
+        <w:rPr>
+          <w:rFonts w:ascii="Times New Roman" w:hAnsi="Times New Roman"/>
+          <w:rtl w:val="0"/>
+          <w:lang w:val="en-US"/>
+        </w:rPr>
+        <w:t xml:space="preserve"> History </w:t>
+      </w:r>
+      <w:r>
+        <w:rPr>
+          <w:rFonts w:ascii="Times New Roman" w:hAnsi="Times New Roman"/>
+          <w:rtl w:val="0"/>
+          <w:lang w:val="en-US"/>
+        </w:rPr>
+        <w:t>of Mathematics in Armenia, Toronto.</w:t>
       </w:r>
     </w:p>
     <w:p>
@@ -8970,9482 +9332,6 @@
         <w:ind w:left="0" w:right="0" w:firstLine="0"/>
         <w:jc w:val="left"/>
         <w:rPr>
-          <w:rFonts w:ascii="Times Roman" w:cs="Times Roman" w:hAnsi="Times Roman" w:eastAsia="Times Roman"/>
-          <w:rtl w:val="0"/>
-        </w:rPr>
-      </w:pPr>
-      <w:r>
-        <w:rPr>
-          <w:rFonts w:ascii="Times Roman" w:hAnsi="Times Roman"/>
-          <w:rtl w:val="0"/>
-          <w:lang w:val="en-US"/>
-        </w:rPr>
-        <w:t xml:space="preserve">=&gt;=D&gt; </w:t>
-      </w:r>
-    </w:p>
-    <w:p>
-      <w:pPr>
-        <w:pStyle w:val="Default"/>
-        <w:tabs>
-          <w:tab w:val="left" w:pos="720"/>
-          <w:tab w:val="left" w:pos="1440"/>
-          <w:tab w:val="left" w:pos="2160"/>
-          <w:tab w:val="left" w:pos="2880"/>
-          <w:tab w:val="left" w:pos="3600"/>
-          <w:tab w:val="left" w:pos="4320"/>
-          <w:tab w:val="left" w:pos="5040"/>
-          <w:tab w:val="left" w:pos="5760"/>
-          <w:tab w:val="left" w:pos="6480"/>
-          <w:tab w:val="left" w:pos="7200"/>
-          <w:tab w:val="left" w:pos="7920"/>
-          <w:tab w:val="left" w:pos="8640"/>
-        </w:tabs>
-        <w:bidi w:val="0"/>
-        <w:spacing w:before="0" w:line="240" w:lineRule="auto"/>
-        <w:ind w:left="0" w:right="0" w:firstLine="0"/>
-        <w:jc w:val="left"/>
-        <w:rPr>
-          <w:rFonts w:ascii="Times Roman" w:cs="Times Roman" w:hAnsi="Times Roman" w:eastAsia="Times Roman"/>
-          <w:rtl w:val="0"/>
-        </w:rPr>
-      </w:pPr>
-      <w:r>
-        <w:rPr>
-          <w:rFonts w:ascii="Times Roman" w:hAnsi="Times Roman"/>
-          <w:rtl w:val="0"/>
-        </w:rPr>
-        <w:t>&lt;D=.v&lt;=</w:t>
-      </w:r>
-    </w:p>
-    <w:p>
-      <w:pPr>
-        <w:pStyle w:val="Default"/>
-        <w:tabs>
-          <w:tab w:val="left" w:pos="720"/>
-          <w:tab w:val="left" w:pos="1440"/>
-          <w:tab w:val="left" w:pos="2160"/>
-          <w:tab w:val="left" w:pos="2880"/>
-          <w:tab w:val="left" w:pos="3600"/>
-          <w:tab w:val="left" w:pos="4320"/>
-          <w:tab w:val="left" w:pos="5040"/>
-          <w:tab w:val="left" w:pos="5760"/>
-          <w:tab w:val="left" w:pos="6480"/>
-          <w:tab w:val="left" w:pos="7200"/>
-          <w:tab w:val="left" w:pos="7920"/>
-          <w:tab w:val="left" w:pos="8640"/>
-        </w:tabs>
-        <w:bidi w:val="0"/>
-        <w:spacing w:before="0" w:line="240" w:lineRule="auto"/>
-        <w:ind w:left="0" w:right="0" w:firstLine="0"/>
-        <w:jc w:val="left"/>
-        <w:rPr>
-          <w:rFonts w:ascii="Times Roman" w:cs="Times Roman" w:hAnsi="Times Roman" w:eastAsia="Times Roman"/>
-          <w:rtl w:val="0"/>
-        </w:rPr>
-      </w:pPr>
-      <w:r>
-        <w:rPr>
-          <w:rFonts w:ascii="Times Roman" w:hAnsi="Times Roman"/>
-          <w:rtl w:val="0"/>
-          <w:lang w:val="en-US"/>
-        </w:rPr>
-        <w:t xml:space="preserve">1.  /*With tablet positioned so the holes are on the right-hand side, one can recognize in the upper half of the tablet a drawing of a head on an exaggeratedly thick neck and possibly arms raised up at elbows at a right angle. This must be what Kenyon referred to as </w:t>
-      </w:r>
-      <w:r>
-        <w:rPr>
-          <w:rFonts w:ascii="Times Roman" w:hAnsi="Times Roman" w:hint="default"/>
-          <w:rtl w:val="1"/>
-          <w:lang w:val="ar-SA" w:bidi="ar-SA"/>
-        </w:rPr>
-        <w:t>“</w:t>
-      </w:r>
-      <w:r>
-        <w:rPr>
-          <w:rFonts w:ascii="Times Roman" w:hAnsi="Times Roman"/>
-          <w:rtl w:val="0"/>
-          <w:lang w:val="en-US"/>
-        </w:rPr>
-        <w:t>drawing in which a lively imagination may discern a portrait of the schoolmaster.</w:t>
-      </w:r>
-      <w:r>
-        <w:rPr>
-          <w:rFonts w:ascii="Times Roman" w:hAnsi="Times Roman" w:hint="default"/>
-          <w:rtl w:val="0"/>
-        </w:rPr>
-        <w:t xml:space="preserve">” </w:t>
-      </w:r>
-      <w:r>
-        <w:rPr>
-          <w:rFonts w:ascii="Times Roman" w:hAnsi="Times Roman"/>
-          <w:rtl w:val="0"/>
-          <w:lang w:val="en-US"/>
-        </w:rPr>
-        <w:t>Whether there is another meaningful drawing to the left of it at about the middle of the tablet</w:t>
-      </w:r>
-      <w:r>
-        <w:rPr>
-          <w:rFonts w:ascii="Times Roman" w:hAnsi="Times Roman" w:hint="default"/>
-          <w:rtl w:val="0"/>
-          <w:lang w:val="en-US"/>
-        </w:rPr>
-        <w:t>—</w:t>
-      </w:r>
-      <w:r>
-        <w:rPr>
-          <w:rFonts w:ascii="Times Roman" w:hAnsi="Times Roman"/>
-          <w:rtl w:val="0"/>
-          <w:lang w:val="en-US"/>
-        </w:rPr>
-        <w:t>of another head on a neck?</w:t>
-      </w:r>
-      <w:r>
-        <w:rPr>
-          <w:rFonts w:ascii="Times Roman" w:hAnsi="Times Roman" w:hint="default"/>
-          <w:rtl w:val="0"/>
-          <w:lang w:val="en-US"/>
-        </w:rPr>
-        <w:t>—</w:t>
-      </w:r>
-      <w:r>
-        <w:rPr>
-          <w:rFonts w:ascii="Times Roman" w:hAnsi="Times Roman"/>
-          <w:rtl w:val="0"/>
-          <w:lang w:val="en-US"/>
-        </w:rPr>
-        <w:t>is difficult to say. The scratches in the lower right corner of the page do not seem purposeful.*/</w:t>
-      </w:r>
-    </w:p>
-    <w:p>
-      <w:pPr>
-        <w:pStyle w:val="Default"/>
-        <w:tabs>
-          <w:tab w:val="left" w:pos="720"/>
-          <w:tab w:val="left" w:pos="1440"/>
-          <w:tab w:val="left" w:pos="2160"/>
-          <w:tab w:val="left" w:pos="2880"/>
-          <w:tab w:val="left" w:pos="3600"/>
-          <w:tab w:val="left" w:pos="4320"/>
-          <w:tab w:val="left" w:pos="5040"/>
-          <w:tab w:val="left" w:pos="5760"/>
-          <w:tab w:val="left" w:pos="6480"/>
-          <w:tab w:val="left" w:pos="7200"/>
-          <w:tab w:val="left" w:pos="7920"/>
-          <w:tab w:val="left" w:pos="8640"/>
-        </w:tabs>
-        <w:bidi w:val="0"/>
-        <w:spacing w:before="0" w:line="240" w:lineRule="auto"/>
-        <w:ind w:left="0" w:right="0" w:firstLine="0"/>
-        <w:jc w:val="left"/>
-        <w:rPr>
-          <w:rFonts w:ascii="Times Roman" w:cs="Times Roman" w:hAnsi="Times Roman" w:eastAsia="Times Roman"/>
-          <w:rtl w:val="0"/>
-        </w:rPr>
-      </w:pPr>
-      <w:r>
-        <w:rPr>
-          <w:rFonts w:ascii="Times Roman" w:hAnsi="Times Roman"/>
-          <w:rtl w:val="0"/>
-          <w:lang w:val="en-US"/>
-        </w:rPr>
-        <w:t>=&gt;=D&gt;</w:t>
-      </w:r>
-    </w:p>
-    <w:p>
-      <w:pPr>
-        <w:pStyle w:val="Default"/>
-        <w:tabs>
-          <w:tab w:val="left" w:pos="720"/>
-          <w:tab w:val="left" w:pos="1440"/>
-          <w:tab w:val="left" w:pos="2160"/>
-          <w:tab w:val="left" w:pos="2880"/>
-          <w:tab w:val="left" w:pos="3600"/>
-          <w:tab w:val="left" w:pos="4320"/>
-          <w:tab w:val="left" w:pos="5040"/>
-          <w:tab w:val="left" w:pos="5760"/>
-          <w:tab w:val="left" w:pos="6480"/>
-          <w:tab w:val="left" w:pos="7200"/>
-          <w:tab w:val="left" w:pos="7920"/>
-          <w:tab w:val="left" w:pos="8640"/>
-        </w:tabs>
-        <w:bidi w:val="0"/>
-        <w:spacing w:before="0" w:line="240" w:lineRule="auto"/>
-        <w:ind w:left="0" w:right="0" w:firstLine="0"/>
-        <w:jc w:val="left"/>
-        <w:rPr>
-          <w:rFonts w:ascii="Times Roman" w:cs="Times Roman" w:hAnsi="Times Roman" w:eastAsia="Times Roman"/>
-          <w:rtl w:val="0"/>
-        </w:rPr>
-      </w:pPr>
-      <w:r>
-        <w:rPr>
-          <w:rFonts w:ascii="Times Roman" w:hAnsi="Times Roman"/>
-          <w:rtl w:val="0"/>
-          <w:lang w:val="en-US"/>
-        </w:rPr>
-        <w:t>=D&gt;</w:t>
-      </w:r>
-    </w:p>
-    <w:p>
-      <w:pPr>
-        <w:pStyle w:val="Default"/>
-        <w:tabs>
-          <w:tab w:val="left" w:pos="720"/>
-          <w:tab w:val="left" w:pos="1440"/>
-          <w:tab w:val="left" w:pos="2160"/>
-          <w:tab w:val="left" w:pos="2880"/>
-          <w:tab w:val="left" w:pos="3600"/>
-          <w:tab w:val="left" w:pos="4320"/>
-          <w:tab w:val="left" w:pos="5040"/>
-          <w:tab w:val="left" w:pos="5760"/>
-          <w:tab w:val="left" w:pos="6480"/>
-          <w:tab w:val="left" w:pos="7200"/>
-          <w:tab w:val="left" w:pos="7920"/>
-          <w:tab w:val="left" w:pos="8640"/>
-        </w:tabs>
-        <w:bidi w:val="0"/>
-        <w:spacing w:before="0" w:line="240" w:lineRule="auto"/>
-        <w:ind w:left="0" w:right="0" w:firstLine="0"/>
-        <w:jc w:val="left"/>
-        <w:rPr>
-          <w:rFonts w:ascii="Times Roman" w:cs="Times Roman" w:hAnsi="Times Roman" w:eastAsia="Times Roman"/>
-          <w:rtl w:val="0"/>
-        </w:rPr>
-      </w:pPr>
-      <w:r>
-        <w:rPr>
-          <w:rFonts w:ascii="Times Roman" w:hAnsi="Times Roman"/>
-          <w:rtl w:val="0"/>
-        </w:rPr>
-        <w:t>&lt;D=.3.page</w:t>
-      </w:r>
-    </w:p>
-    <w:p>
-      <w:pPr>
-        <w:pStyle w:val="Default"/>
-        <w:tabs>
-          <w:tab w:val="left" w:pos="720"/>
-          <w:tab w:val="left" w:pos="1440"/>
-          <w:tab w:val="left" w:pos="2160"/>
-          <w:tab w:val="left" w:pos="2880"/>
-          <w:tab w:val="left" w:pos="3600"/>
-          <w:tab w:val="left" w:pos="4320"/>
-          <w:tab w:val="left" w:pos="5040"/>
-          <w:tab w:val="left" w:pos="5760"/>
-          <w:tab w:val="left" w:pos="6480"/>
-          <w:tab w:val="left" w:pos="7200"/>
-          <w:tab w:val="left" w:pos="7920"/>
-          <w:tab w:val="left" w:pos="8640"/>
-        </w:tabs>
-        <w:bidi w:val="0"/>
-        <w:spacing w:before="0" w:line="240" w:lineRule="auto"/>
-        <w:ind w:left="0" w:right="0" w:firstLine="0"/>
-        <w:jc w:val="left"/>
-        <w:rPr>
-          <w:rFonts w:ascii="Times Roman" w:cs="Times Roman" w:hAnsi="Times Roman" w:eastAsia="Times Roman"/>
-          <w:rtl w:val="0"/>
-        </w:rPr>
-      </w:pPr>
-      <w:r>
-        <w:rPr>
-          <w:rFonts w:ascii="Times Roman" w:hAnsi="Times Roman"/>
-          <w:rtl w:val="0"/>
-        </w:rPr>
-        <w:t>&lt;D=.r</w:t>
-      </w:r>
-    </w:p>
-    <w:p>
-      <w:pPr>
-        <w:pStyle w:val="Default"/>
-        <w:tabs>
-          <w:tab w:val="left" w:pos="720"/>
-          <w:tab w:val="left" w:pos="1440"/>
-          <w:tab w:val="left" w:pos="2160"/>
-          <w:tab w:val="left" w:pos="2880"/>
-          <w:tab w:val="left" w:pos="3600"/>
-          <w:tab w:val="left" w:pos="4320"/>
-          <w:tab w:val="left" w:pos="5040"/>
-          <w:tab w:val="left" w:pos="5760"/>
-          <w:tab w:val="left" w:pos="6480"/>
-          <w:tab w:val="left" w:pos="7200"/>
-          <w:tab w:val="left" w:pos="7920"/>
-          <w:tab w:val="left" w:pos="8640"/>
-        </w:tabs>
-        <w:bidi w:val="0"/>
-        <w:spacing w:before="0" w:line="240" w:lineRule="auto"/>
-        <w:ind w:left="0" w:right="0" w:firstLine="0"/>
-        <w:jc w:val="left"/>
-        <w:rPr>
-          <w:rFonts w:ascii="Times Roman" w:cs="Times Roman" w:hAnsi="Times Roman" w:eastAsia="Times Roman"/>
-          <w:rtl w:val="0"/>
-        </w:rPr>
-      </w:pPr>
-      <w:r>
-        <w:rPr>
-          <w:rFonts w:ascii="Times Roman" w:hAnsi="Times Roman"/>
-          <w:rtl w:val="0"/>
-          <w:lang w:val="en-US"/>
-        </w:rPr>
-        <w:t>&lt;D=.1.column&lt;=</w:t>
-      </w:r>
-    </w:p>
-    <w:p>
-      <w:pPr>
-        <w:pStyle w:val="Default"/>
-        <w:tabs>
-          <w:tab w:val="left" w:pos="720"/>
-          <w:tab w:val="left" w:pos="1440"/>
-          <w:tab w:val="left" w:pos="2160"/>
-          <w:tab w:val="left" w:pos="2880"/>
-          <w:tab w:val="left" w:pos="3600"/>
-          <w:tab w:val="left" w:pos="4320"/>
-          <w:tab w:val="left" w:pos="5040"/>
-          <w:tab w:val="left" w:pos="5760"/>
-          <w:tab w:val="left" w:pos="6480"/>
-          <w:tab w:val="left" w:pos="7200"/>
-          <w:tab w:val="left" w:pos="7920"/>
-          <w:tab w:val="left" w:pos="8640"/>
-        </w:tabs>
-        <w:bidi w:val="0"/>
-        <w:spacing w:before="0" w:line="240" w:lineRule="auto"/>
-        <w:ind w:left="0" w:right="0" w:firstLine="0"/>
-        <w:jc w:val="left"/>
-        <w:rPr>
-          <w:rFonts w:ascii="Times Roman" w:cs="Times Roman" w:hAnsi="Times Roman" w:eastAsia="Times Roman"/>
-          <w:rtl w:val="0"/>
-        </w:rPr>
-      </w:pPr>
-      <w:r>
-        <w:rPr>
-          <w:rFonts w:ascii="Times Roman" w:hAnsi="Times Roman"/>
-          <w:rtl w:val="0"/>
-        </w:rPr>
-        <w:t>1. &lt;#</w:t>
-      </w:r>
-      <w:r>
-        <w:rPr>
-          <w:rFonts w:ascii="Times Roman" w:hAnsi="Times Roman" w:hint="default"/>
-          <w:rtl w:val="0"/>
-        </w:rPr>
-        <w:t>Κ</w:t>
-      </w:r>
-      <w:r>
-        <w:rPr>
-          <w:rFonts w:ascii="Times Roman" w:hAnsi="Times Roman"/>
-          <w:rtl w:val="0"/>
-        </w:rPr>
-        <w:t>=20#&gt; &lt;#</w:t>
-      </w:r>
-      <w:r>
-        <w:rPr>
-          <w:rFonts w:ascii="Times Roman" w:hAnsi="Times Roman" w:hint="default"/>
-          <w:rtl w:val="0"/>
-        </w:rPr>
-        <w:t>Κ</w:t>
-      </w:r>
-      <w:r>
-        <w:rPr>
-          <w:rFonts w:ascii="Times Roman" w:hAnsi="Times Roman"/>
-          <w:rtl w:val="0"/>
-        </w:rPr>
-        <w:t>=20#&gt; &lt;#</w:t>
-      </w:r>
-      <w:r>
-        <w:rPr>
-          <w:rFonts w:ascii="Times Roman" w:hAnsi="Times Roman" w:hint="default"/>
-          <w:rtl w:val="0"/>
-        </w:rPr>
-        <w:t>Μ</w:t>
-      </w:r>
-      <w:r>
-        <w:rPr>
-          <w:rFonts w:ascii="Times Roman" w:hAnsi="Times Roman"/>
-          <w:rtl w:val="0"/>
-        </w:rPr>
-        <w:t>=40#&gt;</w:t>
-      </w:r>
-    </w:p>
-    <w:p>
-      <w:pPr>
-        <w:pStyle w:val="Default"/>
-        <w:tabs>
-          <w:tab w:val="left" w:pos="720"/>
-          <w:tab w:val="left" w:pos="1440"/>
-          <w:tab w:val="left" w:pos="2160"/>
-          <w:tab w:val="left" w:pos="2880"/>
-          <w:tab w:val="left" w:pos="3600"/>
-          <w:tab w:val="left" w:pos="4320"/>
-          <w:tab w:val="left" w:pos="5040"/>
-          <w:tab w:val="left" w:pos="5760"/>
-          <w:tab w:val="left" w:pos="6480"/>
-          <w:tab w:val="left" w:pos="7200"/>
-          <w:tab w:val="left" w:pos="7920"/>
-          <w:tab w:val="left" w:pos="8640"/>
-        </w:tabs>
-        <w:bidi w:val="0"/>
-        <w:spacing w:before="0" w:line="240" w:lineRule="auto"/>
-        <w:ind w:left="0" w:right="0" w:firstLine="0"/>
-        <w:jc w:val="left"/>
-        <w:rPr>
-          <w:rFonts w:ascii="Times Roman" w:cs="Times Roman" w:hAnsi="Times Roman" w:eastAsia="Times Roman"/>
-          <w:rtl w:val="0"/>
-        </w:rPr>
-      </w:pPr>
-      <w:r>
-        <w:rPr>
-          <w:rFonts w:ascii="Times Roman" w:hAnsi="Times Roman"/>
-          <w:rtl w:val="0"/>
-        </w:rPr>
-        <w:t>2. &lt;#</w:t>
-      </w:r>
-      <w:r>
-        <w:rPr>
-          <w:rFonts w:ascii="Times Roman" w:hAnsi="Times Roman" w:hint="default"/>
-          <w:rtl w:val="0"/>
-        </w:rPr>
-        <w:t>Β</w:t>
-      </w:r>
-      <w:r>
-        <w:rPr>
-          <w:rFonts w:ascii="Times Roman" w:hAnsi="Times Roman"/>
-          <w:rtl w:val="0"/>
-        </w:rPr>
-        <w:t>=2#&gt; &lt;#</w:t>
-      </w:r>
-      <w:r>
-        <w:rPr>
-          <w:rFonts w:ascii="Times Roman" w:hAnsi="Times Roman" w:hint="default"/>
-          <w:rtl w:val="0"/>
-        </w:rPr>
-        <w:t>Κ</w:t>
-      </w:r>
-      <w:r>
-        <w:rPr>
-          <w:rFonts w:ascii="Times Roman" w:hAnsi="Times Roman"/>
-          <w:rtl w:val="0"/>
-        </w:rPr>
-        <w:t>=20#&gt; &lt;#</w:t>
-      </w:r>
-      <w:r>
-        <w:rPr>
-          <w:rFonts w:ascii="Times Roman" w:hAnsi="Times Roman" w:hint="default"/>
-          <w:rtl w:val="0"/>
-        </w:rPr>
-        <w:t>Μ</w:t>
-      </w:r>
-      <w:r>
-        <w:rPr>
-          <w:rFonts w:ascii="Times Roman" w:hAnsi="Times Roman"/>
-          <w:rtl w:val="0"/>
-        </w:rPr>
-        <w:t>=40#&gt;</w:t>
-      </w:r>
-    </w:p>
-    <w:p>
-      <w:pPr>
-        <w:pStyle w:val="Default"/>
-        <w:tabs>
-          <w:tab w:val="left" w:pos="720"/>
-          <w:tab w:val="left" w:pos="1440"/>
-          <w:tab w:val="left" w:pos="2160"/>
-          <w:tab w:val="left" w:pos="2880"/>
-          <w:tab w:val="left" w:pos="3600"/>
-          <w:tab w:val="left" w:pos="4320"/>
-          <w:tab w:val="left" w:pos="5040"/>
-          <w:tab w:val="left" w:pos="5760"/>
-          <w:tab w:val="left" w:pos="6480"/>
-          <w:tab w:val="left" w:pos="7200"/>
-          <w:tab w:val="left" w:pos="7920"/>
-          <w:tab w:val="left" w:pos="8640"/>
-        </w:tabs>
-        <w:bidi w:val="0"/>
-        <w:spacing w:before="0" w:line="240" w:lineRule="auto"/>
-        <w:ind w:left="0" w:right="0" w:firstLine="0"/>
-        <w:jc w:val="left"/>
-        <w:rPr>
-          <w:rFonts w:ascii="Times Roman" w:cs="Times Roman" w:hAnsi="Times Roman" w:eastAsia="Times Roman"/>
-          <w:rtl w:val="0"/>
-        </w:rPr>
-      </w:pPr>
-      <w:r>
-        <w:rPr>
-          <w:rFonts w:ascii="Times Roman" w:hAnsi="Times Roman"/>
-          <w:rtl w:val="0"/>
-          <w:lang w:val="en-US"/>
-        </w:rPr>
-        <w:t>----</w:t>
-      </w:r>
-    </w:p>
-    <w:p>
-      <w:pPr>
-        <w:pStyle w:val="Default"/>
-        <w:tabs>
-          <w:tab w:val="left" w:pos="720"/>
-          <w:tab w:val="left" w:pos="1440"/>
-          <w:tab w:val="left" w:pos="2160"/>
-          <w:tab w:val="left" w:pos="2880"/>
-          <w:tab w:val="left" w:pos="3600"/>
-          <w:tab w:val="left" w:pos="4320"/>
-          <w:tab w:val="left" w:pos="5040"/>
-          <w:tab w:val="left" w:pos="5760"/>
-          <w:tab w:val="left" w:pos="6480"/>
-          <w:tab w:val="left" w:pos="7200"/>
-          <w:tab w:val="left" w:pos="7920"/>
-          <w:tab w:val="left" w:pos="8640"/>
-        </w:tabs>
-        <w:bidi w:val="0"/>
-        <w:spacing w:before="0" w:line="240" w:lineRule="auto"/>
-        <w:ind w:left="0" w:right="0" w:firstLine="0"/>
-        <w:jc w:val="left"/>
-        <w:rPr>
-          <w:rFonts w:ascii="Times Roman" w:cs="Times Roman" w:hAnsi="Times Roman" w:eastAsia="Times Roman"/>
-          <w:rtl w:val="0"/>
-        </w:rPr>
-      </w:pPr>
-      <w:r>
-        <w:rPr>
-          <w:rFonts w:ascii="Times Roman" w:hAnsi="Times Roman"/>
-          <w:rtl w:val="0"/>
-        </w:rPr>
-        <w:t>3. &lt;#</w:t>
-      </w:r>
-      <w:r>
-        <w:rPr>
-          <w:rFonts w:ascii="Times Roman" w:hAnsi="Times Roman" w:hint="default"/>
-          <w:rtl w:val="0"/>
-        </w:rPr>
-        <w:t>Κ</w:t>
-      </w:r>
-      <w:r>
-        <w:rPr>
-          <w:rFonts w:ascii="Times Roman" w:hAnsi="Times Roman"/>
-          <w:rtl w:val="0"/>
-        </w:rPr>
-        <w:t>=20#&gt; &lt;#</w:t>
-      </w:r>
-      <w:r>
-        <w:rPr>
-          <w:rFonts w:ascii="Times Roman" w:hAnsi="Times Roman" w:hint="default"/>
-          <w:rtl w:val="0"/>
-        </w:rPr>
-        <w:t>Λ</w:t>
-      </w:r>
-      <w:r>
-        <w:rPr>
-          <w:rFonts w:ascii="Times Roman" w:hAnsi="Times Roman"/>
-          <w:rtl w:val="0"/>
-        </w:rPr>
-        <w:t>=30#&gt; &lt;#</w:t>
-      </w:r>
-      <w:r>
-        <w:rPr>
-          <w:rFonts w:ascii="Times Roman" w:hAnsi="Times Roman" w:hint="default"/>
-          <w:rtl w:val="0"/>
-        </w:rPr>
-        <w:t>Ν</w:t>
-      </w:r>
-      <w:r>
-        <w:rPr>
-          <w:rFonts w:ascii="Times Roman" w:hAnsi="Times Roman"/>
-          <w:rtl w:val="0"/>
-        </w:rPr>
-        <w:t>=50#&gt;</w:t>
-      </w:r>
-    </w:p>
-    <w:p>
-      <w:pPr>
-        <w:pStyle w:val="Default"/>
-        <w:tabs>
-          <w:tab w:val="left" w:pos="720"/>
-          <w:tab w:val="left" w:pos="1440"/>
-          <w:tab w:val="left" w:pos="2160"/>
-          <w:tab w:val="left" w:pos="2880"/>
-          <w:tab w:val="left" w:pos="3600"/>
-          <w:tab w:val="left" w:pos="4320"/>
-          <w:tab w:val="left" w:pos="5040"/>
-          <w:tab w:val="left" w:pos="5760"/>
-          <w:tab w:val="left" w:pos="6480"/>
-          <w:tab w:val="left" w:pos="7200"/>
-          <w:tab w:val="left" w:pos="7920"/>
-          <w:tab w:val="left" w:pos="8640"/>
-        </w:tabs>
-        <w:bidi w:val="0"/>
-        <w:spacing w:before="0" w:line="240" w:lineRule="auto"/>
-        <w:ind w:left="0" w:right="0" w:firstLine="0"/>
-        <w:jc w:val="left"/>
-        <w:rPr>
-          <w:rFonts w:ascii="Times Roman" w:cs="Times Roman" w:hAnsi="Times Roman" w:eastAsia="Times Roman"/>
-          <w:rtl w:val="0"/>
-        </w:rPr>
-      </w:pPr>
-      <w:r>
-        <w:rPr>
-          <w:rFonts w:ascii="Times Roman" w:hAnsi="Times Roman"/>
-          <w:rtl w:val="0"/>
-        </w:rPr>
-        <w:t>4. &lt;#</w:t>
-      </w:r>
-      <w:r>
-        <w:rPr>
-          <w:rFonts w:ascii="Times Roman" w:hAnsi="Times Roman" w:hint="default"/>
-          <w:rtl w:val="0"/>
-        </w:rPr>
-        <w:t>Λ</w:t>
-      </w:r>
-      <w:r>
-        <w:rPr>
-          <w:rFonts w:ascii="Times Roman" w:hAnsi="Times Roman"/>
-          <w:rtl w:val="0"/>
-        </w:rPr>
-        <w:t>=30#&gt; &lt;#</w:t>
-      </w:r>
-      <w:r>
-        <w:rPr>
-          <w:rFonts w:ascii="Times Roman" w:hAnsi="Times Roman" w:hint="default"/>
-          <w:rtl w:val="0"/>
-        </w:rPr>
-        <w:t>Κ</w:t>
-      </w:r>
-      <w:r>
-        <w:rPr>
-          <w:rFonts w:ascii="Times Roman" w:hAnsi="Times Roman"/>
-          <w:rtl w:val="0"/>
-        </w:rPr>
-        <w:t>=20#&gt; &lt;#</w:t>
-      </w:r>
-      <w:r>
-        <w:rPr>
-          <w:rFonts w:ascii="Times Roman" w:hAnsi="Times Roman" w:hint="default"/>
-          <w:rtl w:val="0"/>
-        </w:rPr>
-        <w:t>Ν</w:t>
-      </w:r>
-      <w:r>
-        <w:rPr>
-          <w:rFonts w:ascii="Times Roman" w:hAnsi="Times Roman"/>
-          <w:rtl w:val="0"/>
-        </w:rPr>
-        <w:t>=50#&gt;</w:t>
-      </w:r>
-    </w:p>
-    <w:p>
-      <w:pPr>
-        <w:pStyle w:val="Default"/>
-        <w:tabs>
-          <w:tab w:val="left" w:pos="720"/>
-          <w:tab w:val="left" w:pos="1440"/>
-          <w:tab w:val="left" w:pos="2160"/>
-          <w:tab w:val="left" w:pos="2880"/>
-          <w:tab w:val="left" w:pos="3600"/>
-          <w:tab w:val="left" w:pos="4320"/>
-          <w:tab w:val="left" w:pos="5040"/>
-          <w:tab w:val="left" w:pos="5760"/>
-          <w:tab w:val="left" w:pos="6480"/>
-          <w:tab w:val="left" w:pos="7200"/>
-          <w:tab w:val="left" w:pos="7920"/>
-          <w:tab w:val="left" w:pos="8640"/>
-        </w:tabs>
-        <w:bidi w:val="0"/>
-        <w:spacing w:before="0" w:line="240" w:lineRule="auto"/>
-        <w:ind w:left="0" w:right="0" w:firstLine="0"/>
-        <w:jc w:val="left"/>
-        <w:rPr>
-          <w:rFonts w:ascii="Times Roman" w:cs="Times Roman" w:hAnsi="Times Roman" w:eastAsia="Times Roman"/>
-          <w:rtl w:val="0"/>
-        </w:rPr>
-      </w:pPr>
-      <w:r>
-        <w:rPr>
-          <w:rFonts w:ascii="Times Roman" w:hAnsi="Times Roman"/>
-          <w:rtl w:val="0"/>
-          <w:lang w:val="en-US"/>
-        </w:rPr>
-        <w:t>----</w:t>
-      </w:r>
-    </w:p>
-    <w:p>
-      <w:pPr>
-        <w:pStyle w:val="Default"/>
-        <w:tabs>
-          <w:tab w:val="left" w:pos="720"/>
-          <w:tab w:val="left" w:pos="1440"/>
-          <w:tab w:val="left" w:pos="2160"/>
-          <w:tab w:val="left" w:pos="2880"/>
-          <w:tab w:val="left" w:pos="3600"/>
-          <w:tab w:val="left" w:pos="4320"/>
-          <w:tab w:val="left" w:pos="5040"/>
-          <w:tab w:val="left" w:pos="5760"/>
-          <w:tab w:val="left" w:pos="6480"/>
-          <w:tab w:val="left" w:pos="7200"/>
-          <w:tab w:val="left" w:pos="7920"/>
-          <w:tab w:val="left" w:pos="8640"/>
-        </w:tabs>
-        <w:bidi w:val="0"/>
-        <w:spacing w:before="0" w:line="240" w:lineRule="auto"/>
-        <w:ind w:left="0" w:right="0" w:firstLine="0"/>
-        <w:jc w:val="left"/>
-        <w:rPr>
-          <w:rFonts w:ascii="Times Roman" w:cs="Times Roman" w:hAnsi="Times Roman" w:eastAsia="Times Roman"/>
-          <w:rtl w:val="0"/>
-        </w:rPr>
-      </w:pPr>
-      <w:r>
-        <w:rPr>
-          <w:rFonts w:ascii="Times Roman" w:hAnsi="Times Roman"/>
-          <w:rtl w:val="0"/>
-        </w:rPr>
-        <w:t>5. &lt;#</w:t>
-      </w:r>
-      <w:r>
-        <w:rPr>
-          <w:rFonts w:ascii="Times Roman" w:hAnsi="Times Roman" w:hint="default"/>
-          <w:rtl w:val="0"/>
-        </w:rPr>
-        <w:t>Κ</w:t>
-      </w:r>
-      <w:r>
-        <w:rPr>
-          <w:rFonts w:ascii="Times Roman" w:hAnsi="Times Roman"/>
-          <w:rtl w:val="0"/>
-        </w:rPr>
-        <w:t>=20#&gt; &lt;#</w:t>
-      </w:r>
-      <w:r>
-        <w:rPr>
-          <w:rFonts w:ascii="Times Roman" w:hAnsi="Times Roman" w:hint="default"/>
-          <w:rtl w:val="0"/>
-        </w:rPr>
-        <w:t>Μ</w:t>
-      </w:r>
-      <w:r>
-        <w:rPr>
-          <w:rFonts w:ascii="Times Roman" w:hAnsi="Times Roman"/>
-          <w:rtl w:val="0"/>
-        </w:rPr>
-        <w:t>=40#&gt; &lt;#</w:t>
-      </w:r>
-      <w:r>
-        <w:rPr>
-          <w:rFonts w:ascii="Times Roman" w:hAnsi="Times Roman" w:hint="default"/>
-          <w:rtl w:val="0"/>
-        </w:rPr>
-        <w:t>Ξ̣</w:t>
-      </w:r>
-      <w:r>
-        <w:rPr>
-          <w:rFonts w:ascii="Times Roman" w:hAnsi="Times Roman"/>
-          <w:rtl w:val="0"/>
-        </w:rPr>
-        <w:t xml:space="preserve">=60#&gt;  </w:t>
-      </w:r>
-    </w:p>
-    <w:p>
-      <w:pPr>
-        <w:pStyle w:val="Default"/>
-        <w:tabs>
-          <w:tab w:val="left" w:pos="720"/>
-          <w:tab w:val="left" w:pos="1440"/>
-          <w:tab w:val="left" w:pos="2160"/>
-          <w:tab w:val="left" w:pos="2880"/>
-          <w:tab w:val="left" w:pos="3600"/>
-          <w:tab w:val="left" w:pos="4320"/>
-          <w:tab w:val="left" w:pos="5040"/>
-          <w:tab w:val="left" w:pos="5760"/>
-          <w:tab w:val="left" w:pos="6480"/>
-          <w:tab w:val="left" w:pos="7200"/>
-          <w:tab w:val="left" w:pos="7920"/>
-          <w:tab w:val="left" w:pos="8640"/>
-        </w:tabs>
-        <w:bidi w:val="0"/>
-        <w:spacing w:before="0" w:line="240" w:lineRule="auto"/>
-        <w:ind w:left="0" w:right="0" w:firstLine="0"/>
-        <w:jc w:val="left"/>
-        <w:rPr>
-          <w:rFonts w:ascii="Times Roman" w:cs="Times Roman" w:hAnsi="Times Roman" w:eastAsia="Times Roman"/>
-          <w:rtl w:val="0"/>
-        </w:rPr>
-      </w:pPr>
-      <w:r>
-        <w:rPr>
-          <w:rFonts w:ascii="Times Roman" w:hAnsi="Times Roman"/>
-          <w:rtl w:val="0"/>
-        </w:rPr>
-        <w:t>6. &lt;#</w:t>
-      </w:r>
-      <w:r>
-        <w:rPr>
-          <w:rFonts w:ascii="Times Roman" w:hAnsi="Times Roman" w:hint="default"/>
-          <w:rtl w:val="0"/>
-        </w:rPr>
-        <w:t>Μ</w:t>
-      </w:r>
-      <w:r>
-        <w:rPr>
-          <w:rFonts w:ascii="Times Roman" w:hAnsi="Times Roman"/>
-          <w:rtl w:val="0"/>
-        </w:rPr>
-        <w:t>=40#&gt; &lt;#</w:t>
-      </w:r>
-      <w:r>
-        <w:rPr>
-          <w:rFonts w:ascii="Times Roman" w:hAnsi="Times Roman" w:hint="default"/>
-          <w:rtl w:val="0"/>
-        </w:rPr>
-        <w:t>Κ</w:t>
-      </w:r>
-      <w:r>
-        <w:rPr>
-          <w:rFonts w:ascii="Times Roman" w:hAnsi="Times Roman"/>
-          <w:rtl w:val="0"/>
-          <w:lang w:val="en-US"/>
-        </w:rPr>
-        <w:t>=20#&gt; [&lt;#</w:t>
-      </w:r>
-      <w:r>
-        <w:rPr>
-          <w:rFonts w:ascii="Times Roman" w:hAnsi="Times Roman" w:hint="default"/>
-          <w:rtl w:val="0"/>
-        </w:rPr>
-        <w:t>Ξ</w:t>
-      </w:r>
-      <w:r>
-        <w:rPr>
-          <w:rFonts w:ascii="Times Roman" w:hAnsi="Times Roman"/>
-          <w:rtl w:val="0"/>
-          <w:lang w:val="en-US"/>
-        </w:rPr>
-        <w:t>=60#&gt;]</w:t>
-      </w:r>
-    </w:p>
-    <w:p>
-      <w:pPr>
-        <w:pStyle w:val="Default"/>
-        <w:tabs>
-          <w:tab w:val="left" w:pos="720"/>
-          <w:tab w:val="left" w:pos="1440"/>
-          <w:tab w:val="left" w:pos="2160"/>
-          <w:tab w:val="left" w:pos="2880"/>
-          <w:tab w:val="left" w:pos="3600"/>
-          <w:tab w:val="left" w:pos="4320"/>
-          <w:tab w:val="left" w:pos="5040"/>
-          <w:tab w:val="left" w:pos="5760"/>
-          <w:tab w:val="left" w:pos="6480"/>
-          <w:tab w:val="left" w:pos="7200"/>
-          <w:tab w:val="left" w:pos="7920"/>
-          <w:tab w:val="left" w:pos="8640"/>
-        </w:tabs>
-        <w:bidi w:val="0"/>
-        <w:spacing w:before="0" w:line="240" w:lineRule="auto"/>
-        <w:ind w:left="0" w:right="0" w:firstLine="0"/>
-        <w:jc w:val="left"/>
-        <w:rPr>
-          <w:rFonts w:ascii="Times Roman" w:cs="Times Roman" w:hAnsi="Times Roman" w:eastAsia="Times Roman"/>
-          <w:rtl w:val="0"/>
-        </w:rPr>
-      </w:pPr>
-      <w:r>
-        <w:rPr>
-          <w:rFonts w:ascii="Times Roman" w:hAnsi="Times Roman"/>
-          <w:rtl w:val="0"/>
-          <w:lang w:val="en-US"/>
-        </w:rPr>
-        <w:t>----</w:t>
-      </w:r>
-    </w:p>
-    <w:p>
-      <w:pPr>
-        <w:pStyle w:val="Default"/>
-        <w:tabs>
-          <w:tab w:val="left" w:pos="720"/>
-          <w:tab w:val="left" w:pos="1440"/>
-          <w:tab w:val="left" w:pos="2160"/>
-          <w:tab w:val="left" w:pos="2880"/>
-          <w:tab w:val="left" w:pos="3600"/>
-          <w:tab w:val="left" w:pos="4320"/>
-          <w:tab w:val="left" w:pos="5040"/>
-          <w:tab w:val="left" w:pos="5760"/>
-          <w:tab w:val="left" w:pos="6480"/>
-          <w:tab w:val="left" w:pos="7200"/>
-          <w:tab w:val="left" w:pos="7920"/>
-          <w:tab w:val="left" w:pos="8640"/>
-        </w:tabs>
-        <w:bidi w:val="0"/>
-        <w:spacing w:before="0" w:line="240" w:lineRule="auto"/>
-        <w:ind w:left="0" w:right="0" w:firstLine="0"/>
-        <w:jc w:val="left"/>
-        <w:rPr>
-          <w:rFonts w:ascii="Times Roman" w:cs="Times Roman" w:hAnsi="Times Roman" w:eastAsia="Times Roman"/>
-          <w:rtl w:val="0"/>
-        </w:rPr>
-      </w:pPr>
-      <w:r>
-        <w:rPr>
-          <w:rFonts w:ascii="Times Roman" w:hAnsi="Times Roman"/>
-          <w:rtl w:val="0"/>
-        </w:rPr>
-        <w:t>7. &lt;#</w:t>
-      </w:r>
-      <w:r>
-        <w:rPr>
-          <w:rFonts w:ascii="Times Roman" w:hAnsi="Times Roman" w:hint="default"/>
-          <w:rtl w:val="0"/>
-        </w:rPr>
-        <w:t>Κ</w:t>
-      </w:r>
-      <w:r>
-        <w:rPr>
-          <w:rFonts w:ascii="Times Roman" w:hAnsi="Times Roman"/>
-          <w:rtl w:val="0"/>
-        </w:rPr>
-        <w:t>=20#&gt; &lt;#</w:t>
-      </w:r>
-      <w:r>
-        <w:rPr>
-          <w:rFonts w:ascii="Times Roman" w:hAnsi="Times Roman" w:hint="default"/>
-          <w:rtl w:val="0"/>
-        </w:rPr>
-        <w:t>Ν</w:t>
-      </w:r>
-      <w:r>
-        <w:rPr>
-          <w:rFonts w:ascii="Times Roman" w:hAnsi="Times Roman"/>
-          <w:rtl w:val="0"/>
-        </w:rPr>
-        <w:t>=50#&gt; &lt;#</w:t>
-      </w:r>
-      <w:r>
-        <w:rPr>
-          <w:rFonts w:ascii="Times Roman" w:hAnsi="Times Roman" w:hint="default"/>
-          <w:rtl w:val="0"/>
-        </w:rPr>
-        <w:t>Ο</w:t>
-      </w:r>
-      <w:r>
-        <w:rPr>
-          <w:rFonts w:ascii="Times Roman" w:hAnsi="Times Roman"/>
-          <w:rtl w:val="0"/>
-        </w:rPr>
-        <w:t>=70#&gt;</w:t>
-      </w:r>
-    </w:p>
-    <w:p>
-      <w:pPr>
-        <w:pStyle w:val="Default"/>
-        <w:tabs>
-          <w:tab w:val="left" w:pos="720"/>
-          <w:tab w:val="left" w:pos="1440"/>
-          <w:tab w:val="left" w:pos="2160"/>
-          <w:tab w:val="left" w:pos="2880"/>
-          <w:tab w:val="left" w:pos="3600"/>
-          <w:tab w:val="left" w:pos="4320"/>
-          <w:tab w:val="left" w:pos="5040"/>
-          <w:tab w:val="left" w:pos="5760"/>
-          <w:tab w:val="left" w:pos="6480"/>
-          <w:tab w:val="left" w:pos="7200"/>
-          <w:tab w:val="left" w:pos="7920"/>
-          <w:tab w:val="left" w:pos="8640"/>
-        </w:tabs>
-        <w:bidi w:val="0"/>
-        <w:spacing w:before="0" w:line="240" w:lineRule="auto"/>
-        <w:ind w:left="0" w:right="0" w:firstLine="0"/>
-        <w:jc w:val="left"/>
-        <w:rPr>
-          <w:rFonts w:ascii="Times Roman" w:cs="Times Roman" w:hAnsi="Times Roman" w:eastAsia="Times Roman"/>
-          <w:rtl w:val="0"/>
-        </w:rPr>
-      </w:pPr>
-      <w:r>
-        <w:rPr>
-          <w:rFonts w:ascii="Times Roman" w:hAnsi="Times Roman"/>
-          <w:rtl w:val="0"/>
-        </w:rPr>
-        <w:t>8. &lt;#</w:t>
-      </w:r>
-      <w:r>
-        <w:rPr>
-          <w:rFonts w:ascii="Times Roman" w:hAnsi="Times Roman" w:hint="default"/>
-          <w:rtl w:val="0"/>
-        </w:rPr>
-        <w:t>Ν</w:t>
-      </w:r>
-      <w:r>
-        <w:rPr>
-          <w:rFonts w:ascii="Times Roman" w:hAnsi="Times Roman"/>
-          <w:rtl w:val="0"/>
-        </w:rPr>
-        <w:t>=50#&gt; &lt;#</w:t>
-      </w:r>
-      <w:r>
-        <w:rPr>
-          <w:rFonts w:ascii="Times Roman" w:hAnsi="Times Roman" w:hint="default"/>
-          <w:rtl w:val="0"/>
-        </w:rPr>
-        <w:t>Κ</w:t>
-      </w:r>
-      <w:r>
-        <w:rPr>
-          <w:rFonts w:ascii="Times Roman" w:hAnsi="Times Roman"/>
-          <w:rtl w:val="0"/>
-        </w:rPr>
-        <w:t>=20#&gt; &lt;#</w:t>
-      </w:r>
-      <w:r>
-        <w:rPr>
-          <w:rFonts w:ascii="Times Roman" w:hAnsi="Times Roman" w:hint="default"/>
-          <w:rtl w:val="0"/>
-        </w:rPr>
-        <w:t>Ο</w:t>
-      </w:r>
-      <w:r>
-        <w:rPr>
-          <w:rFonts w:ascii="Times Roman" w:hAnsi="Times Roman"/>
-          <w:rtl w:val="0"/>
-        </w:rPr>
-        <w:t>=70#&gt;</w:t>
-      </w:r>
-    </w:p>
-    <w:p>
-      <w:pPr>
-        <w:pStyle w:val="Default"/>
-        <w:tabs>
-          <w:tab w:val="left" w:pos="720"/>
-          <w:tab w:val="left" w:pos="1440"/>
-          <w:tab w:val="left" w:pos="2160"/>
-          <w:tab w:val="left" w:pos="2880"/>
-          <w:tab w:val="left" w:pos="3600"/>
-          <w:tab w:val="left" w:pos="4320"/>
-          <w:tab w:val="left" w:pos="5040"/>
-          <w:tab w:val="left" w:pos="5760"/>
-          <w:tab w:val="left" w:pos="6480"/>
-          <w:tab w:val="left" w:pos="7200"/>
-          <w:tab w:val="left" w:pos="7920"/>
-          <w:tab w:val="left" w:pos="8640"/>
-        </w:tabs>
-        <w:bidi w:val="0"/>
-        <w:spacing w:before="0" w:line="240" w:lineRule="auto"/>
-        <w:ind w:left="0" w:right="0" w:firstLine="0"/>
-        <w:jc w:val="left"/>
-        <w:rPr>
-          <w:rFonts w:ascii="Times Roman" w:cs="Times Roman" w:hAnsi="Times Roman" w:eastAsia="Times Roman"/>
-          <w:rtl w:val="0"/>
-        </w:rPr>
-      </w:pPr>
-      <w:r>
-        <w:rPr>
-          <w:rFonts w:ascii="Times Roman" w:hAnsi="Times Roman"/>
-          <w:rtl w:val="0"/>
-          <w:lang w:val="en-US"/>
-        </w:rPr>
-        <w:t xml:space="preserve">=&gt;=D&gt; </w:t>
-      </w:r>
-    </w:p>
-    <w:p>
-      <w:pPr>
-        <w:pStyle w:val="Default"/>
-        <w:tabs>
-          <w:tab w:val="left" w:pos="720"/>
-          <w:tab w:val="left" w:pos="1440"/>
-          <w:tab w:val="left" w:pos="2160"/>
-          <w:tab w:val="left" w:pos="2880"/>
-          <w:tab w:val="left" w:pos="3600"/>
-          <w:tab w:val="left" w:pos="4320"/>
-          <w:tab w:val="left" w:pos="5040"/>
-          <w:tab w:val="left" w:pos="5760"/>
-          <w:tab w:val="left" w:pos="6480"/>
-          <w:tab w:val="left" w:pos="7200"/>
-          <w:tab w:val="left" w:pos="7920"/>
-          <w:tab w:val="left" w:pos="8640"/>
-        </w:tabs>
-        <w:bidi w:val="0"/>
-        <w:spacing w:before="0" w:line="240" w:lineRule="auto"/>
-        <w:ind w:left="0" w:right="0" w:firstLine="0"/>
-        <w:jc w:val="left"/>
-        <w:rPr>
-          <w:rFonts w:ascii="Times Roman" w:cs="Times Roman" w:hAnsi="Times Roman" w:eastAsia="Times Roman"/>
-          <w:rtl w:val="0"/>
-        </w:rPr>
-      </w:pPr>
-      <w:r>
-        <w:rPr>
-          <w:rFonts w:ascii="Times Roman" w:hAnsi="Times Roman"/>
-          <w:rtl w:val="0"/>
-          <w:lang w:val="en-US"/>
-        </w:rPr>
-        <w:t>&lt;D=.2.column&lt;=</w:t>
-      </w:r>
-    </w:p>
-    <w:p>
-      <w:pPr>
-        <w:pStyle w:val="Default"/>
-        <w:tabs>
-          <w:tab w:val="left" w:pos="720"/>
-          <w:tab w:val="left" w:pos="1440"/>
-          <w:tab w:val="left" w:pos="2160"/>
-          <w:tab w:val="left" w:pos="2880"/>
-          <w:tab w:val="left" w:pos="3600"/>
-          <w:tab w:val="left" w:pos="4320"/>
-          <w:tab w:val="left" w:pos="5040"/>
-          <w:tab w:val="left" w:pos="5760"/>
-          <w:tab w:val="left" w:pos="6480"/>
-          <w:tab w:val="left" w:pos="7200"/>
-          <w:tab w:val="left" w:pos="7920"/>
-          <w:tab w:val="left" w:pos="8640"/>
-        </w:tabs>
-        <w:bidi w:val="0"/>
-        <w:spacing w:before="0" w:line="240" w:lineRule="auto"/>
-        <w:ind w:left="0" w:right="0" w:firstLine="0"/>
-        <w:jc w:val="left"/>
-        <w:rPr>
-          <w:rFonts w:ascii="Times Roman" w:cs="Times Roman" w:hAnsi="Times Roman" w:eastAsia="Times Roman"/>
-          <w:rtl w:val="0"/>
-        </w:rPr>
-      </w:pPr>
-      <w:r>
-        <w:rPr>
-          <w:rFonts w:ascii="Times Roman" w:hAnsi="Times Roman"/>
-          <w:rtl w:val="0"/>
-        </w:rPr>
-        <w:t>1. &lt;#</w:t>
-      </w:r>
-      <w:r>
-        <w:rPr>
-          <w:rFonts w:ascii="Times Roman" w:hAnsi="Times Roman" w:hint="default"/>
-          <w:rtl w:val="0"/>
-        </w:rPr>
-        <w:t>Κ</w:t>
-      </w:r>
-      <w:r>
-        <w:rPr>
-          <w:rFonts w:ascii="Times Roman" w:hAnsi="Times Roman"/>
-          <w:rtl w:val="0"/>
-        </w:rPr>
-        <w:t>=20#&gt; &lt;#</w:t>
-      </w:r>
-      <w:r>
-        <w:rPr>
-          <w:rFonts w:ascii="Times Roman" w:hAnsi="Times Roman" w:hint="default"/>
-          <w:rtl w:val="0"/>
-        </w:rPr>
-        <w:t>Ξ</w:t>
-      </w:r>
-      <w:r>
-        <w:rPr>
-          <w:rFonts w:ascii="Times Roman" w:hAnsi="Times Roman"/>
-          <w:rtl w:val="0"/>
-        </w:rPr>
-        <w:t>=60#&gt; &lt;#</w:t>
-      </w:r>
-      <w:r>
-        <w:rPr>
-          <w:rFonts w:ascii="Times Roman" w:hAnsi="Times Roman" w:hint="default"/>
-          <w:rtl w:val="0"/>
-        </w:rPr>
-        <w:t>Π</w:t>
-      </w:r>
-      <w:r>
-        <w:rPr>
-          <w:rFonts w:ascii="Times Roman" w:hAnsi="Times Roman"/>
-          <w:rtl w:val="0"/>
-        </w:rPr>
-        <w:t>=80#&gt;</w:t>
-      </w:r>
-    </w:p>
-    <w:p>
-      <w:pPr>
-        <w:pStyle w:val="Default"/>
-        <w:tabs>
-          <w:tab w:val="left" w:pos="720"/>
-          <w:tab w:val="left" w:pos="1440"/>
-          <w:tab w:val="left" w:pos="2160"/>
-          <w:tab w:val="left" w:pos="2880"/>
-          <w:tab w:val="left" w:pos="3600"/>
-          <w:tab w:val="left" w:pos="4320"/>
-          <w:tab w:val="left" w:pos="5040"/>
-          <w:tab w:val="left" w:pos="5760"/>
-          <w:tab w:val="left" w:pos="6480"/>
-          <w:tab w:val="left" w:pos="7200"/>
-          <w:tab w:val="left" w:pos="7920"/>
-          <w:tab w:val="left" w:pos="8640"/>
-        </w:tabs>
-        <w:bidi w:val="0"/>
-        <w:spacing w:before="0" w:line="240" w:lineRule="auto"/>
-        <w:ind w:left="0" w:right="0" w:firstLine="0"/>
-        <w:jc w:val="left"/>
-        <w:rPr>
-          <w:rFonts w:ascii="Times Roman" w:cs="Times Roman" w:hAnsi="Times Roman" w:eastAsia="Times Roman"/>
-          <w:rtl w:val="0"/>
-        </w:rPr>
-      </w:pPr>
-      <w:r>
-        <w:rPr>
-          <w:rFonts w:ascii="Times Roman" w:hAnsi="Times Roman"/>
-          <w:rtl w:val="0"/>
-        </w:rPr>
-        <w:t>2. &lt;#</w:t>
-      </w:r>
-      <w:r>
-        <w:rPr>
-          <w:rFonts w:ascii="Times Roman" w:hAnsi="Times Roman" w:hint="default"/>
-          <w:rtl w:val="0"/>
-        </w:rPr>
-        <w:t>Ξ</w:t>
-      </w:r>
-      <w:r>
-        <w:rPr>
-          <w:rFonts w:ascii="Times Roman" w:hAnsi="Times Roman"/>
-          <w:rtl w:val="0"/>
-        </w:rPr>
-        <w:t>=60#&gt; &lt;#</w:t>
-      </w:r>
-      <w:r>
-        <w:rPr>
-          <w:rFonts w:ascii="Times Roman" w:hAnsi="Times Roman" w:hint="default"/>
-          <w:rtl w:val="0"/>
-        </w:rPr>
-        <w:t>Κ</w:t>
-      </w:r>
-      <w:r>
-        <w:rPr>
-          <w:rFonts w:ascii="Times Roman" w:hAnsi="Times Roman"/>
-          <w:rtl w:val="0"/>
-        </w:rPr>
-        <w:t>=20#&gt; &lt;#</w:t>
-      </w:r>
-      <w:r>
-        <w:rPr>
-          <w:rFonts w:ascii="Times Roman" w:hAnsi="Times Roman" w:hint="default"/>
-          <w:rtl w:val="0"/>
-        </w:rPr>
-        <w:t>Π</w:t>
-      </w:r>
-      <w:r>
-        <w:rPr>
-          <w:rFonts w:ascii="Times Roman" w:hAnsi="Times Roman"/>
-          <w:rtl w:val="0"/>
-        </w:rPr>
-        <w:t>=80#&gt;</w:t>
-      </w:r>
-    </w:p>
-    <w:p>
-      <w:pPr>
-        <w:pStyle w:val="Default"/>
-        <w:tabs>
-          <w:tab w:val="left" w:pos="720"/>
-          <w:tab w:val="left" w:pos="1440"/>
-          <w:tab w:val="left" w:pos="2160"/>
-          <w:tab w:val="left" w:pos="2880"/>
-          <w:tab w:val="left" w:pos="3600"/>
-          <w:tab w:val="left" w:pos="4320"/>
-          <w:tab w:val="left" w:pos="5040"/>
-          <w:tab w:val="left" w:pos="5760"/>
-          <w:tab w:val="left" w:pos="6480"/>
-          <w:tab w:val="left" w:pos="7200"/>
-          <w:tab w:val="left" w:pos="7920"/>
-          <w:tab w:val="left" w:pos="8640"/>
-        </w:tabs>
-        <w:bidi w:val="0"/>
-        <w:spacing w:before="0" w:line="240" w:lineRule="auto"/>
-        <w:ind w:left="0" w:right="0" w:firstLine="0"/>
-        <w:jc w:val="left"/>
-        <w:rPr>
-          <w:rFonts w:ascii="Times Roman" w:cs="Times Roman" w:hAnsi="Times Roman" w:eastAsia="Times Roman"/>
-          <w:rtl w:val="0"/>
-        </w:rPr>
-      </w:pPr>
-      <w:r>
-        <w:rPr>
-          <w:rFonts w:ascii="Times Roman" w:hAnsi="Times Roman"/>
-          <w:rtl w:val="0"/>
-          <w:lang w:val="en-US"/>
-        </w:rPr>
-        <w:t>----</w:t>
-      </w:r>
-    </w:p>
-    <w:p>
-      <w:pPr>
-        <w:pStyle w:val="Default"/>
-        <w:tabs>
-          <w:tab w:val="left" w:pos="720"/>
-          <w:tab w:val="left" w:pos="1440"/>
-          <w:tab w:val="left" w:pos="2160"/>
-          <w:tab w:val="left" w:pos="2880"/>
-          <w:tab w:val="left" w:pos="3600"/>
-          <w:tab w:val="left" w:pos="4320"/>
-          <w:tab w:val="left" w:pos="5040"/>
-          <w:tab w:val="left" w:pos="5760"/>
-          <w:tab w:val="left" w:pos="6480"/>
-          <w:tab w:val="left" w:pos="7200"/>
-          <w:tab w:val="left" w:pos="7920"/>
-          <w:tab w:val="left" w:pos="8640"/>
-        </w:tabs>
-        <w:bidi w:val="0"/>
-        <w:spacing w:before="0" w:line="240" w:lineRule="auto"/>
-        <w:ind w:left="0" w:right="0" w:firstLine="0"/>
-        <w:jc w:val="left"/>
-        <w:rPr>
-          <w:rFonts w:ascii="Times Roman" w:cs="Times Roman" w:hAnsi="Times Roman" w:eastAsia="Times Roman"/>
-          <w:rtl w:val="0"/>
-        </w:rPr>
-      </w:pPr>
-      <w:r>
-        <w:rPr>
-          <w:rFonts w:ascii="Times Roman" w:hAnsi="Times Roman"/>
-          <w:rtl w:val="0"/>
-        </w:rPr>
-        <w:t>3. &lt;#</w:t>
-      </w:r>
-      <w:r>
-        <w:rPr>
-          <w:rFonts w:ascii="Times Roman" w:hAnsi="Times Roman" w:hint="default"/>
-          <w:rtl w:val="0"/>
-        </w:rPr>
-        <w:t>Κ</w:t>
-      </w:r>
-      <w:r>
-        <w:rPr>
-          <w:rFonts w:ascii="Times Roman" w:hAnsi="Times Roman"/>
-          <w:rtl w:val="0"/>
-        </w:rPr>
-        <w:t>=20#&gt; &lt;#</w:t>
-      </w:r>
-      <w:r>
-        <w:rPr>
-          <w:rFonts w:ascii="Times Roman" w:hAnsi="Times Roman" w:hint="default"/>
-          <w:rtl w:val="0"/>
-        </w:rPr>
-        <w:t>Ο</w:t>
-      </w:r>
-      <w:r>
-        <w:rPr>
-          <w:rFonts w:ascii="Times Roman" w:hAnsi="Times Roman"/>
-          <w:rtl w:val="0"/>
-        </w:rPr>
-        <w:t>=70#&gt; &lt;#</w:t>
-      </w:r>
-      <w:r>
-        <w:rPr>
-          <w:rFonts w:ascii="Arial Unicode MS" w:cs="Arial Unicode MS" w:hAnsi="Arial Unicode MS" w:eastAsia="Arial Unicode MS" w:hint="default"/>
-          <w:b w:val="0"/>
-          <w:bCs w:val="0"/>
-          <w:i w:val="0"/>
-          <w:iCs w:val="0"/>
-          <w:rtl w:val="0"/>
-        </w:rPr>
-        <w:t>Ϙ</w:t>
-      </w:r>
-      <w:r>
-        <w:rPr>
-          <w:rFonts w:ascii="Times Roman" w:hAnsi="Times Roman"/>
-          <w:rtl w:val="0"/>
-        </w:rPr>
-        <w:t>=90#&gt;</w:t>
-      </w:r>
-    </w:p>
-    <w:p>
-      <w:pPr>
-        <w:pStyle w:val="Default"/>
-        <w:tabs>
-          <w:tab w:val="left" w:pos="720"/>
-          <w:tab w:val="left" w:pos="1440"/>
-          <w:tab w:val="left" w:pos="2160"/>
-          <w:tab w:val="left" w:pos="2880"/>
-          <w:tab w:val="left" w:pos="3600"/>
-          <w:tab w:val="left" w:pos="4320"/>
-          <w:tab w:val="left" w:pos="5040"/>
-          <w:tab w:val="left" w:pos="5760"/>
-          <w:tab w:val="left" w:pos="6480"/>
-          <w:tab w:val="left" w:pos="7200"/>
-          <w:tab w:val="left" w:pos="7920"/>
-          <w:tab w:val="left" w:pos="8640"/>
-        </w:tabs>
-        <w:bidi w:val="0"/>
-        <w:spacing w:before="0" w:line="240" w:lineRule="auto"/>
-        <w:ind w:left="0" w:right="0" w:firstLine="0"/>
-        <w:jc w:val="left"/>
-        <w:rPr>
-          <w:rFonts w:ascii="Times Roman" w:cs="Times Roman" w:hAnsi="Times Roman" w:eastAsia="Times Roman"/>
-          <w:rtl w:val="0"/>
-        </w:rPr>
-      </w:pPr>
-      <w:r>
-        <w:rPr>
-          <w:rFonts w:ascii="Times Roman" w:hAnsi="Times Roman"/>
-          <w:rtl w:val="0"/>
-        </w:rPr>
-        <w:t>4. &lt;#</w:t>
-      </w:r>
-      <w:r>
-        <w:rPr>
-          <w:rFonts w:ascii="Times Roman" w:hAnsi="Times Roman" w:hint="default"/>
-          <w:rtl w:val="0"/>
-        </w:rPr>
-        <w:t>Ο</w:t>
-      </w:r>
-      <w:r>
-        <w:rPr>
-          <w:rFonts w:ascii="Times Roman" w:hAnsi="Times Roman"/>
-          <w:rtl w:val="0"/>
-        </w:rPr>
-        <w:t>=70#&gt; &lt;#</w:t>
-      </w:r>
-      <w:r>
-        <w:rPr>
-          <w:rFonts w:ascii="Times Roman" w:hAnsi="Times Roman" w:hint="default"/>
-          <w:rtl w:val="0"/>
-        </w:rPr>
-        <w:t>Κ</w:t>
-      </w:r>
-      <w:r>
-        <w:rPr>
-          <w:rFonts w:ascii="Times Roman" w:hAnsi="Times Roman"/>
-          <w:rtl w:val="0"/>
-        </w:rPr>
-        <w:t>=20#&gt; &lt;#</w:t>
-      </w:r>
-      <w:r>
-        <w:rPr>
-          <w:rFonts w:ascii="Arial Unicode MS" w:cs="Arial Unicode MS" w:hAnsi="Arial Unicode MS" w:eastAsia="Arial Unicode MS" w:hint="default"/>
-          <w:b w:val="0"/>
-          <w:bCs w:val="0"/>
-          <w:i w:val="0"/>
-          <w:iCs w:val="0"/>
-          <w:rtl w:val="0"/>
-        </w:rPr>
-        <w:t>Ϙ</w:t>
-      </w:r>
-      <w:r>
-        <w:rPr>
-          <w:rFonts w:ascii="Times Roman" w:hAnsi="Times Roman"/>
-          <w:rtl w:val="0"/>
-        </w:rPr>
-        <w:t>=90#&gt;</w:t>
-      </w:r>
-    </w:p>
-    <w:p>
-      <w:pPr>
-        <w:pStyle w:val="Default"/>
-        <w:tabs>
-          <w:tab w:val="left" w:pos="720"/>
-          <w:tab w:val="left" w:pos="1440"/>
-          <w:tab w:val="left" w:pos="2160"/>
-          <w:tab w:val="left" w:pos="2880"/>
-          <w:tab w:val="left" w:pos="3600"/>
-          <w:tab w:val="left" w:pos="4320"/>
-          <w:tab w:val="left" w:pos="5040"/>
-          <w:tab w:val="left" w:pos="5760"/>
-          <w:tab w:val="left" w:pos="6480"/>
-          <w:tab w:val="left" w:pos="7200"/>
-          <w:tab w:val="left" w:pos="7920"/>
-          <w:tab w:val="left" w:pos="8640"/>
-        </w:tabs>
-        <w:bidi w:val="0"/>
-        <w:spacing w:before="0" w:line="240" w:lineRule="auto"/>
-        <w:ind w:left="0" w:right="0" w:firstLine="0"/>
-        <w:jc w:val="left"/>
-        <w:rPr>
-          <w:rFonts w:ascii="Times Roman" w:cs="Times Roman" w:hAnsi="Times Roman" w:eastAsia="Times Roman"/>
-          <w:rtl w:val="0"/>
-        </w:rPr>
-      </w:pPr>
-      <w:r>
-        <w:rPr>
-          <w:rFonts w:ascii="Times Roman" w:hAnsi="Times Roman"/>
-          <w:rtl w:val="0"/>
-          <w:lang w:val="en-US"/>
-        </w:rPr>
-        <w:t>----</w:t>
-      </w:r>
-    </w:p>
-    <w:p>
-      <w:pPr>
-        <w:pStyle w:val="Default"/>
-        <w:tabs>
-          <w:tab w:val="left" w:pos="720"/>
-          <w:tab w:val="left" w:pos="1440"/>
-          <w:tab w:val="left" w:pos="2160"/>
-          <w:tab w:val="left" w:pos="2880"/>
-          <w:tab w:val="left" w:pos="3600"/>
-          <w:tab w:val="left" w:pos="4320"/>
-          <w:tab w:val="left" w:pos="5040"/>
-          <w:tab w:val="left" w:pos="5760"/>
-          <w:tab w:val="left" w:pos="6480"/>
-          <w:tab w:val="left" w:pos="7200"/>
-          <w:tab w:val="left" w:pos="7920"/>
-          <w:tab w:val="left" w:pos="8640"/>
-        </w:tabs>
-        <w:bidi w:val="0"/>
-        <w:spacing w:before="0" w:line="240" w:lineRule="auto"/>
-        <w:ind w:left="0" w:right="0" w:firstLine="0"/>
-        <w:jc w:val="left"/>
-        <w:rPr>
-          <w:rFonts w:ascii="Times Roman" w:cs="Times Roman" w:hAnsi="Times Roman" w:eastAsia="Times Roman"/>
-          <w:rtl w:val="0"/>
-        </w:rPr>
-      </w:pPr>
-      <w:r>
-        <w:rPr>
-          <w:rFonts w:ascii="Times Roman" w:hAnsi="Times Roman"/>
-          <w:rtl w:val="0"/>
-        </w:rPr>
-        <w:t>5. &lt;#</w:t>
-      </w:r>
-      <w:r>
-        <w:rPr>
-          <w:rFonts w:ascii="Times Roman" w:hAnsi="Times Roman" w:hint="default"/>
-          <w:rtl w:val="0"/>
-        </w:rPr>
-        <w:t>Κ</w:t>
-      </w:r>
-      <w:r>
-        <w:rPr>
-          <w:rFonts w:ascii="Times Roman" w:hAnsi="Times Roman"/>
-          <w:rtl w:val="0"/>
-        </w:rPr>
-        <w:t>=20#&gt; &lt;#</w:t>
-      </w:r>
-      <w:r>
-        <w:rPr>
-          <w:rFonts w:ascii="Times Roman" w:hAnsi="Times Roman" w:hint="default"/>
-          <w:rtl w:val="0"/>
-        </w:rPr>
-        <w:t>Π</w:t>
-      </w:r>
-      <w:r>
-        <w:rPr>
-          <w:rFonts w:ascii="Times Roman" w:hAnsi="Times Roman"/>
-          <w:rtl w:val="0"/>
-        </w:rPr>
-        <w:t>=80#&gt; &lt;#</w:t>
-      </w:r>
-      <w:r>
-        <w:rPr>
-          <w:rFonts w:ascii="Times Roman" w:hAnsi="Times Roman" w:hint="default"/>
-          <w:rtl w:val="0"/>
-        </w:rPr>
-        <w:t>Ρ</w:t>
-      </w:r>
-      <w:r>
-        <w:rPr>
-          <w:rFonts w:ascii="Times Roman" w:hAnsi="Times Roman"/>
-          <w:rtl w:val="0"/>
-        </w:rPr>
-        <w:t>=100#&gt;</w:t>
-      </w:r>
-    </w:p>
-    <w:p>
-      <w:pPr>
-        <w:pStyle w:val="Default"/>
-        <w:tabs>
-          <w:tab w:val="left" w:pos="720"/>
-          <w:tab w:val="left" w:pos="1440"/>
-          <w:tab w:val="left" w:pos="2160"/>
-          <w:tab w:val="left" w:pos="2880"/>
-          <w:tab w:val="left" w:pos="3600"/>
-          <w:tab w:val="left" w:pos="4320"/>
-          <w:tab w:val="left" w:pos="5040"/>
-          <w:tab w:val="left" w:pos="5760"/>
-          <w:tab w:val="left" w:pos="6480"/>
-          <w:tab w:val="left" w:pos="7200"/>
-          <w:tab w:val="left" w:pos="7920"/>
-          <w:tab w:val="left" w:pos="8640"/>
-        </w:tabs>
-        <w:bidi w:val="0"/>
-        <w:spacing w:before="0" w:line="240" w:lineRule="auto"/>
-        <w:ind w:left="0" w:right="0" w:firstLine="0"/>
-        <w:jc w:val="left"/>
-        <w:rPr>
-          <w:rFonts w:ascii="Times Roman" w:cs="Times Roman" w:hAnsi="Times Roman" w:eastAsia="Times Roman"/>
-          <w:rtl w:val="0"/>
-        </w:rPr>
-      </w:pPr>
-      <w:r>
-        <w:rPr>
-          <w:rFonts w:ascii="Times Roman" w:hAnsi="Times Roman"/>
-          <w:rtl w:val="0"/>
-        </w:rPr>
-        <w:t>6. &lt;#</w:t>
-      </w:r>
-      <w:r>
-        <w:rPr>
-          <w:rFonts w:ascii="Times Roman" w:hAnsi="Times Roman" w:hint="default"/>
-          <w:rtl w:val="0"/>
-        </w:rPr>
-        <w:t>Π</w:t>
-      </w:r>
-      <w:r>
-        <w:rPr>
-          <w:rFonts w:ascii="Times Roman" w:hAnsi="Times Roman"/>
-          <w:rtl w:val="0"/>
-        </w:rPr>
-        <w:t>=80#&gt; &lt;#</w:t>
-      </w:r>
-      <w:r>
-        <w:rPr>
-          <w:rFonts w:ascii="Times Roman" w:hAnsi="Times Roman" w:hint="default"/>
-          <w:rtl w:val="0"/>
-        </w:rPr>
-        <w:t>Κ</w:t>
-      </w:r>
-      <w:r>
-        <w:rPr>
-          <w:rFonts w:ascii="Times Roman" w:hAnsi="Times Roman"/>
-          <w:rtl w:val="0"/>
-        </w:rPr>
-        <w:t>=20#&gt; &lt;#</w:t>
-      </w:r>
-      <w:r>
-        <w:rPr>
-          <w:rFonts w:ascii="Times Roman" w:hAnsi="Times Roman" w:hint="default"/>
-          <w:rtl w:val="0"/>
-        </w:rPr>
-        <w:t>Ρ</w:t>
-      </w:r>
-      <w:r>
-        <w:rPr>
-          <w:rFonts w:ascii="Times Roman" w:hAnsi="Times Roman"/>
-          <w:rtl w:val="0"/>
-        </w:rPr>
-        <w:t>=100#&gt;</w:t>
-      </w:r>
-    </w:p>
-    <w:p>
-      <w:pPr>
-        <w:pStyle w:val="Default"/>
-        <w:tabs>
-          <w:tab w:val="left" w:pos="720"/>
-          <w:tab w:val="left" w:pos="1440"/>
-          <w:tab w:val="left" w:pos="2160"/>
-          <w:tab w:val="left" w:pos="2880"/>
-          <w:tab w:val="left" w:pos="3600"/>
-          <w:tab w:val="left" w:pos="4320"/>
-          <w:tab w:val="left" w:pos="5040"/>
-          <w:tab w:val="left" w:pos="5760"/>
-          <w:tab w:val="left" w:pos="6480"/>
-          <w:tab w:val="left" w:pos="7200"/>
-          <w:tab w:val="left" w:pos="7920"/>
-          <w:tab w:val="left" w:pos="8640"/>
-        </w:tabs>
-        <w:bidi w:val="0"/>
-        <w:spacing w:before="0" w:line="240" w:lineRule="auto"/>
-        <w:ind w:left="0" w:right="0" w:firstLine="0"/>
-        <w:jc w:val="left"/>
-        <w:rPr>
-          <w:rFonts w:ascii="Times Roman" w:cs="Times Roman" w:hAnsi="Times Roman" w:eastAsia="Times Roman"/>
-          <w:rtl w:val="0"/>
-        </w:rPr>
-      </w:pPr>
-      <w:r>
-        <w:rPr>
-          <w:rFonts w:ascii="Times Roman" w:hAnsi="Times Roman"/>
-          <w:rtl w:val="0"/>
-          <w:lang w:val="en-US"/>
-        </w:rPr>
-        <w:t>----</w:t>
-      </w:r>
-    </w:p>
-    <w:p>
-      <w:pPr>
-        <w:pStyle w:val="Default"/>
-        <w:tabs>
-          <w:tab w:val="left" w:pos="720"/>
-          <w:tab w:val="left" w:pos="1440"/>
-          <w:tab w:val="left" w:pos="2160"/>
-          <w:tab w:val="left" w:pos="2880"/>
-          <w:tab w:val="left" w:pos="3600"/>
-          <w:tab w:val="left" w:pos="4320"/>
-          <w:tab w:val="left" w:pos="5040"/>
-          <w:tab w:val="left" w:pos="5760"/>
-          <w:tab w:val="left" w:pos="6480"/>
-          <w:tab w:val="left" w:pos="7200"/>
-          <w:tab w:val="left" w:pos="7920"/>
-          <w:tab w:val="left" w:pos="8640"/>
-        </w:tabs>
-        <w:bidi w:val="0"/>
-        <w:spacing w:before="0" w:line="240" w:lineRule="auto"/>
-        <w:ind w:left="0" w:right="0" w:firstLine="0"/>
-        <w:jc w:val="left"/>
-        <w:rPr>
-          <w:rFonts w:ascii="Times Roman" w:cs="Times Roman" w:hAnsi="Times Roman" w:eastAsia="Times Roman"/>
-          <w:rtl w:val="0"/>
-        </w:rPr>
-      </w:pPr>
-      <w:r>
-        <w:rPr>
-          <w:rFonts w:ascii="Times Roman" w:hAnsi="Times Roman"/>
-          <w:rtl w:val="0"/>
-        </w:rPr>
-        <w:t>7. &lt;#</w:t>
-      </w:r>
-      <w:r>
-        <w:rPr>
-          <w:rFonts w:ascii="Times Roman" w:hAnsi="Times Roman" w:hint="default"/>
-          <w:rtl w:val="0"/>
-        </w:rPr>
-        <w:t>Κ</w:t>
-      </w:r>
-      <w:r>
-        <w:rPr>
-          <w:rFonts w:ascii="Times Roman" w:hAnsi="Times Roman"/>
-          <w:rtl w:val="0"/>
-        </w:rPr>
-        <w:t>=20#&gt; &lt;#</w:t>
-      </w:r>
-      <w:r>
-        <w:rPr>
-          <w:rFonts w:ascii="Arial Unicode MS" w:cs="Arial Unicode MS" w:hAnsi="Arial Unicode MS" w:eastAsia="Arial Unicode MS" w:hint="default"/>
-          <w:b w:val="0"/>
-          <w:bCs w:val="0"/>
-          <w:i w:val="0"/>
-          <w:iCs w:val="0"/>
-          <w:rtl w:val="0"/>
-        </w:rPr>
-        <w:t>Ϙ</w:t>
-      </w:r>
-      <w:r>
-        <w:rPr>
-          <w:rFonts w:ascii="Times Roman" w:hAnsi="Times Roman"/>
-          <w:rtl w:val="0"/>
-        </w:rPr>
-        <w:t>=90#&gt; &lt;#</w:t>
-      </w:r>
-      <w:r>
-        <w:rPr>
-          <w:rFonts w:ascii="Times Roman" w:hAnsi="Times Roman" w:hint="default"/>
-          <w:rtl w:val="0"/>
-        </w:rPr>
-        <w:t>ΡΙ</w:t>
-      </w:r>
-      <w:r>
-        <w:rPr>
-          <w:rFonts w:ascii="Times Roman" w:hAnsi="Times Roman"/>
-          <w:rtl w:val="0"/>
-        </w:rPr>
-        <w:t>=110#&gt;</w:t>
-      </w:r>
-    </w:p>
-    <w:p>
-      <w:pPr>
-        <w:pStyle w:val="Default"/>
-        <w:tabs>
-          <w:tab w:val="left" w:pos="720"/>
-          <w:tab w:val="left" w:pos="1440"/>
-          <w:tab w:val="left" w:pos="2160"/>
-          <w:tab w:val="left" w:pos="2880"/>
-          <w:tab w:val="left" w:pos="3600"/>
-          <w:tab w:val="left" w:pos="4320"/>
-          <w:tab w:val="left" w:pos="5040"/>
-          <w:tab w:val="left" w:pos="5760"/>
-          <w:tab w:val="left" w:pos="6480"/>
-          <w:tab w:val="left" w:pos="7200"/>
-          <w:tab w:val="left" w:pos="7920"/>
-          <w:tab w:val="left" w:pos="8640"/>
-        </w:tabs>
-        <w:bidi w:val="0"/>
-        <w:spacing w:before="0" w:line="240" w:lineRule="auto"/>
-        <w:ind w:left="0" w:right="0" w:firstLine="0"/>
-        <w:jc w:val="left"/>
-        <w:rPr>
-          <w:rFonts w:ascii="Times Roman" w:cs="Times Roman" w:hAnsi="Times Roman" w:eastAsia="Times Roman"/>
-          <w:rtl w:val="0"/>
-        </w:rPr>
-      </w:pPr>
-      <w:r>
-        <w:rPr>
-          <w:rFonts w:ascii="Times Roman" w:hAnsi="Times Roman"/>
-          <w:rtl w:val="0"/>
-        </w:rPr>
-        <w:t>8. &lt;#</w:t>
-      </w:r>
-      <w:r>
-        <w:rPr>
-          <w:rFonts w:ascii="Arial Unicode MS" w:cs="Arial Unicode MS" w:hAnsi="Arial Unicode MS" w:eastAsia="Arial Unicode MS" w:hint="default"/>
-          <w:b w:val="0"/>
-          <w:bCs w:val="0"/>
-          <w:i w:val="0"/>
-          <w:iCs w:val="0"/>
-          <w:rtl w:val="0"/>
-        </w:rPr>
-        <w:t>Ϙ</w:t>
-      </w:r>
-      <w:r>
-        <w:rPr>
-          <w:rFonts w:ascii="Times Roman" w:hAnsi="Times Roman"/>
-          <w:rtl w:val="0"/>
-        </w:rPr>
-        <w:t>=90#&gt; &lt;#</w:t>
-      </w:r>
-      <w:r>
-        <w:rPr>
-          <w:rFonts w:ascii="Times Roman" w:hAnsi="Times Roman" w:hint="default"/>
-          <w:rtl w:val="0"/>
-        </w:rPr>
-        <w:t>Κ</w:t>
-      </w:r>
-      <w:r>
-        <w:rPr>
-          <w:rFonts w:ascii="Times Roman" w:hAnsi="Times Roman"/>
-          <w:rtl w:val="0"/>
-        </w:rPr>
-        <w:t>=20#&gt; &lt;#</w:t>
-      </w:r>
-      <w:r>
-        <w:rPr>
-          <w:rFonts w:ascii="Times Roman" w:hAnsi="Times Roman" w:hint="default"/>
-          <w:rtl w:val="0"/>
-        </w:rPr>
-        <w:t>ΡΙ</w:t>
-      </w:r>
-      <w:r>
-        <w:rPr>
-          <w:rFonts w:ascii="Times Roman" w:hAnsi="Times Roman"/>
-          <w:rtl w:val="0"/>
-        </w:rPr>
-        <w:t>=110#&gt;</w:t>
-      </w:r>
-    </w:p>
-    <w:p>
-      <w:pPr>
-        <w:pStyle w:val="Default"/>
-        <w:tabs>
-          <w:tab w:val="left" w:pos="720"/>
-          <w:tab w:val="left" w:pos="1440"/>
-          <w:tab w:val="left" w:pos="2160"/>
-          <w:tab w:val="left" w:pos="2880"/>
-          <w:tab w:val="left" w:pos="3600"/>
-          <w:tab w:val="left" w:pos="4320"/>
-          <w:tab w:val="left" w:pos="5040"/>
-          <w:tab w:val="left" w:pos="5760"/>
-          <w:tab w:val="left" w:pos="6480"/>
-          <w:tab w:val="left" w:pos="7200"/>
-          <w:tab w:val="left" w:pos="7920"/>
-          <w:tab w:val="left" w:pos="8640"/>
-        </w:tabs>
-        <w:bidi w:val="0"/>
-        <w:spacing w:before="0" w:line="240" w:lineRule="auto"/>
-        <w:ind w:left="0" w:right="0" w:firstLine="0"/>
-        <w:jc w:val="left"/>
-        <w:rPr>
-          <w:rFonts w:ascii="Times Roman" w:cs="Times Roman" w:hAnsi="Times Roman" w:eastAsia="Times Roman"/>
-          <w:rtl w:val="0"/>
-        </w:rPr>
-      </w:pPr>
-      <w:r>
-        <w:rPr>
-          <w:rFonts w:ascii="Times Roman" w:hAnsi="Times Roman"/>
-          <w:rtl w:val="0"/>
-          <w:lang w:val="en-US"/>
-        </w:rPr>
-        <w:t>=&gt;=D&gt;</w:t>
-      </w:r>
-    </w:p>
-    <w:p>
-      <w:pPr>
-        <w:pStyle w:val="Default"/>
-        <w:tabs>
-          <w:tab w:val="left" w:pos="720"/>
-          <w:tab w:val="left" w:pos="1440"/>
-          <w:tab w:val="left" w:pos="2160"/>
-          <w:tab w:val="left" w:pos="2880"/>
-          <w:tab w:val="left" w:pos="3600"/>
-          <w:tab w:val="left" w:pos="4320"/>
-          <w:tab w:val="left" w:pos="5040"/>
-          <w:tab w:val="left" w:pos="5760"/>
-          <w:tab w:val="left" w:pos="6480"/>
-          <w:tab w:val="left" w:pos="7200"/>
-          <w:tab w:val="left" w:pos="7920"/>
-          <w:tab w:val="left" w:pos="8640"/>
-        </w:tabs>
-        <w:bidi w:val="0"/>
-        <w:spacing w:before="0" w:line="240" w:lineRule="auto"/>
-        <w:ind w:left="0" w:right="0" w:firstLine="0"/>
-        <w:jc w:val="left"/>
-        <w:rPr>
-          <w:rFonts w:ascii="Times Roman" w:cs="Times Roman" w:hAnsi="Times Roman" w:eastAsia="Times Roman"/>
-          <w:rtl w:val="0"/>
-        </w:rPr>
-      </w:pPr>
-      <w:r>
-        <w:rPr>
-          <w:rFonts w:ascii="Times Roman" w:hAnsi="Times Roman"/>
-          <w:rtl w:val="0"/>
-          <w:lang w:val="en-US"/>
-        </w:rPr>
-        <w:t xml:space="preserve">=D&gt; </w:t>
-      </w:r>
-    </w:p>
-    <w:p>
-      <w:pPr>
-        <w:pStyle w:val="Default"/>
-        <w:tabs>
-          <w:tab w:val="left" w:pos="720"/>
-          <w:tab w:val="left" w:pos="1440"/>
-          <w:tab w:val="left" w:pos="2160"/>
-          <w:tab w:val="left" w:pos="2880"/>
-          <w:tab w:val="left" w:pos="3600"/>
-          <w:tab w:val="left" w:pos="4320"/>
-          <w:tab w:val="left" w:pos="5040"/>
-          <w:tab w:val="left" w:pos="5760"/>
-          <w:tab w:val="left" w:pos="6480"/>
-          <w:tab w:val="left" w:pos="7200"/>
-          <w:tab w:val="left" w:pos="7920"/>
-          <w:tab w:val="left" w:pos="8640"/>
-        </w:tabs>
-        <w:bidi w:val="0"/>
-        <w:spacing w:before="0" w:line="240" w:lineRule="auto"/>
-        <w:ind w:left="0" w:right="0" w:firstLine="0"/>
-        <w:jc w:val="left"/>
-        <w:rPr>
-          <w:rFonts w:ascii="Times Roman" w:cs="Times Roman" w:hAnsi="Times Roman" w:eastAsia="Times Roman"/>
-          <w:rtl w:val="0"/>
-        </w:rPr>
-      </w:pPr>
-      <w:r>
-        <w:rPr>
-          <w:rFonts w:ascii="Times Roman" w:hAnsi="Times Roman"/>
-          <w:rtl w:val="0"/>
-        </w:rPr>
-        <w:t>&lt;D=.v&lt;=</w:t>
-      </w:r>
-    </w:p>
-    <w:p>
-      <w:pPr>
-        <w:pStyle w:val="Default"/>
-        <w:tabs>
-          <w:tab w:val="left" w:pos="720"/>
-          <w:tab w:val="left" w:pos="1440"/>
-          <w:tab w:val="left" w:pos="2160"/>
-          <w:tab w:val="left" w:pos="2880"/>
-          <w:tab w:val="left" w:pos="3600"/>
-          <w:tab w:val="left" w:pos="4320"/>
-          <w:tab w:val="left" w:pos="5040"/>
-          <w:tab w:val="left" w:pos="5760"/>
-          <w:tab w:val="left" w:pos="6480"/>
-          <w:tab w:val="left" w:pos="7200"/>
-          <w:tab w:val="left" w:pos="7920"/>
-          <w:tab w:val="left" w:pos="8640"/>
-        </w:tabs>
-        <w:bidi w:val="0"/>
-        <w:spacing w:before="0" w:line="240" w:lineRule="auto"/>
-        <w:ind w:left="0" w:right="0" w:firstLine="0"/>
-        <w:jc w:val="left"/>
-        <w:rPr>
-          <w:rFonts w:ascii="Times Roman" w:cs="Times Roman" w:hAnsi="Times Roman" w:eastAsia="Times Roman"/>
-          <w:rtl w:val="0"/>
-        </w:rPr>
-      </w:pPr>
-      <w:r>
-        <w:rPr>
-          <w:rFonts w:ascii="Times Roman" w:hAnsi="Times Roman"/>
-          <w:rtl w:val="0"/>
-          <w:lang w:val="en-US"/>
-        </w:rPr>
-        <w:t>1.  /*With the holes on the right-hand side, there might be some writing under the upper edge of the tablet, but no letter is determinable beyond doubt. About a third of the surface is covered by a piece of textile mesh apparently stuck to the wax.*/</w:t>
-      </w:r>
-    </w:p>
-    <w:p>
-      <w:pPr>
-        <w:pStyle w:val="Default"/>
-        <w:tabs>
-          <w:tab w:val="left" w:pos="720"/>
-          <w:tab w:val="left" w:pos="1440"/>
-          <w:tab w:val="left" w:pos="2160"/>
-          <w:tab w:val="left" w:pos="2880"/>
-          <w:tab w:val="left" w:pos="3600"/>
-          <w:tab w:val="left" w:pos="4320"/>
-          <w:tab w:val="left" w:pos="5040"/>
-          <w:tab w:val="left" w:pos="5760"/>
-          <w:tab w:val="left" w:pos="6480"/>
-          <w:tab w:val="left" w:pos="7200"/>
-          <w:tab w:val="left" w:pos="7920"/>
-          <w:tab w:val="left" w:pos="8640"/>
-        </w:tabs>
-        <w:bidi w:val="0"/>
-        <w:spacing w:before="0" w:line="240" w:lineRule="auto"/>
-        <w:ind w:left="0" w:right="0" w:firstLine="0"/>
-        <w:jc w:val="left"/>
-        <w:rPr>
-          <w:rFonts w:ascii="Times Roman" w:cs="Times Roman" w:hAnsi="Times Roman" w:eastAsia="Times Roman"/>
-          <w:rtl w:val="0"/>
-        </w:rPr>
-      </w:pPr>
-      <w:r>
-        <w:rPr>
-          <w:rFonts w:ascii="Times Roman" w:hAnsi="Times Roman"/>
-          <w:rtl w:val="0"/>
-          <w:lang w:val="en-US"/>
-        </w:rPr>
-        <w:t>=&gt;=D&gt;</w:t>
-      </w:r>
-    </w:p>
-    <w:p>
-      <w:pPr>
-        <w:pStyle w:val="Default"/>
-        <w:tabs>
-          <w:tab w:val="left" w:pos="720"/>
-          <w:tab w:val="left" w:pos="1440"/>
-          <w:tab w:val="left" w:pos="2160"/>
-          <w:tab w:val="left" w:pos="2880"/>
-          <w:tab w:val="left" w:pos="3600"/>
-          <w:tab w:val="left" w:pos="4320"/>
-          <w:tab w:val="left" w:pos="5040"/>
-          <w:tab w:val="left" w:pos="5760"/>
-          <w:tab w:val="left" w:pos="6480"/>
-          <w:tab w:val="left" w:pos="7200"/>
-          <w:tab w:val="left" w:pos="7920"/>
-          <w:tab w:val="left" w:pos="8640"/>
-        </w:tabs>
-        <w:bidi w:val="0"/>
-        <w:spacing w:before="0" w:line="240" w:lineRule="auto"/>
-        <w:ind w:left="0" w:right="0" w:firstLine="0"/>
-        <w:jc w:val="left"/>
-        <w:rPr>
-          <w:rFonts w:ascii="Times Roman" w:cs="Times Roman" w:hAnsi="Times Roman" w:eastAsia="Times Roman"/>
-          <w:rtl w:val="0"/>
-        </w:rPr>
-      </w:pPr>
-      <w:r>
-        <w:rPr>
-          <w:rFonts w:ascii="Times Roman" w:hAnsi="Times Roman"/>
-          <w:rtl w:val="0"/>
-          <w:lang w:val="en-US"/>
-        </w:rPr>
-        <w:t>=D&gt;</w:t>
-      </w:r>
-    </w:p>
-    <w:p>
-      <w:pPr>
-        <w:pStyle w:val="Default"/>
-        <w:tabs>
-          <w:tab w:val="left" w:pos="720"/>
-          <w:tab w:val="left" w:pos="1440"/>
-          <w:tab w:val="left" w:pos="2160"/>
-          <w:tab w:val="left" w:pos="2880"/>
-          <w:tab w:val="left" w:pos="3600"/>
-          <w:tab w:val="left" w:pos="4320"/>
-          <w:tab w:val="left" w:pos="5040"/>
-          <w:tab w:val="left" w:pos="5760"/>
-          <w:tab w:val="left" w:pos="6480"/>
-          <w:tab w:val="left" w:pos="7200"/>
-          <w:tab w:val="left" w:pos="7920"/>
-          <w:tab w:val="left" w:pos="8640"/>
-        </w:tabs>
-        <w:bidi w:val="0"/>
-        <w:spacing w:before="0" w:line="240" w:lineRule="auto"/>
-        <w:ind w:left="0" w:right="0" w:firstLine="0"/>
-        <w:jc w:val="left"/>
-        <w:rPr>
-          <w:rFonts w:ascii="Times Roman" w:cs="Times Roman" w:hAnsi="Times Roman" w:eastAsia="Times Roman"/>
-          <w:rtl w:val="0"/>
-        </w:rPr>
-      </w:pPr>
-      <w:r>
-        <w:rPr>
-          <w:rFonts w:ascii="Times Roman" w:hAnsi="Times Roman"/>
-          <w:rtl w:val="0"/>
-        </w:rPr>
-        <w:t>&lt;D=.4.page</w:t>
-      </w:r>
-    </w:p>
-    <w:p>
-      <w:pPr>
-        <w:pStyle w:val="Default"/>
-        <w:tabs>
-          <w:tab w:val="left" w:pos="720"/>
-          <w:tab w:val="left" w:pos="1440"/>
-          <w:tab w:val="left" w:pos="2160"/>
-          <w:tab w:val="left" w:pos="2880"/>
-          <w:tab w:val="left" w:pos="3600"/>
-          <w:tab w:val="left" w:pos="4320"/>
-          <w:tab w:val="left" w:pos="5040"/>
-          <w:tab w:val="left" w:pos="5760"/>
-          <w:tab w:val="left" w:pos="6480"/>
-          <w:tab w:val="left" w:pos="7200"/>
-          <w:tab w:val="left" w:pos="7920"/>
-          <w:tab w:val="left" w:pos="8640"/>
-        </w:tabs>
-        <w:bidi w:val="0"/>
-        <w:spacing w:before="0" w:line="240" w:lineRule="auto"/>
-        <w:ind w:left="0" w:right="0" w:firstLine="0"/>
-        <w:jc w:val="left"/>
-        <w:rPr>
-          <w:rFonts w:ascii="Times Roman" w:cs="Times Roman" w:hAnsi="Times Roman" w:eastAsia="Times Roman"/>
-          <w:rtl w:val="0"/>
-        </w:rPr>
-      </w:pPr>
-      <w:r>
-        <w:rPr>
-          <w:rFonts w:ascii="Times Roman" w:hAnsi="Times Roman"/>
-          <w:rtl w:val="0"/>
-        </w:rPr>
-        <w:t>&lt;D=.v&lt;=</w:t>
-      </w:r>
-    </w:p>
-    <w:p>
-      <w:pPr>
-        <w:pStyle w:val="Default"/>
-        <w:tabs>
-          <w:tab w:val="left" w:pos="720"/>
-          <w:tab w:val="left" w:pos="1440"/>
-          <w:tab w:val="left" w:pos="2160"/>
-          <w:tab w:val="left" w:pos="2880"/>
-          <w:tab w:val="left" w:pos="3600"/>
-          <w:tab w:val="left" w:pos="4320"/>
-          <w:tab w:val="left" w:pos="5040"/>
-          <w:tab w:val="left" w:pos="5760"/>
-          <w:tab w:val="left" w:pos="6480"/>
-          <w:tab w:val="left" w:pos="7200"/>
-          <w:tab w:val="left" w:pos="7920"/>
-          <w:tab w:val="left" w:pos="8640"/>
-        </w:tabs>
-        <w:bidi w:val="0"/>
-        <w:spacing w:before="0" w:line="240" w:lineRule="auto"/>
-        <w:ind w:left="0" w:right="0" w:firstLine="0"/>
-        <w:jc w:val="left"/>
-        <w:rPr>
-          <w:rFonts w:ascii="Times Roman" w:cs="Times Roman" w:hAnsi="Times Roman" w:eastAsia="Times Roman"/>
-          <w:rtl w:val="0"/>
-        </w:rPr>
-      </w:pPr>
-      <w:r>
-        <w:rPr>
-          <w:rFonts w:ascii="Times Roman" w:hAnsi="Times Roman"/>
-          <w:rtl w:val="0"/>
-        </w:rPr>
-        <w:t>1. &lt;#</w:t>
-      </w:r>
-      <w:r>
-        <w:rPr>
-          <w:rFonts w:ascii="Times Roman" w:hAnsi="Times Roman" w:hint="default"/>
-          <w:rtl w:val="0"/>
-        </w:rPr>
-        <w:t>Ν</w:t>
-      </w:r>
-      <w:r>
-        <w:rPr>
-          <w:rFonts w:ascii="Times Roman" w:hAnsi="Times Roman"/>
-          <w:rtl w:val="0"/>
-        </w:rPr>
-        <w:t>=50#&gt; &lt;#</w:t>
-      </w:r>
-      <w:r>
-        <w:rPr>
-          <w:rFonts w:ascii="Times Roman" w:hAnsi="Times Roman" w:hint="default"/>
-          <w:rtl w:val="0"/>
-        </w:rPr>
-        <w:t>Ν</w:t>
-      </w:r>
-      <w:r>
-        <w:rPr>
-          <w:rFonts w:ascii="Times Roman" w:hAnsi="Times Roman"/>
-          <w:rtl w:val="0"/>
-        </w:rPr>
-        <w:t>=50#&gt; &lt;#</w:t>
-      </w:r>
-      <w:r>
-        <w:rPr>
-          <w:rFonts w:ascii="Times Roman" w:hAnsi="Times Roman" w:hint="default"/>
-          <w:rtl w:val="0"/>
-        </w:rPr>
-        <w:t>Ρ</w:t>
-      </w:r>
-      <w:r>
-        <w:rPr>
-          <w:rFonts w:ascii="Times Roman" w:hAnsi="Times Roman"/>
-          <w:rtl w:val="0"/>
-        </w:rPr>
-        <w:t xml:space="preserve">=100#&gt;  </w:t>
-      </w:r>
-    </w:p>
-    <w:p>
-      <w:pPr>
-        <w:pStyle w:val="Default"/>
-        <w:tabs>
-          <w:tab w:val="left" w:pos="720"/>
-          <w:tab w:val="left" w:pos="1440"/>
-          <w:tab w:val="left" w:pos="2160"/>
-          <w:tab w:val="left" w:pos="2880"/>
-          <w:tab w:val="left" w:pos="3600"/>
-          <w:tab w:val="left" w:pos="4320"/>
-          <w:tab w:val="left" w:pos="5040"/>
-          <w:tab w:val="left" w:pos="5760"/>
-          <w:tab w:val="left" w:pos="6480"/>
-          <w:tab w:val="left" w:pos="7200"/>
-          <w:tab w:val="left" w:pos="7920"/>
-          <w:tab w:val="left" w:pos="8640"/>
-        </w:tabs>
-        <w:bidi w:val="0"/>
-        <w:spacing w:before="0" w:line="240" w:lineRule="auto"/>
-        <w:ind w:left="0" w:right="0" w:firstLine="0"/>
-        <w:jc w:val="left"/>
-        <w:rPr>
-          <w:rFonts w:ascii="Times Roman" w:cs="Times Roman" w:hAnsi="Times Roman" w:eastAsia="Times Roman"/>
-          <w:rtl w:val="0"/>
-        </w:rPr>
-      </w:pPr>
-      <w:r>
-        <w:rPr>
-          <w:rFonts w:ascii="Times Roman" w:hAnsi="Times Roman"/>
-          <w:rtl w:val="0"/>
-        </w:rPr>
-        <w:t>2. &lt;#</w:t>
-      </w:r>
-      <w:r>
-        <w:rPr>
-          <w:rFonts w:ascii="Times Roman" w:hAnsi="Times Roman" w:hint="default"/>
-          <w:rtl w:val="0"/>
-        </w:rPr>
-        <w:t>Β</w:t>
-      </w:r>
-      <w:r>
-        <w:rPr>
-          <w:rFonts w:ascii="Times Roman" w:hAnsi="Times Roman"/>
-          <w:rtl w:val="0"/>
-        </w:rPr>
-        <w:t>=2#&gt; &lt;#</w:t>
-      </w:r>
-      <w:r>
-        <w:rPr>
-          <w:rFonts w:ascii="Times Roman" w:hAnsi="Times Roman" w:hint="default"/>
-          <w:rtl w:val="0"/>
-        </w:rPr>
-        <w:t>Ν</w:t>
-      </w:r>
-      <w:r>
-        <w:rPr>
-          <w:rFonts w:ascii="Times Roman" w:hAnsi="Times Roman"/>
-          <w:rtl w:val="0"/>
-        </w:rPr>
-        <w:t>=50#&gt; &lt;#</w:t>
-      </w:r>
-      <w:r>
-        <w:rPr>
-          <w:rFonts w:ascii="Times Roman" w:hAnsi="Times Roman" w:hint="default"/>
-          <w:rtl w:val="0"/>
-        </w:rPr>
-        <w:t>Ρ</w:t>
-      </w:r>
-      <w:r>
-        <w:rPr>
-          <w:rFonts w:ascii="Times Roman" w:hAnsi="Times Roman"/>
-          <w:rtl w:val="0"/>
-        </w:rPr>
-        <w:t xml:space="preserve">=100#&gt;  </w:t>
-      </w:r>
-    </w:p>
-    <w:p>
-      <w:pPr>
-        <w:pStyle w:val="Default"/>
-        <w:tabs>
-          <w:tab w:val="left" w:pos="720"/>
-          <w:tab w:val="left" w:pos="1440"/>
-          <w:tab w:val="left" w:pos="2160"/>
-          <w:tab w:val="left" w:pos="2880"/>
-          <w:tab w:val="left" w:pos="3600"/>
-          <w:tab w:val="left" w:pos="4320"/>
-          <w:tab w:val="left" w:pos="5040"/>
-          <w:tab w:val="left" w:pos="5760"/>
-          <w:tab w:val="left" w:pos="6480"/>
-          <w:tab w:val="left" w:pos="7200"/>
-          <w:tab w:val="left" w:pos="7920"/>
-          <w:tab w:val="left" w:pos="8640"/>
-        </w:tabs>
-        <w:bidi w:val="0"/>
-        <w:spacing w:before="0" w:line="240" w:lineRule="auto"/>
-        <w:ind w:left="0" w:right="0" w:firstLine="0"/>
-        <w:jc w:val="left"/>
-        <w:rPr>
-          <w:rFonts w:ascii="Times Roman" w:cs="Times Roman" w:hAnsi="Times Roman" w:eastAsia="Times Roman"/>
-          <w:rtl w:val="0"/>
-        </w:rPr>
-      </w:pPr>
-      <w:r>
-        <w:rPr>
-          <w:rFonts w:ascii="Times Roman" w:hAnsi="Times Roman"/>
-          <w:rtl w:val="0"/>
-        </w:rPr>
-        <w:t>3. &lt;#</w:t>
-      </w:r>
-      <w:r>
-        <w:rPr>
-          <w:rFonts w:ascii="Times Roman" w:hAnsi="Times Roman" w:hint="default"/>
-          <w:rtl w:val="0"/>
-        </w:rPr>
-        <w:t>Ν</w:t>
-      </w:r>
-      <w:r>
-        <w:rPr>
-          <w:rFonts w:ascii="Times Roman" w:hAnsi="Times Roman"/>
-          <w:rtl w:val="0"/>
-        </w:rPr>
-        <w:t>=50#&gt; &lt;#</w:t>
-      </w:r>
-      <w:r>
-        <w:rPr>
-          <w:rFonts w:ascii="Times Roman" w:hAnsi="Times Roman" w:hint="default"/>
-          <w:rtl w:val="0"/>
-        </w:rPr>
-        <w:t>Ξ</w:t>
-      </w:r>
-      <w:r>
-        <w:rPr>
-          <w:rFonts w:ascii="Times Roman" w:hAnsi="Times Roman"/>
-          <w:rtl w:val="0"/>
-        </w:rPr>
-        <w:t>=60#&gt; &lt;#</w:t>
-      </w:r>
-      <w:r>
-        <w:rPr>
-          <w:rFonts w:ascii="Times Roman" w:hAnsi="Times Roman" w:hint="default"/>
-          <w:rtl w:val="0"/>
-        </w:rPr>
-        <w:t>ΡΙ</w:t>
-      </w:r>
-      <w:r>
-        <w:rPr>
-          <w:rFonts w:ascii="Times Roman" w:hAnsi="Times Roman"/>
-          <w:rtl w:val="0"/>
-        </w:rPr>
-        <w:t xml:space="preserve">=110#&gt;  </w:t>
-      </w:r>
-    </w:p>
-    <w:p>
-      <w:pPr>
-        <w:pStyle w:val="Default"/>
-        <w:tabs>
-          <w:tab w:val="left" w:pos="720"/>
-          <w:tab w:val="left" w:pos="1440"/>
-          <w:tab w:val="left" w:pos="2160"/>
-          <w:tab w:val="left" w:pos="2880"/>
-          <w:tab w:val="left" w:pos="3600"/>
-          <w:tab w:val="left" w:pos="4320"/>
-          <w:tab w:val="left" w:pos="5040"/>
-          <w:tab w:val="left" w:pos="5760"/>
-          <w:tab w:val="left" w:pos="6480"/>
-          <w:tab w:val="left" w:pos="7200"/>
-          <w:tab w:val="left" w:pos="7920"/>
-          <w:tab w:val="left" w:pos="8640"/>
-        </w:tabs>
-        <w:bidi w:val="0"/>
-        <w:spacing w:before="0" w:line="240" w:lineRule="auto"/>
-        <w:ind w:left="0" w:right="0" w:firstLine="0"/>
-        <w:jc w:val="left"/>
-        <w:rPr>
-          <w:rFonts w:ascii="Times Roman" w:cs="Times Roman" w:hAnsi="Times Roman" w:eastAsia="Times Roman"/>
-          <w:rtl w:val="0"/>
-        </w:rPr>
-      </w:pPr>
-      <w:r>
-        <w:rPr>
-          <w:rFonts w:ascii="Times Roman" w:hAnsi="Times Roman"/>
-          <w:rtl w:val="0"/>
-        </w:rPr>
-        <w:t>4. &lt;#</w:t>
-      </w:r>
-      <w:r>
-        <w:rPr>
-          <w:rFonts w:ascii="Times Roman" w:hAnsi="Times Roman" w:hint="default"/>
-          <w:rtl w:val="0"/>
-        </w:rPr>
-        <w:t>Ξ</w:t>
-      </w:r>
-      <w:r>
-        <w:rPr>
-          <w:rFonts w:ascii="Times Roman" w:hAnsi="Times Roman"/>
-          <w:rtl w:val="0"/>
-        </w:rPr>
-        <w:t>=60#&gt; &lt;#</w:t>
-      </w:r>
-      <w:r>
-        <w:rPr>
-          <w:rFonts w:ascii="Times Roman" w:hAnsi="Times Roman" w:hint="default"/>
-          <w:rtl w:val="0"/>
-        </w:rPr>
-        <w:t>Ν</w:t>
-      </w:r>
-      <w:r>
-        <w:rPr>
-          <w:rFonts w:ascii="Times Roman" w:hAnsi="Times Roman"/>
-          <w:rtl w:val="0"/>
-        </w:rPr>
-        <w:t>=50#&gt; &lt;#</w:t>
-      </w:r>
-      <w:r>
-        <w:rPr>
-          <w:rFonts w:ascii="Times Roman" w:hAnsi="Times Roman" w:hint="default"/>
-          <w:rtl w:val="0"/>
-        </w:rPr>
-        <w:t>ΡΙ</w:t>
-      </w:r>
-      <w:r>
-        <w:rPr>
-          <w:rFonts w:ascii="Times Roman" w:hAnsi="Times Roman"/>
-          <w:rtl w:val="0"/>
-        </w:rPr>
-        <w:t>=110#&gt;</w:t>
-      </w:r>
-    </w:p>
-    <w:p>
-      <w:pPr>
-        <w:pStyle w:val="Default"/>
-        <w:tabs>
-          <w:tab w:val="left" w:pos="720"/>
-          <w:tab w:val="left" w:pos="1440"/>
-          <w:tab w:val="left" w:pos="2160"/>
-          <w:tab w:val="left" w:pos="2880"/>
-          <w:tab w:val="left" w:pos="3600"/>
-          <w:tab w:val="left" w:pos="4320"/>
-          <w:tab w:val="left" w:pos="5040"/>
-          <w:tab w:val="left" w:pos="5760"/>
-          <w:tab w:val="left" w:pos="6480"/>
-          <w:tab w:val="left" w:pos="7200"/>
-          <w:tab w:val="left" w:pos="7920"/>
-          <w:tab w:val="left" w:pos="8640"/>
-        </w:tabs>
-        <w:bidi w:val="0"/>
-        <w:spacing w:before="0" w:line="240" w:lineRule="auto"/>
-        <w:ind w:left="0" w:right="0" w:firstLine="0"/>
-        <w:jc w:val="left"/>
-        <w:rPr>
-          <w:rFonts w:ascii="Times Roman" w:cs="Times Roman" w:hAnsi="Times Roman" w:eastAsia="Times Roman"/>
-          <w:rtl w:val="0"/>
-        </w:rPr>
-      </w:pPr>
-      <w:r>
-        <w:rPr>
-          <w:rFonts w:ascii="Times Roman" w:hAnsi="Times Roman"/>
-          <w:rtl w:val="0"/>
-          <w:lang w:val="en-US"/>
-        </w:rPr>
-        <w:t>----</w:t>
-      </w:r>
-    </w:p>
-    <w:p>
-      <w:pPr>
-        <w:pStyle w:val="Default"/>
-        <w:tabs>
-          <w:tab w:val="left" w:pos="720"/>
-          <w:tab w:val="left" w:pos="1440"/>
-          <w:tab w:val="left" w:pos="2160"/>
-          <w:tab w:val="left" w:pos="2880"/>
-          <w:tab w:val="left" w:pos="3600"/>
-          <w:tab w:val="left" w:pos="4320"/>
-          <w:tab w:val="left" w:pos="5040"/>
-          <w:tab w:val="left" w:pos="5760"/>
-          <w:tab w:val="left" w:pos="6480"/>
-          <w:tab w:val="left" w:pos="7200"/>
-          <w:tab w:val="left" w:pos="7920"/>
-          <w:tab w:val="left" w:pos="8640"/>
-        </w:tabs>
-        <w:bidi w:val="0"/>
-        <w:spacing w:before="0" w:line="240" w:lineRule="auto"/>
-        <w:ind w:left="0" w:right="0" w:firstLine="0"/>
-        <w:jc w:val="left"/>
-        <w:rPr>
-          <w:rFonts w:ascii="Times Roman" w:cs="Times Roman" w:hAnsi="Times Roman" w:eastAsia="Times Roman"/>
-          <w:rtl w:val="0"/>
-        </w:rPr>
-      </w:pPr>
-      <w:r>
-        <w:rPr>
-          <w:rFonts w:ascii="Times Roman" w:hAnsi="Times Roman"/>
-          <w:rtl w:val="0"/>
-        </w:rPr>
-        <w:t>5. &lt;#</w:t>
-      </w:r>
-      <w:r>
-        <w:rPr>
-          <w:rFonts w:ascii="Times Roman" w:hAnsi="Times Roman" w:hint="default"/>
-          <w:rtl w:val="0"/>
-        </w:rPr>
-        <w:t>Ν</w:t>
-      </w:r>
-      <w:r>
-        <w:rPr>
-          <w:rFonts w:ascii="Times Roman" w:hAnsi="Times Roman"/>
-          <w:rtl w:val="0"/>
-        </w:rPr>
-        <w:t>=50#&gt; &lt;#</w:t>
-      </w:r>
-      <w:r>
-        <w:rPr>
-          <w:rFonts w:ascii="Times Roman" w:hAnsi="Times Roman" w:hint="default"/>
-          <w:rtl w:val="0"/>
-        </w:rPr>
-        <w:t>Ο</w:t>
-      </w:r>
-      <w:r>
-        <w:rPr>
-          <w:rFonts w:ascii="Times Roman" w:hAnsi="Times Roman"/>
-          <w:rtl w:val="0"/>
-        </w:rPr>
-        <w:t>=70#&gt; &lt;#</w:t>
-      </w:r>
-      <w:r>
-        <w:rPr>
-          <w:rFonts w:ascii="Times Roman" w:hAnsi="Times Roman" w:hint="default"/>
-          <w:rtl w:val="0"/>
-        </w:rPr>
-        <w:t>ΡΚ</w:t>
-      </w:r>
-      <w:r>
-        <w:rPr>
-          <w:rFonts w:ascii="Times Roman" w:hAnsi="Times Roman"/>
-          <w:rtl w:val="0"/>
-          <w:lang w:val="en-US"/>
-        </w:rPr>
-        <w:t xml:space="preserve">=120#&gt; </w:t>
-      </w:r>
-    </w:p>
-    <w:p>
-      <w:pPr>
-        <w:pStyle w:val="Default"/>
-        <w:tabs>
-          <w:tab w:val="left" w:pos="720"/>
-          <w:tab w:val="left" w:pos="1440"/>
-          <w:tab w:val="left" w:pos="2160"/>
-          <w:tab w:val="left" w:pos="2880"/>
-          <w:tab w:val="left" w:pos="3600"/>
-          <w:tab w:val="left" w:pos="4320"/>
-          <w:tab w:val="left" w:pos="5040"/>
-          <w:tab w:val="left" w:pos="5760"/>
-          <w:tab w:val="left" w:pos="6480"/>
-          <w:tab w:val="left" w:pos="7200"/>
-          <w:tab w:val="left" w:pos="7920"/>
-          <w:tab w:val="left" w:pos="8640"/>
-        </w:tabs>
-        <w:bidi w:val="0"/>
-        <w:spacing w:before="0" w:line="240" w:lineRule="auto"/>
-        <w:ind w:left="0" w:right="0" w:firstLine="0"/>
-        <w:jc w:val="left"/>
-        <w:rPr>
-          <w:rFonts w:ascii="Times Roman" w:cs="Times Roman" w:hAnsi="Times Roman" w:eastAsia="Times Roman"/>
-          <w:rtl w:val="0"/>
-        </w:rPr>
-      </w:pPr>
-      <w:r>
-        <w:rPr>
-          <w:rFonts w:ascii="Times Roman" w:hAnsi="Times Roman"/>
-          <w:rtl w:val="0"/>
-        </w:rPr>
-        <w:t>6. &lt;#</w:t>
-      </w:r>
-      <w:r>
-        <w:rPr>
-          <w:rFonts w:ascii="Times Roman" w:hAnsi="Times Roman" w:hint="default"/>
-          <w:rtl w:val="0"/>
-        </w:rPr>
-        <w:t>Ο</w:t>
-      </w:r>
-      <w:r>
-        <w:rPr>
-          <w:rFonts w:ascii="Times Roman" w:hAnsi="Times Roman"/>
-          <w:rtl w:val="0"/>
-        </w:rPr>
-        <w:t>=70#&gt; &lt;#</w:t>
-      </w:r>
-      <w:r>
-        <w:rPr>
-          <w:rFonts w:ascii="Times Roman" w:hAnsi="Times Roman" w:hint="default"/>
-          <w:rtl w:val="0"/>
-        </w:rPr>
-        <w:t>Ν</w:t>
-      </w:r>
-      <w:r>
-        <w:rPr>
-          <w:rFonts w:ascii="Times Roman" w:hAnsi="Times Roman"/>
-          <w:rtl w:val="0"/>
-        </w:rPr>
-        <w:t>=50#&gt; &lt;#</w:t>
-      </w:r>
-      <w:r>
-        <w:rPr>
-          <w:rFonts w:ascii="Times Roman" w:hAnsi="Times Roman" w:hint="default"/>
-          <w:rtl w:val="0"/>
-        </w:rPr>
-        <w:t>ΡΚ</w:t>
-      </w:r>
-      <w:r>
-        <w:rPr>
-          <w:rFonts w:ascii="Times Roman" w:hAnsi="Times Roman"/>
-          <w:rtl w:val="0"/>
-          <w:lang w:val="en-US"/>
-        </w:rPr>
-        <w:t>=120#&gt;</w:t>
-      </w:r>
-    </w:p>
-    <w:p>
-      <w:pPr>
-        <w:pStyle w:val="Default"/>
-        <w:tabs>
-          <w:tab w:val="left" w:pos="720"/>
-          <w:tab w:val="left" w:pos="1440"/>
-          <w:tab w:val="left" w:pos="2160"/>
-          <w:tab w:val="left" w:pos="2880"/>
-          <w:tab w:val="left" w:pos="3600"/>
-          <w:tab w:val="left" w:pos="4320"/>
-          <w:tab w:val="left" w:pos="5040"/>
-          <w:tab w:val="left" w:pos="5760"/>
-          <w:tab w:val="left" w:pos="6480"/>
-          <w:tab w:val="left" w:pos="7200"/>
-          <w:tab w:val="left" w:pos="7920"/>
-          <w:tab w:val="left" w:pos="8640"/>
-        </w:tabs>
-        <w:bidi w:val="0"/>
-        <w:spacing w:before="0" w:line="240" w:lineRule="auto"/>
-        <w:ind w:left="0" w:right="0" w:firstLine="0"/>
-        <w:jc w:val="left"/>
-        <w:rPr>
-          <w:rFonts w:ascii="Times Roman" w:cs="Times Roman" w:hAnsi="Times Roman" w:eastAsia="Times Roman"/>
-          <w:rtl w:val="0"/>
-        </w:rPr>
-      </w:pPr>
-      <w:r>
-        <w:rPr>
-          <w:rFonts w:ascii="Times Roman" w:hAnsi="Times Roman"/>
-          <w:rtl w:val="0"/>
-          <w:lang w:val="en-US"/>
-        </w:rPr>
-        <w:t>----</w:t>
-      </w:r>
-    </w:p>
-    <w:p>
-      <w:pPr>
-        <w:pStyle w:val="Default"/>
-        <w:tabs>
-          <w:tab w:val="left" w:pos="720"/>
-          <w:tab w:val="left" w:pos="1440"/>
-          <w:tab w:val="left" w:pos="2160"/>
-          <w:tab w:val="left" w:pos="2880"/>
-          <w:tab w:val="left" w:pos="3600"/>
-          <w:tab w:val="left" w:pos="4320"/>
-          <w:tab w:val="left" w:pos="5040"/>
-          <w:tab w:val="left" w:pos="5760"/>
-          <w:tab w:val="left" w:pos="6480"/>
-          <w:tab w:val="left" w:pos="7200"/>
-          <w:tab w:val="left" w:pos="7920"/>
-          <w:tab w:val="left" w:pos="8640"/>
-        </w:tabs>
-        <w:bidi w:val="0"/>
-        <w:spacing w:before="0" w:line="240" w:lineRule="auto"/>
-        <w:ind w:left="0" w:right="0" w:firstLine="0"/>
-        <w:jc w:val="left"/>
-        <w:rPr>
-          <w:rFonts w:ascii="Times Roman" w:cs="Times Roman" w:hAnsi="Times Roman" w:eastAsia="Times Roman"/>
-          <w:rtl w:val="0"/>
-        </w:rPr>
-      </w:pPr>
-      <w:r>
-        <w:rPr>
-          <w:rFonts w:ascii="Times Roman" w:hAnsi="Times Roman"/>
-          <w:rtl w:val="0"/>
-        </w:rPr>
-        <w:t>7. &lt;#</w:t>
-      </w:r>
-      <w:r>
-        <w:rPr>
-          <w:rFonts w:ascii="Times Roman" w:hAnsi="Times Roman" w:hint="default"/>
-          <w:rtl w:val="0"/>
-        </w:rPr>
-        <w:t>Ν</w:t>
-      </w:r>
-      <w:r>
-        <w:rPr>
-          <w:rFonts w:ascii="Times Roman" w:hAnsi="Times Roman"/>
-          <w:rtl w:val="0"/>
-        </w:rPr>
-        <w:t>=50#&gt; &lt;#</w:t>
-      </w:r>
-      <w:r>
-        <w:rPr>
-          <w:rFonts w:ascii="Times Roman" w:hAnsi="Times Roman" w:hint="default"/>
-          <w:rtl w:val="0"/>
-        </w:rPr>
-        <w:t>Π</w:t>
-      </w:r>
-      <w:r>
-        <w:rPr>
-          <w:rFonts w:ascii="Times Roman" w:hAnsi="Times Roman"/>
-          <w:rtl w:val="0"/>
-        </w:rPr>
-        <w:t>=80#&gt; &lt;#</w:t>
-      </w:r>
-      <w:r>
-        <w:rPr>
-          <w:rFonts w:ascii="Times Roman" w:hAnsi="Times Roman" w:hint="default"/>
-          <w:rtl w:val="0"/>
-        </w:rPr>
-        <w:t>ΡΛ</w:t>
-      </w:r>
-      <w:r>
-        <w:rPr>
-          <w:rFonts w:ascii="Times Roman" w:hAnsi="Times Roman"/>
-          <w:rtl w:val="0"/>
-        </w:rPr>
-        <w:t xml:space="preserve">=130#&gt; </w:t>
-      </w:r>
-    </w:p>
-    <w:p>
-      <w:pPr>
-        <w:pStyle w:val="Default"/>
-        <w:tabs>
-          <w:tab w:val="left" w:pos="720"/>
-          <w:tab w:val="left" w:pos="1440"/>
-          <w:tab w:val="left" w:pos="2160"/>
-          <w:tab w:val="left" w:pos="2880"/>
-          <w:tab w:val="left" w:pos="3600"/>
-          <w:tab w:val="left" w:pos="4320"/>
-          <w:tab w:val="left" w:pos="5040"/>
-          <w:tab w:val="left" w:pos="5760"/>
-          <w:tab w:val="left" w:pos="6480"/>
-          <w:tab w:val="left" w:pos="7200"/>
-          <w:tab w:val="left" w:pos="7920"/>
-          <w:tab w:val="left" w:pos="8640"/>
-        </w:tabs>
-        <w:bidi w:val="0"/>
-        <w:spacing w:before="0" w:line="240" w:lineRule="auto"/>
-        <w:ind w:left="0" w:right="0" w:firstLine="0"/>
-        <w:jc w:val="left"/>
-        <w:rPr>
-          <w:rFonts w:ascii="Times Roman" w:cs="Times Roman" w:hAnsi="Times Roman" w:eastAsia="Times Roman"/>
-          <w:rtl w:val="0"/>
-        </w:rPr>
-      </w:pPr>
-      <w:r>
-        <w:rPr>
-          <w:rFonts w:ascii="Times Roman" w:hAnsi="Times Roman"/>
-          <w:rtl w:val="0"/>
-        </w:rPr>
-        <w:t>8. &lt;#</w:t>
-      </w:r>
-      <w:r>
-        <w:rPr>
-          <w:rFonts w:ascii="Times Roman" w:hAnsi="Times Roman" w:hint="default"/>
-          <w:rtl w:val="0"/>
-        </w:rPr>
-        <w:t>Π</w:t>
-      </w:r>
-      <w:r>
-        <w:rPr>
-          <w:rFonts w:ascii="Times Roman" w:hAnsi="Times Roman"/>
-          <w:rtl w:val="0"/>
-        </w:rPr>
-        <w:t>=80#&gt; &lt;#</w:t>
-      </w:r>
-      <w:r>
-        <w:rPr>
-          <w:rFonts w:ascii="Times Roman" w:hAnsi="Times Roman" w:hint="default"/>
-          <w:rtl w:val="0"/>
-        </w:rPr>
-        <w:t>Ν</w:t>
-      </w:r>
-      <w:r>
-        <w:rPr>
-          <w:rFonts w:ascii="Times Roman" w:hAnsi="Times Roman"/>
-          <w:rtl w:val="0"/>
-        </w:rPr>
-        <w:t>=50#&gt; &lt;#</w:t>
-      </w:r>
-      <w:r>
-        <w:rPr>
-          <w:rFonts w:ascii="Times Roman" w:hAnsi="Times Roman" w:hint="default"/>
-          <w:rtl w:val="0"/>
-        </w:rPr>
-        <w:t>ΡΛ</w:t>
-      </w:r>
-      <w:r>
-        <w:rPr>
-          <w:rFonts w:ascii="Times Roman" w:hAnsi="Times Roman"/>
-          <w:rtl w:val="0"/>
-        </w:rPr>
-        <w:t>=130#&gt;</w:t>
-      </w:r>
-    </w:p>
-    <w:p>
-      <w:pPr>
-        <w:pStyle w:val="Default"/>
-        <w:tabs>
-          <w:tab w:val="left" w:pos="720"/>
-          <w:tab w:val="left" w:pos="1440"/>
-          <w:tab w:val="left" w:pos="2160"/>
-          <w:tab w:val="left" w:pos="2880"/>
-          <w:tab w:val="left" w:pos="3600"/>
-          <w:tab w:val="left" w:pos="4320"/>
-          <w:tab w:val="left" w:pos="5040"/>
-          <w:tab w:val="left" w:pos="5760"/>
-          <w:tab w:val="left" w:pos="6480"/>
-          <w:tab w:val="left" w:pos="7200"/>
-          <w:tab w:val="left" w:pos="7920"/>
-          <w:tab w:val="left" w:pos="8640"/>
-        </w:tabs>
-        <w:bidi w:val="0"/>
-        <w:spacing w:before="0" w:line="240" w:lineRule="auto"/>
-        <w:ind w:left="0" w:right="0" w:firstLine="0"/>
-        <w:jc w:val="left"/>
-        <w:rPr>
-          <w:rFonts w:ascii="Times Roman" w:cs="Times Roman" w:hAnsi="Times Roman" w:eastAsia="Times Roman"/>
-          <w:rtl w:val="0"/>
-        </w:rPr>
-      </w:pPr>
-      <w:r>
-        <w:rPr>
-          <w:rFonts w:ascii="Times Roman" w:hAnsi="Times Roman"/>
-          <w:rtl w:val="0"/>
-          <w:lang w:val="en-US"/>
-        </w:rPr>
-        <w:t>----</w:t>
-      </w:r>
-    </w:p>
-    <w:p>
-      <w:pPr>
-        <w:pStyle w:val="Default"/>
-        <w:tabs>
-          <w:tab w:val="left" w:pos="720"/>
-          <w:tab w:val="left" w:pos="1440"/>
-          <w:tab w:val="left" w:pos="2160"/>
-          <w:tab w:val="left" w:pos="2880"/>
-          <w:tab w:val="left" w:pos="3600"/>
-          <w:tab w:val="left" w:pos="4320"/>
-          <w:tab w:val="left" w:pos="5040"/>
-          <w:tab w:val="left" w:pos="5760"/>
-          <w:tab w:val="left" w:pos="6480"/>
-          <w:tab w:val="left" w:pos="7200"/>
-          <w:tab w:val="left" w:pos="7920"/>
-          <w:tab w:val="left" w:pos="8640"/>
-        </w:tabs>
-        <w:bidi w:val="0"/>
-        <w:spacing w:before="0" w:line="240" w:lineRule="auto"/>
-        <w:ind w:left="0" w:right="0" w:firstLine="0"/>
-        <w:jc w:val="left"/>
-        <w:rPr>
-          <w:rFonts w:ascii="Times Roman" w:cs="Times Roman" w:hAnsi="Times Roman" w:eastAsia="Times Roman"/>
-          <w:rtl w:val="0"/>
-        </w:rPr>
-      </w:pPr>
-      <w:r>
-        <w:rPr>
-          <w:rFonts w:ascii="Times Roman" w:hAnsi="Times Roman"/>
-          <w:rtl w:val="0"/>
-        </w:rPr>
-        <w:t>9. &lt;#</w:t>
-      </w:r>
-      <w:r>
-        <w:rPr>
-          <w:rFonts w:ascii="Times Roman" w:hAnsi="Times Roman" w:hint="default"/>
-          <w:rtl w:val="0"/>
-        </w:rPr>
-        <w:t>Ν</w:t>
-      </w:r>
-      <w:r>
-        <w:rPr>
-          <w:rFonts w:ascii="Times Roman" w:hAnsi="Times Roman"/>
-          <w:rtl w:val="0"/>
-        </w:rPr>
-        <w:t>=50#&gt; &lt;#</w:t>
-      </w:r>
-      <w:r>
-        <w:rPr>
-          <w:rFonts w:ascii="Arial Unicode MS" w:cs="Arial Unicode MS" w:hAnsi="Arial Unicode MS" w:eastAsia="Arial Unicode MS" w:hint="default"/>
-          <w:b w:val="0"/>
-          <w:bCs w:val="0"/>
-          <w:i w:val="0"/>
-          <w:iCs w:val="0"/>
-          <w:rtl w:val="0"/>
-        </w:rPr>
-        <w:t>Ϙ</w:t>
-      </w:r>
-      <w:r>
-        <w:rPr>
-          <w:rFonts w:ascii="Times Roman" w:hAnsi="Times Roman"/>
-          <w:rtl w:val="0"/>
-        </w:rPr>
-        <w:t>=90#&gt; &lt;#</w:t>
-      </w:r>
-      <w:r>
-        <w:rPr>
-          <w:rFonts w:ascii="Times Roman" w:hAnsi="Times Roman" w:hint="default"/>
-          <w:rtl w:val="0"/>
-        </w:rPr>
-        <w:t>ΡΜ</w:t>
-      </w:r>
-      <w:r>
-        <w:rPr>
-          <w:rFonts w:ascii="Times Roman" w:hAnsi="Times Roman"/>
-          <w:rtl w:val="0"/>
-        </w:rPr>
-        <w:t xml:space="preserve">=140#&gt;  </w:t>
-      </w:r>
-    </w:p>
-    <w:p>
-      <w:pPr>
-        <w:pStyle w:val="Default"/>
-        <w:tabs>
-          <w:tab w:val="left" w:pos="720"/>
-          <w:tab w:val="left" w:pos="1440"/>
-          <w:tab w:val="left" w:pos="2160"/>
-          <w:tab w:val="left" w:pos="2880"/>
-          <w:tab w:val="left" w:pos="3600"/>
-          <w:tab w:val="left" w:pos="4320"/>
-          <w:tab w:val="left" w:pos="5040"/>
-          <w:tab w:val="left" w:pos="5760"/>
-          <w:tab w:val="left" w:pos="6480"/>
-          <w:tab w:val="left" w:pos="7200"/>
-          <w:tab w:val="left" w:pos="7920"/>
-          <w:tab w:val="left" w:pos="8640"/>
-        </w:tabs>
-        <w:bidi w:val="0"/>
-        <w:spacing w:before="0" w:line="240" w:lineRule="auto"/>
-        <w:ind w:left="0" w:right="0" w:firstLine="0"/>
-        <w:jc w:val="left"/>
-        <w:rPr>
-          <w:rFonts w:ascii="Times Roman" w:cs="Times Roman" w:hAnsi="Times Roman" w:eastAsia="Times Roman"/>
-          <w:rtl w:val="0"/>
-        </w:rPr>
-      </w:pPr>
-      <w:r>
-        <w:rPr>
-          <w:rFonts w:ascii="Times Roman" w:hAnsi="Times Roman"/>
-          <w:rtl w:val="0"/>
-        </w:rPr>
-        <w:t>10. &lt;#</w:t>
-      </w:r>
-      <w:r>
-        <w:rPr>
-          <w:rFonts w:ascii="Arial Unicode MS" w:cs="Arial Unicode MS" w:hAnsi="Arial Unicode MS" w:eastAsia="Arial Unicode MS" w:hint="default"/>
-          <w:b w:val="0"/>
-          <w:bCs w:val="0"/>
-          <w:i w:val="0"/>
-          <w:iCs w:val="0"/>
-          <w:rtl w:val="0"/>
-        </w:rPr>
-        <w:t>Ϙ</w:t>
-      </w:r>
-      <w:r>
-        <w:rPr>
-          <w:rFonts w:ascii="Times Roman" w:hAnsi="Times Roman"/>
-          <w:rtl w:val="0"/>
-        </w:rPr>
-        <w:t>=90#&gt; &lt;#</w:t>
-      </w:r>
-      <w:r>
-        <w:rPr>
-          <w:rFonts w:ascii="Times Roman" w:hAnsi="Times Roman" w:hint="default"/>
-          <w:rtl w:val="0"/>
-        </w:rPr>
-        <w:t>Ν</w:t>
-      </w:r>
-      <w:r>
-        <w:rPr>
-          <w:rFonts w:ascii="Times Roman" w:hAnsi="Times Roman"/>
-          <w:rtl w:val="0"/>
-        </w:rPr>
-        <w:t>=50#&gt; &lt;#</w:t>
-      </w:r>
-      <w:r>
-        <w:rPr>
-          <w:rFonts w:ascii="Times Roman" w:hAnsi="Times Roman" w:hint="default"/>
-          <w:rtl w:val="0"/>
-        </w:rPr>
-        <w:t>ΡΜ</w:t>
-      </w:r>
-      <w:r>
-        <w:rPr>
-          <w:rFonts w:ascii="Times Roman" w:hAnsi="Times Roman"/>
-          <w:rtl w:val="0"/>
-        </w:rPr>
-        <w:t>=140#&gt;</w:t>
-      </w:r>
-    </w:p>
-    <w:p>
-      <w:pPr>
-        <w:pStyle w:val="Default"/>
-        <w:tabs>
-          <w:tab w:val="left" w:pos="720"/>
-          <w:tab w:val="left" w:pos="1440"/>
-          <w:tab w:val="left" w:pos="2160"/>
-          <w:tab w:val="left" w:pos="2880"/>
-          <w:tab w:val="left" w:pos="3600"/>
-          <w:tab w:val="left" w:pos="4320"/>
-          <w:tab w:val="left" w:pos="5040"/>
-          <w:tab w:val="left" w:pos="5760"/>
-          <w:tab w:val="left" w:pos="6480"/>
-          <w:tab w:val="left" w:pos="7200"/>
-          <w:tab w:val="left" w:pos="7920"/>
-          <w:tab w:val="left" w:pos="8640"/>
-        </w:tabs>
-        <w:bidi w:val="0"/>
-        <w:spacing w:before="0" w:line="240" w:lineRule="auto"/>
-        <w:ind w:left="0" w:right="0" w:firstLine="0"/>
-        <w:jc w:val="left"/>
-        <w:rPr>
-          <w:rFonts w:ascii="Times Roman" w:cs="Times Roman" w:hAnsi="Times Roman" w:eastAsia="Times Roman"/>
-          <w:rtl w:val="0"/>
-        </w:rPr>
-      </w:pPr>
-      <w:r>
-        <w:rPr>
-          <w:rFonts w:ascii="Times Roman" w:hAnsi="Times Roman"/>
-          <w:rtl w:val="0"/>
-          <w:lang w:val="en-US"/>
-        </w:rPr>
-        <w:t xml:space="preserve">=&gt;=D&gt; </w:t>
-      </w:r>
-    </w:p>
-    <w:p>
-      <w:pPr>
-        <w:pStyle w:val="Default"/>
-        <w:tabs>
-          <w:tab w:val="left" w:pos="720"/>
-          <w:tab w:val="left" w:pos="1440"/>
-          <w:tab w:val="left" w:pos="2160"/>
-          <w:tab w:val="left" w:pos="2880"/>
-          <w:tab w:val="left" w:pos="3600"/>
-          <w:tab w:val="left" w:pos="4320"/>
-          <w:tab w:val="left" w:pos="5040"/>
-          <w:tab w:val="left" w:pos="5760"/>
-          <w:tab w:val="left" w:pos="6480"/>
-          <w:tab w:val="left" w:pos="7200"/>
-          <w:tab w:val="left" w:pos="7920"/>
-          <w:tab w:val="left" w:pos="8640"/>
-        </w:tabs>
-        <w:bidi w:val="0"/>
-        <w:spacing w:before="0" w:line="240" w:lineRule="auto"/>
-        <w:ind w:left="0" w:right="0" w:firstLine="0"/>
-        <w:jc w:val="left"/>
-        <w:rPr>
-          <w:rFonts w:ascii="Times Roman" w:cs="Times Roman" w:hAnsi="Times Roman" w:eastAsia="Times Roman"/>
-          <w:rtl w:val="0"/>
-        </w:rPr>
-      </w:pPr>
-      <w:r>
-        <w:rPr>
-          <w:rFonts w:ascii="Times Roman" w:hAnsi="Times Roman"/>
-          <w:rtl w:val="0"/>
-        </w:rPr>
-        <w:t>&lt;D=.r&lt;=</w:t>
-      </w:r>
-    </w:p>
-    <w:p>
-      <w:pPr>
-        <w:pStyle w:val="Default"/>
-        <w:tabs>
-          <w:tab w:val="left" w:pos="720"/>
-          <w:tab w:val="left" w:pos="1440"/>
-          <w:tab w:val="left" w:pos="2160"/>
-          <w:tab w:val="left" w:pos="2880"/>
-          <w:tab w:val="left" w:pos="3600"/>
-          <w:tab w:val="left" w:pos="4320"/>
-          <w:tab w:val="left" w:pos="5040"/>
-          <w:tab w:val="left" w:pos="5760"/>
-          <w:tab w:val="left" w:pos="6480"/>
-          <w:tab w:val="left" w:pos="7200"/>
-          <w:tab w:val="left" w:pos="7920"/>
-          <w:tab w:val="left" w:pos="8640"/>
-        </w:tabs>
-        <w:bidi w:val="0"/>
-        <w:spacing w:before="0" w:line="240" w:lineRule="auto"/>
-        <w:ind w:left="0" w:right="0" w:firstLine="0"/>
-        <w:jc w:val="left"/>
-        <w:rPr>
-          <w:rFonts w:ascii="Times Roman" w:cs="Times Roman" w:hAnsi="Times Roman" w:eastAsia="Times Roman"/>
-          <w:rtl w:val="0"/>
-        </w:rPr>
-      </w:pPr>
-      <w:r>
-        <w:rPr>
-          <w:rFonts w:ascii="Times Roman" w:hAnsi="Times Roman"/>
-          <w:rtl w:val="0"/>
-          <w:lang w:val="en-US"/>
-        </w:rPr>
-        <w:t>1.  /*There are numerous similarly looking small strokes in the wax surface, which do not appear to form letters.*/</w:t>
-      </w:r>
-    </w:p>
-    <w:p>
-      <w:pPr>
-        <w:pStyle w:val="Default"/>
-        <w:tabs>
-          <w:tab w:val="left" w:pos="720"/>
-          <w:tab w:val="left" w:pos="1440"/>
-          <w:tab w:val="left" w:pos="2160"/>
-          <w:tab w:val="left" w:pos="2880"/>
-          <w:tab w:val="left" w:pos="3600"/>
-          <w:tab w:val="left" w:pos="4320"/>
-          <w:tab w:val="left" w:pos="5040"/>
-          <w:tab w:val="left" w:pos="5760"/>
-          <w:tab w:val="left" w:pos="6480"/>
-          <w:tab w:val="left" w:pos="7200"/>
-          <w:tab w:val="left" w:pos="7920"/>
-          <w:tab w:val="left" w:pos="8640"/>
-        </w:tabs>
-        <w:bidi w:val="0"/>
-        <w:spacing w:before="0" w:line="240" w:lineRule="auto"/>
-        <w:ind w:left="0" w:right="0" w:firstLine="0"/>
-        <w:jc w:val="left"/>
-        <w:rPr>
-          <w:rFonts w:ascii="Times Roman" w:cs="Times Roman" w:hAnsi="Times Roman" w:eastAsia="Times Roman"/>
-          <w:rtl w:val="0"/>
-        </w:rPr>
-      </w:pPr>
-      <w:r>
-        <w:rPr>
-          <w:rFonts w:ascii="Times Roman" w:hAnsi="Times Roman"/>
-          <w:rtl w:val="0"/>
-          <w:lang w:val="en-US"/>
-        </w:rPr>
-        <w:t>=&gt;=D&gt;</w:t>
-      </w:r>
-    </w:p>
-    <w:p>
-      <w:pPr>
-        <w:pStyle w:val="Default"/>
-        <w:tabs>
-          <w:tab w:val="left" w:pos="720"/>
-          <w:tab w:val="left" w:pos="1440"/>
-          <w:tab w:val="left" w:pos="2160"/>
-          <w:tab w:val="left" w:pos="2880"/>
-          <w:tab w:val="left" w:pos="3600"/>
-          <w:tab w:val="left" w:pos="4320"/>
-          <w:tab w:val="left" w:pos="5040"/>
-          <w:tab w:val="left" w:pos="5760"/>
-          <w:tab w:val="left" w:pos="6480"/>
-          <w:tab w:val="left" w:pos="7200"/>
-          <w:tab w:val="left" w:pos="7920"/>
-          <w:tab w:val="left" w:pos="8640"/>
-        </w:tabs>
-        <w:bidi w:val="0"/>
-        <w:spacing w:before="0" w:line="240" w:lineRule="auto"/>
-        <w:ind w:left="0" w:right="0" w:firstLine="0"/>
-        <w:jc w:val="left"/>
-        <w:rPr>
-          <w:rFonts w:ascii="Times Roman" w:cs="Times Roman" w:hAnsi="Times Roman" w:eastAsia="Times Roman"/>
-          <w:rtl w:val="0"/>
-        </w:rPr>
-      </w:pPr>
-      <w:r>
-        <w:rPr>
-          <w:rFonts w:ascii="Times Roman" w:hAnsi="Times Roman"/>
-          <w:rtl w:val="0"/>
-          <w:lang w:val="en-US"/>
-        </w:rPr>
-        <w:t>=D&gt;</w:t>
-      </w:r>
-    </w:p>
-    <w:p>
-      <w:pPr>
-        <w:pStyle w:val="Default"/>
-        <w:tabs>
-          <w:tab w:val="left" w:pos="720"/>
-          <w:tab w:val="left" w:pos="1440"/>
-          <w:tab w:val="left" w:pos="2160"/>
-          <w:tab w:val="left" w:pos="2880"/>
-          <w:tab w:val="left" w:pos="3600"/>
-          <w:tab w:val="left" w:pos="4320"/>
-          <w:tab w:val="left" w:pos="5040"/>
-          <w:tab w:val="left" w:pos="5760"/>
-          <w:tab w:val="left" w:pos="6480"/>
-          <w:tab w:val="left" w:pos="7200"/>
-          <w:tab w:val="left" w:pos="7920"/>
-          <w:tab w:val="left" w:pos="8640"/>
-        </w:tabs>
-        <w:bidi w:val="0"/>
-        <w:spacing w:before="0" w:line="240" w:lineRule="auto"/>
-        <w:ind w:left="0" w:right="0" w:firstLine="0"/>
-        <w:jc w:val="left"/>
-        <w:rPr>
-          <w:rFonts w:ascii="Times Roman" w:cs="Times Roman" w:hAnsi="Times Roman" w:eastAsia="Times Roman"/>
-          <w:rtl w:val="0"/>
-        </w:rPr>
-      </w:pPr>
-      <w:r>
-        <w:rPr>
-          <w:rFonts w:ascii="Times Roman" w:hAnsi="Times Roman"/>
-          <w:rtl w:val="0"/>
-        </w:rPr>
-        <w:t>&lt;D=.5.page</w:t>
-      </w:r>
-    </w:p>
-    <w:p>
-      <w:pPr>
-        <w:pStyle w:val="Default"/>
-        <w:tabs>
-          <w:tab w:val="left" w:pos="720"/>
-          <w:tab w:val="left" w:pos="1440"/>
-          <w:tab w:val="left" w:pos="2160"/>
-          <w:tab w:val="left" w:pos="2880"/>
-          <w:tab w:val="left" w:pos="3600"/>
-          <w:tab w:val="left" w:pos="4320"/>
-          <w:tab w:val="left" w:pos="5040"/>
-          <w:tab w:val="left" w:pos="5760"/>
-          <w:tab w:val="left" w:pos="6480"/>
-          <w:tab w:val="left" w:pos="7200"/>
-          <w:tab w:val="left" w:pos="7920"/>
-          <w:tab w:val="left" w:pos="8640"/>
-        </w:tabs>
-        <w:bidi w:val="0"/>
-        <w:spacing w:before="0" w:line="240" w:lineRule="auto"/>
-        <w:ind w:left="0" w:right="0" w:firstLine="0"/>
-        <w:jc w:val="left"/>
-        <w:rPr>
-          <w:rFonts w:ascii="Times Roman" w:cs="Times Roman" w:hAnsi="Times Roman" w:eastAsia="Times Roman"/>
-          <w:rtl w:val="0"/>
-        </w:rPr>
-      </w:pPr>
-      <w:r>
-        <w:rPr>
-          <w:rFonts w:ascii="Times Roman" w:hAnsi="Times Roman"/>
-          <w:rtl w:val="0"/>
-        </w:rPr>
-        <w:t>&lt;D=.v</w:t>
-      </w:r>
-    </w:p>
-    <w:p>
-      <w:pPr>
-        <w:pStyle w:val="Default"/>
-        <w:tabs>
-          <w:tab w:val="left" w:pos="720"/>
-          <w:tab w:val="left" w:pos="1440"/>
-          <w:tab w:val="left" w:pos="2160"/>
-          <w:tab w:val="left" w:pos="2880"/>
-          <w:tab w:val="left" w:pos="3600"/>
-          <w:tab w:val="left" w:pos="4320"/>
-          <w:tab w:val="left" w:pos="5040"/>
-          <w:tab w:val="left" w:pos="5760"/>
-          <w:tab w:val="left" w:pos="6480"/>
-          <w:tab w:val="left" w:pos="7200"/>
-          <w:tab w:val="left" w:pos="7920"/>
-          <w:tab w:val="left" w:pos="8640"/>
-        </w:tabs>
-        <w:bidi w:val="0"/>
-        <w:spacing w:before="0" w:line="240" w:lineRule="auto"/>
-        <w:ind w:left="0" w:right="0" w:firstLine="0"/>
-        <w:jc w:val="left"/>
-        <w:rPr>
-          <w:rFonts w:ascii="Times Roman" w:cs="Times Roman" w:hAnsi="Times Roman" w:eastAsia="Times Roman"/>
-          <w:rtl w:val="0"/>
-        </w:rPr>
-      </w:pPr>
-      <w:r>
-        <w:rPr>
-          <w:rFonts w:ascii="Times Roman" w:hAnsi="Times Roman"/>
-          <w:rtl w:val="0"/>
-          <w:lang w:val="en-US"/>
-        </w:rPr>
-        <w:t>&lt;D=.1.column&lt;=</w:t>
-      </w:r>
-    </w:p>
-    <w:p>
-      <w:pPr>
-        <w:pStyle w:val="Default"/>
-        <w:tabs>
-          <w:tab w:val="left" w:pos="720"/>
-          <w:tab w:val="left" w:pos="1440"/>
-          <w:tab w:val="left" w:pos="2160"/>
-          <w:tab w:val="left" w:pos="2880"/>
-          <w:tab w:val="left" w:pos="3600"/>
-          <w:tab w:val="left" w:pos="4320"/>
-          <w:tab w:val="left" w:pos="5040"/>
-          <w:tab w:val="left" w:pos="5760"/>
-          <w:tab w:val="left" w:pos="6480"/>
-          <w:tab w:val="left" w:pos="7200"/>
-          <w:tab w:val="left" w:pos="7920"/>
-          <w:tab w:val="left" w:pos="8640"/>
-        </w:tabs>
-        <w:bidi w:val="0"/>
-        <w:spacing w:before="0" w:line="240" w:lineRule="auto"/>
-        <w:ind w:left="0" w:right="0" w:firstLine="0"/>
-        <w:jc w:val="left"/>
-        <w:rPr>
-          <w:rFonts w:ascii="Times Roman" w:cs="Times Roman" w:hAnsi="Times Roman" w:eastAsia="Times Roman"/>
-          <w:rtl w:val="0"/>
-        </w:rPr>
-      </w:pPr>
-      <w:r>
-        <w:rPr>
-          <w:rFonts w:ascii="Times Roman" w:hAnsi="Times Roman"/>
-          <w:rtl w:val="0"/>
-        </w:rPr>
-        <w:t>1. &lt;#</w:t>
-      </w:r>
-      <w:r>
-        <w:rPr>
-          <w:rFonts w:ascii="Times Roman" w:hAnsi="Times Roman" w:hint="default"/>
-          <w:rtl w:val="0"/>
-        </w:rPr>
-        <w:t>Μ</w:t>
-      </w:r>
-      <w:r>
-        <w:rPr>
-          <w:rFonts w:ascii="Times Roman" w:hAnsi="Times Roman"/>
-          <w:rtl w:val="0"/>
-        </w:rPr>
-        <w:t>=40#&gt; &lt;#</w:t>
-      </w:r>
-      <w:r>
-        <w:rPr>
-          <w:rFonts w:ascii="Times Roman" w:hAnsi="Times Roman" w:hint="default"/>
-          <w:rtl w:val="0"/>
-        </w:rPr>
-        <w:t>Μ</w:t>
-      </w:r>
-      <w:r>
-        <w:rPr>
-          <w:rFonts w:ascii="Times Roman" w:hAnsi="Times Roman"/>
-          <w:rtl w:val="0"/>
-        </w:rPr>
-        <w:t>=40#&gt; &lt;#</w:t>
-      </w:r>
-      <w:r>
-        <w:rPr>
-          <w:rFonts w:ascii="Times Roman" w:hAnsi="Times Roman" w:hint="default"/>
-          <w:rtl w:val="0"/>
-        </w:rPr>
-        <w:t>Π</w:t>
-      </w:r>
-      <w:r>
-        <w:rPr>
-          <w:rFonts w:ascii="Times Roman" w:hAnsi="Times Roman"/>
-          <w:rtl w:val="0"/>
-        </w:rPr>
-        <w:t xml:space="preserve">=80#&gt;  </w:t>
-      </w:r>
-    </w:p>
-    <w:p>
-      <w:pPr>
-        <w:pStyle w:val="Default"/>
-        <w:tabs>
-          <w:tab w:val="left" w:pos="720"/>
-          <w:tab w:val="left" w:pos="1440"/>
-          <w:tab w:val="left" w:pos="2160"/>
-          <w:tab w:val="left" w:pos="2880"/>
-          <w:tab w:val="left" w:pos="3600"/>
-          <w:tab w:val="left" w:pos="4320"/>
-          <w:tab w:val="left" w:pos="5040"/>
-          <w:tab w:val="left" w:pos="5760"/>
-          <w:tab w:val="left" w:pos="6480"/>
-          <w:tab w:val="left" w:pos="7200"/>
-          <w:tab w:val="left" w:pos="7920"/>
-          <w:tab w:val="left" w:pos="8640"/>
-        </w:tabs>
-        <w:bidi w:val="0"/>
-        <w:spacing w:before="0" w:line="240" w:lineRule="auto"/>
-        <w:ind w:left="0" w:right="0" w:firstLine="0"/>
-        <w:jc w:val="left"/>
-        <w:rPr>
-          <w:rFonts w:ascii="Times Roman" w:cs="Times Roman" w:hAnsi="Times Roman" w:eastAsia="Times Roman"/>
-          <w:rtl w:val="0"/>
-        </w:rPr>
-      </w:pPr>
-      <w:r>
-        <w:rPr>
-          <w:rFonts w:ascii="Times Roman" w:hAnsi="Times Roman"/>
-          <w:rtl w:val="0"/>
-        </w:rPr>
-        <w:t>2. &lt;#</w:t>
-      </w:r>
-      <w:r>
-        <w:rPr>
-          <w:rFonts w:ascii="Times Roman" w:hAnsi="Times Roman" w:hint="default"/>
-          <w:rtl w:val="0"/>
-        </w:rPr>
-        <w:t>Β</w:t>
-      </w:r>
-      <w:r>
-        <w:rPr>
-          <w:rFonts w:ascii="Times Roman" w:hAnsi="Times Roman"/>
-          <w:rtl w:val="0"/>
-        </w:rPr>
-        <w:t>=2#&gt; &lt;#</w:t>
-      </w:r>
-      <w:r>
-        <w:rPr>
-          <w:rFonts w:ascii="Times Roman" w:hAnsi="Times Roman" w:hint="default"/>
-          <w:rtl w:val="0"/>
-        </w:rPr>
-        <w:t>Μ</w:t>
-      </w:r>
-      <w:r>
-        <w:rPr>
-          <w:rFonts w:ascii="Times Roman" w:hAnsi="Times Roman"/>
-          <w:rtl w:val="0"/>
-        </w:rPr>
-        <w:t>=40#&gt; &lt;#</w:t>
-      </w:r>
-      <w:r>
-        <w:rPr>
-          <w:rFonts w:ascii="Times Roman" w:hAnsi="Times Roman" w:hint="default"/>
-          <w:rtl w:val="0"/>
-        </w:rPr>
-        <w:t>Π</w:t>
-      </w:r>
-      <w:r>
-        <w:rPr>
-          <w:rFonts w:ascii="Times Roman" w:hAnsi="Times Roman"/>
-          <w:rtl w:val="0"/>
-        </w:rPr>
-        <w:t>=80#&gt;</w:t>
-      </w:r>
-    </w:p>
-    <w:p>
-      <w:pPr>
-        <w:pStyle w:val="Default"/>
-        <w:tabs>
-          <w:tab w:val="left" w:pos="720"/>
-          <w:tab w:val="left" w:pos="1440"/>
-          <w:tab w:val="left" w:pos="2160"/>
-          <w:tab w:val="left" w:pos="2880"/>
-          <w:tab w:val="left" w:pos="3600"/>
-          <w:tab w:val="left" w:pos="4320"/>
-          <w:tab w:val="left" w:pos="5040"/>
-          <w:tab w:val="left" w:pos="5760"/>
-          <w:tab w:val="left" w:pos="6480"/>
-          <w:tab w:val="left" w:pos="7200"/>
-          <w:tab w:val="left" w:pos="7920"/>
-          <w:tab w:val="left" w:pos="8640"/>
-        </w:tabs>
-        <w:bidi w:val="0"/>
-        <w:spacing w:before="0" w:line="240" w:lineRule="auto"/>
-        <w:ind w:left="0" w:right="0" w:firstLine="0"/>
-        <w:jc w:val="left"/>
-        <w:rPr>
-          <w:rFonts w:ascii="Times Roman" w:cs="Times Roman" w:hAnsi="Times Roman" w:eastAsia="Times Roman"/>
-          <w:rtl w:val="0"/>
-        </w:rPr>
-      </w:pPr>
-      <w:r>
-        <w:rPr>
-          <w:rFonts w:ascii="Times Roman" w:hAnsi="Times Roman"/>
-          <w:rtl w:val="0"/>
-          <w:lang w:val="en-US"/>
-        </w:rPr>
-        <w:t xml:space="preserve">---- </w:t>
-      </w:r>
-    </w:p>
-    <w:p>
-      <w:pPr>
-        <w:pStyle w:val="Default"/>
-        <w:tabs>
-          <w:tab w:val="left" w:pos="720"/>
-          <w:tab w:val="left" w:pos="1440"/>
-          <w:tab w:val="left" w:pos="2160"/>
-          <w:tab w:val="left" w:pos="2880"/>
-          <w:tab w:val="left" w:pos="3600"/>
-          <w:tab w:val="left" w:pos="4320"/>
-          <w:tab w:val="left" w:pos="5040"/>
-          <w:tab w:val="left" w:pos="5760"/>
-          <w:tab w:val="left" w:pos="6480"/>
-          <w:tab w:val="left" w:pos="7200"/>
-          <w:tab w:val="left" w:pos="7920"/>
-          <w:tab w:val="left" w:pos="8640"/>
-        </w:tabs>
-        <w:bidi w:val="0"/>
-        <w:spacing w:before="0" w:line="240" w:lineRule="auto"/>
-        <w:ind w:left="0" w:right="0" w:firstLine="0"/>
-        <w:jc w:val="left"/>
-        <w:rPr>
-          <w:rFonts w:ascii="Times Roman" w:cs="Times Roman" w:hAnsi="Times Roman" w:eastAsia="Times Roman"/>
-          <w:rtl w:val="0"/>
-        </w:rPr>
-      </w:pPr>
-      <w:r>
-        <w:rPr>
-          <w:rFonts w:ascii="Times Roman" w:hAnsi="Times Roman"/>
-          <w:rtl w:val="0"/>
-        </w:rPr>
-        <w:t>3. &lt;#</w:t>
-      </w:r>
-      <w:r>
-        <w:rPr>
-          <w:rFonts w:ascii="Times Roman" w:hAnsi="Times Roman" w:hint="default"/>
-          <w:rtl w:val="0"/>
-        </w:rPr>
-        <w:t>Μ</w:t>
-      </w:r>
-      <w:r>
-        <w:rPr>
-          <w:rFonts w:ascii="Times Roman" w:hAnsi="Times Roman"/>
-          <w:rtl w:val="0"/>
-        </w:rPr>
-        <w:t>=40#&gt; &lt;#</w:t>
-      </w:r>
-      <w:r>
-        <w:rPr>
-          <w:rFonts w:ascii="Times Roman" w:hAnsi="Times Roman" w:hint="default"/>
-          <w:rtl w:val="0"/>
-        </w:rPr>
-        <w:t>Ν</w:t>
-      </w:r>
-      <w:r>
-        <w:rPr>
-          <w:rFonts w:ascii="Times Roman" w:hAnsi="Times Roman"/>
-          <w:rtl w:val="0"/>
-        </w:rPr>
-        <w:t>=50#&gt; &lt;#</w:t>
-      </w:r>
-      <w:r>
-        <w:rPr>
-          <w:rFonts w:ascii="Arial Unicode MS" w:cs="Arial Unicode MS" w:hAnsi="Arial Unicode MS" w:eastAsia="Arial Unicode MS" w:hint="default"/>
-          <w:b w:val="0"/>
-          <w:bCs w:val="0"/>
-          <w:i w:val="0"/>
-          <w:iCs w:val="0"/>
-          <w:rtl w:val="0"/>
-        </w:rPr>
-        <w:t>Ϙ</w:t>
-      </w:r>
-      <w:r>
-        <w:rPr>
-          <w:rFonts w:ascii="Times Roman" w:hAnsi="Times Roman"/>
-          <w:rtl w:val="0"/>
-        </w:rPr>
-        <w:t xml:space="preserve">=90#&gt;  </w:t>
-      </w:r>
-    </w:p>
-    <w:p>
-      <w:pPr>
-        <w:pStyle w:val="Default"/>
-        <w:tabs>
-          <w:tab w:val="left" w:pos="720"/>
-          <w:tab w:val="left" w:pos="1440"/>
-          <w:tab w:val="left" w:pos="2160"/>
-          <w:tab w:val="left" w:pos="2880"/>
-          <w:tab w:val="left" w:pos="3600"/>
-          <w:tab w:val="left" w:pos="4320"/>
-          <w:tab w:val="left" w:pos="5040"/>
-          <w:tab w:val="left" w:pos="5760"/>
-          <w:tab w:val="left" w:pos="6480"/>
-          <w:tab w:val="left" w:pos="7200"/>
-          <w:tab w:val="left" w:pos="7920"/>
-          <w:tab w:val="left" w:pos="8640"/>
-        </w:tabs>
-        <w:bidi w:val="0"/>
-        <w:spacing w:before="0" w:line="240" w:lineRule="auto"/>
-        <w:ind w:left="0" w:right="0" w:firstLine="0"/>
-        <w:jc w:val="left"/>
-        <w:rPr>
-          <w:rFonts w:ascii="Times Roman" w:cs="Times Roman" w:hAnsi="Times Roman" w:eastAsia="Times Roman"/>
-          <w:rtl w:val="0"/>
-        </w:rPr>
-      </w:pPr>
-      <w:r>
-        <w:rPr>
-          <w:rFonts w:ascii="Times Roman" w:hAnsi="Times Roman"/>
-          <w:rtl w:val="0"/>
-        </w:rPr>
-        <w:t>4. &lt;#</w:t>
-      </w:r>
-      <w:r>
-        <w:rPr>
-          <w:rFonts w:ascii="Times Roman" w:hAnsi="Times Roman" w:hint="default"/>
-          <w:rtl w:val="0"/>
-        </w:rPr>
-        <w:t>Ν</w:t>
-      </w:r>
-      <w:r>
-        <w:rPr>
-          <w:rFonts w:ascii="Times Roman" w:hAnsi="Times Roman"/>
-          <w:rtl w:val="0"/>
-        </w:rPr>
-        <w:t>=50#&gt; &lt;#</w:t>
-      </w:r>
-      <w:r>
-        <w:rPr>
-          <w:rFonts w:ascii="Times Roman" w:hAnsi="Times Roman" w:hint="default"/>
-          <w:rtl w:val="0"/>
-        </w:rPr>
-        <w:t>Μ</w:t>
-      </w:r>
-      <w:r>
-        <w:rPr>
-          <w:rFonts w:ascii="Times Roman" w:hAnsi="Times Roman"/>
-          <w:rtl w:val="0"/>
-        </w:rPr>
-        <w:t>=40#&gt; &lt;#</w:t>
-      </w:r>
-      <w:r>
-        <w:rPr>
-          <w:rFonts w:ascii="Arial Unicode MS" w:cs="Arial Unicode MS" w:hAnsi="Arial Unicode MS" w:eastAsia="Arial Unicode MS" w:hint="default"/>
-          <w:b w:val="0"/>
-          <w:bCs w:val="0"/>
-          <w:i w:val="0"/>
-          <w:iCs w:val="0"/>
-          <w:rtl w:val="0"/>
-        </w:rPr>
-        <w:t>Ϙ</w:t>
-      </w:r>
-      <w:r>
-        <w:rPr>
-          <w:rFonts w:ascii="Times Roman" w:hAnsi="Times Roman"/>
-          <w:rtl w:val="0"/>
-        </w:rPr>
-        <w:t>=90#&gt;</w:t>
-      </w:r>
-    </w:p>
-    <w:p>
-      <w:pPr>
-        <w:pStyle w:val="Default"/>
-        <w:tabs>
-          <w:tab w:val="left" w:pos="720"/>
-          <w:tab w:val="left" w:pos="1440"/>
-          <w:tab w:val="left" w:pos="2160"/>
-          <w:tab w:val="left" w:pos="2880"/>
-          <w:tab w:val="left" w:pos="3600"/>
-          <w:tab w:val="left" w:pos="4320"/>
-          <w:tab w:val="left" w:pos="5040"/>
-          <w:tab w:val="left" w:pos="5760"/>
-          <w:tab w:val="left" w:pos="6480"/>
-          <w:tab w:val="left" w:pos="7200"/>
-          <w:tab w:val="left" w:pos="7920"/>
-          <w:tab w:val="left" w:pos="8640"/>
-        </w:tabs>
-        <w:bidi w:val="0"/>
-        <w:spacing w:before="0" w:line="240" w:lineRule="auto"/>
-        <w:ind w:left="0" w:right="0" w:firstLine="0"/>
-        <w:jc w:val="left"/>
-        <w:rPr>
-          <w:rFonts w:ascii="Times Roman" w:cs="Times Roman" w:hAnsi="Times Roman" w:eastAsia="Times Roman"/>
-          <w:rtl w:val="0"/>
-        </w:rPr>
-      </w:pPr>
-      <w:r>
-        <w:rPr>
-          <w:rFonts w:ascii="Times Roman" w:hAnsi="Times Roman"/>
-          <w:rtl w:val="0"/>
-          <w:lang w:val="en-US"/>
-        </w:rPr>
-        <w:t xml:space="preserve">---- </w:t>
-      </w:r>
-    </w:p>
-    <w:p>
-      <w:pPr>
-        <w:pStyle w:val="Default"/>
-        <w:tabs>
-          <w:tab w:val="left" w:pos="720"/>
-          <w:tab w:val="left" w:pos="1440"/>
-          <w:tab w:val="left" w:pos="2160"/>
-          <w:tab w:val="left" w:pos="2880"/>
-          <w:tab w:val="left" w:pos="3600"/>
-          <w:tab w:val="left" w:pos="4320"/>
-          <w:tab w:val="left" w:pos="5040"/>
-          <w:tab w:val="left" w:pos="5760"/>
-          <w:tab w:val="left" w:pos="6480"/>
-          <w:tab w:val="left" w:pos="7200"/>
-          <w:tab w:val="left" w:pos="7920"/>
-          <w:tab w:val="left" w:pos="8640"/>
-        </w:tabs>
-        <w:bidi w:val="0"/>
-        <w:spacing w:before="0" w:line="240" w:lineRule="auto"/>
-        <w:ind w:left="0" w:right="0" w:firstLine="0"/>
-        <w:jc w:val="left"/>
-        <w:rPr>
-          <w:rFonts w:ascii="Times Roman" w:cs="Times Roman" w:hAnsi="Times Roman" w:eastAsia="Times Roman"/>
-          <w:rtl w:val="0"/>
-        </w:rPr>
-      </w:pPr>
-      <w:r>
-        <w:rPr>
-          <w:rFonts w:ascii="Times Roman" w:hAnsi="Times Roman"/>
-          <w:rtl w:val="0"/>
-        </w:rPr>
-        <w:t>5. &lt;#</w:t>
-      </w:r>
-      <w:r>
-        <w:rPr>
-          <w:rFonts w:ascii="Times Roman" w:hAnsi="Times Roman" w:hint="default"/>
-          <w:rtl w:val="0"/>
-        </w:rPr>
-        <w:t>Μ</w:t>
-      </w:r>
-      <w:r>
-        <w:rPr>
-          <w:rFonts w:ascii="Times Roman" w:hAnsi="Times Roman"/>
-          <w:rtl w:val="0"/>
-        </w:rPr>
-        <w:t>=40#&gt; &lt;#</w:t>
-      </w:r>
-      <w:r>
-        <w:rPr>
-          <w:rFonts w:ascii="Times Roman" w:hAnsi="Times Roman" w:hint="default"/>
-          <w:rtl w:val="0"/>
-        </w:rPr>
-        <w:t>Ξ</w:t>
-      </w:r>
-      <w:r>
-        <w:rPr>
-          <w:rFonts w:ascii="Times Roman" w:hAnsi="Times Roman"/>
-          <w:rtl w:val="0"/>
-        </w:rPr>
-        <w:t>=60#&gt; &lt;#</w:t>
-      </w:r>
-      <w:r>
-        <w:rPr>
-          <w:rFonts w:ascii="Times Roman" w:hAnsi="Times Roman" w:hint="default"/>
-          <w:rtl w:val="0"/>
-        </w:rPr>
-        <w:t>Ρ</w:t>
-      </w:r>
-      <w:r>
-        <w:rPr>
-          <w:rFonts w:ascii="Times Roman" w:hAnsi="Times Roman"/>
-          <w:rtl w:val="0"/>
-        </w:rPr>
-        <w:t xml:space="preserve">=100#&gt;  </w:t>
-      </w:r>
-    </w:p>
-    <w:p>
-      <w:pPr>
-        <w:pStyle w:val="Default"/>
-        <w:tabs>
-          <w:tab w:val="left" w:pos="720"/>
-          <w:tab w:val="left" w:pos="1440"/>
-          <w:tab w:val="left" w:pos="2160"/>
-          <w:tab w:val="left" w:pos="2880"/>
-          <w:tab w:val="left" w:pos="3600"/>
-          <w:tab w:val="left" w:pos="4320"/>
-          <w:tab w:val="left" w:pos="5040"/>
-          <w:tab w:val="left" w:pos="5760"/>
-          <w:tab w:val="left" w:pos="6480"/>
-          <w:tab w:val="left" w:pos="7200"/>
-          <w:tab w:val="left" w:pos="7920"/>
-          <w:tab w:val="left" w:pos="8640"/>
-        </w:tabs>
-        <w:bidi w:val="0"/>
-        <w:spacing w:before="0" w:line="240" w:lineRule="auto"/>
-        <w:ind w:left="0" w:right="0" w:firstLine="0"/>
-        <w:jc w:val="left"/>
-        <w:rPr>
-          <w:rFonts w:ascii="Times Roman" w:cs="Times Roman" w:hAnsi="Times Roman" w:eastAsia="Times Roman"/>
-          <w:rtl w:val="0"/>
-        </w:rPr>
-      </w:pPr>
-      <w:r>
-        <w:rPr>
-          <w:rFonts w:ascii="Times Roman" w:hAnsi="Times Roman"/>
-          <w:rtl w:val="0"/>
-        </w:rPr>
-        <w:t>6. &lt;#</w:t>
-      </w:r>
-      <w:r>
-        <w:rPr>
-          <w:rFonts w:ascii="Times Roman" w:hAnsi="Times Roman" w:hint="default"/>
-          <w:rtl w:val="0"/>
-        </w:rPr>
-        <w:t>Ξ</w:t>
-      </w:r>
-      <w:r>
-        <w:rPr>
-          <w:rFonts w:ascii="Times Roman" w:hAnsi="Times Roman"/>
-          <w:rtl w:val="0"/>
-        </w:rPr>
-        <w:t>=60#&gt; &lt;#</w:t>
-      </w:r>
-      <w:r>
-        <w:rPr>
-          <w:rFonts w:ascii="Times Roman" w:hAnsi="Times Roman" w:hint="default"/>
-          <w:rtl w:val="0"/>
-        </w:rPr>
-        <w:t>Μ</w:t>
-      </w:r>
-      <w:r>
-        <w:rPr>
-          <w:rFonts w:ascii="Times Roman" w:hAnsi="Times Roman"/>
-          <w:rtl w:val="0"/>
-        </w:rPr>
-        <w:t>=40#&gt; &lt;#</w:t>
-      </w:r>
-      <w:r>
-        <w:rPr>
-          <w:rFonts w:ascii="Times Roman" w:hAnsi="Times Roman" w:hint="default"/>
-          <w:rtl w:val="0"/>
-        </w:rPr>
-        <w:t>Ρ</w:t>
-      </w:r>
-      <w:r>
-        <w:rPr>
-          <w:rFonts w:ascii="Times Roman" w:hAnsi="Times Roman"/>
-          <w:rtl w:val="0"/>
-        </w:rPr>
-        <w:t>=100#&gt;</w:t>
-      </w:r>
-    </w:p>
-    <w:p>
-      <w:pPr>
-        <w:pStyle w:val="Default"/>
-        <w:tabs>
-          <w:tab w:val="left" w:pos="720"/>
-          <w:tab w:val="left" w:pos="1440"/>
-          <w:tab w:val="left" w:pos="2160"/>
-          <w:tab w:val="left" w:pos="2880"/>
-          <w:tab w:val="left" w:pos="3600"/>
-          <w:tab w:val="left" w:pos="4320"/>
-          <w:tab w:val="left" w:pos="5040"/>
-          <w:tab w:val="left" w:pos="5760"/>
-          <w:tab w:val="left" w:pos="6480"/>
-          <w:tab w:val="left" w:pos="7200"/>
-          <w:tab w:val="left" w:pos="7920"/>
-          <w:tab w:val="left" w:pos="8640"/>
-        </w:tabs>
-        <w:bidi w:val="0"/>
-        <w:spacing w:before="0" w:line="240" w:lineRule="auto"/>
-        <w:ind w:left="0" w:right="0" w:firstLine="0"/>
-        <w:jc w:val="left"/>
-        <w:rPr>
-          <w:rFonts w:ascii="Times Roman" w:cs="Times Roman" w:hAnsi="Times Roman" w:eastAsia="Times Roman"/>
-          <w:rtl w:val="0"/>
-        </w:rPr>
-      </w:pPr>
-      <w:r>
-        <w:rPr>
-          <w:rFonts w:ascii="Times Roman" w:hAnsi="Times Roman"/>
-          <w:rtl w:val="0"/>
-          <w:lang w:val="en-US"/>
-        </w:rPr>
-        <w:t xml:space="preserve">----  </w:t>
-      </w:r>
-    </w:p>
-    <w:p>
-      <w:pPr>
-        <w:pStyle w:val="Default"/>
-        <w:tabs>
-          <w:tab w:val="left" w:pos="720"/>
-          <w:tab w:val="left" w:pos="1440"/>
-          <w:tab w:val="left" w:pos="2160"/>
-          <w:tab w:val="left" w:pos="2880"/>
-          <w:tab w:val="left" w:pos="3600"/>
-          <w:tab w:val="left" w:pos="4320"/>
-          <w:tab w:val="left" w:pos="5040"/>
-          <w:tab w:val="left" w:pos="5760"/>
-          <w:tab w:val="left" w:pos="6480"/>
-          <w:tab w:val="left" w:pos="7200"/>
-          <w:tab w:val="left" w:pos="7920"/>
-          <w:tab w:val="left" w:pos="8640"/>
-        </w:tabs>
-        <w:bidi w:val="0"/>
-        <w:spacing w:before="0" w:line="240" w:lineRule="auto"/>
-        <w:ind w:left="0" w:right="0" w:firstLine="0"/>
-        <w:jc w:val="left"/>
-        <w:rPr>
-          <w:rFonts w:ascii="Times Roman" w:cs="Times Roman" w:hAnsi="Times Roman" w:eastAsia="Times Roman"/>
-          <w:rtl w:val="0"/>
-        </w:rPr>
-      </w:pPr>
-      <w:r>
-        <w:rPr>
-          <w:rFonts w:ascii="Times Roman" w:hAnsi="Times Roman"/>
-          <w:rtl w:val="0"/>
-        </w:rPr>
-        <w:t>7. &lt;#</w:t>
-      </w:r>
-      <w:r>
-        <w:rPr>
-          <w:rFonts w:ascii="Times Roman" w:hAnsi="Times Roman" w:hint="default"/>
-          <w:rtl w:val="0"/>
-        </w:rPr>
-        <w:t>Μ</w:t>
-      </w:r>
-      <w:r>
-        <w:rPr>
-          <w:rFonts w:ascii="Times Roman" w:hAnsi="Times Roman"/>
-          <w:rtl w:val="0"/>
-        </w:rPr>
-        <w:t>=40#&gt; &lt;#</w:t>
-      </w:r>
-      <w:r>
-        <w:rPr>
-          <w:rFonts w:ascii="Times Roman" w:hAnsi="Times Roman" w:hint="default"/>
-          <w:rtl w:val="0"/>
-        </w:rPr>
-        <w:t>Ο</w:t>
-      </w:r>
-      <w:r>
-        <w:rPr>
-          <w:rFonts w:ascii="Times Roman" w:hAnsi="Times Roman"/>
-          <w:rtl w:val="0"/>
-        </w:rPr>
-        <w:t>=70#&gt; &lt;#</w:t>
-      </w:r>
-      <w:r>
-        <w:rPr>
-          <w:rFonts w:ascii="Times Roman" w:hAnsi="Times Roman" w:hint="default"/>
-          <w:rtl w:val="0"/>
-        </w:rPr>
-        <w:t>ΡΙ</w:t>
-      </w:r>
-      <w:r>
-        <w:rPr>
-          <w:rFonts w:ascii="Times Roman" w:hAnsi="Times Roman"/>
-          <w:rtl w:val="0"/>
-        </w:rPr>
-        <w:t xml:space="preserve">=110#&gt;  </w:t>
-      </w:r>
-    </w:p>
-    <w:p>
-      <w:pPr>
-        <w:pStyle w:val="Default"/>
-        <w:tabs>
-          <w:tab w:val="left" w:pos="720"/>
-          <w:tab w:val="left" w:pos="1440"/>
-          <w:tab w:val="left" w:pos="2160"/>
-          <w:tab w:val="left" w:pos="2880"/>
-          <w:tab w:val="left" w:pos="3600"/>
-          <w:tab w:val="left" w:pos="4320"/>
-          <w:tab w:val="left" w:pos="5040"/>
-          <w:tab w:val="left" w:pos="5760"/>
-          <w:tab w:val="left" w:pos="6480"/>
-          <w:tab w:val="left" w:pos="7200"/>
-          <w:tab w:val="left" w:pos="7920"/>
-          <w:tab w:val="left" w:pos="8640"/>
-        </w:tabs>
-        <w:bidi w:val="0"/>
-        <w:spacing w:before="0" w:line="240" w:lineRule="auto"/>
-        <w:ind w:left="0" w:right="0" w:firstLine="0"/>
-        <w:jc w:val="left"/>
-        <w:rPr>
-          <w:rFonts w:ascii="Times Roman" w:cs="Times Roman" w:hAnsi="Times Roman" w:eastAsia="Times Roman"/>
-          <w:rtl w:val="0"/>
-        </w:rPr>
-      </w:pPr>
-      <w:r>
-        <w:rPr>
-          <w:rFonts w:ascii="Times Roman" w:hAnsi="Times Roman"/>
-          <w:rtl w:val="0"/>
-        </w:rPr>
-        <w:t>8. &lt;#</w:t>
-      </w:r>
-      <w:r>
-        <w:rPr>
-          <w:rFonts w:ascii="Times Roman" w:hAnsi="Times Roman" w:hint="default"/>
-          <w:rtl w:val="0"/>
-        </w:rPr>
-        <w:t>Ο</w:t>
-      </w:r>
-      <w:r>
-        <w:rPr>
-          <w:rFonts w:ascii="Times Roman" w:hAnsi="Times Roman"/>
-          <w:rtl w:val="0"/>
-        </w:rPr>
-        <w:t>=70#&gt; &lt;#</w:t>
-      </w:r>
-      <w:r>
-        <w:rPr>
-          <w:rFonts w:ascii="Times Roman" w:hAnsi="Times Roman" w:hint="default"/>
-          <w:rtl w:val="0"/>
-        </w:rPr>
-        <w:t>Μ</w:t>
-      </w:r>
-      <w:r>
-        <w:rPr>
-          <w:rFonts w:ascii="Times Roman" w:hAnsi="Times Roman"/>
-          <w:rtl w:val="0"/>
-        </w:rPr>
-        <w:t>=40#&gt; &lt;#</w:t>
-      </w:r>
-      <w:r>
-        <w:rPr>
-          <w:rFonts w:ascii="Times Roman" w:hAnsi="Times Roman" w:hint="default"/>
-          <w:rtl w:val="0"/>
-        </w:rPr>
-        <w:t>ΡΙ</w:t>
-      </w:r>
-      <w:r>
-        <w:rPr>
-          <w:rFonts w:ascii="Times Roman" w:hAnsi="Times Roman"/>
-          <w:rtl w:val="0"/>
-        </w:rPr>
-        <w:t>=110#&gt;</w:t>
-      </w:r>
-    </w:p>
-    <w:p>
-      <w:pPr>
-        <w:pStyle w:val="Default"/>
-        <w:tabs>
-          <w:tab w:val="left" w:pos="720"/>
-          <w:tab w:val="left" w:pos="1440"/>
-          <w:tab w:val="left" w:pos="2160"/>
-          <w:tab w:val="left" w:pos="2880"/>
-          <w:tab w:val="left" w:pos="3600"/>
-          <w:tab w:val="left" w:pos="4320"/>
-          <w:tab w:val="left" w:pos="5040"/>
-          <w:tab w:val="left" w:pos="5760"/>
-          <w:tab w:val="left" w:pos="6480"/>
-          <w:tab w:val="left" w:pos="7200"/>
-          <w:tab w:val="left" w:pos="7920"/>
-          <w:tab w:val="left" w:pos="8640"/>
-        </w:tabs>
-        <w:bidi w:val="0"/>
-        <w:spacing w:before="0" w:line="240" w:lineRule="auto"/>
-        <w:ind w:left="0" w:right="0" w:firstLine="0"/>
-        <w:jc w:val="left"/>
-        <w:rPr>
-          <w:rFonts w:ascii="Times Roman" w:cs="Times Roman" w:hAnsi="Times Roman" w:eastAsia="Times Roman"/>
-          <w:rtl w:val="0"/>
-        </w:rPr>
-      </w:pPr>
-      <w:r>
-        <w:rPr>
-          <w:rFonts w:ascii="Times Roman" w:hAnsi="Times Roman"/>
-          <w:rtl w:val="0"/>
-          <w:lang w:val="en-US"/>
-        </w:rPr>
-        <w:t>----</w:t>
-      </w:r>
-    </w:p>
-    <w:p>
-      <w:pPr>
-        <w:pStyle w:val="Default"/>
-        <w:tabs>
-          <w:tab w:val="left" w:pos="720"/>
-          <w:tab w:val="left" w:pos="1440"/>
-          <w:tab w:val="left" w:pos="2160"/>
-          <w:tab w:val="left" w:pos="2880"/>
-          <w:tab w:val="left" w:pos="3600"/>
-          <w:tab w:val="left" w:pos="4320"/>
-          <w:tab w:val="left" w:pos="5040"/>
-          <w:tab w:val="left" w:pos="5760"/>
-          <w:tab w:val="left" w:pos="6480"/>
-          <w:tab w:val="left" w:pos="7200"/>
-          <w:tab w:val="left" w:pos="7920"/>
-          <w:tab w:val="left" w:pos="8640"/>
-        </w:tabs>
-        <w:bidi w:val="0"/>
-        <w:spacing w:before="0" w:line="240" w:lineRule="auto"/>
-        <w:ind w:left="0" w:right="0" w:firstLine="0"/>
-        <w:jc w:val="left"/>
-        <w:rPr>
-          <w:rFonts w:ascii="Times Roman" w:cs="Times Roman" w:hAnsi="Times Roman" w:eastAsia="Times Roman"/>
-          <w:rtl w:val="0"/>
-        </w:rPr>
-      </w:pPr>
-      <w:r>
-        <w:rPr>
-          <w:rFonts w:ascii="Times Roman" w:hAnsi="Times Roman"/>
-          <w:rtl w:val="0"/>
-        </w:rPr>
-        <w:t>9. &lt;#</w:t>
-      </w:r>
-      <w:r>
-        <w:rPr>
-          <w:rFonts w:ascii="Times Roman" w:hAnsi="Times Roman" w:hint="default"/>
-          <w:rtl w:val="0"/>
-        </w:rPr>
-        <w:t>Μ</w:t>
-      </w:r>
-      <w:r>
-        <w:rPr>
-          <w:rFonts w:ascii="Times Roman" w:hAnsi="Times Roman"/>
-          <w:rtl w:val="0"/>
-        </w:rPr>
-        <w:t>=40#&gt; &lt;#</w:t>
-      </w:r>
-      <w:r>
-        <w:rPr>
-          <w:rFonts w:ascii="Times Roman" w:hAnsi="Times Roman" w:hint="default"/>
-          <w:rtl w:val="0"/>
-        </w:rPr>
-        <w:t>Π</w:t>
-      </w:r>
-      <w:r>
-        <w:rPr>
-          <w:rFonts w:ascii="Times Roman" w:hAnsi="Times Roman"/>
-          <w:rtl w:val="0"/>
-        </w:rPr>
-        <w:t>=80#&gt; &lt;#</w:t>
-      </w:r>
-      <w:r>
-        <w:rPr>
-          <w:rFonts w:ascii="Times Roman" w:hAnsi="Times Roman" w:hint="default"/>
-          <w:rtl w:val="0"/>
-        </w:rPr>
-        <w:t>ΡΚ</w:t>
-      </w:r>
-      <w:r>
-        <w:rPr>
-          <w:rFonts w:ascii="Times Roman" w:hAnsi="Times Roman"/>
-          <w:rtl w:val="0"/>
-        </w:rPr>
-        <w:t xml:space="preserve">=120#&gt;  </w:t>
-      </w:r>
-    </w:p>
-    <w:p>
-      <w:pPr>
-        <w:pStyle w:val="Default"/>
-        <w:tabs>
-          <w:tab w:val="left" w:pos="720"/>
-          <w:tab w:val="left" w:pos="1440"/>
-          <w:tab w:val="left" w:pos="2160"/>
-          <w:tab w:val="left" w:pos="2880"/>
-          <w:tab w:val="left" w:pos="3600"/>
-          <w:tab w:val="left" w:pos="4320"/>
-          <w:tab w:val="left" w:pos="5040"/>
-          <w:tab w:val="left" w:pos="5760"/>
-          <w:tab w:val="left" w:pos="6480"/>
-          <w:tab w:val="left" w:pos="7200"/>
-          <w:tab w:val="left" w:pos="7920"/>
-          <w:tab w:val="left" w:pos="8640"/>
-        </w:tabs>
-        <w:bidi w:val="0"/>
-        <w:spacing w:before="0" w:line="240" w:lineRule="auto"/>
-        <w:ind w:left="0" w:right="0" w:firstLine="0"/>
-        <w:jc w:val="left"/>
-        <w:rPr>
-          <w:rFonts w:ascii="Times Roman" w:cs="Times Roman" w:hAnsi="Times Roman" w:eastAsia="Times Roman"/>
-          <w:rtl w:val="0"/>
-        </w:rPr>
-      </w:pPr>
-      <w:r>
-        <w:rPr>
-          <w:rFonts w:ascii="Times Roman" w:hAnsi="Times Roman"/>
-          <w:rtl w:val="0"/>
-        </w:rPr>
-        <w:t>10. &lt;#</w:t>
-      </w:r>
-      <w:r>
-        <w:rPr>
-          <w:rFonts w:ascii="Times Roman" w:hAnsi="Times Roman" w:hint="default"/>
-          <w:rtl w:val="0"/>
-        </w:rPr>
-        <w:t>Π</w:t>
-      </w:r>
-      <w:r>
-        <w:rPr>
-          <w:rFonts w:ascii="Times Roman" w:hAnsi="Times Roman"/>
-          <w:rtl w:val="0"/>
-        </w:rPr>
-        <w:t>=80#&gt; &lt;#</w:t>
-      </w:r>
-      <w:r>
-        <w:rPr>
-          <w:rFonts w:ascii="Times Roman" w:hAnsi="Times Roman" w:hint="default"/>
-          <w:rtl w:val="0"/>
-        </w:rPr>
-        <w:t>Μ</w:t>
-      </w:r>
-      <w:r>
-        <w:rPr>
-          <w:rFonts w:ascii="Times Roman" w:hAnsi="Times Roman"/>
-          <w:rtl w:val="0"/>
-        </w:rPr>
-        <w:t>=40#&gt; &lt;#</w:t>
-      </w:r>
-      <w:r>
-        <w:rPr>
-          <w:rFonts w:ascii="Times Roman" w:hAnsi="Times Roman" w:hint="default"/>
-          <w:rtl w:val="0"/>
-        </w:rPr>
-        <w:t>ΡΚ</w:t>
-      </w:r>
-      <w:r>
-        <w:rPr>
-          <w:rFonts w:ascii="Times Roman" w:hAnsi="Times Roman"/>
-          <w:rtl w:val="0"/>
-          <w:lang w:val="en-US"/>
-        </w:rPr>
-        <w:t>=120#&gt;</w:t>
-      </w:r>
-    </w:p>
-    <w:p>
-      <w:pPr>
-        <w:pStyle w:val="Default"/>
-        <w:tabs>
-          <w:tab w:val="left" w:pos="720"/>
-          <w:tab w:val="left" w:pos="1440"/>
-          <w:tab w:val="left" w:pos="2160"/>
-          <w:tab w:val="left" w:pos="2880"/>
-          <w:tab w:val="left" w:pos="3600"/>
-          <w:tab w:val="left" w:pos="4320"/>
-          <w:tab w:val="left" w:pos="5040"/>
-          <w:tab w:val="left" w:pos="5760"/>
-          <w:tab w:val="left" w:pos="6480"/>
-          <w:tab w:val="left" w:pos="7200"/>
-          <w:tab w:val="left" w:pos="7920"/>
-          <w:tab w:val="left" w:pos="8640"/>
-        </w:tabs>
-        <w:bidi w:val="0"/>
-        <w:spacing w:before="0" w:line="240" w:lineRule="auto"/>
-        <w:ind w:left="0" w:right="0" w:firstLine="0"/>
-        <w:jc w:val="left"/>
-        <w:rPr>
-          <w:rFonts w:ascii="Times Roman" w:cs="Times Roman" w:hAnsi="Times Roman" w:eastAsia="Times Roman"/>
-          <w:rtl w:val="0"/>
-        </w:rPr>
-      </w:pPr>
-      <w:r>
-        <w:rPr>
-          <w:rFonts w:ascii="Times Roman" w:hAnsi="Times Roman"/>
-          <w:rtl w:val="0"/>
-          <w:lang w:val="en-US"/>
-        </w:rPr>
-        <w:t>----</w:t>
-      </w:r>
-    </w:p>
-    <w:p>
-      <w:pPr>
-        <w:pStyle w:val="Default"/>
-        <w:tabs>
-          <w:tab w:val="left" w:pos="720"/>
-          <w:tab w:val="left" w:pos="1440"/>
-          <w:tab w:val="left" w:pos="2160"/>
-          <w:tab w:val="left" w:pos="2880"/>
-          <w:tab w:val="left" w:pos="3600"/>
-          <w:tab w:val="left" w:pos="4320"/>
-          <w:tab w:val="left" w:pos="5040"/>
-          <w:tab w:val="left" w:pos="5760"/>
-          <w:tab w:val="left" w:pos="6480"/>
-          <w:tab w:val="left" w:pos="7200"/>
-          <w:tab w:val="left" w:pos="7920"/>
-          <w:tab w:val="left" w:pos="8640"/>
-        </w:tabs>
-        <w:bidi w:val="0"/>
-        <w:spacing w:before="0" w:line="240" w:lineRule="auto"/>
-        <w:ind w:left="0" w:right="0" w:firstLine="0"/>
-        <w:jc w:val="left"/>
-        <w:rPr>
-          <w:rFonts w:ascii="Times Roman" w:cs="Times Roman" w:hAnsi="Times Roman" w:eastAsia="Times Roman"/>
-          <w:rtl w:val="0"/>
-        </w:rPr>
-      </w:pPr>
-      <w:r>
-        <w:rPr>
-          <w:rFonts w:ascii="Times Roman" w:hAnsi="Times Roman"/>
-          <w:rtl w:val="0"/>
-        </w:rPr>
-        <w:t>11. &lt;#</w:t>
-      </w:r>
-      <w:r>
-        <w:rPr>
-          <w:rFonts w:ascii="Times Roman" w:hAnsi="Times Roman" w:hint="default"/>
-          <w:rtl w:val="0"/>
-        </w:rPr>
-        <w:t>Μ</w:t>
-      </w:r>
-      <w:r>
-        <w:rPr>
-          <w:rFonts w:ascii="Times Roman" w:hAnsi="Times Roman"/>
-          <w:rtl w:val="0"/>
-        </w:rPr>
-        <w:t>=40#&gt; &lt;#</w:t>
-      </w:r>
-      <w:r>
-        <w:rPr>
-          <w:rFonts w:ascii="Arial Unicode MS" w:cs="Arial Unicode MS" w:hAnsi="Arial Unicode MS" w:eastAsia="Arial Unicode MS" w:hint="default"/>
-          <w:b w:val="0"/>
-          <w:bCs w:val="0"/>
-          <w:i w:val="0"/>
-          <w:iCs w:val="0"/>
-          <w:rtl w:val="0"/>
-        </w:rPr>
-        <w:t>Ϙ</w:t>
-      </w:r>
-      <w:r>
-        <w:rPr>
-          <w:rFonts w:ascii="Times Roman" w:hAnsi="Times Roman"/>
-          <w:rtl w:val="0"/>
-        </w:rPr>
-        <w:t>=90#&gt; &lt;#</w:t>
-      </w:r>
-      <w:r>
-        <w:rPr>
-          <w:rFonts w:ascii="Times Roman" w:hAnsi="Times Roman" w:hint="default"/>
-          <w:rtl w:val="0"/>
-        </w:rPr>
-        <w:t>ΡΛ</w:t>
-      </w:r>
-      <w:r>
-        <w:rPr>
-          <w:rFonts w:ascii="Times Roman" w:hAnsi="Times Roman"/>
-          <w:rtl w:val="0"/>
-        </w:rPr>
-        <w:t xml:space="preserve">=130#&gt;  </w:t>
-      </w:r>
-    </w:p>
-    <w:p>
-      <w:pPr>
-        <w:pStyle w:val="Default"/>
-        <w:tabs>
-          <w:tab w:val="left" w:pos="720"/>
-          <w:tab w:val="left" w:pos="1440"/>
-          <w:tab w:val="left" w:pos="2160"/>
-          <w:tab w:val="left" w:pos="2880"/>
-          <w:tab w:val="left" w:pos="3600"/>
-          <w:tab w:val="left" w:pos="4320"/>
-          <w:tab w:val="left" w:pos="5040"/>
-          <w:tab w:val="left" w:pos="5760"/>
-          <w:tab w:val="left" w:pos="6480"/>
-          <w:tab w:val="left" w:pos="7200"/>
-          <w:tab w:val="left" w:pos="7920"/>
-          <w:tab w:val="left" w:pos="8640"/>
-        </w:tabs>
-        <w:bidi w:val="0"/>
-        <w:spacing w:before="0" w:line="240" w:lineRule="auto"/>
-        <w:ind w:left="0" w:right="0" w:firstLine="0"/>
-        <w:jc w:val="left"/>
-        <w:rPr>
-          <w:rFonts w:ascii="Times Roman" w:cs="Times Roman" w:hAnsi="Times Roman" w:eastAsia="Times Roman"/>
-          <w:rtl w:val="0"/>
-        </w:rPr>
-      </w:pPr>
-      <w:r>
-        <w:rPr>
-          <w:rFonts w:ascii="Times Roman" w:hAnsi="Times Roman"/>
-          <w:rtl w:val="0"/>
-        </w:rPr>
-        <w:t>12. &lt;#</w:t>
-      </w:r>
-      <w:r>
-        <w:rPr>
-          <w:rFonts w:ascii="Arial Unicode MS" w:cs="Arial Unicode MS" w:hAnsi="Arial Unicode MS" w:eastAsia="Arial Unicode MS" w:hint="default"/>
-          <w:b w:val="0"/>
-          <w:bCs w:val="0"/>
-          <w:i w:val="0"/>
-          <w:iCs w:val="0"/>
-          <w:rtl w:val="0"/>
-        </w:rPr>
-        <w:t>Ϙ</w:t>
-      </w:r>
-      <w:r>
-        <w:rPr>
-          <w:rFonts w:ascii="Times Roman" w:hAnsi="Times Roman"/>
-          <w:rtl w:val="0"/>
-        </w:rPr>
-        <w:t>=90#&gt; &lt;#</w:t>
-      </w:r>
-      <w:r>
-        <w:rPr>
-          <w:rFonts w:ascii="Times Roman" w:hAnsi="Times Roman" w:hint="default"/>
-          <w:rtl w:val="0"/>
-        </w:rPr>
-        <w:t>Μ</w:t>
-      </w:r>
-      <w:r>
-        <w:rPr>
-          <w:rFonts w:ascii="Times Roman" w:hAnsi="Times Roman"/>
-          <w:rtl w:val="0"/>
-        </w:rPr>
-        <w:t>=40#&gt; &lt;#</w:t>
-      </w:r>
-      <w:r>
-        <w:rPr>
-          <w:rFonts w:ascii="Times Roman" w:hAnsi="Times Roman" w:hint="default"/>
-          <w:rtl w:val="0"/>
-        </w:rPr>
-        <w:t>ΡΛ</w:t>
-      </w:r>
-      <w:r>
-        <w:rPr>
-          <w:rFonts w:ascii="Times Roman" w:hAnsi="Times Roman"/>
-          <w:rtl w:val="0"/>
-        </w:rPr>
-        <w:t xml:space="preserve">=130#&gt; </w:t>
-      </w:r>
-    </w:p>
-    <w:p>
-      <w:pPr>
-        <w:pStyle w:val="Default"/>
-        <w:tabs>
-          <w:tab w:val="left" w:pos="720"/>
-          <w:tab w:val="left" w:pos="1440"/>
-          <w:tab w:val="left" w:pos="2160"/>
-          <w:tab w:val="left" w:pos="2880"/>
-          <w:tab w:val="left" w:pos="3600"/>
-          <w:tab w:val="left" w:pos="4320"/>
-          <w:tab w:val="left" w:pos="5040"/>
-          <w:tab w:val="left" w:pos="5760"/>
-          <w:tab w:val="left" w:pos="6480"/>
-          <w:tab w:val="left" w:pos="7200"/>
-          <w:tab w:val="left" w:pos="7920"/>
-          <w:tab w:val="left" w:pos="8640"/>
-        </w:tabs>
-        <w:bidi w:val="0"/>
-        <w:spacing w:before="0" w:line="240" w:lineRule="auto"/>
-        <w:ind w:left="0" w:right="0" w:firstLine="0"/>
-        <w:jc w:val="left"/>
-        <w:rPr>
-          <w:rFonts w:ascii="Times Roman" w:cs="Times Roman" w:hAnsi="Times Roman" w:eastAsia="Times Roman"/>
-          <w:rtl w:val="0"/>
-        </w:rPr>
-      </w:pPr>
-      <w:r>
-        <w:rPr>
-          <w:rFonts w:ascii="Times Roman" w:hAnsi="Times Roman"/>
-          <w:rtl w:val="0"/>
-          <w:lang w:val="en-US"/>
-        </w:rPr>
-        <w:t xml:space="preserve">=&gt;=D&gt; </w:t>
-      </w:r>
-    </w:p>
-    <w:p>
-      <w:pPr>
-        <w:pStyle w:val="Default"/>
-        <w:tabs>
-          <w:tab w:val="left" w:pos="720"/>
-          <w:tab w:val="left" w:pos="1440"/>
-          <w:tab w:val="left" w:pos="2160"/>
-          <w:tab w:val="left" w:pos="2880"/>
-          <w:tab w:val="left" w:pos="3600"/>
-          <w:tab w:val="left" w:pos="4320"/>
-          <w:tab w:val="left" w:pos="5040"/>
-          <w:tab w:val="left" w:pos="5760"/>
-          <w:tab w:val="left" w:pos="6480"/>
-          <w:tab w:val="left" w:pos="7200"/>
-          <w:tab w:val="left" w:pos="7920"/>
-          <w:tab w:val="left" w:pos="8640"/>
-        </w:tabs>
-        <w:bidi w:val="0"/>
-        <w:spacing w:before="0" w:line="240" w:lineRule="auto"/>
-        <w:ind w:left="0" w:right="0" w:firstLine="0"/>
-        <w:jc w:val="left"/>
-        <w:rPr>
-          <w:rFonts w:ascii="Times Roman" w:cs="Times Roman" w:hAnsi="Times Roman" w:eastAsia="Times Roman"/>
-          <w:rtl w:val="0"/>
-        </w:rPr>
-      </w:pPr>
-      <w:r>
-        <w:rPr>
-          <w:rFonts w:ascii="Times Roman" w:hAnsi="Times Roman"/>
-          <w:rtl w:val="0"/>
-          <w:lang w:val="en-US"/>
-        </w:rPr>
-        <w:t>&lt;D=.2.column&lt;=</w:t>
-      </w:r>
-    </w:p>
-    <w:p>
-      <w:pPr>
-        <w:pStyle w:val="Default"/>
-        <w:tabs>
-          <w:tab w:val="left" w:pos="720"/>
-          <w:tab w:val="left" w:pos="1440"/>
-          <w:tab w:val="left" w:pos="2160"/>
-          <w:tab w:val="left" w:pos="2880"/>
-          <w:tab w:val="left" w:pos="3600"/>
-          <w:tab w:val="left" w:pos="4320"/>
-          <w:tab w:val="left" w:pos="5040"/>
-          <w:tab w:val="left" w:pos="5760"/>
-          <w:tab w:val="left" w:pos="6480"/>
-          <w:tab w:val="left" w:pos="7200"/>
-          <w:tab w:val="left" w:pos="7920"/>
-          <w:tab w:val="left" w:pos="8640"/>
-        </w:tabs>
-        <w:bidi w:val="0"/>
-        <w:spacing w:before="0" w:line="240" w:lineRule="auto"/>
-        <w:ind w:left="0" w:right="0" w:firstLine="0"/>
-        <w:jc w:val="left"/>
-        <w:rPr>
-          <w:rFonts w:ascii="Times Roman" w:cs="Times Roman" w:hAnsi="Times Roman" w:eastAsia="Times Roman"/>
-          <w:rtl w:val="0"/>
-        </w:rPr>
-      </w:pPr>
-      <w:r>
-        <w:rPr>
-          <w:rFonts w:ascii="Times Roman" w:hAnsi="Times Roman"/>
-          <w:rtl w:val="0"/>
-        </w:rPr>
-        <w:t>1. &lt;#</w:t>
-      </w:r>
-      <w:r>
-        <w:rPr>
-          <w:rFonts w:ascii="Times Roman" w:hAnsi="Times Roman" w:hint="default"/>
-          <w:rtl w:val="0"/>
-        </w:rPr>
-        <w:t>Ξ</w:t>
-      </w:r>
-      <w:r>
-        <w:rPr>
-          <w:rFonts w:ascii="Times Roman" w:hAnsi="Times Roman"/>
-          <w:rtl w:val="0"/>
-        </w:rPr>
-        <w:t>=60#&gt; &lt;#</w:t>
-      </w:r>
-      <w:r>
-        <w:rPr>
-          <w:rFonts w:ascii="Times Roman" w:hAnsi="Times Roman" w:hint="default"/>
-          <w:rtl w:val="0"/>
-        </w:rPr>
-        <w:t>Ξ</w:t>
-      </w:r>
-      <w:r>
-        <w:rPr>
-          <w:rFonts w:ascii="Times Roman" w:hAnsi="Times Roman"/>
-          <w:rtl w:val="0"/>
-        </w:rPr>
-        <w:t>=60#&gt; &lt;#</w:t>
-      </w:r>
-      <w:r>
-        <w:rPr>
-          <w:rFonts w:ascii="Times Roman" w:hAnsi="Times Roman" w:hint="default"/>
-          <w:rtl w:val="0"/>
-        </w:rPr>
-        <w:t>ΡΚ</w:t>
-      </w:r>
-      <w:r>
-        <w:rPr>
-          <w:rFonts w:ascii="Times Roman" w:hAnsi="Times Roman"/>
-          <w:rtl w:val="0"/>
-        </w:rPr>
-        <w:t xml:space="preserve">=120#&gt;  </w:t>
-      </w:r>
-    </w:p>
-    <w:p>
-      <w:pPr>
-        <w:pStyle w:val="Default"/>
-        <w:tabs>
-          <w:tab w:val="left" w:pos="720"/>
-          <w:tab w:val="left" w:pos="1440"/>
-          <w:tab w:val="left" w:pos="2160"/>
-          <w:tab w:val="left" w:pos="2880"/>
-          <w:tab w:val="left" w:pos="3600"/>
-          <w:tab w:val="left" w:pos="4320"/>
-          <w:tab w:val="left" w:pos="5040"/>
-          <w:tab w:val="left" w:pos="5760"/>
-          <w:tab w:val="left" w:pos="6480"/>
-          <w:tab w:val="left" w:pos="7200"/>
-          <w:tab w:val="left" w:pos="7920"/>
-          <w:tab w:val="left" w:pos="8640"/>
-        </w:tabs>
-        <w:bidi w:val="0"/>
-        <w:spacing w:before="0" w:line="240" w:lineRule="auto"/>
-        <w:ind w:left="0" w:right="0" w:firstLine="0"/>
-        <w:jc w:val="left"/>
-        <w:rPr>
-          <w:rFonts w:ascii="Times Roman" w:cs="Times Roman" w:hAnsi="Times Roman" w:eastAsia="Times Roman"/>
-          <w:rtl w:val="0"/>
-        </w:rPr>
-      </w:pPr>
-      <w:r>
-        <w:rPr>
-          <w:rFonts w:ascii="Times Roman" w:hAnsi="Times Roman"/>
-          <w:rtl w:val="0"/>
-        </w:rPr>
-        <w:t>2. &lt;#</w:t>
-      </w:r>
-      <w:r>
-        <w:rPr>
-          <w:rFonts w:ascii="Times Roman" w:hAnsi="Times Roman" w:hint="default"/>
-          <w:rtl w:val="0"/>
-        </w:rPr>
-        <w:t>Β</w:t>
-      </w:r>
-      <w:r>
-        <w:rPr>
-          <w:rFonts w:ascii="Times Roman" w:hAnsi="Times Roman"/>
-          <w:rtl w:val="0"/>
-        </w:rPr>
-        <w:t>=2#&gt; &lt;#</w:t>
-      </w:r>
-      <w:r>
-        <w:rPr>
-          <w:rFonts w:ascii="Times Roman" w:hAnsi="Times Roman" w:hint="default"/>
-          <w:rtl w:val="0"/>
-        </w:rPr>
-        <w:t>Ξ</w:t>
-      </w:r>
-      <w:r>
-        <w:rPr>
-          <w:rFonts w:ascii="Times Roman" w:hAnsi="Times Roman"/>
-          <w:rtl w:val="0"/>
-        </w:rPr>
-        <w:t>=60#&gt; &lt;#</w:t>
-      </w:r>
-      <w:r>
-        <w:rPr>
-          <w:rFonts w:ascii="Times Roman" w:hAnsi="Times Roman" w:hint="default"/>
-          <w:rtl w:val="0"/>
-        </w:rPr>
-        <w:t>ΡΚ</w:t>
-      </w:r>
-      <w:r>
-        <w:rPr>
-          <w:rFonts w:ascii="Times Roman" w:hAnsi="Times Roman"/>
-          <w:rtl w:val="0"/>
-          <w:lang w:val="en-US"/>
-        </w:rPr>
-        <w:t>=120#&gt;</w:t>
-      </w:r>
-    </w:p>
-    <w:p>
-      <w:pPr>
-        <w:pStyle w:val="Default"/>
-        <w:tabs>
-          <w:tab w:val="left" w:pos="720"/>
-          <w:tab w:val="left" w:pos="1440"/>
-          <w:tab w:val="left" w:pos="2160"/>
-          <w:tab w:val="left" w:pos="2880"/>
-          <w:tab w:val="left" w:pos="3600"/>
-          <w:tab w:val="left" w:pos="4320"/>
-          <w:tab w:val="left" w:pos="5040"/>
-          <w:tab w:val="left" w:pos="5760"/>
-          <w:tab w:val="left" w:pos="6480"/>
-          <w:tab w:val="left" w:pos="7200"/>
-          <w:tab w:val="left" w:pos="7920"/>
-          <w:tab w:val="left" w:pos="8640"/>
-        </w:tabs>
-        <w:bidi w:val="0"/>
-        <w:spacing w:before="0" w:line="240" w:lineRule="auto"/>
-        <w:ind w:left="0" w:right="0" w:firstLine="0"/>
-        <w:jc w:val="left"/>
-        <w:rPr>
-          <w:rFonts w:ascii="Times Roman" w:cs="Times Roman" w:hAnsi="Times Roman" w:eastAsia="Times Roman"/>
-          <w:rtl w:val="0"/>
-        </w:rPr>
-      </w:pPr>
-      <w:r>
-        <w:rPr>
-          <w:rFonts w:ascii="Times Roman" w:hAnsi="Times Roman"/>
-          <w:rtl w:val="0"/>
-          <w:lang w:val="en-US"/>
-        </w:rPr>
-        <w:t>----</w:t>
-      </w:r>
-    </w:p>
-    <w:p>
-      <w:pPr>
-        <w:pStyle w:val="Default"/>
-        <w:tabs>
-          <w:tab w:val="left" w:pos="720"/>
-          <w:tab w:val="left" w:pos="1440"/>
-          <w:tab w:val="left" w:pos="2160"/>
-          <w:tab w:val="left" w:pos="2880"/>
-          <w:tab w:val="left" w:pos="3600"/>
-          <w:tab w:val="left" w:pos="4320"/>
-          <w:tab w:val="left" w:pos="5040"/>
-          <w:tab w:val="left" w:pos="5760"/>
-          <w:tab w:val="left" w:pos="6480"/>
-          <w:tab w:val="left" w:pos="7200"/>
-          <w:tab w:val="left" w:pos="7920"/>
-          <w:tab w:val="left" w:pos="8640"/>
-        </w:tabs>
-        <w:bidi w:val="0"/>
-        <w:spacing w:before="0" w:line="240" w:lineRule="auto"/>
-        <w:ind w:left="0" w:right="0" w:firstLine="0"/>
-        <w:jc w:val="left"/>
-        <w:rPr>
-          <w:rFonts w:ascii="Times Roman" w:cs="Times Roman" w:hAnsi="Times Roman" w:eastAsia="Times Roman"/>
-          <w:rtl w:val="0"/>
-        </w:rPr>
-      </w:pPr>
-      <w:r>
-        <w:rPr>
-          <w:rFonts w:ascii="Times Roman" w:hAnsi="Times Roman"/>
-          <w:rtl w:val="0"/>
-        </w:rPr>
-        <w:t>3. &lt;#</w:t>
-      </w:r>
-      <w:r>
-        <w:rPr>
-          <w:rFonts w:ascii="Times Roman" w:hAnsi="Times Roman" w:hint="default"/>
-          <w:rtl w:val="0"/>
-        </w:rPr>
-        <w:t>Ξ</w:t>
-      </w:r>
-      <w:r>
-        <w:rPr>
-          <w:rFonts w:ascii="Times Roman" w:hAnsi="Times Roman"/>
-          <w:rtl w:val="0"/>
-        </w:rPr>
-        <w:t>=60#&gt; &lt;#</w:t>
-      </w:r>
-      <w:r>
-        <w:rPr>
-          <w:rFonts w:ascii="Times Roman" w:hAnsi="Times Roman" w:hint="default"/>
-          <w:rtl w:val="0"/>
-        </w:rPr>
-        <w:t>Ο</w:t>
-      </w:r>
-      <w:r>
-        <w:rPr>
-          <w:rFonts w:ascii="Times Roman" w:hAnsi="Times Roman"/>
-          <w:rtl w:val="0"/>
-        </w:rPr>
-        <w:t>=70#&gt; &lt;#</w:t>
-      </w:r>
-      <w:r>
-        <w:rPr>
-          <w:rFonts w:ascii="Times Roman" w:hAnsi="Times Roman" w:hint="default"/>
-          <w:rtl w:val="0"/>
-        </w:rPr>
-        <w:t>ΡΛ</w:t>
-      </w:r>
-      <w:r>
-        <w:rPr>
-          <w:rFonts w:ascii="Times Roman" w:hAnsi="Times Roman"/>
-          <w:rtl w:val="0"/>
-        </w:rPr>
-        <w:t xml:space="preserve">=130#&gt;  </w:t>
-      </w:r>
-    </w:p>
-    <w:p>
-      <w:pPr>
-        <w:pStyle w:val="Default"/>
-        <w:tabs>
-          <w:tab w:val="left" w:pos="720"/>
-          <w:tab w:val="left" w:pos="1440"/>
-          <w:tab w:val="left" w:pos="2160"/>
-          <w:tab w:val="left" w:pos="2880"/>
-          <w:tab w:val="left" w:pos="3600"/>
-          <w:tab w:val="left" w:pos="4320"/>
-          <w:tab w:val="left" w:pos="5040"/>
-          <w:tab w:val="left" w:pos="5760"/>
-          <w:tab w:val="left" w:pos="6480"/>
-          <w:tab w:val="left" w:pos="7200"/>
-          <w:tab w:val="left" w:pos="7920"/>
-          <w:tab w:val="left" w:pos="8640"/>
-        </w:tabs>
-        <w:bidi w:val="0"/>
-        <w:spacing w:before="0" w:line="240" w:lineRule="auto"/>
-        <w:ind w:left="0" w:right="0" w:firstLine="0"/>
-        <w:jc w:val="left"/>
-        <w:rPr>
-          <w:rFonts w:ascii="Times Roman" w:cs="Times Roman" w:hAnsi="Times Roman" w:eastAsia="Times Roman"/>
-          <w:rtl w:val="0"/>
-        </w:rPr>
-      </w:pPr>
-      <w:r>
-        <w:rPr>
-          <w:rFonts w:ascii="Times Roman" w:hAnsi="Times Roman"/>
-          <w:rtl w:val="0"/>
-        </w:rPr>
-        <w:t>4. &lt;#</w:t>
-      </w:r>
-      <w:r>
-        <w:rPr>
-          <w:rFonts w:ascii="Times Roman" w:hAnsi="Times Roman" w:hint="default"/>
-          <w:rtl w:val="0"/>
-        </w:rPr>
-        <w:t>Ο</w:t>
-      </w:r>
-      <w:r>
-        <w:rPr>
-          <w:rFonts w:ascii="Times Roman" w:hAnsi="Times Roman"/>
-          <w:rtl w:val="0"/>
-        </w:rPr>
-        <w:t>=70#&gt; &lt;#</w:t>
-      </w:r>
-      <w:r>
-        <w:rPr>
-          <w:rFonts w:ascii="Times Roman" w:hAnsi="Times Roman" w:hint="default"/>
-          <w:rtl w:val="0"/>
-        </w:rPr>
-        <w:t>Ξ</w:t>
-      </w:r>
-      <w:r>
-        <w:rPr>
-          <w:rFonts w:ascii="Times Roman" w:hAnsi="Times Roman"/>
-          <w:rtl w:val="0"/>
-        </w:rPr>
-        <w:t>=60#&gt; &lt;#</w:t>
-      </w:r>
-      <w:r>
-        <w:rPr>
-          <w:rFonts w:ascii="Times Roman" w:hAnsi="Times Roman" w:hint="default"/>
-          <w:rtl w:val="0"/>
-        </w:rPr>
-        <w:t>ΡΛ</w:t>
-      </w:r>
-      <w:r>
-        <w:rPr>
-          <w:rFonts w:ascii="Times Roman" w:hAnsi="Times Roman"/>
-          <w:rtl w:val="0"/>
-        </w:rPr>
-        <w:t>=130#&gt;</w:t>
-      </w:r>
-    </w:p>
-    <w:p>
-      <w:pPr>
-        <w:pStyle w:val="Default"/>
-        <w:tabs>
-          <w:tab w:val="left" w:pos="720"/>
-          <w:tab w:val="left" w:pos="1440"/>
-          <w:tab w:val="left" w:pos="2160"/>
-          <w:tab w:val="left" w:pos="2880"/>
-          <w:tab w:val="left" w:pos="3600"/>
-          <w:tab w:val="left" w:pos="4320"/>
-          <w:tab w:val="left" w:pos="5040"/>
-          <w:tab w:val="left" w:pos="5760"/>
-          <w:tab w:val="left" w:pos="6480"/>
-          <w:tab w:val="left" w:pos="7200"/>
-          <w:tab w:val="left" w:pos="7920"/>
-          <w:tab w:val="left" w:pos="8640"/>
-        </w:tabs>
-        <w:bidi w:val="0"/>
-        <w:spacing w:before="0" w:line="240" w:lineRule="auto"/>
-        <w:ind w:left="0" w:right="0" w:firstLine="0"/>
-        <w:jc w:val="left"/>
-        <w:rPr>
-          <w:rFonts w:ascii="Times Roman" w:cs="Times Roman" w:hAnsi="Times Roman" w:eastAsia="Times Roman"/>
-          <w:rtl w:val="0"/>
-        </w:rPr>
-      </w:pPr>
-      <w:r>
-        <w:rPr>
-          <w:rFonts w:ascii="Times Roman" w:hAnsi="Times Roman"/>
-          <w:rtl w:val="0"/>
-          <w:lang w:val="en-US"/>
-        </w:rPr>
-        <w:t>----</w:t>
-      </w:r>
-    </w:p>
-    <w:p>
-      <w:pPr>
-        <w:pStyle w:val="Default"/>
-        <w:tabs>
-          <w:tab w:val="left" w:pos="720"/>
-          <w:tab w:val="left" w:pos="1440"/>
-          <w:tab w:val="left" w:pos="2160"/>
-          <w:tab w:val="left" w:pos="2880"/>
-          <w:tab w:val="left" w:pos="3600"/>
-          <w:tab w:val="left" w:pos="4320"/>
-          <w:tab w:val="left" w:pos="5040"/>
-          <w:tab w:val="left" w:pos="5760"/>
-          <w:tab w:val="left" w:pos="6480"/>
-          <w:tab w:val="left" w:pos="7200"/>
-          <w:tab w:val="left" w:pos="7920"/>
-          <w:tab w:val="left" w:pos="8640"/>
-        </w:tabs>
-        <w:bidi w:val="0"/>
-        <w:spacing w:before="0" w:line="240" w:lineRule="auto"/>
-        <w:ind w:left="0" w:right="0" w:firstLine="0"/>
-        <w:jc w:val="left"/>
-        <w:rPr>
-          <w:rFonts w:ascii="Times Roman" w:cs="Times Roman" w:hAnsi="Times Roman" w:eastAsia="Times Roman"/>
-          <w:rtl w:val="0"/>
-        </w:rPr>
-      </w:pPr>
-      <w:r>
-        <w:rPr>
-          <w:rFonts w:ascii="Times Roman" w:hAnsi="Times Roman"/>
-          <w:rtl w:val="0"/>
-        </w:rPr>
-        <w:t>5. &lt;#</w:t>
-      </w:r>
-      <w:r>
-        <w:rPr>
-          <w:rFonts w:ascii="Times Roman" w:hAnsi="Times Roman" w:hint="default"/>
-          <w:rtl w:val="0"/>
-        </w:rPr>
-        <w:t>Ξ</w:t>
-      </w:r>
-      <w:r>
-        <w:rPr>
-          <w:rFonts w:ascii="Times Roman" w:hAnsi="Times Roman"/>
-          <w:rtl w:val="0"/>
-        </w:rPr>
-        <w:t>=60#&gt; &lt;#</w:t>
-      </w:r>
-      <w:r>
-        <w:rPr>
-          <w:rFonts w:ascii="Times Roman" w:hAnsi="Times Roman" w:hint="default"/>
-          <w:rtl w:val="0"/>
-        </w:rPr>
-        <w:t>Π</w:t>
-      </w:r>
-      <w:r>
-        <w:rPr>
-          <w:rFonts w:ascii="Times Roman" w:hAnsi="Times Roman"/>
-          <w:rtl w:val="0"/>
-        </w:rPr>
-        <w:t>=80#&gt; &lt;#</w:t>
-      </w:r>
-      <w:r>
-        <w:rPr>
-          <w:rFonts w:ascii="Times Roman" w:hAnsi="Times Roman" w:hint="default"/>
-          <w:rtl w:val="0"/>
-        </w:rPr>
-        <w:t>ΡΜ</w:t>
-      </w:r>
-      <w:r>
-        <w:rPr>
-          <w:rFonts w:ascii="Times Roman" w:hAnsi="Times Roman"/>
-          <w:rtl w:val="0"/>
-        </w:rPr>
-        <w:t xml:space="preserve">=140#&gt;  </w:t>
-      </w:r>
-    </w:p>
-    <w:p>
-      <w:pPr>
-        <w:pStyle w:val="Default"/>
-        <w:tabs>
-          <w:tab w:val="left" w:pos="720"/>
-          <w:tab w:val="left" w:pos="1440"/>
-          <w:tab w:val="left" w:pos="2160"/>
-          <w:tab w:val="left" w:pos="2880"/>
-          <w:tab w:val="left" w:pos="3600"/>
-          <w:tab w:val="left" w:pos="4320"/>
-          <w:tab w:val="left" w:pos="5040"/>
-          <w:tab w:val="left" w:pos="5760"/>
-          <w:tab w:val="left" w:pos="6480"/>
-          <w:tab w:val="left" w:pos="7200"/>
-          <w:tab w:val="left" w:pos="7920"/>
-          <w:tab w:val="left" w:pos="8640"/>
-        </w:tabs>
-        <w:bidi w:val="0"/>
-        <w:spacing w:before="0" w:line="240" w:lineRule="auto"/>
-        <w:ind w:left="0" w:right="0" w:firstLine="0"/>
-        <w:jc w:val="left"/>
-        <w:rPr>
-          <w:rFonts w:ascii="Times Roman" w:cs="Times Roman" w:hAnsi="Times Roman" w:eastAsia="Times Roman"/>
-          <w:rtl w:val="0"/>
-        </w:rPr>
-      </w:pPr>
-      <w:r>
-        <w:rPr>
-          <w:rFonts w:ascii="Times Roman" w:hAnsi="Times Roman"/>
-          <w:rtl w:val="0"/>
-        </w:rPr>
-        <w:t>6. &lt;#</w:t>
-      </w:r>
-      <w:r>
-        <w:rPr>
-          <w:rFonts w:ascii="Times Roman" w:hAnsi="Times Roman" w:hint="default"/>
-          <w:rtl w:val="0"/>
-        </w:rPr>
-        <w:t>Π</w:t>
-      </w:r>
-      <w:r>
-        <w:rPr>
-          <w:rFonts w:ascii="Times Roman" w:hAnsi="Times Roman"/>
-          <w:rtl w:val="0"/>
-        </w:rPr>
-        <w:t>=80#&gt; &lt;#</w:t>
-      </w:r>
-      <w:r>
-        <w:rPr>
-          <w:rFonts w:ascii="Times Roman" w:hAnsi="Times Roman" w:hint="default"/>
-          <w:rtl w:val="0"/>
-        </w:rPr>
-        <w:t>Ξ</w:t>
-      </w:r>
-      <w:r>
-        <w:rPr>
-          <w:rFonts w:ascii="Times Roman" w:hAnsi="Times Roman"/>
-          <w:rtl w:val="0"/>
-        </w:rPr>
-        <w:t>=60#&gt; &lt;#</w:t>
-      </w:r>
-      <w:r>
-        <w:rPr>
-          <w:rFonts w:ascii="Times Roman" w:hAnsi="Times Roman" w:hint="default"/>
-          <w:rtl w:val="0"/>
-        </w:rPr>
-        <w:t>ΡΜ</w:t>
-      </w:r>
-      <w:r>
-        <w:rPr>
-          <w:rFonts w:ascii="Times Roman" w:hAnsi="Times Roman"/>
-          <w:rtl w:val="0"/>
-        </w:rPr>
-        <w:t>=140#&gt;</w:t>
-      </w:r>
-    </w:p>
-    <w:p>
-      <w:pPr>
-        <w:pStyle w:val="Default"/>
-        <w:tabs>
-          <w:tab w:val="left" w:pos="720"/>
-          <w:tab w:val="left" w:pos="1440"/>
-          <w:tab w:val="left" w:pos="2160"/>
-          <w:tab w:val="left" w:pos="2880"/>
-          <w:tab w:val="left" w:pos="3600"/>
-          <w:tab w:val="left" w:pos="4320"/>
-          <w:tab w:val="left" w:pos="5040"/>
-          <w:tab w:val="left" w:pos="5760"/>
-          <w:tab w:val="left" w:pos="6480"/>
-          <w:tab w:val="left" w:pos="7200"/>
-          <w:tab w:val="left" w:pos="7920"/>
-          <w:tab w:val="left" w:pos="8640"/>
-        </w:tabs>
-        <w:bidi w:val="0"/>
-        <w:spacing w:before="0" w:line="240" w:lineRule="auto"/>
-        <w:ind w:left="0" w:right="0" w:firstLine="0"/>
-        <w:jc w:val="left"/>
-        <w:rPr>
-          <w:rFonts w:ascii="Times Roman" w:cs="Times Roman" w:hAnsi="Times Roman" w:eastAsia="Times Roman"/>
-          <w:rtl w:val="0"/>
-        </w:rPr>
-      </w:pPr>
-      <w:r>
-        <w:rPr>
-          <w:rFonts w:ascii="Times Roman" w:hAnsi="Times Roman"/>
-          <w:rtl w:val="0"/>
-          <w:lang w:val="en-US"/>
-        </w:rPr>
-        <w:t xml:space="preserve">---- </w:t>
-      </w:r>
-    </w:p>
-    <w:p>
-      <w:pPr>
-        <w:pStyle w:val="Default"/>
-        <w:tabs>
-          <w:tab w:val="left" w:pos="720"/>
-          <w:tab w:val="left" w:pos="1440"/>
-          <w:tab w:val="left" w:pos="2160"/>
-          <w:tab w:val="left" w:pos="2880"/>
-          <w:tab w:val="left" w:pos="3600"/>
-          <w:tab w:val="left" w:pos="4320"/>
-          <w:tab w:val="left" w:pos="5040"/>
-          <w:tab w:val="left" w:pos="5760"/>
-          <w:tab w:val="left" w:pos="6480"/>
-          <w:tab w:val="left" w:pos="7200"/>
-          <w:tab w:val="left" w:pos="7920"/>
-          <w:tab w:val="left" w:pos="8640"/>
-        </w:tabs>
-        <w:bidi w:val="0"/>
-        <w:spacing w:before="0" w:line="240" w:lineRule="auto"/>
-        <w:ind w:left="0" w:right="0" w:firstLine="0"/>
-        <w:jc w:val="left"/>
-        <w:rPr>
-          <w:rFonts w:ascii="Times Roman" w:cs="Times Roman" w:hAnsi="Times Roman" w:eastAsia="Times Roman"/>
-          <w:rtl w:val="0"/>
-        </w:rPr>
-      </w:pPr>
-      <w:r>
-        <w:rPr>
-          <w:rFonts w:ascii="Times Roman" w:hAnsi="Times Roman"/>
-          <w:rtl w:val="0"/>
-        </w:rPr>
-        <w:t>7. &lt;#</w:t>
-      </w:r>
-      <w:r>
-        <w:rPr>
-          <w:rFonts w:ascii="Times Roman" w:hAnsi="Times Roman" w:hint="default"/>
-          <w:rtl w:val="0"/>
-        </w:rPr>
-        <w:t>Ξ</w:t>
-      </w:r>
-      <w:r>
-        <w:rPr>
-          <w:rFonts w:ascii="Times Roman" w:hAnsi="Times Roman"/>
-          <w:rtl w:val="0"/>
-        </w:rPr>
-        <w:t>=60#&gt; &lt;#</w:t>
-      </w:r>
-      <w:r>
-        <w:rPr>
-          <w:rFonts w:ascii="Arial Unicode MS" w:cs="Arial Unicode MS" w:hAnsi="Arial Unicode MS" w:eastAsia="Arial Unicode MS" w:hint="default"/>
-          <w:b w:val="0"/>
-          <w:bCs w:val="0"/>
-          <w:i w:val="0"/>
-          <w:iCs w:val="0"/>
-          <w:rtl w:val="0"/>
-        </w:rPr>
-        <w:t>Ϙ</w:t>
-      </w:r>
-      <w:r>
-        <w:rPr>
-          <w:rFonts w:ascii="Times Roman" w:hAnsi="Times Roman"/>
-          <w:rtl w:val="0"/>
-        </w:rPr>
-        <w:t>=90#&gt; &lt;#</w:t>
-      </w:r>
-      <w:r>
-        <w:rPr>
-          <w:rFonts w:ascii="Times Roman" w:hAnsi="Times Roman" w:hint="default"/>
-          <w:rtl w:val="0"/>
-        </w:rPr>
-        <w:t>ΡΜ</w:t>
-      </w:r>
-      <w:r>
-        <w:rPr>
-          <w:rFonts w:ascii="Times Roman" w:hAnsi="Times Roman"/>
-          <w:rtl w:val="0"/>
-        </w:rPr>
-        <w:t xml:space="preserve">=150#&gt;  </w:t>
-      </w:r>
-    </w:p>
-    <w:p>
-      <w:pPr>
-        <w:pStyle w:val="Default"/>
-        <w:tabs>
-          <w:tab w:val="left" w:pos="720"/>
-          <w:tab w:val="left" w:pos="1440"/>
-          <w:tab w:val="left" w:pos="2160"/>
-          <w:tab w:val="left" w:pos="2880"/>
-          <w:tab w:val="left" w:pos="3600"/>
-          <w:tab w:val="left" w:pos="4320"/>
-          <w:tab w:val="left" w:pos="5040"/>
-          <w:tab w:val="left" w:pos="5760"/>
-          <w:tab w:val="left" w:pos="6480"/>
-          <w:tab w:val="left" w:pos="7200"/>
-          <w:tab w:val="left" w:pos="7920"/>
-          <w:tab w:val="left" w:pos="8640"/>
-        </w:tabs>
-        <w:bidi w:val="0"/>
-        <w:spacing w:before="0" w:line="240" w:lineRule="auto"/>
-        <w:ind w:left="0" w:right="0" w:firstLine="0"/>
-        <w:jc w:val="left"/>
-        <w:rPr>
-          <w:rFonts w:ascii="Times Roman" w:cs="Times Roman" w:hAnsi="Times Roman" w:eastAsia="Times Roman"/>
-          <w:rtl w:val="0"/>
-        </w:rPr>
-      </w:pPr>
-      <w:r>
-        <w:rPr>
-          <w:rFonts w:ascii="Times Roman" w:hAnsi="Times Roman"/>
-          <w:rtl w:val="0"/>
-        </w:rPr>
-        <w:t>8. &lt;#</w:t>
-      </w:r>
-      <w:r>
-        <w:rPr>
-          <w:rFonts w:ascii="Arial Unicode MS" w:cs="Arial Unicode MS" w:hAnsi="Arial Unicode MS" w:eastAsia="Arial Unicode MS" w:hint="default"/>
-          <w:b w:val="0"/>
-          <w:bCs w:val="0"/>
-          <w:i w:val="0"/>
-          <w:iCs w:val="0"/>
-          <w:rtl w:val="0"/>
-        </w:rPr>
-        <w:t>Ϙ</w:t>
-      </w:r>
-      <w:r>
-        <w:rPr>
-          <w:rFonts w:ascii="Times Roman" w:hAnsi="Times Roman"/>
-          <w:rtl w:val="0"/>
-        </w:rPr>
-        <w:t>=90#&gt; &lt;#</w:t>
-      </w:r>
-      <w:r>
-        <w:rPr>
-          <w:rFonts w:ascii="Times Roman" w:hAnsi="Times Roman" w:hint="default"/>
-          <w:rtl w:val="0"/>
-        </w:rPr>
-        <w:t>Ξ</w:t>
-      </w:r>
-      <w:r>
-        <w:rPr>
-          <w:rFonts w:ascii="Times Roman" w:hAnsi="Times Roman"/>
-          <w:rtl w:val="0"/>
-        </w:rPr>
-        <w:t>=60#&gt; &lt;#</w:t>
-      </w:r>
-      <w:r>
-        <w:rPr>
-          <w:rFonts w:ascii="Times Roman" w:hAnsi="Times Roman" w:hint="default"/>
-          <w:rtl w:val="0"/>
-        </w:rPr>
-        <w:t>ΡΜ</w:t>
-      </w:r>
-      <w:r>
-        <w:rPr>
-          <w:rFonts w:ascii="Times Roman" w:hAnsi="Times Roman"/>
-          <w:rtl w:val="0"/>
-        </w:rPr>
-        <w:t xml:space="preserve">=150#&gt;  </w:t>
-      </w:r>
-    </w:p>
-    <w:p>
-      <w:pPr>
-        <w:pStyle w:val="Default"/>
-        <w:tabs>
-          <w:tab w:val="left" w:pos="720"/>
-          <w:tab w:val="left" w:pos="1440"/>
-          <w:tab w:val="left" w:pos="2160"/>
-          <w:tab w:val="left" w:pos="2880"/>
-          <w:tab w:val="left" w:pos="3600"/>
-          <w:tab w:val="left" w:pos="4320"/>
-          <w:tab w:val="left" w:pos="5040"/>
-          <w:tab w:val="left" w:pos="5760"/>
-          <w:tab w:val="left" w:pos="6480"/>
-          <w:tab w:val="left" w:pos="7200"/>
-          <w:tab w:val="left" w:pos="7920"/>
-          <w:tab w:val="left" w:pos="8640"/>
-        </w:tabs>
-        <w:bidi w:val="0"/>
-        <w:spacing w:before="0" w:line="240" w:lineRule="auto"/>
-        <w:ind w:left="0" w:right="0" w:firstLine="0"/>
-        <w:jc w:val="left"/>
-        <w:rPr>
-          <w:rFonts w:ascii="Times Roman" w:cs="Times Roman" w:hAnsi="Times Roman" w:eastAsia="Times Roman"/>
-          <w:rtl w:val="0"/>
-        </w:rPr>
-      </w:pPr>
-    </w:p>
-    <w:p>
-      <w:pPr>
-        <w:pStyle w:val="Default"/>
-        <w:tabs>
-          <w:tab w:val="left" w:pos="720"/>
-          <w:tab w:val="left" w:pos="1440"/>
-          <w:tab w:val="left" w:pos="2160"/>
-          <w:tab w:val="left" w:pos="2880"/>
-          <w:tab w:val="left" w:pos="3600"/>
-          <w:tab w:val="left" w:pos="4320"/>
-          <w:tab w:val="left" w:pos="5040"/>
-          <w:tab w:val="left" w:pos="5760"/>
-          <w:tab w:val="left" w:pos="6480"/>
-          <w:tab w:val="left" w:pos="7200"/>
-          <w:tab w:val="left" w:pos="7920"/>
-          <w:tab w:val="left" w:pos="8640"/>
-        </w:tabs>
-        <w:bidi w:val="0"/>
-        <w:spacing w:before="0" w:line="240" w:lineRule="auto"/>
-        <w:ind w:left="0" w:right="0" w:firstLine="0"/>
-        <w:jc w:val="left"/>
-        <w:rPr>
-          <w:rFonts w:ascii="Times Roman" w:cs="Times Roman" w:hAnsi="Times Roman" w:eastAsia="Times Roman"/>
-          <w:rtl w:val="0"/>
-        </w:rPr>
-      </w:pPr>
-      <w:r>
-        <w:rPr>
-          <w:rFonts w:ascii="Times Roman" w:hAnsi="Times Roman"/>
-          <w:rtl w:val="0"/>
-        </w:rPr>
-        <w:t>9. &lt;#</w:t>
-      </w:r>
-      <w:r>
-        <w:rPr>
-          <w:rFonts w:ascii="Times Roman" w:hAnsi="Times Roman" w:hint="default"/>
-          <w:rtl w:val="0"/>
-        </w:rPr>
-        <w:t>Ο</w:t>
-      </w:r>
-      <w:r>
-        <w:rPr>
-          <w:rFonts w:ascii="Times Roman" w:hAnsi="Times Roman"/>
-          <w:rtl w:val="0"/>
-        </w:rPr>
-        <w:t>=70#&gt; &lt;#</w:t>
-      </w:r>
-      <w:r>
-        <w:rPr>
-          <w:rFonts w:ascii="Times Roman" w:hAnsi="Times Roman" w:hint="default"/>
-          <w:rtl w:val="0"/>
-        </w:rPr>
-        <w:t>Ο</w:t>
-      </w:r>
-      <w:r>
-        <w:rPr>
-          <w:rFonts w:ascii="Times Roman" w:hAnsi="Times Roman"/>
-          <w:rtl w:val="0"/>
-        </w:rPr>
-        <w:t>=70#&gt; &lt;#</w:t>
-      </w:r>
-      <w:r>
-        <w:rPr>
-          <w:rFonts w:ascii="Times Roman" w:hAnsi="Times Roman" w:hint="default"/>
-          <w:rtl w:val="0"/>
-        </w:rPr>
-        <w:t>ΡΜ</w:t>
-      </w:r>
-      <w:r>
-        <w:rPr>
-          <w:rFonts w:ascii="Times Roman" w:hAnsi="Times Roman"/>
-          <w:rtl w:val="0"/>
-        </w:rPr>
-        <w:t xml:space="preserve">=140#&gt;  </w:t>
-      </w:r>
-    </w:p>
-    <w:p>
-      <w:pPr>
-        <w:pStyle w:val="Default"/>
-        <w:tabs>
-          <w:tab w:val="left" w:pos="720"/>
-          <w:tab w:val="left" w:pos="1440"/>
-          <w:tab w:val="left" w:pos="2160"/>
-          <w:tab w:val="left" w:pos="2880"/>
-          <w:tab w:val="left" w:pos="3600"/>
-          <w:tab w:val="left" w:pos="4320"/>
-          <w:tab w:val="left" w:pos="5040"/>
-          <w:tab w:val="left" w:pos="5760"/>
-          <w:tab w:val="left" w:pos="6480"/>
-          <w:tab w:val="left" w:pos="7200"/>
-          <w:tab w:val="left" w:pos="7920"/>
-          <w:tab w:val="left" w:pos="8640"/>
-        </w:tabs>
-        <w:bidi w:val="0"/>
-        <w:spacing w:before="0" w:line="240" w:lineRule="auto"/>
-        <w:ind w:left="0" w:right="0" w:firstLine="0"/>
-        <w:jc w:val="left"/>
-        <w:rPr>
-          <w:rFonts w:ascii="Times Roman" w:cs="Times Roman" w:hAnsi="Times Roman" w:eastAsia="Times Roman"/>
-          <w:rtl w:val="0"/>
-        </w:rPr>
-      </w:pPr>
-      <w:r>
-        <w:rPr>
-          <w:rFonts w:ascii="Times Roman" w:hAnsi="Times Roman"/>
-          <w:rtl w:val="0"/>
-        </w:rPr>
-        <w:t>10. &lt;#</w:t>
-      </w:r>
-      <w:r>
-        <w:rPr>
-          <w:rFonts w:ascii="Times Roman" w:hAnsi="Times Roman" w:hint="default"/>
-          <w:rtl w:val="0"/>
-        </w:rPr>
-        <w:t>Β</w:t>
-      </w:r>
-      <w:r>
-        <w:rPr>
-          <w:rFonts w:ascii="Times Roman" w:hAnsi="Times Roman"/>
-          <w:rtl w:val="0"/>
-        </w:rPr>
-        <w:t>=2#&gt; &lt;#</w:t>
-      </w:r>
-      <w:r>
-        <w:rPr>
-          <w:rFonts w:ascii="Times Roman" w:hAnsi="Times Roman" w:hint="default"/>
-          <w:rtl w:val="0"/>
-        </w:rPr>
-        <w:t>Ο</w:t>
-      </w:r>
-      <w:r>
-        <w:rPr>
-          <w:rFonts w:ascii="Times Roman" w:hAnsi="Times Roman"/>
-          <w:rtl w:val="0"/>
-        </w:rPr>
-        <w:t>=70#&gt; &lt;#</w:t>
-      </w:r>
-      <w:r>
-        <w:rPr>
-          <w:rFonts w:ascii="Times Roman" w:hAnsi="Times Roman" w:hint="default"/>
-          <w:rtl w:val="0"/>
-        </w:rPr>
-        <w:t>ΡΜ</w:t>
-      </w:r>
-      <w:r>
-        <w:rPr>
-          <w:rFonts w:ascii="Times Roman" w:hAnsi="Times Roman"/>
-          <w:rtl w:val="0"/>
-        </w:rPr>
-        <w:t>=140#&gt;</w:t>
-      </w:r>
-    </w:p>
-    <w:p>
-      <w:pPr>
-        <w:pStyle w:val="Default"/>
-        <w:tabs>
-          <w:tab w:val="left" w:pos="720"/>
-          <w:tab w:val="left" w:pos="1440"/>
-          <w:tab w:val="left" w:pos="2160"/>
-          <w:tab w:val="left" w:pos="2880"/>
-          <w:tab w:val="left" w:pos="3600"/>
-          <w:tab w:val="left" w:pos="4320"/>
-          <w:tab w:val="left" w:pos="5040"/>
-          <w:tab w:val="left" w:pos="5760"/>
-          <w:tab w:val="left" w:pos="6480"/>
-          <w:tab w:val="left" w:pos="7200"/>
-          <w:tab w:val="left" w:pos="7920"/>
-          <w:tab w:val="left" w:pos="8640"/>
-        </w:tabs>
-        <w:bidi w:val="0"/>
-        <w:spacing w:before="0" w:line="240" w:lineRule="auto"/>
-        <w:ind w:left="0" w:right="0" w:firstLine="0"/>
-        <w:jc w:val="left"/>
-        <w:rPr>
-          <w:rFonts w:ascii="Times Roman" w:cs="Times Roman" w:hAnsi="Times Roman" w:eastAsia="Times Roman"/>
-          <w:rtl w:val="0"/>
-        </w:rPr>
-      </w:pPr>
-      <w:r>
-        <w:rPr>
-          <w:rFonts w:ascii="Times Roman" w:hAnsi="Times Roman"/>
-          <w:rtl w:val="0"/>
-          <w:lang w:val="en-US"/>
-        </w:rPr>
-        <w:t>----</w:t>
-      </w:r>
-    </w:p>
-    <w:p>
-      <w:pPr>
-        <w:pStyle w:val="Default"/>
-        <w:tabs>
-          <w:tab w:val="left" w:pos="720"/>
-          <w:tab w:val="left" w:pos="1440"/>
-          <w:tab w:val="left" w:pos="2160"/>
-          <w:tab w:val="left" w:pos="2880"/>
-          <w:tab w:val="left" w:pos="3600"/>
-          <w:tab w:val="left" w:pos="4320"/>
-          <w:tab w:val="left" w:pos="5040"/>
-          <w:tab w:val="left" w:pos="5760"/>
-          <w:tab w:val="left" w:pos="6480"/>
-          <w:tab w:val="left" w:pos="7200"/>
-          <w:tab w:val="left" w:pos="7920"/>
-          <w:tab w:val="left" w:pos="8640"/>
-        </w:tabs>
-        <w:bidi w:val="0"/>
-        <w:spacing w:before="0" w:line="240" w:lineRule="auto"/>
-        <w:ind w:left="0" w:right="0" w:firstLine="0"/>
-        <w:jc w:val="left"/>
-        <w:rPr>
-          <w:rFonts w:ascii="Times Roman" w:cs="Times Roman" w:hAnsi="Times Roman" w:eastAsia="Times Roman"/>
-          <w:rtl w:val="0"/>
-        </w:rPr>
-      </w:pPr>
-      <w:r>
-        <w:rPr>
-          <w:rFonts w:ascii="Times Roman" w:hAnsi="Times Roman"/>
-          <w:rtl w:val="0"/>
-        </w:rPr>
-        <w:t>11. &lt;#</w:t>
-      </w:r>
-      <w:r>
-        <w:rPr>
-          <w:rFonts w:ascii="Times Roman" w:hAnsi="Times Roman" w:hint="default"/>
-          <w:rtl w:val="0"/>
-        </w:rPr>
-        <w:t>Ο</w:t>
-      </w:r>
-      <w:r>
-        <w:rPr>
-          <w:rFonts w:ascii="Times Roman" w:hAnsi="Times Roman"/>
-          <w:rtl w:val="0"/>
-        </w:rPr>
-        <w:t>=70#&gt; &lt;#</w:t>
-      </w:r>
-      <w:r>
-        <w:rPr>
-          <w:rFonts w:ascii="Times Roman" w:hAnsi="Times Roman" w:hint="default"/>
-          <w:rtl w:val="0"/>
-        </w:rPr>
-        <w:t>Π</w:t>
-      </w:r>
-      <w:r>
-        <w:rPr>
-          <w:rFonts w:ascii="Times Roman" w:hAnsi="Times Roman"/>
-          <w:rtl w:val="0"/>
-        </w:rPr>
-        <w:t>=80#&gt; &lt;#</w:t>
-      </w:r>
-      <w:r>
-        <w:rPr>
-          <w:rFonts w:ascii="Times Roman" w:hAnsi="Times Roman" w:hint="default"/>
-          <w:rtl w:val="0"/>
-        </w:rPr>
-        <w:t>ΡΜ</w:t>
-      </w:r>
-      <w:r>
-        <w:rPr>
-          <w:rFonts w:ascii="Times Roman" w:hAnsi="Times Roman"/>
-          <w:rtl w:val="0"/>
-        </w:rPr>
-        <w:t xml:space="preserve">=150#&gt;  </w:t>
-      </w:r>
-    </w:p>
-    <w:p>
-      <w:pPr>
-        <w:pStyle w:val="Default"/>
-        <w:tabs>
-          <w:tab w:val="left" w:pos="720"/>
-          <w:tab w:val="left" w:pos="1440"/>
-          <w:tab w:val="left" w:pos="2160"/>
-          <w:tab w:val="left" w:pos="2880"/>
-          <w:tab w:val="left" w:pos="3600"/>
-          <w:tab w:val="left" w:pos="4320"/>
-          <w:tab w:val="left" w:pos="5040"/>
-          <w:tab w:val="left" w:pos="5760"/>
-          <w:tab w:val="left" w:pos="6480"/>
-          <w:tab w:val="left" w:pos="7200"/>
-          <w:tab w:val="left" w:pos="7920"/>
-          <w:tab w:val="left" w:pos="8640"/>
-        </w:tabs>
-        <w:bidi w:val="0"/>
-        <w:spacing w:before="0" w:line="240" w:lineRule="auto"/>
-        <w:ind w:left="0" w:right="0" w:firstLine="0"/>
-        <w:jc w:val="left"/>
-        <w:rPr>
-          <w:rFonts w:ascii="Times Roman" w:cs="Times Roman" w:hAnsi="Times Roman" w:eastAsia="Times Roman"/>
-          <w:rtl w:val="0"/>
-        </w:rPr>
-      </w:pPr>
-      <w:r>
-        <w:rPr>
-          <w:rFonts w:ascii="Times Roman" w:hAnsi="Times Roman"/>
-          <w:rtl w:val="0"/>
-        </w:rPr>
-        <w:t>12. &lt;#</w:t>
-      </w:r>
-      <w:r>
-        <w:rPr>
-          <w:rFonts w:ascii="Times Roman" w:hAnsi="Times Roman" w:hint="default"/>
-          <w:rtl w:val="0"/>
-        </w:rPr>
-        <w:t>Π</w:t>
-      </w:r>
-      <w:r>
-        <w:rPr>
-          <w:rFonts w:ascii="Times Roman" w:hAnsi="Times Roman"/>
-          <w:rtl w:val="0"/>
-        </w:rPr>
-        <w:t>=80#&gt; &lt;#</w:t>
-      </w:r>
-      <w:r>
-        <w:rPr>
-          <w:rFonts w:ascii="Times Roman" w:hAnsi="Times Roman" w:hint="default"/>
-          <w:rtl w:val="0"/>
-        </w:rPr>
-        <w:t>Ο</w:t>
-      </w:r>
-      <w:r>
-        <w:rPr>
-          <w:rFonts w:ascii="Times Roman" w:hAnsi="Times Roman"/>
-          <w:rtl w:val="0"/>
-        </w:rPr>
-        <w:t>=70#&gt; &lt;#</w:t>
-      </w:r>
-      <w:r>
-        <w:rPr>
-          <w:rFonts w:ascii="Times Roman" w:hAnsi="Times Roman" w:hint="default"/>
-          <w:rtl w:val="0"/>
-        </w:rPr>
-        <w:t>ΡΜ</w:t>
-      </w:r>
-      <w:r>
-        <w:rPr>
-          <w:rFonts w:ascii="Times Roman" w:hAnsi="Times Roman"/>
-          <w:rtl w:val="0"/>
-        </w:rPr>
-        <w:t>=150#&gt;</w:t>
-      </w:r>
-    </w:p>
-    <w:p>
-      <w:pPr>
-        <w:pStyle w:val="Default"/>
-        <w:tabs>
-          <w:tab w:val="left" w:pos="720"/>
-          <w:tab w:val="left" w:pos="1440"/>
-          <w:tab w:val="left" w:pos="2160"/>
-          <w:tab w:val="left" w:pos="2880"/>
-          <w:tab w:val="left" w:pos="3600"/>
-          <w:tab w:val="left" w:pos="4320"/>
-          <w:tab w:val="left" w:pos="5040"/>
-          <w:tab w:val="left" w:pos="5760"/>
-          <w:tab w:val="left" w:pos="6480"/>
-          <w:tab w:val="left" w:pos="7200"/>
-          <w:tab w:val="left" w:pos="7920"/>
-          <w:tab w:val="left" w:pos="8640"/>
-        </w:tabs>
-        <w:bidi w:val="0"/>
-        <w:spacing w:before="0" w:line="240" w:lineRule="auto"/>
-        <w:ind w:left="0" w:right="0" w:firstLine="0"/>
-        <w:jc w:val="left"/>
-        <w:rPr>
-          <w:rFonts w:ascii="Times Roman" w:cs="Times Roman" w:hAnsi="Times Roman" w:eastAsia="Times Roman"/>
-          <w:rtl w:val="0"/>
-        </w:rPr>
-      </w:pPr>
-      <w:r>
-        <w:rPr>
-          <w:rFonts w:ascii="Times Roman" w:hAnsi="Times Roman"/>
-          <w:rtl w:val="0"/>
-          <w:lang w:val="en-US"/>
-        </w:rPr>
-        <w:t>----</w:t>
-      </w:r>
-    </w:p>
-    <w:p>
-      <w:pPr>
-        <w:pStyle w:val="Default"/>
-        <w:tabs>
-          <w:tab w:val="left" w:pos="720"/>
-          <w:tab w:val="left" w:pos="1440"/>
-          <w:tab w:val="left" w:pos="2160"/>
-          <w:tab w:val="left" w:pos="2880"/>
-          <w:tab w:val="left" w:pos="3600"/>
-          <w:tab w:val="left" w:pos="4320"/>
-          <w:tab w:val="left" w:pos="5040"/>
-          <w:tab w:val="left" w:pos="5760"/>
-          <w:tab w:val="left" w:pos="6480"/>
-          <w:tab w:val="left" w:pos="7200"/>
-          <w:tab w:val="left" w:pos="7920"/>
-          <w:tab w:val="left" w:pos="8640"/>
-        </w:tabs>
-        <w:bidi w:val="0"/>
-        <w:spacing w:before="0" w:line="240" w:lineRule="auto"/>
-        <w:ind w:left="0" w:right="0" w:firstLine="0"/>
-        <w:jc w:val="left"/>
-        <w:rPr>
-          <w:rFonts w:ascii="Times Roman" w:cs="Times Roman" w:hAnsi="Times Roman" w:eastAsia="Times Roman"/>
-          <w:rtl w:val="0"/>
-        </w:rPr>
-      </w:pPr>
-      <w:r>
-        <w:rPr>
-          <w:rFonts w:ascii="Times Roman" w:hAnsi="Times Roman"/>
-          <w:rtl w:val="0"/>
-        </w:rPr>
-        <w:t>13. &lt;#</w:t>
-      </w:r>
-      <w:r>
-        <w:rPr>
-          <w:rFonts w:ascii="Times Roman" w:hAnsi="Times Roman" w:hint="default"/>
-          <w:rtl w:val="0"/>
-        </w:rPr>
-        <w:t>Ο</w:t>
-      </w:r>
-      <w:r>
-        <w:rPr>
-          <w:rFonts w:ascii="Times Roman" w:hAnsi="Times Roman"/>
-          <w:rtl w:val="0"/>
-        </w:rPr>
-        <w:t>=70#&gt; &lt;#</w:t>
-      </w:r>
-      <w:r>
-        <w:rPr>
-          <w:rFonts w:ascii="Arial Unicode MS" w:cs="Arial Unicode MS" w:hAnsi="Arial Unicode MS" w:eastAsia="Arial Unicode MS" w:hint="default"/>
-          <w:b w:val="0"/>
-          <w:bCs w:val="0"/>
-          <w:i w:val="0"/>
-          <w:iCs w:val="0"/>
-          <w:rtl w:val="0"/>
-        </w:rPr>
-        <w:t>Ϙ</w:t>
-      </w:r>
-      <w:r>
-        <w:rPr>
-          <w:rFonts w:ascii="Times Roman" w:hAnsi="Times Roman"/>
-          <w:rtl w:val="0"/>
-        </w:rPr>
-        <w:t>=90#&gt; &lt;#</w:t>
-      </w:r>
-      <w:r>
-        <w:rPr>
-          <w:rFonts w:ascii="Times Roman" w:hAnsi="Times Roman" w:hint="default"/>
-          <w:rtl w:val="0"/>
-        </w:rPr>
-        <w:t>ΡΞ</w:t>
-      </w:r>
-      <w:r>
-        <w:rPr>
-          <w:rFonts w:ascii="Times Roman" w:hAnsi="Times Roman"/>
-          <w:rtl w:val="0"/>
-        </w:rPr>
-        <w:t xml:space="preserve">=160#&gt;  </w:t>
-      </w:r>
-    </w:p>
-    <w:p>
-      <w:pPr>
-        <w:pStyle w:val="Default"/>
-        <w:tabs>
-          <w:tab w:val="left" w:pos="720"/>
-          <w:tab w:val="left" w:pos="1440"/>
-          <w:tab w:val="left" w:pos="2160"/>
-          <w:tab w:val="left" w:pos="2880"/>
-          <w:tab w:val="left" w:pos="3600"/>
-          <w:tab w:val="left" w:pos="4320"/>
-          <w:tab w:val="left" w:pos="5040"/>
-          <w:tab w:val="left" w:pos="5760"/>
-          <w:tab w:val="left" w:pos="6480"/>
-          <w:tab w:val="left" w:pos="7200"/>
-          <w:tab w:val="left" w:pos="7920"/>
-          <w:tab w:val="left" w:pos="8640"/>
-        </w:tabs>
-        <w:bidi w:val="0"/>
-        <w:spacing w:before="0" w:line="240" w:lineRule="auto"/>
-        <w:ind w:left="0" w:right="0" w:firstLine="0"/>
-        <w:jc w:val="left"/>
-        <w:rPr>
-          <w:rFonts w:ascii="Times Roman" w:cs="Times Roman" w:hAnsi="Times Roman" w:eastAsia="Times Roman"/>
-          <w:rtl w:val="0"/>
-        </w:rPr>
-      </w:pPr>
-      <w:r>
-        <w:rPr>
-          <w:rFonts w:ascii="Times Roman" w:hAnsi="Times Roman"/>
-          <w:rtl w:val="0"/>
-        </w:rPr>
-        <w:t>14. &lt;#</w:t>
-      </w:r>
-      <w:r>
-        <w:rPr>
-          <w:rFonts w:ascii="Arial Unicode MS" w:cs="Arial Unicode MS" w:hAnsi="Arial Unicode MS" w:eastAsia="Arial Unicode MS" w:hint="default"/>
-          <w:b w:val="0"/>
-          <w:bCs w:val="0"/>
-          <w:i w:val="0"/>
-          <w:iCs w:val="0"/>
-          <w:rtl w:val="0"/>
-        </w:rPr>
-        <w:t>Ϙ</w:t>
-      </w:r>
-      <w:r>
-        <w:rPr>
-          <w:rFonts w:ascii="Times Roman" w:hAnsi="Times Roman"/>
-          <w:rtl w:val="0"/>
-        </w:rPr>
-        <w:t>=90#&gt; &lt;#</w:t>
-      </w:r>
-      <w:r>
-        <w:rPr>
-          <w:rFonts w:ascii="Times Roman" w:hAnsi="Times Roman" w:hint="default"/>
-          <w:rtl w:val="0"/>
-        </w:rPr>
-        <w:t>Ο</w:t>
-      </w:r>
-      <w:r>
-        <w:rPr>
-          <w:rFonts w:ascii="Times Roman" w:hAnsi="Times Roman"/>
-          <w:rtl w:val="0"/>
-        </w:rPr>
-        <w:t>=70#&gt; &lt;#</w:t>
-      </w:r>
-      <w:r>
-        <w:rPr>
-          <w:rFonts w:ascii="Times Roman" w:hAnsi="Times Roman" w:hint="default"/>
-          <w:rtl w:val="0"/>
-        </w:rPr>
-        <w:t>ΡΞ</w:t>
-      </w:r>
-      <w:r>
-        <w:rPr>
-          <w:rFonts w:ascii="Times Roman" w:hAnsi="Times Roman"/>
-          <w:rtl w:val="0"/>
-        </w:rPr>
-        <w:t xml:space="preserve">=160#&gt;  </w:t>
-      </w:r>
-    </w:p>
-    <w:p>
-      <w:pPr>
-        <w:pStyle w:val="Default"/>
-        <w:tabs>
-          <w:tab w:val="left" w:pos="720"/>
-          <w:tab w:val="left" w:pos="1440"/>
-          <w:tab w:val="left" w:pos="2160"/>
-          <w:tab w:val="left" w:pos="2880"/>
-          <w:tab w:val="left" w:pos="3600"/>
-          <w:tab w:val="left" w:pos="4320"/>
-          <w:tab w:val="left" w:pos="5040"/>
-          <w:tab w:val="left" w:pos="5760"/>
-          <w:tab w:val="left" w:pos="6480"/>
-          <w:tab w:val="left" w:pos="7200"/>
-          <w:tab w:val="left" w:pos="7920"/>
-          <w:tab w:val="left" w:pos="8640"/>
-        </w:tabs>
-        <w:bidi w:val="0"/>
-        <w:spacing w:before="0" w:line="240" w:lineRule="auto"/>
-        <w:ind w:left="0" w:right="0" w:firstLine="0"/>
-        <w:jc w:val="left"/>
-        <w:rPr>
-          <w:rFonts w:ascii="Times Roman" w:cs="Times Roman" w:hAnsi="Times Roman" w:eastAsia="Times Roman"/>
-          <w:rtl w:val="0"/>
-        </w:rPr>
-      </w:pPr>
-      <w:r>
-        <w:rPr>
-          <w:rFonts w:ascii="Times Roman" w:hAnsi="Times Roman"/>
-          <w:rtl w:val="0"/>
-          <w:lang w:val="en-US"/>
-        </w:rPr>
-        <w:t>=&gt;=D&gt;</w:t>
-      </w:r>
-    </w:p>
-    <w:p>
-      <w:pPr>
-        <w:pStyle w:val="Default"/>
-        <w:tabs>
-          <w:tab w:val="left" w:pos="720"/>
-          <w:tab w:val="left" w:pos="1440"/>
-          <w:tab w:val="left" w:pos="2160"/>
-          <w:tab w:val="left" w:pos="2880"/>
-          <w:tab w:val="left" w:pos="3600"/>
-          <w:tab w:val="left" w:pos="4320"/>
-          <w:tab w:val="left" w:pos="5040"/>
-          <w:tab w:val="left" w:pos="5760"/>
-          <w:tab w:val="left" w:pos="6480"/>
-          <w:tab w:val="left" w:pos="7200"/>
-          <w:tab w:val="left" w:pos="7920"/>
-          <w:tab w:val="left" w:pos="8640"/>
-        </w:tabs>
-        <w:bidi w:val="0"/>
-        <w:spacing w:before="0" w:line="240" w:lineRule="auto"/>
-        <w:ind w:left="0" w:right="0" w:firstLine="0"/>
-        <w:jc w:val="left"/>
-        <w:rPr>
-          <w:rFonts w:ascii="Times Roman" w:cs="Times Roman" w:hAnsi="Times Roman" w:eastAsia="Times Roman"/>
-          <w:rtl w:val="0"/>
-        </w:rPr>
-      </w:pPr>
-      <w:r>
-        <w:rPr>
-          <w:rFonts w:ascii="Times Roman" w:hAnsi="Times Roman"/>
-          <w:rtl w:val="0"/>
-          <w:lang w:val="en-US"/>
-        </w:rPr>
-        <w:t xml:space="preserve">=D&gt; </w:t>
-      </w:r>
-    </w:p>
-    <w:p>
-      <w:pPr>
-        <w:pStyle w:val="Default"/>
-        <w:tabs>
-          <w:tab w:val="left" w:pos="720"/>
-          <w:tab w:val="left" w:pos="1440"/>
-          <w:tab w:val="left" w:pos="2160"/>
-          <w:tab w:val="left" w:pos="2880"/>
-          <w:tab w:val="left" w:pos="3600"/>
-          <w:tab w:val="left" w:pos="4320"/>
-          <w:tab w:val="left" w:pos="5040"/>
-          <w:tab w:val="left" w:pos="5760"/>
-          <w:tab w:val="left" w:pos="6480"/>
-          <w:tab w:val="left" w:pos="7200"/>
-          <w:tab w:val="left" w:pos="7920"/>
-          <w:tab w:val="left" w:pos="8640"/>
-        </w:tabs>
-        <w:bidi w:val="0"/>
-        <w:spacing w:before="0" w:line="240" w:lineRule="auto"/>
-        <w:ind w:left="0" w:right="0" w:firstLine="0"/>
-        <w:jc w:val="left"/>
-        <w:rPr>
-          <w:rFonts w:ascii="Times Roman" w:cs="Times Roman" w:hAnsi="Times Roman" w:eastAsia="Times Roman"/>
-          <w:rtl w:val="0"/>
-        </w:rPr>
-      </w:pPr>
-      <w:r>
-        <w:rPr>
-          <w:rFonts w:ascii="Times Roman" w:hAnsi="Times Roman"/>
-          <w:rtl w:val="0"/>
-        </w:rPr>
-        <w:t>&lt;D=.r&lt;=</w:t>
-      </w:r>
-    </w:p>
-    <w:p>
-      <w:pPr>
-        <w:pStyle w:val="Default"/>
-        <w:tabs>
-          <w:tab w:val="left" w:pos="720"/>
-          <w:tab w:val="left" w:pos="1440"/>
-          <w:tab w:val="left" w:pos="2160"/>
-          <w:tab w:val="left" w:pos="2880"/>
-          <w:tab w:val="left" w:pos="3600"/>
-          <w:tab w:val="left" w:pos="4320"/>
-          <w:tab w:val="left" w:pos="5040"/>
-          <w:tab w:val="left" w:pos="5760"/>
-          <w:tab w:val="left" w:pos="6480"/>
-          <w:tab w:val="left" w:pos="7200"/>
-          <w:tab w:val="left" w:pos="7920"/>
-          <w:tab w:val="left" w:pos="8640"/>
-        </w:tabs>
-        <w:bidi w:val="0"/>
-        <w:spacing w:before="0" w:line="240" w:lineRule="auto"/>
-        <w:ind w:left="0" w:right="0" w:firstLine="0"/>
-        <w:jc w:val="left"/>
-        <w:rPr>
-          <w:rFonts w:ascii="Times Roman" w:cs="Times Roman" w:hAnsi="Times Roman" w:eastAsia="Times Roman"/>
-          <w:rtl w:val="0"/>
-        </w:rPr>
-      </w:pPr>
-      <w:r>
-        <w:rPr>
-          <w:rFonts w:ascii="Times Roman" w:hAnsi="Times Roman"/>
-          <w:rtl w:val="0"/>
-          <w:lang w:val="en-US"/>
-        </w:rPr>
-        <w:t>1.  /*With the holes on the right, a few letters in the top left corner are discernible. In the middle of the tablet, there are two crudely drawn decorative bands.*/</w:t>
-      </w:r>
-    </w:p>
-    <w:p>
-      <w:pPr>
-        <w:pStyle w:val="Default"/>
-        <w:tabs>
-          <w:tab w:val="left" w:pos="720"/>
-          <w:tab w:val="left" w:pos="1440"/>
-          <w:tab w:val="left" w:pos="2160"/>
-          <w:tab w:val="left" w:pos="2880"/>
-          <w:tab w:val="left" w:pos="3600"/>
-          <w:tab w:val="left" w:pos="4320"/>
-          <w:tab w:val="left" w:pos="5040"/>
-          <w:tab w:val="left" w:pos="5760"/>
-          <w:tab w:val="left" w:pos="6480"/>
-          <w:tab w:val="left" w:pos="7200"/>
-          <w:tab w:val="left" w:pos="7920"/>
-          <w:tab w:val="left" w:pos="8640"/>
-        </w:tabs>
-        <w:bidi w:val="0"/>
-        <w:spacing w:before="0" w:line="240" w:lineRule="auto"/>
-        <w:ind w:left="0" w:right="0" w:firstLine="0"/>
-        <w:jc w:val="left"/>
-        <w:rPr>
-          <w:rFonts w:ascii="Times Roman" w:cs="Times Roman" w:hAnsi="Times Roman" w:eastAsia="Times Roman"/>
-          <w:rtl w:val="0"/>
-        </w:rPr>
-      </w:pPr>
-      <w:r>
-        <w:rPr>
-          <w:rFonts w:ascii="Times Roman" w:hAnsi="Times Roman"/>
-          <w:rtl w:val="0"/>
-        </w:rPr>
-        <w:t xml:space="preserve">1. </w:t>
-      </w:r>
-      <w:r>
-        <w:rPr>
-          <w:rFonts w:ascii="Times Roman" w:hAnsi="Times Roman" w:hint="default"/>
-          <w:rtl w:val="0"/>
-        </w:rPr>
-        <w:t xml:space="preserve">σαβ̣α̣ </w:t>
-      </w:r>
-      <w:r>
-        <w:rPr>
-          <w:rFonts w:ascii="Times Roman" w:hAnsi="Times Roman"/>
-          <w:rtl w:val="0"/>
-        </w:rPr>
-        <w:t>.3</w:t>
-      </w:r>
-    </w:p>
-    <w:p>
-      <w:pPr>
-        <w:pStyle w:val="Default"/>
-        <w:tabs>
-          <w:tab w:val="left" w:pos="720"/>
-          <w:tab w:val="left" w:pos="1440"/>
-          <w:tab w:val="left" w:pos="2160"/>
-          <w:tab w:val="left" w:pos="2880"/>
-          <w:tab w:val="left" w:pos="3600"/>
-          <w:tab w:val="left" w:pos="4320"/>
-          <w:tab w:val="left" w:pos="5040"/>
-          <w:tab w:val="left" w:pos="5760"/>
-          <w:tab w:val="left" w:pos="6480"/>
-          <w:tab w:val="left" w:pos="7200"/>
-          <w:tab w:val="left" w:pos="7920"/>
-          <w:tab w:val="left" w:pos="8640"/>
-        </w:tabs>
-        <w:bidi w:val="0"/>
-        <w:spacing w:before="0" w:line="240" w:lineRule="auto"/>
-        <w:ind w:left="0" w:right="0" w:firstLine="0"/>
-        <w:jc w:val="left"/>
-        <w:rPr>
-          <w:rFonts w:ascii="Times Roman" w:cs="Times Roman" w:hAnsi="Times Roman" w:eastAsia="Times Roman"/>
-          <w:rtl w:val="0"/>
-        </w:rPr>
-      </w:pPr>
-      <w:r>
-        <w:rPr>
-          <w:rFonts w:ascii="Times Roman" w:hAnsi="Times Roman"/>
-          <w:rtl w:val="0"/>
-          <w:lang w:val="en-US"/>
-        </w:rPr>
-        <w:t>=&gt;=D&gt;</w:t>
-      </w:r>
-    </w:p>
-    <w:p>
-      <w:pPr>
-        <w:pStyle w:val="Default"/>
-        <w:tabs>
-          <w:tab w:val="left" w:pos="720"/>
-          <w:tab w:val="left" w:pos="1440"/>
-          <w:tab w:val="left" w:pos="2160"/>
-          <w:tab w:val="left" w:pos="2880"/>
-          <w:tab w:val="left" w:pos="3600"/>
-          <w:tab w:val="left" w:pos="4320"/>
-          <w:tab w:val="left" w:pos="5040"/>
-          <w:tab w:val="left" w:pos="5760"/>
-          <w:tab w:val="left" w:pos="6480"/>
-          <w:tab w:val="left" w:pos="7200"/>
-          <w:tab w:val="left" w:pos="7920"/>
-          <w:tab w:val="left" w:pos="8640"/>
-        </w:tabs>
-        <w:bidi w:val="0"/>
-        <w:spacing w:before="0" w:line="240" w:lineRule="auto"/>
-        <w:ind w:left="0" w:right="0" w:firstLine="0"/>
-        <w:jc w:val="left"/>
-        <w:rPr>
-          <w:rFonts w:ascii="Times Roman" w:cs="Times Roman" w:hAnsi="Times Roman" w:eastAsia="Times Roman"/>
-          <w:rtl w:val="0"/>
-        </w:rPr>
-      </w:pPr>
-      <w:r>
-        <w:rPr>
-          <w:rFonts w:ascii="Times Roman" w:hAnsi="Times Roman"/>
-          <w:rtl w:val="0"/>
-          <w:lang w:val="en-US"/>
-        </w:rPr>
-        <w:t>=D&gt;</w:t>
-      </w:r>
-    </w:p>
-    <w:p>
-      <w:pPr>
-        <w:pStyle w:val="Default"/>
-        <w:tabs>
-          <w:tab w:val="left" w:pos="720"/>
-          <w:tab w:val="left" w:pos="1440"/>
-          <w:tab w:val="left" w:pos="2160"/>
-          <w:tab w:val="left" w:pos="2880"/>
-          <w:tab w:val="left" w:pos="3600"/>
-          <w:tab w:val="left" w:pos="4320"/>
-          <w:tab w:val="left" w:pos="5040"/>
-          <w:tab w:val="left" w:pos="5760"/>
-          <w:tab w:val="left" w:pos="6480"/>
-          <w:tab w:val="left" w:pos="7200"/>
-          <w:tab w:val="left" w:pos="7920"/>
-          <w:tab w:val="left" w:pos="8640"/>
-        </w:tabs>
-        <w:bidi w:val="0"/>
-        <w:spacing w:before="0" w:line="240" w:lineRule="auto"/>
-        <w:ind w:left="0" w:right="0" w:firstLine="0"/>
-        <w:jc w:val="left"/>
-        <w:rPr>
-          <w:rFonts w:ascii="Times Roman" w:cs="Times Roman" w:hAnsi="Times Roman" w:eastAsia="Times Roman"/>
-          <w:rtl w:val="0"/>
-        </w:rPr>
-      </w:pPr>
-      <w:r>
-        <w:rPr>
-          <w:rFonts w:ascii="Times Roman" w:hAnsi="Times Roman"/>
-          <w:rtl w:val="0"/>
-        </w:rPr>
-        <w:t>&lt;D=.6.page</w:t>
-      </w:r>
-    </w:p>
-    <w:p>
-      <w:pPr>
-        <w:pStyle w:val="Default"/>
-        <w:tabs>
-          <w:tab w:val="left" w:pos="720"/>
-          <w:tab w:val="left" w:pos="1440"/>
-          <w:tab w:val="left" w:pos="2160"/>
-          <w:tab w:val="left" w:pos="2880"/>
-          <w:tab w:val="left" w:pos="3600"/>
-          <w:tab w:val="left" w:pos="4320"/>
-          <w:tab w:val="left" w:pos="5040"/>
-          <w:tab w:val="left" w:pos="5760"/>
-          <w:tab w:val="left" w:pos="6480"/>
-          <w:tab w:val="left" w:pos="7200"/>
-          <w:tab w:val="left" w:pos="7920"/>
-          <w:tab w:val="left" w:pos="8640"/>
-        </w:tabs>
-        <w:bidi w:val="0"/>
-        <w:spacing w:before="0" w:line="240" w:lineRule="auto"/>
-        <w:ind w:left="0" w:right="0" w:firstLine="0"/>
-        <w:jc w:val="left"/>
-        <w:rPr>
-          <w:rFonts w:ascii="Times Roman" w:cs="Times Roman" w:hAnsi="Times Roman" w:eastAsia="Times Roman"/>
-          <w:rtl w:val="0"/>
-        </w:rPr>
-      </w:pPr>
-      <w:r>
-        <w:rPr>
-          <w:rFonts w:ascii="Times Roman" w:hAnsi="Times Roman"/>
-          <w:rtl w:val="0"/>
-        </w:rPr>
-        <w:t>&lt;D=.r&lt;=</w:t>
-      </w:r>
-    </w:p>
-    <w:p>
-      <w:pPr>
-        <w:pStyle w:val="Default"/>
-        <w:tabs>
-          <w:tab w:val="left" w:pos="720"/>
-          <w:tab w:val="left" w:pos="1440"/>
-          <w:tab w:val="left" w:pos="2160"/>
-          <w:tab w:val="left" w:pos="2880"/>
-          <w:tab w:val="left" w:pos="3600"/>
-          <w:tab w:val="left" w:pos="4320"/>
-          <w:tab w:val="left" w:pos="5040"/>
-          <w:tab w:val="left" w:pos="5760"/>
-          <w:tab w:val="left" w:pos="6480"/>
-          <w:tab w:val="left" w:pos="7200"/>
-          <w:tab w:val="left" w:pos="7920"/>
-          <w:tab w:val="left" w:pos="8640"/>
-        </w:tabs>
-        <w:bidi w:val="0"/>
-        <w:spacing w:before="0" w:line="240" w:lineRule="auto"/>
-        <w:ind w:left="0" w:right="0" w:firstLine="0"/>
-        <w:jc w:val="left"/>
-        <w:rPr>
-          <w:rFonts w:ascii="Times Roman" w:cs="Times Roman" w:hAnsi="Times Roman" w:eastAsia="Times Roman"/>
-          <w:rtl w:val="0"/>
-        </w:rPr>
-      </w:pPr>
-      <w:r>
-        <w:rPr>
-          <w:rFonts w:ascii="Times Roman" w:hAnsi="Times Roman"/>
-          <w:rtl w:val="0"/>
-          <w:lang w:val="en-US"/>
-        </w:rPr>
-        <w:t>1. /*Many strokes are visible in the wax, some of them may have once formed letters, now unidentifiable. In the lower third with the holes on the right, there are two circular joining shapes.*/</w:t>
-      </w:r>
-    </w:p>
-    <w:p>
-      <w:pPr>
-        <w:pStyle w:val="Default"/>
-        <w:tabs>
-          <w:tab w:val="left" w:pos="720"/>
-          <w:tab w:val="left" w:pos="1440"/>
-          <w:tab w:val="left" w:pos="2160"/>
-          <w:tab w:val="left" w:pos="2880"/>
-          <w:tab w:val="left" w:pos="3600"/>
-          <w:tab w:val="left" w:pos="4320"/>
-          <w:tab w:val="left" w:pos="5040"/>
-          <w:tab w:val="left" w:pos="5760"/>
-          <w:tab w:val="left" w:pos="6480"/>
-          <w:tab w:val="left" w:pos="7200"/>
-          <w:tab w:val="left" w:pos="7920"/>
-          <w:tab w:val="left" w:pos="8640"/>
-        </w:tabs>
-        <w:bidi w:val="0"/>
-        <w:spacing w:before="0" w:line="240" w:lineRule="auto"/>
-        <w:ind w:left="0" w:right="0" w:firstLine="0"/>
-        <w:jc w:val="left"/>
-        <w:rPr>
-          <w:rFonts w:ascii="Times Roman" w:cs="Times Roman" w:hAnsi="Times Roman" w:eastAsia="Times Roman"/>
-          <w:rtl w:val="0"/>
-        </w:rPr>
-      </w:pPr>
-      <w:r>
-        <w:rPr>
-          <w:rFonts w:ascii="Times Roman" w:hAnsi="Times Roman"/>
-          <w:rtl w:val="0"/>
-          <w:lang w:val="en-US"/>
-        </w:rPr>
-        <w:t xml:space="preserve">=&gt;=D&gt; </w:t>
-      </w:r>
-    </w:p>
-    <w:p>
-      <w:pPr>
-        <w:pStyle w:val="Default"/>
-        <w:tabs>
-          <w:tab w:val="left" w:pos="720"/>
-          <w:tab w:val="left" w:pos="1440"/>
-          <w:tab w:val="left" w:pos="2160"/>
-          <w:tab w:val="left" w:pos="2880"/>
-          <w:tab w:val="left" w:pos="3600"/>
-          <w:tab w:val="left" w:pos="4320"/>
-          <w:tab w:val="left" w:pos="5040"/>
-          <w:tab w:val="left" w:pos="5760"/>
-          <w:tab w:val="left" w:pos="6480"/>
-          <w:tab w:val="left" w:pos="7200"/>
-          <w:tab w:val="left" w:pos="7920"/>
-          <w:tab w:val="left" w:pos="8640"/>
-        </w:tabs>
-        <w:bidi w:val="0"/>
-        <w:spacing w:before="0" w:line="240" w:lineRule="auto"/>
-        <w:ind w:left="0" w:right="0" w:firstLine="0"/>
-        <w:jc w:val="left"/>
-        <w:rPr>
-          <w:rFonts w:ascii="Times Roman" w:cs="Times Roman" w:hAnsi="Times Roman" w:eastAsia="Times Roman"/>
-          <w:rtl w:val="0"/>
-        </w:rPr>
-      </w:pPr>
-      <w:r>
-        <w:rPr>
-          <w:rFonts w:ascii="Times Roman" w:hAnsi="Times Roman"/>
-          <w:rtl w:val="0"/>
-        </w:rPr>
-        <w:t>&lt;D=.v&lt;=</w:t>
-      </w:r>
-    </w:p>
-    <w:p>
-      <w:pPr>
-        <w:pStyle w:val="Default"/>
-        <w:tabs>
-          <w:tab w:val="left" w:pos="720"/>
-          <w:tab w:val="left" w:pos="1440"/>
-          <w:tab w:val="left" w:pos="2160"/>
-          <w:tab w:val="left" w:pos="2880"/>
-          <w:tab w:val="left" w:pos="3600"/>
-          <w:tab w:val="left" w:pos="4320"/>
-          <w:tab w:val="left" w:pos="5040"/>
-          <w:tab w:val="left" w:pos="5760"/>
-          <w:tab w:val="left" w:pos="6480"/>
-          <w:tab w:val="left" w:pos="7200"/>
-          <w:tab w:val="left" w:pos="7920"/>
-          <w:tab w:val="left" w:pos="8640"/>
-        </w:tabs>
-        <w:bidi w:val="0"/>
-        <w:spacing w:before="0" w:line="240" w:lineRule="auto"/>
-        <w:ind w:left="0" w:right="0" w:firstLine="0"/>
-        <w:jc w:val="left"/>
-        <w:rPr>
-          <w:rFonts w:ascii="Times Roman" w:cs="Times Roman" w:hAnsi="Times Roman" w:eastAsia="Times Roman"/>
-          <w:rtl w:val="0"/>
-        </w:rPr>
-      </w:pPr>
-      <w:r>
-        <w:rPr>
-          <w:rFonts w:ascii="Times Roman" w:hAnsi="Times Roman"/>
-          <w:rtl w:val="0"/>
-        </w:rPr>
-        <w:t xml:space="preserve">1. </w:t>
-      </w:r>
-      <w:r>
-        <w:rPr>
-          <w:rFonts w:ascii="Times Roman" w:hAnsi="Times Roman" w:hint="default"/>
-          <w:rtl w:val="0"/>
-        </w:rPr>
-        <w:t>πτώσεις πέντε</w:t>
-      </w:r>
-    </w:p>
-    <w:p>
-      <w:pPr>
-        <w:pStyle w:val="Default"/>
-        <w:tabs>
-          <w:tab w:val="left" w:pos="720"/>
-          <w:tab w:val="left" w:pos="1440"/>
-          <w:tab w:val="left" w:pos="2160"/>
-          <w:tab w:val="left" w:pos="2880"/>
-          <w:tab w:val="left" w:pos="3600"/>
-          <w:tab w:val="left" w:pos="4320"/>
-          <w:tab w:val="left" w:pos="5040"/>
-          <w:tab w:val="left" w:pos="5760"/>
-          <w:tab w:val="left" w:pos="6480"/>
-          <w:tab w:val="left" w:pos="7200"/>
-          <w:tab w:val="left" w:pos="7920"/>
-          <w:tab w:val="left" w:pos="8640"/>
-        </w:tabs>
-        <w:bidi w:val="0"/>
-        <w:spacing w:before="0" w:line="240" w:lineRule="auto"/>
-        <w:ind w:left="0" w:right="0" w:firstLine="0"/>
-        <w:jc w:val="left"/>
-        <w:rPr>
-          <w:rFonts w:ascii="Times Roman" w:cs="Times Roman" w:hAnsi="Times Roman" w:eastAsia="Times Roman"/>
-          <w:rtl w:val="0"/>
-        </w:rPr>
-      </w:pPr>
-      <w:r>
-        <w:rPr>
-          <w:rFonts w:ascii="Times Roman" w:hAnsi="Times Roman"/>
-          <w:rtl w:val="0"/>
-        </w:rPr>
-        <w:t xml:space="preserve">2. </w:t>
-      </w:r>
-      <w:r>
-        <w:rPr>
-          <w:rFonts w:ascii="Times Roman" w:hAnsi="Times Roman" w:hint="default"/>
-          <w:rtl w:val="0"/>
-        </w:rPr>
-        <w:t>ὀρθή</w:t>
-      </w:r>
-    </w:p>
-    <w:p>
-      <w:pPr>
-        <w:pStyle w:val="Default"/>
-        <w:tabs>
-          <w:tab w:val="left" w:pos="720"/>
-          <w:tab w:val="left" w:pos="1440"/>
-          <w:tab w:val="left" w:pos="2160"/>
-          <w:tab w:val="left" w:pos="2880"/>
-          <w:tab w:val="left" w:pos="3600"/>
-          <w:tab w:val="left" w:pos="4320"/>
-          <w:tab w:val="left" w:pos="5040"/>
-          <w:tab w:val="left" w:pos="5760"/>
-          <w:tab w:val="left" w:pos="6480"/>
-          <w:tab w:val="left" w:pos="7200"/>
-          <w:tab w:val="left" w:pos="7920"/>
-          <w:tab w:val="left" w:pos="8640"/>
-        </w:tabs>
-        <w:bidi w:val="0"/>
-        <w:spacing w:before="0" w:line="240" w:lineRule="auto"/>
-        <w:ind w:left="0" w:right="0" w:firstLine="0"/>
-        <w:jc w:val="left"/>
-        <w:rPr>
-          <w:rFonts w:ascii="Times Roman" w:cs="Times Roman" w:hAnsi="Times Roman" w:eastAsia="Times Roman"/>
-          <w:rtl w:val="0"/>
-        </w:rPr>
-      </w:pPr>
-      <w:r>
-        <w:rPr>
-          <w:rFonts w:ascii="Times Roman" w:hAnsi="Times Roman"/>
-          <w:rtl w:val="0"/>
-        </w:rPr>
-        <w:t xml:space="preserve">3. </w:t>
-      </w:r>
-      <w:r>
-        <w:rPr>
-          <w:rFonts w:ascii="Times Roman" w:hAnsi="Times Roman" w:hint="default"/>
-          <w:rtl w:val="0"/>
-        </w:rPr>
-        <w:t>γενική</w:t>
-      </w:r>
-    </w:p>
-    <w:p>
-      <w:pPr>
-        <w:pStyle w:val="Default"/>
-        <w:tabs>
-          <w:tab w:val="left" w:pos="720"/>
-          <w:tab w:val="left" w:pos="1440"/>
-          <w:tab w:val="left" w:pos="2160"/>
-          <w:tab w:val="left" w:pos="2880"/>
-          <w:tab w:val="left" w:pos="3600"/>
-          <w:tab w:val="left" w:pos="4320"/>
-          <w:tab w:val="left" w:pos="5040"/>
-          <w:tab w:val="left" w:pos="5760"/>
-          <w:tab w:val="left" w:pos="6480"/>
-          <w:tab w:val="left" w:pos="7200"/>
-          <w:tab w:val="left" w:pos="7920"/>
-          <w:tab w:val="left" w:pos="8640"/>
-        </w:tabs>
-        <w:bidi w:val="0"/>
-        <w:spacing w:before="0" w:line="240" w:lineRule="auto"/>
-        <w:ind w:left="0" w:right="0" w:firstLine="0"/>
-        <w:jc w:val="left"/>
-        <w:rPr>
-          <w:rFonts w:ascii="Times Roman" w:cs="Times Roman" w:hAnsi="Times Roman" w:eastAsia="Times Roman"/>
-          <w:rtl w:val="0"/>
-        </w:rPr>
-      </w:pPr>
-      <w:r>
-        <w:rPr>
-          <w:rFonts w:ascii="Times Roman" w:hAnsi="Times Roman"/>
-          <w:rtl w:val="0"/>
-        </w:rPr>
-        <w:t xml:space="preserve">4. </w:t>
-      </w:r>
-      <w:r>
-        <w:rPr>
-          <w:rFonts w:ascii="Times Roman" w:hAnsi="Times Roman" w:hint="default"/>
-          <w:rtl w:val="0"/>
-        </w:rPr>
-        <w:t>δοτική</w:t>
-      </w:r>
-    </w:p>
-    <w:p>
-      <w:pPr>
-        <w:pStyle w:val="Default"/>
-        <w:tabs>
-          <w:tab w:val="left" w:pos="720"/>
-          <w:tab w:val="left" w:pos="1440"/>
-          <w:tab w:val="left" w:pos="2160"/>
-          <w:tab w:val="left" w:pos="2880"/>
-          <w:tab w:val="left" w:pos="3600"/>
-          <w:tab w:val="left" w:pos="4320"/>
-          <w:tab w:val="left" w:pos="5040"/>
-          <w:tab w:val="left" w:pos="5760"/>
-          <w:tab w:val="left" w:pos="6480"/>
-          <w:tab w:val="left" w:pos="7200"/>
-          <w:tab w:val="left" w:pos="7920"/>
-          <w:tab w:val="left" w:pos="8640"/>
-        </w:tabs>
-        <w:bidi w:val="0"/>
-        <w:spacing w:before="0" w:line="240" w:lineRule="auto"/>
-        <w:ind w:left="0" w:right="0" w:firstLine="0"/>
-        <w:jc w:val="left"/>
-        <w:rPr>
-          <w:rFonts w:ascii="Times Roman" w:cs="Times Roman" w:hAnsi="Times Roman" w:eastAsia="Times Roman"/>
-          <w:rtl w:val="0"/>
-        </w:rPr>
-      </w:pPr>
-      <w:r>
-        <w:rPr>
-          <w:rFonts w:ascii="Times Roman" w:hAnsi="Times Roman"/>
-          <w:rtl w:val="0"/>
-        </w:rPr>
-        <w:t xml:space="preserve">5. </w:t>
-      </w:r>
-      <w:r>
-        <w:rPr>
-          <w:rFonts w:ascii="Times Roman" w:hAnsi="Times Roman" w:hint="default"/>
-          <w:rtl w:val="0"/>
-        </w:rPr>
-        <w:t>αἰτιατική</w:t>
-      </w:r>
-    </w:p>
-    <w:p>
-      <w:pPr>
-        <w:pStyle w:val="Default"/>
-        <w:tabs>
-          <w:tab w:val="left" w:pos="720"/>
-          <w:tab w:val="left" w:pos="1440"/>
-          <w:tab w:val="left" w:pos="2160"/>
-          <w:tab w:val="left" w:pos="2880"/>
-          <w:tab w:val="left" w:pos="3600"/>
-          <w:tab w:val="left" w:pos="4320"/>
-          <w:tab w:val="left" w:pos="5040"/>
-          <w:tab w:val="left" w:pos="5760"/>
-          <w:tab w:val="left" w:pos="6480"/>
-          <w:tab w:val="left" w:pos="7200"/>
-          <w:tab w:val="left" w:pos="7920"/>
-          <w:tab w:val="left" w:pos="8640"/>
-        </w:tabs>
-        <w:bidi w:val="0"/>
-        <w:spacing w:before="0" w:line="240" w:lineRule="auto"/>
-        <w:ind w:left="0" w:right="0" w:firstLine="0"/>
-        <w:jc w:val="left"/>
-        <w:rPr>
-          <w:rFonts w:ascii="Times Roman" w:cs="Times Roman" w:hAnsi="Times Roman" w:eastAsia="Times Roman"/>
-          <w:rtl w:val="0"/>
-        </w:rPr>
-      </w:pPr>
-      <w:r>
-        <w:rPr>
-          <w:rFonts w:ascii="Times Roman" w:hAnsi="Times Roman"/>
-          <w:rtl w:val="0"/>
-        </w:rPr>
-        <w:t xml:space="preserve">6. </w:t>
-      </w:r>
-      <w:r>
-        <w:rPr>
-          <w:rFonts w:ascii="Times Roman" w:hAnsi="Times Roman" w:hint="default"/>
-          <w:rtl w:val="0"/>
-        </w:rPr>
-        <w:t>κλητική</w:t>
-      </w:r>
-    </w:p>
-    <w:p>
-      <w:pPr>
-        <w:pStyle w:val="Default"/>
-        <w:tabs>
-          <w:tab w:val="left" w:pos="720"/>
-          <w:tab w:val="left" w:pos="1440"/>
-          <w:tab w:val="left" w:pos="2160"/>
-          <w:tab w:val="left" w:pos="2880"/>
-          <w:tab w:val="left" w:pos="3600"/>
-          <w:tab w:val="left" w:pos="4320"/>
-          <w:tab w:val="left" w:pos="5040"/>
-          <w:tab w:val="left" w:pos="5760"/>
-          <w:tab w:val="left" w:pos="6480"/>
-          <w:tab w:val="left" w:pos="7200"/>
-          <w:tab w:val="left" w:pos="7920"/>
-          <w:tab w:val="left" w:pos="8640"/>
-        </w:tabs>
-        <w:bidi w:val="0"/>
-        <w:spacing w:before="0" w:line="240" w:lineRule="auto"/>
-        <w:ind w:left="0" w:right="0" w:firstLine="0"/>
-        <w:jc w:val="left"/>
-        <w:rPr>
-          <w:rFonts w:ascii="Times Roman" w:cs="Times Roman" w:hAnsi="Times Roman" w:eastAsia="Times Roman"/>
-          <w:rtl w:val="0"/>
-        </w:rPr>
-      </w:pPr>
-      <w:r>
-        <w:rPr>
-          <w:rFonts w:ascii="Times Roman" w:hAnsi="Times Roman"/>
-          <w:rtl w:val="0"/>
-        </w:rPr>
-        <w:t xml:space="preserve">7. </w:t>
-      </w:r>
-      <w:r>
-        <w:rPr>
-          <w:rFonts w:ascii="Times Roman" w:hAnsi="Times Roman" w:hint="default"/>
-          <w:rtl w:val="0"/>
-        </w:rPr>
-        <w:t>δυ ι</w:t>
-      </w:r>
-      <w:r>
-        <w:rPr>
-          <w:rFonts w:ascii="Times Roman" w:hAnsi="Times Roman"/>
-          <w:rtl w:val="0"/>
-        </w:rPr>
-        <w:t>(</w:t>
-      </w:r>
-      <w:r>
-        <w:rPr>
-          <w:rFonts w:ascii="Times Roman" w:hAnsi="Times Roman" w:hint="default"/>
-          <w:rtl w:val="0"/>
-        </w:rPr>
-        <w:t>¨</w:t>
-      </w:r>
-      <w:r>
-        <w:rPr>
-          <w:rFonts w:ascii="Times Roman" w:hAnsi="Times Roman"/>
-          <w:rtl w:val="0"/>
-        </w:rPr>
-        <w:t>)</w:t>
-      </w:r>
-      <w:r>
-        <w:rPr>
-          <w:rFonts w:ascii="Times Roman" w:hAnsi="Times Roman" w:hint="default"/>
-          <w:rtl w:val="0"/>
-        </w:rPr>
-        <w:t>κά</w:t>
-      </w:r>
-    </w:p>
-    <w:p>
-      <w:pPr>
-        <w:pStyle w:val="Default"/>
-        <w:tabs>
-          <w:tab w:val="left" w:pos="720"/>
-          <w:tab w:val="left" w:pos="1440"/>
-          <w:tab w:val="left" w:pos="2160"/>
-          <w:tab w:val="left" w:pos="2880"/>
-          <w:tab w:val="left" w:pos="3600"/>
-          <w:tab w:val="left" w:pos="4320"/>
-          <w:tab w:val="left" w:pos="5040"/>
-          <w:tab w:val="left" w:pos="5760"/>
-          <w:tab w:val="left" w:pos="6480"/>
-          <w:tab w:val="left" w:pos="7200"/>
-          <w:tab w:val="left" w:pos="7920"/>
-          <w:tab w:val="left" w:pos="8640"/>
-        </w:tabs>
-        <w:bidi w:val="0"/>
-        <w:spacing w:before="0" w:line="240" w:lineRule="auto"/>
-        <w:ind w:left="0" w:right="0" w:firstLine="0"/>
-        <w:jc w:val="left"/>
-        <w:rPr>
-          <w:rFonts w:ascii="Times Roman" w:cs="Times Roman" w:hAnsi="Times Roman" w:eastAsia="Times Roman"/>
-          <w:rtl w:val="0"/>
-        </w:rPr>
-      </w:pPr>
-      <w:r>
-        <w:rPr>
-          <w:rFonts w:ascii="Times Roman" w:hAnsi="Times Roman"/>
-          <w:rtl w:val="0"/>
-        </w:rPr>
-        <w:t xml:space="preserve">8. </w:t>
-      </w:r>
-      <w:r>
-        <w:rPr>
-          <w:rFonts w:ascii="Times Roman" w:hAnsi="Times Roman" w:hint="default"/>
-          <w:rtl w:val="0"/>
-        </w:rPr>
-        <w:t>ὀρθὴ καὶ αἰτιατική</w:t>
-      </w:r>
-    </w:p>
-    <w:p>
-      <w:pPr>
-        <w:pStyle w:val="Default"/>
-        <w:tabs>
-          <w:tab w:val="left" w:pos="720"/>
-          <w:tab w:val="left" w:pos="1440"/>
-          <w:tab w:val="left" w:pos="2160"/>
-          <w:tab w:val="left" w:pos="2880"/>
-          <w:tab w:val="left" w:pos="3600"/>
-          <w:tab w:val="left" w:pos="4320"/>
-          <w:tab w:val="left" w:pos="5040"/>
-          <w:tab w:val="left" w:pos="5760"/>
-          <w:tab w:val="left" w:pos="6480"/>
-          <w:tab w:val="left" w:pos="7200"/>
-          <w:tab w:val="left" w:pos="7920"/>
-          <w:tab w:val="left" w:pos="8640"/>
-        </w:tabs>
-        <w:bidi w:val="0"/>
-        <w:spacing w:before="0" w:line="240" w:lineRule="auto"/>
-        <w:ind w:left="0" w:right="0" w:firstLine="0"/>
-        <w:jc w:val="left"/>
-        <w:rPr>
-          <w:rFonts w:ascii="Times Roman" w:cs="Times Roman" w:hAnsi="Times Roman" w:eastAsia="Times Roman"/>
-          <w:rtl w:val="0"/>
-        </w:rPr>
-      </w:pPr>
-      <w:r>
-        <w:rPr>
-          <w:rFonts w:ascii="Times Roman" w:hAnsi="Times Roman"/>
-          <w:rtl w:val="0"/>
-        </w:rPr>
-        <w:t xml:space="preserve">9. </w:t>
-      </w:r>
-      <w:r>
-        <w:rPr>
-          <w:rFonts w:ascii="Times Roman" w:hAnsi="Times Roman" w:hint="default"/>
-          <w:rtl w:val="0"/>
-        </w:rPr>
-        <w:t>γενικὴ καὶ δοτική</w:t>
-      </w:r>
-    </w:p>
-    <w:p>
-      <w:pPr>
-        <w:pStyle w:val="Default"/>
-        <w:tabs>
-          <w:tab w:val="left" w:pos="720"/>
-          <w:tab w:val="left" w:pos="1440"/>
-          <w:tab w:val="left" w:pos="2160"/>
-          <w:tab w:val="left" w:pos="2880"/>
-          <w:tab w:val="left" w:pos="3600"/>
-          <w:tab w:val="left" w:pos="4320"/>
-          <w:tab w:val="left" w:pos="5040"/>
-          <w:tab w:val="left" w:pos="5760"/>
-          <w:tab w:val="left" w:pos="6480"/>
-          <w:tab w:val="left" w:pos="7200"/>
-          <w:tab w:val="left" w:pos="7920"/>
-          <w:tab w:val="left" w:pos="8640"/>
-        </w:tabs>
-        <w:bidi w:val="0"/>
-        <w:spacing w:before="0" w:line="240" w:lineRule="auto"/>
-        <w:ind w:left="0" w:right="0" w:firstLine="0"/>
-        <w:jc w:val="left"/>
-        <w:rPr>
-          <w:rFonts w:ascii="Times Roman" w:cs="Times Roman" w:hAnsi="Times Roman" w:eastAsia="Times Roman"/>
-          <w:rtl w:val="0"/>
-        </w:rPr>
-      </w:pPr>
-      <w:r>
-        <w:rPr>
-          <w:rFonts w:ascii="Times Roman" w:hAnsi="Times Roman"/>
-          <w:rtl w:val="0"/>
-        </w:rPr>
-        <w:t xml:space="preserve">10. </w:t>
-      </w:r>
-      <w:r>
-        <w:rPr>
-          <w:rFonts w:ascii="Times Roman" w:hAnsi="Times Roman" w:hint="default"/>
-          <w:rtl w:val="0"/>
-        </w:rPr>
-        <w:t>κλητική</w:t>
-      </w:r>
-    </w:p>
-    <w:p>
-      <w:pPr>
-        <w:pStyle w:val="Default"/>
-        <w:tabs>
-          <w:tab w:val="left" w:pos="720"/>
-          <w:tab w:val="left" w:pos="1440"/>
-          <w:tab w:val="left" w:pos="2160"/>
-          <w:tab w:val="left" w:pos="2880"/>
-          <w:tab w:val="left" w:pos="3600"/>
-          <w:tab w:val="left" w:pos="4320"/>
-          <w:tab w:val="left" w:pos="5040"/>
-          <w:tab w:val="left" w:pos="5760"/>
-          <w:tab w:val="left" w:pos="6480"/>
-          <w:tab w:val="left" w:pos="7200"/>
-          <w:tab w:val="left" w:pos="7920"/>
-          <w:tab w:val="left" w:pos="8640"/>
-        </w:tabs>
-        <w:bidi w:val="0"/>
-        <w:spacing w:before="0" w:line="240" w:lineRule="auto"/>
-        <w:ind w:left="0" w:right="0" w:firstLine="0"/>
-        <w:jc w:val="left"/>
-        <w:rPr>
-          <w:rFonts w:ascii="Times Roman" w:cs="Times Roman" w:hAnsi="Times Roman" w:eastAsia="Times Roman"/>
-          <w:rtl w:val="0"/>
-        </w:rPr>
-      </w:pPr>
-      <w:r>
-        <w:rPr>
-          <w:rFonts w:ascii="Times Roman" w:hAnsi="Times Roman"/>
-          <w:rtl w:val="0"/>
-        </w:rPr>
-        <w:t xml:space="preserve">11. </w:t>
-      </w:r>
-      <w:r>
-        <w:rPr>
-          <w:rFonts w:ascii="Times Roman" w:hAnsi="Times Roman" w:hint="default"/>
-          <w:rtl w:val="0"/>
-        </w:rPr>
-        <w:t>πληθυντικά</w:t>
-      </w:r>
-    </w:p>
-    <w:p>
-      <w:pPr>
-        <w:pStyle w:val="Default"/>
-        <w:tabs>
-          <w:tab w:val="left" w:pos="720"/>
-          <w:tab w:val="left" w:pos="1440"/>
-          <w:tab w:val="left" w:pos="2160"/>
-          <w:tab w:val="left" w:pos="2880"/>
-          <w:tab w:val="left" w:pos="3600"/>
-          <w:tab w:val="left" w:pos="4320"/>
-          <w:tab w:val="left" w:pos="5040"/>
-          <w:tab w:val="left" w:pos="5760"/>
-          <w:tab w:val="left" w:pos="6480"/>
-          <w:tab w:val="left" w:pos="7200"/>
-          <w:tab w:val="left" w:pos="7920"/>
-          <w:tab w:val="left" w:pos="8640"/>
-        </w:tabs>
-        <w:bidi w:val="0"/>
-        <w:spacing w:before="0" w:line="240" w:lineRule="auto"/>
-        <w:ind w:left="0" w:right="0" w:firstLine="0"/>
-        <w:jc w:val="left"/>
-        <w:rPr>
-          <w:rFonts w:ascii="Times Roman" w:cs="Times Roman" w:hAnsi="Times Roman" w:eastAsia="Times Roman"/>
-          <w:rtl w:val="0"/>
-        </w:rPr>
-      </w:pPr>
-      <w:r>
-        <w:rPr>
-          <w:rFonts w:ascii="Times Roman" w:hAnsi="Times Roman"/>
-          <w:rtl w:val="0"/>
-        </w:rPr>
-        <w:t xml:space="preserve">12. </w:t>
-      </w:r>
-      <w:r>
-        <w:rPr>
-          <w:rFonts w:ascii="Times Roman" w:hAnsi="Times Roman" w:hint="default"/>
-          <w:rtl w:val="0"/>
-        </w:rPr>
-        <w:t>ὀρθή</w:t>
-      </w:r>
-    </w:p>
-    <w:p>
-      <w:pPr>
-        <w:pStyle w:val="Default"/>
-        <w:tabs>
-          <w:tab w:val="left" w:pos="720"/>
-          <w:tab w:val="left" w:pos="1440"/>
-          <w:tab w:val="left" w:pos="2160"/>
-          <w:tab w:val="left" w:pos="2880"/>
-          <w:tab w:val="left" w:pos="3600"/>
-          <w:tab w:val="left" w:pos="4320"/>
-          <w:tab w:val="left" w:pos="5040"/>
-          <w:tab w:val="left" w:pos="5760"/>
-          <w:tab w:val="left" w:pos="6480"/>
-          <w:tab w:val="left" w:pos="7200"/>
-          <w:tab w:val="left" w:pos="7920"/>
-          <w:tab w:val="left" w:pos="8640"/>
-        </w:tabs>
-        <w:bidi w:val="0"/>
-        <w:spacing w:before="0" w:line="240" w:lineRule="auto"/>
-        <w:ind w:left="0" w:right="0" w:firstLine="0"/>
-        <w:jc w:val="left"/>
-        <w:rPr>
-          <w:rFonts w:ascii="Times Roman" w:cs="Times Roman" w:hAnsi="Times Roman" w:eastAsia="Times Roman"/>
-          <w:rtl w:val="0"/>
-        </w:rPr>
-      </w:pPr>
-      <w:r>
-        <w:rPr>
-          <w:rFonts w:ascii="Times Roman" w:hAnsi="Times Roman"/>
-          <w:rtl w:val="0"/>
-        </w:rPr>
-        <w:t xml:space="preserve">13. </w:t>
-      </w:r>
-      <w:r>
-        <w:rPr>
-          <w:rFonts w:ascii="Times Roman" w:hAnsi="Times Roman" w:hint="default"/>
-          <w:rtl w:val="0"/>
-        </w:rPr>
-        <w:t>γενική</w:t>
-      </w:r>
-    </w:p>
-    <w:p>
-      <w:pPr>
-        <w:pStyle w:val="Default"/>
-        <w:tabs>
-          <w:tab w:val="left" w:pos="720"/>
-          <w:tab w:val="left" w:pos="1440"/>
-          <w:tab w:val="left" w:pos="2160"/>
-          <w:tab w:val="left" w:pos="2880"/>
-          <w:tab w:val="left" w:pos="3600"/>
-          <w:tab w:val="left" w:pos="4320"/>
-          <w:tab w:val="left" w:pos="5040"/>
-          <w:tab w:val="left" w:pos="5760"/>
-          <w:tab w:val="left" w:pos="6480"/>
-          <w:tab w:val="left" w:pos="7200"/>
-          <w:tab w:val="left" w:pos="7920"/>
-          <w:tab w:val="left" w:pos="8640"/>
-        </w:tabs>
-        <w:bidi w:val="0"/>
-        <w:spacing w:before="0" w:line="240" w:lineRule="auto"/>
-        <w:ind w:left="0" w:right="0" w:firstLine="0"/>
-        <w:jc w:val="left"/>
-        <w:rPr>
-          <w:rFonts w:ascii="Times Roman" w:cs="Times Roman" w:hAnsi="Times Roman" w:eastAsia="Times Roman"/>
-          <w:rtl w:val="0"/>
-        </w:rPr>
-      </w:pPr>
-      <w:r>
-        <w:rPr>
-          <w:rFonts w:ascii="Times Roman" w:hAnsi="Times Roman"/>
-          <w:rtl w:val="0"/>
-        </w:rPr>
-        <w:t xml:space="preserve">14. </w:t>
-      </w:r>
-      <w:r>
-        <w:rPr>
-          <w:rFonts w:ascii="Times Roman" w:hAnsi="Times Roman" w:hint="default"/>
-          <w:rtl w:val="0"/>
-        </w:rPr>
-        <w:t>δοτική</w:t>
-      </w:r>
-    </w:p>
-    <w:p>
-      <w:pPr>
-        <w:pStyle w:val="Default"/>
-        <w:tabs>
-          <w:tab w:val="left" w:pos="720"/>
-          <w:tab w:val="left" w:pos="1440"/>
-          <w:tab w:val="left" w:pos="2160"/>
-          <w:tab w:val="left" w:pos="2880"/>
-          <w:tab w:val="left" w:pos="3600"/>
-          <w:tab w:val="left" w:pos="4320"/>
-          <w:tab w:val="left" w:pos="5040"/>
-          <w:tab w:val="left" w:pos="5760"/>
-          <w:tab w:val="left" w:pos="6480"/>
-          <w:tab w:val="left" w:pos="7200"/>
-          <w:tab w:val="left" w:pos="7920"/>
-          <w:tab w:val="left" w:pos="8640"/>
-        </w:tabs>
-        <w:bidi w:val="0"/>
-        <w:spacing w:before="0" w:line="240" w:lineRule="auto"/>
-        <w:ind w:left="0" w:right="0" w:firstLine="0"/>
-        <w:jc w:val="left"/>
-        <w:rPr>
-          <w:rFonts w:ascii="Times Roman" w:cs="Times Roman" w:hAnsi="Times Roman" w:eastAsia="Times Roman"/>
-          <w:rtl w:val="0"/>
-        </w:rPr>
-      </w:pPr>
-      <w:r>
-        <w:rPr>
-          <w:rFonts w:ascii="Times Roman" w:hAnsi="Times Roman"/>
-          <w:rtl w:val="0"/>
-        </w:rPr>
-        <w:t xml:space="preserve">15. </w:t>
-      </w:r>
-      <w:r>
-        <w:rPr>
-          <w:rFonts w:ascii="Times Roman" w:hAnsi="Times Roman" w:hint="default"/>
-          <w:rtl w:val="0"/>
-        </w:rPr>
-        <w:t>αἰτιατική</w:t>
-      </w:r>
-    </w:p>
-    <w:p>
-      <w:pPr>
-        <w:pStyle w:val="Default"/>
-        <w:tabs>
-          <w:tab w:val="left" w:pos="720"/>
-          <w:tab w:val="left" w:pos="1440"/>
-          <w:tab w:val="left" w:pos="2160"/>
-          <w:tab w:val="left" w:pos="2880"/>
-          <w:tab w:val="left" w:pos="3600"/>
-          <w:tab w:val="left" w:pos="4320"/>
-          <w:tab w:val="left" w:pos="5040"/>
-          <w:tab w:val="left" w:pos="5760"/>
-          <w:tab w:val="left" w:pos="6480"/>
-          <w:tab w:val="left" w:pos="7200"/>
-          <w:tab w:val="left" w:pos="7920"/>
-          <w:tab w:val="left" w:pos="8640"/>
-        </w:tabs>
-        <w:bidi w:val="0"/>
-        <w:spacing w:before="0" w:line="240" w:lineRule="auto"/>
-        <w:ind w:left="0" w:right="0" w:firstLine="0"/>
-        <w:jc w:val="left"/>
-        <w:rPr>
-          <w:rFonts w:ascii="Times Roman" w:cs="Times Roman" w:hAnsi="Times Roman" w:eastAsia="Times Roman"/>
-          <w:rtl w:val="0"/>
-        </w:rPr>
-      </w:pPr>
-      <w:r>
-        <w:rPr>
-          <w:rFonts w:ascii="Times Roman" w:hAnsi="Times Roman"/>
-          <w:rtl w:val="0"/>
-        </w:rPr>
-        <w:t xml:space="preserve">16. </w:t>
-      </w:r>
-      <w:r>
-        <w:rPr>
-          <w:rFonts w:ascii="Times Roman" w:hAnsi="Times Roman" w:hint="default"/>
-          <w:rtl w:val="0"/>
-        </w:rPr>
-        <w:t>κλητική</w:t>
-      </w:r>
-    </w:p>
-    <w:p>
-      <w:pPr>
-        <w:pStyle w:val="Default"/>
-        <w:tabs>
-          <w:tab w:val="left" w:pos="720"/>
-          <w:tab w:val="left" w:pos="1440"/>
-          <w:tab w:val="left" w:pos="2160"/>
-          <w:tab w:val="left" w:pos="2880"/>
-          <w:tab w:val="left" w:pos="3600"/>
-          <w:tab w:val="left" w:pos="4320"/>
-          <w:tab w:val="left" w:pos="5040"/>
-          <w:tab w:val="left" w:pos="5760"/>
-          <w:tab w:val="left" w:pos="6480"/>
-          <w:tab w:val="left" w:pos="7200"/>
-          <w:tab w:val="left" w:pos="7920"/>
-          <w:tab w:val="left" w:pos="8640"/>
-        </w:tabs>
-        <w:bidi w:val="0"/>
-        <w:spacing w:before="0" w:line="240" w:lineRule="auto"/>
-        <w:ind w:left="0" w:right="0" w:firstLine="0"/>
-        <w:jc w:val="left"/>
-        <w:rPr>
-          <w:rFonts w:ascii="Times Roman" w:cs="Times Roman" w:hAnsi="Times Roman" w:eastAsia="Times Roman"/>
-          <w:rtl w:val="0"/>
-        </w:rPr>
-      </w:pPr>
-      <w:r>
-        <w:rPr>
-          <w:rFonts w:ascii="Times Roman" w:hAnsi="Times Roman"/>
-          <w:rtl w:val="0"/>
-          <w:lang w:val="en-US"/>
-        </w:rPr>
-        <w:t>----</w:t>
-      </w:r>
-    </w:p>
-    <w:p>
-      <w:pPr>
-        <w:pStyle w:val="Default"/>
-        <w:tabs>
-          <w:tab w:val="left" w:pos="720"/>
-          <w:tab w:val="left" w:pos="1440"/>
-          <w:tab w:val="left" w:pos="2160"/>
-          <w:tab w:val="left" w:pos="2880"/>
-          <w:tab w:val="left" w:pos="3600"/>
-          <w:tab w:val="left" w:pos="4320"/>
-          <w:tab w:val="left" w:pos="5040"/>
-          <w:tab w:val="left" w:pos="5760"/>
-          <w:tab w:val="left" w:pos="6480"/>
-          <w:tab w:val="left" w:pos="7200"/>
-          <w:tab w:val="left" w:pos="7920"/>
-          <w:tab w:val="left" w:pos="8640"/>
-        </w:tabs>
-        <w:bidi w:val="0"/>
-        <w:spacing w:before="0" w:line="240" w:lineRule="auto"/>
-        <w:ind w:left="0" w:right="0" w:firstLine="0"/>
-        <w:jc w:val="left"/>
-        <w:rPr>
-          <w:rFonts w:ascii="Times Roman" w:cs="Times Roman" w:hAnsi="Times Roman" w:eastAsia="Times Roman"/>
-          <w:rtl w:val="0"/>
-        </w:rPr>
-      </w:pPr>
-      <w:r>
-        <w:rPr>
-          <w:rFonts w:ascii="Times Roman" w:hAnsi="Times Roman"/>
-          <w:rtl w:val="0"/>
-        </w:rPr>
-        <w:t xml:space="preserve">17. </w:t>
-      </w:r>
-      <w:r>
-        <w:rPr>
-          <w:rFonts w:ascii="Times Roman" w:hAnsi="Times Roman" w:hint="default"/>
-          <w:rtl w:val="0"/>
-        </w:rPr>
-        <w:t xml:space="preserve">ἀριθμοὶ </w:t>
-      </w:r>
-      <w:r>
-        <w:rPr>
-          <w:rFonts w:ascii="Times Roman" w:hAnsi="Times Roman"/>
-          <w:rtl w:val="0"/>
-        </w:rPr>
-        <w:t>&lt;:</w:t>
-      </w:r>
-      <w:r>
-        <w:rPr>
-          <w:rFonts w:ascii="Times Roman" w:hAnsi="Times Roman" w:hint="default"/>
-          <w:rtl w:val="0"/>
-        </w:rPr>
-        <w:t>τρεῖς</w:t>
-      </w:r>
-      <w:r>
-        <w:rPr>
-          <w:rFonts w:ascii="Times Roman" w:hAnsi="Times Roman"/>
-          <w:rtl w:val="0"/>
-        </w:rPr>
-        <w:t>|reg|</w:t>
-      </w:r>
-      <w:r>
-        <w:rPr>
-          <w:rFonts w:ascii="Times Roman" w:hAnsi="Times Roman" w:hint="default"/>
-          <w:rtl w:val="0"/>
-        </w:rPr>
-        <w:t>τρῖς</w:t>
-      </w:r>
-      <w:r>
-        <w:rPr>
-          <w:rFonts w:ascii="Times Roman" w:hAnsi="Times Roman"/>
-          <w:rtl w:val="0"/>
-          <w:lang w:val="en-US"/>
-        </w:rPr>
-        <w:t>:&gt;</w:t>
-      </w:r>
-    </w:p>
-    <w:p>
-      <w:pPr>
-        <w:pStyle w:val="Default"/>
-        <w:tabs>
-          <w:tab w:val="left" w:pos="720"/>
-          <w:tab w:val="left" w:pos="1440"/>
-          <w:tab w:val="left" w:pos="2160"/>
-          <w:tab w:val="left" w:pos="2880"/>
-          <w:tab w:val="left" w:pos="3600"/>
-          <w:tab w:val="left" w:pos="4320"/>
-          <w:tab w:val="left" w:pos="5040"/>
-          <w:tab w:val="left" w:pos="5760"/>
-          <w:tab w:val="left" w:pos="6480"/>
-          <w:tab w:val="left" w:pos="7200"/>
-          <w:tab w:val="left" w:pos="7920"/>
-          <w:tab w:val="left" w:pos="8640"/>
-        </w:tabs>
-        <w:bidi w:val="0"/>
-        <w:spacing w:before="0" w:line="240" w:lineRule="auto"/>
-        <w:ind w:left="0" w:right="0" w:firstLine="0"/>
-        <w:jc w:val="left"/>
-        <w:rPr>
-          <w:rFonts w:ascii="Times Roman" w:cs="Times Roman" w:hAnsi="Times Roman" w:eastAsia="Times Roman"/>
-          <w:rtl w:val="0"/>
-        </w:rPr>
-      </w:pPr>
-      <w:r>
-        <w:rPr>
-          <w:rFonts w:ascii="Times Roman" w:hAnsi="Times Roman"/>
-          <w:rtl w:val="0"/>
-        </w:rPr>
-        <w:t xml:space="preserve">18. </w:t>
-      </w:r>
-      <w:r>
-        <w:rPr>
-          <w:rFonts w:ascii="Times Roman" w:hAnsi="Times Roman" w:hint="default"/>
-          <w:rtl w:val="0"/>
-        </w:rPr>
-        <w:t>ἑνικός</w:t>
-      </w:r>
-    </w:p>
-    <w:p>
-      <w:pPr>
-        <w:pStyle w:val="Default"/>
-        <w:tabs>
-          <w:tab w:val="left" w:pos="720"/>
-          <w:tab w:val="left" w:pos="1440"/>
-          <w:tab w:val="left" w:pos="2160"/>
-          <w:tab w:val="left" w:pos="2880"/>
-          <w:tab w:val="left" w:pos="3600"/>
-          <w:tab w:val="left" w:pos="4320"/>
-          <w:tab w:val="left" w:pos="5040"/>
-          <w:tab w:val="left" w:pos="5760"/>
-          <w:tab w:val="left" w:pos="6480"/>
-          <w:tab w:val="left" w:pos="7200"/>
-          <w:tab w:val="left" w:pos="7920"/>
-          <w:tab w:val="left" w:pos="8640"/>
-        </w:tabs>
-        <w:bidi w:val="0"/>
-        <w:spacing w:before="0" w:line="240" w:lineRule="auto"/>
-        <w:ind w:left="0" w:right="0" w:firstLine="0"/>
-        <w:jc w:val="left"/>
-        <w:rPr>
-          <w:rFonts w:ascii="Times Roman" w:cs="Times Roman" w:hAnsi="Times Roman" w:eastAsia="Times Roman"/>
-          <w:rtl w:val="0"/>
-        </w:rPr>
-      </w:pPr>
-      <w:r>
-        <w:rPr>
-          <w:rFonts w:ascii="Times Roman" w:hAnsi="Times Roman"/>
-          <w:rtl w:val="0"/>
-        </w:rPr>
-        <w:t xml:space="preserve">19. </w:t>
-      </w:r>
-      <w:r>
-        <w:rPr>
-          <w:rFonts w:ascii="Times Roman" w:hAnsi="Times Roman" w:hint="default"/>
-          <w:rtl w:val="0"/>
-        </w:rPr>
-        <w:t>δυ ι</w:t>
-      </w:r>
-      <w:r>
-        <w:rPr>
-          <w:rFonts w:ascii="Times Roman" w:hAnsi="Times Roman"/>
-          <w:rtl w:val="0"/>
-        </w:rPr>
-        <w:t>(</w:t>
-      </w:r>
-      <w:r>
-        <w:rPr>
-          <w:rFonts w:ascii="Times Roman" w:hAnsi="Times Roman" w:hint="default"/>
-          <w:rtl w:val="0"/>
-        </w:rPr>
-        <w:t>¨</w:t>
-      </w:r>
-      <w:r>
-        <w:rPr>
-          <w:rFonts w:ascii="Times Roman" w:hAnsi="Times Roman"/>
-          <w:rtl w:val="0"/>
-        </w:rPr>
-        <w:t>)</w:t>
-      </w:r>
-      <w:r>
-        <w:rPr>
-          <w:rFonts w:ascii="Times Roman" w:hAnsi="Times Roman" w:hint="default"/>
-          <w:rtl w:val="0"/>
-        </w:rPr>
-        <w:t>κός</w:t>
-      </w:r>
-    </w:p>
-    <w:p>
-      <w:pPr>
-        <w:pStyle w:val="Default"/>
-        <w:tabs>
-          <w:tab w:val="left" w:pos="720"/>
-          <w:tab w:val="left" w:pos="1440"/>
-          <w:tab w:val="left" w:pos="2160"/>
-          <w:tab w:val="left" w:pos="2880"/>
-          <w:tab w:val="left" w:pos="3600"/>
-          <w:tab w:val="left" w:pos="4320"/>
-          <w:tab w:val="left" w:pos="5040"/>
-          <w:tab w:val="left" w:pos="5760"/>
-          <w:tab w:val="left" w:pos="6480"/>
-          <w:tab w:val="left" w:pos="7200"/>
-          <w:tab w:val="left" w:pos="7920"/>
-          <w:tab w:val="left" w:pos="8640"/>
-        </w:tabs>
-        <w:bidi w:val="0"/>
-        <w:spacing w:before="0" w:line="240" w:lineRule="auto"/>
-        <w:ind w:left="0" w:right="0" w:firstLine="0"/>
-        <w:jc w:val="left"/>
-        <w:rPr>
-          <w:rFonts w:ascii="Times Roman" w:cs="Times Roman" w:hAnsi="Times Roman" w:eastAsia="Times Roman"/>
-          <w:rtl w:val="0"/>
-        </w:rPr>
-      </w:pPr>
-      <w:r>
-        <w:rPr>
-          <w:rFonts w:ascii="Times Roman" w:hAnsi="Times Roman"/>
-          <w:rtl w:val="0"/>
-        </w:rPr>
-        <w:t xml:space="preserve">20. </w:t>
-      </w:r>
-      <w:r>
-        <w:rPr>
-          <w:rFonts w:ascii="Times Roman" w:hAnsi="Times Roman" w:hint="default"/>
-          <w:rtl w:val="0"/>
-        </w:rPr>
-        <w:t>πληθυντικός</w:t>
-      </w:r>
-    </w:p>
-    <w:p>
-      <w:pPr>
-        <w:pStyle w:val="Default"/>
-        <w:tabs>
-          <w:tab w:val="left" w:pos="720"/>
-          <w:tab w:val="left" w:pos="1440"/>
-          <w:tab w:val="left" w:pos="2160"/>
-          <w:tab w:val="left" w:pos="2880"/>
-          <w:tab w:val="left" w:pos="3600"/>
-          <w:tab w:val="left" w:pos="4320"/>
-          <w:tab w:val="left" w:pos="5040"/>
-          <w:tab w:val="left" w:pos="5760"/>
-          <w:tab w:val="left" w:pos="6480"/>
-          <w:tab w:val="left" w:pos="7200"/>
-          <w:tab w:val="left" w:pos="7920"/>
-          <w:tab w:val="left" w:pos="8640"/>
-        </w:tabs>
-        <w:bidi w:val="0"/>
-        <w:spacing w:before="0" w:line="240" w:lineRule="auto"/>
-        <w:ind w:left="0" w:right="0" w:firstLine="0"/>
-        <w:jc w:val="left"/>
-        <w:rPr>
-          <w:rFonts w:ascii="Times Roman" w:cs="Times Roman" w:hAnsi="Times Roman" w:eastAsia="Times Roman"/>
-          <w:rtl w:val="0"/>
-        </w:rPr>
-      </w:pPr>
-      <w:r>
-        <w:rPr>
-          <w:rFonts w:ascii="Times Roman" w:hAnsi="Times Roman"/>
-          <w:rtl w:val="0"/>
-          <w:lang w:val="en-US"/>
-        </w:rPr>
-        <w:t>----</w:t>
-      </w:r>
-    </w:p>
-    <w:p>
-      <w:pPr>
-        <w:pStyle w:val="Default"/>
-        <w:tabs>
-          <w:tab w:val="left" w:pos="720"/>
-          <w:tab w:val="left" w:pos="1440"/>
-          <w:tab w:val="left" w:pos="2160"/>
-          <w:tab w:val="left" w:pos="2880"/>
-          <w:tab w:val="left" w:pos="3600"/>
-          <w:tab w:val="left" w:pos="4320"/>
-          <w:tab w:val="left" w:pos="5040"/>
-          <w:tab w:val="left" w:pos="5760"/>
-          <w:tab w:val="left" w:pos="6480"/>
-          <w:tab w:val="left" w:pos="7200"/>
-          <w:tab w:val="left" w:pos="7920"/>
-          <w:tab w:val="left" w:pos="8640"/>
-        </w:tabs>
-        <w:bidi w:val="0"/>
-        <w:spacing w:before="0" w:line="240" w:lineRule="auto"/>
-        <w:ind w:left="0" w:right="0" w:firstLine="0"/>
-        <w:jc w:val="left"/>
-        <w:rPr>
-          <w:rFonts w:ascii="Times Roman" w:cs="Times Roman" w:hAnsi="Times Roman" w:eastAsia="Times Roman"/>
-          <w:rtl w:val="0"/>
-        </w:rPr>
-      </w:pPr>
-      <w:r>
-        <w:rPr>
-          <w:rFonts w:ascii="Times Roman" w:hAnsi="Times Roman"/>
-          <w:rtl w:val="0"/>
-          <w:lang w:val="en-US"/>
-        </w:rPr>
-        <w:t>=&gt;=D&gt;</w:t>
-      </w:r>
-    </w:p>
-    <w:p>
-      <w:pPr>
-        <w:pStyle w:val="Default"/>
-        <w:tabs>
-          <w:tab w:val="left" w:pos="720"/>
-          <w:tab w:val="left" w:pos="1440"/>
-          <w:tab w:val="left" w:pos="2160"/>
-          <w:tab w:val="left" w:pos="2880"/>
-          <w:tab w:val="left" w:pos="3600"/>
-          <w:tab w:val="left" w:pos="4320"/>
-          <w:tab w:val="left" w:pos="5040"/>
-          <w:tab w:val="left" w:pos="5760"/>
-          <w:tab w:val="left" w:pos="6480"/>
-          <w:tab w:val="left" w:pos="7200"/>
-          <w:tab w:val="left" w:pos="7920"/>
-          <w:tab w:val="left" w:pos="8640"/>
-        </w:tabs>
-        <w:bidi w:val="0"/>
-        <w:spacing w:before="0" w:line="240" w:lineRule="auto"/>
-        <w:ind w:left="0" w:right="0" w:firstLine="0"/>
-        <w:jc w:val="left"/>
-        <w:rPr>
-          <w:rFonts w:ascii="Times Roman" w:cs="Times Roman" w:hAnsi="Times Roman" w:eastAsia="Times Roman"/>
-          <w:rtl w:val="0"/>
-        </w:rPr>
-      </w:pPr>
-      <w:r>
-        <w:rPr>
-          <w:rFonts w:ascii="Times Roman" w:hAnsi="Times Roman"/>
-          <w:rtl w:val="0"/>
-          <w:lang w:val="en-US"/>
-        </w:rPr>
-        <w:t>=D&gt;</w:t>
-      </w:r>
-    </w:p>
-    <w:p>
-      <w:pPr>
-        <w:pStyle w:val="Default"/>
-        <w:tabs>
-          <w:tab w:val="left" w:pos="720"/>
-          <w:tab w:val="left" w:pos="1440"/>
-          <w:tab w:val="left" w:pos="2160"/>
-          <w:tab w:val="left" w:pos="2880"/>
-          <w:tab w:val="left" w:pos="3600"/>
-          <w:tab w:val="left" w:pos="4320"/>
-          <w:tab w:val="left" w:pos="5040"/>
-          <w:tab w:val="left" w:pos="5760"/>
-          <w:tab w:val="left" w:pos="6480"/>
-          <w:tab w:val="left" w:pos="7200"/>
-          <w:tab w:val="left" w:pos="7920"/>
-          <w:tab w:val="left" w:pos="8640"/>
-        </w:tabs>
-        <w:bidi w:val="0"/>
-        <w:spacing w:before="0" w:line="240" w:lineRule="auto"/>
-        <w:ind w:left="0" w:right="0" w:firstLine="0"/>
-        <w:jc w:val="left"/>
-        <w:rPr>
-          <w:rFonts w:ascii="Times Roman" w:cs="Times Roman" w:hAnsi="Times Roman" w:eastAsia="Times Roman"/>
-          <w:rtl w:val="0"/>
-        </w:rPr>
-      </w:pPr>
-      <w:r>
-        <w:rPr>
-          <w:rFonts w:ascii="Times Roman" w:hAnsi="Times Roman"/>
-          <w:rtl w:val="0"/>
-        </w:rPr>
-        <w:t>&lt;D=.7.page</w:t>
-      </w:r>
-    </w:p>
-    <w:p>
-      <w:pPr>
-        <w:pStyle w:val="Default"/>
-        <w:tabs>
-          <w:tab w:val="left" w:pos="720"/>
-          <w:tab w:val="left" w:pos="1440"/>
-          <w:tab w:val="left" w:pos="2160"/>
-          <w:tab w:val="left" w:pos="2880"/>
-          <w:tab w:val="left" w:pos="3600"/>
-          <w:tab w:val="left" w:pos="4320"/>
-          <w:tab w:val="left" w:pos="5040"/>
-          <w:tab w:val="left" w:pos="5760"/>
-          <w:tab w:val="left" w:pos="6480"/>
-          <w:tab w:val="left" w:pos="7200"/>
-          <w:tab w:val="left" w:pos="7920"/>
-          <w:tab w:val="left" w:pos="8640"/>
-        </w:tabs>
-        <w:bidi w:val="0"/>
-        <w:spacing w:before="0" w:line="240" w:lineRule="auto"/>
-        <w:ind w:left="0" w:right="0" w:firstLine="0"/>
-        <w:jc w:val="left"/>
-        <w:rPr>
-          <w:rFonts w:ascii="Times Roman" w:cs="Times Roman" w:hAnsi="Times Roman" w:eastAsia="Times Roman"/>
-          <w:rtl w:val="0"/>
-        </w:rPr>
-      </w:pPr>
-      <w:r>
-        <w:rPr>
-          <w:rFonts w:ascii="Times Roman" w:hAnsi="Times Roman"/>
-          <w:rtl w:val="0"/>
-        </w:rPr>
-        <w:t>&lt;D=.r&lt;=</w:t>
-      </w:r>
-    </w:p>
-    <w:p>
-      <w:pPr>
-        <w:pStyle w:val="Default"/>
-        <w:tabs>
-          <w:tab w:val="left" w:pos="720"/>
-          <w:tab w:val="left" w:pos="1440"/>
-          <w:tab w:val="left" w:pos="2160"/>
-          <w:tab w:val="left" w:pos="2880"/>
-          <w:tab w:val="left" w:pos="3600"/>
-          <w:tab w:val="left" w:pos="4320"/>
-          <w:tab w:val="left" w:pos="5040"/>
-          <w:tab w:val="left" w:pos="5760"/>
-          <w:tab w:val="left" w:pos="6480"/>
-          <w:tab w:val="left" w:pos="7200"/>
-          <w:tab w:val="left" w:pos="7920"/>
-          <w:tab w:val="left" w:pos="8640"/>
-        </w:tabs>
-        <w:bidi w:val="0"/>
-        <w:spacing w:before="0" w:line="240" w:lineRule="auto"/>
-        <w:ind w:left="0" w:right="0" w:firstLine="0"/>
-        <w:jc w:val="left"/>
-        <w:rPr>
-          <w:rFonts w:ascii="Times Roman" w:cs="Times Roman" w:hAnsi="Times Roman" w:eastAsia="Times Roman"/>
-          <w:rtl w:val="0"/>
-        </w:rPr>
-      </w:pPr>
-      <w:r>
-        <w:rPr>
-          <w:rFonts w:ascii="Times Roman" w:hAnsi="Times Roman"/>
-          <w:rtl w:val="0"/>
-          <w:lang w:val="en-US"/>
-        </w:rPr>
-        <w:t>1. /*A few disparate letters and some slanting strokes that may or may not have once belonged to letters are visible.*/</w:t>
-      </w:r>
-    </w:p>
-    <w:p>
-      <w:pPr>
-        <w:pStyle w:val="Default"/>
-        <w:tabs>
-          <w:tab w:val="left" w:pos="720"/>
-          <w:tab w:val="left" w:pos="1440"/>
-          <w:tab w:val="left" w:pos="2160"/>
-          <w:tab w:val="left" w:pos="2880"/>
-          <w:tab w:val="left" w:pos="3600"/>
-          <w:tab w:val="left" w:pos="4320"/>
-          <w:tab w:val="left" w:pos="5040"/>
-          <w:tab w:val="left" w:pos="5760"/>
-          <w:tab w:val="left" w:pos="6480"/>
-          <w:tab w:val="left" w:pos="7200"/>
-          <w:tab w:val="left" w:pos="7920"/>
-          <w:tab w:val="left" w:pos="8640"/>
-        </w:tabs>
-        <w:bidi w:val="0"/>
-        <w:spacing w:before="0" w:line="240" w:lineRule="auto"/>
-        <w:ind w:left="0" w:right="0" w:firstLine="0"/>
-        <w:jc w:val="left"/>
-        <w:rPr>
-          <w:rFonts w:ascii="Times Roman" w:cs="Times Roman" w:hAnsi="Times Roman" w:eastAsia="Times Roman"/>
-          <w:rtl w:val="0"/>
-        </w:rPr>
-      </w:pPr>
-      <w:r>
-        <w:rPr>
-          <w:rFonts w:ascii="Times Roman" w:hAnsi="Times Roman"/>
-          <w:rtl w:val="0"/>
-          <w:lang w:val="en-US"/>
-        </w:rPr>
-        <w:t xml:space="preserve">=&gt;=D&gt; </w:t>
-      </w:r>
-    </w:p>
-    <w:p>
-      <w:pPr>
-        <w:pStyle w:val="Default"/>
-        <w:tabs>
-          <w:tab w:val="left" w:pos="720"/>
-          <w:tab w:val="left" w:pos="1440"/>
-          <w:tab w:val="left" w:pos="2160"/>
-          <w:tab w:val="left" w:pos="2880"/>
-          <w:tab w:val="left" w:pos="3600"/>
-          <w:tab w:val="left" w:pos="4320"/>
-          <w:tab w:val="left" w:pos="5040"/>
-          <w:tab w:val="left" w:pos="5760"/>
-          <w:tab w:val="left" w:pos="6480"/>
-          <w:tab w:val="left" w:pos="7200"/>
-          <w:tab w:val="left" w:pos="7920"/>
-          <w:tab w:val="left" w:pos="8640"/>
-        </w:tabs>
-        <w:bidi w:val="0"/>
-        <w:spacing w:before="0" w:line="240" w:lineRule="auto"/>
-        <w:ind w:left="0" w:right="0" w:firstLine="0"/>
-        <w:jc w:val="left"/>
-        <w:rPr>
-          <w:rFonts w:ascii="Times Roman" w:cs="Times Roman" w:hAnsi="Times Roman" w:eastAsia="Times Roman"/>
-          <w:rtl w:val="0"/>
-        </w:rPr>
-      </w:pPr>
-      <w:r>
-        <w:rPr>
-          <w:rFonts w:ascii="Times Roman" w:hAnsi="Times Roman"/>
-          <w:rtl w:val="0"/>
-        </w:rPr>
-        <w:t>&lt;D=.v&lt;=</w:t>
-      </w:r>
-    </w:p>
-    <w:p>
-      <w:pPr>
-        <w:pStyle w:val="Default"/>
-        <w:tabs>
-          <w:tab w:val="left" w:pos="720"/>
-          <w:tab w:val="left" w:pos="1440"/>
-          <w:tab w:val="left" w:pos="2160"/>
-          <w:tab w:val="left" w:pos="2880"/>
-          <w:tab w:val="left" w:pos="3600"/>
-          <w:tab w:val="left" w:pos="4320"/>
-          <w:tab w:val="left" w:pos="5040"/>
-          <w:tab w:val="left" w:pos="5760"/>
-          <w:tab w:val="left" w:pos="6480"/>
-          <w:tab w:val="left" w:pos="7200"/>
-          <w:tab w:val="left" w:pos="7920"/>
-          <w:tab w:val="left" w:pos="8640"/>
-        </w:tabs>
-        <w:bidi w:val="0"/>
-        <w:spacing w:before="0" w:line="240" w:lineRule="auto"/>
-        <w:ind w:left="0" w:right="0" w:firstLine="0"/>
-        <w:jc w:val="left"/>
-        <w:rPr>
-          <w:rFonts w:ascii="Times Roman" w:cs="Times Roman" w:hAnsi="Times Roman" w:eastAsia="Times Roman"/>
-          <w:rtl w:val="0"/>
-        </w:rPr>
-      </w:pPr>
-      <w:r>
-        <w:rPr>
-          <w:rFonts w:ascii="Times Roman" w:hAnsi="Times Roman"/>
-          <w:rtl w:val="0"/>
-          <w:lang w:val="en-US"/>
-        </w:rPr>
-        <w:t>1.  /*No writing is discernible.*/</w:t>
-      </w:r>
-    </w:p>
-    <w:p>
-      <w:pPr>
-        <w:pStyle w:val="Default"/>
-        <w:tabs>
-          <w:tab w:val="left" w:pos="720"/>
-          <w:tab w:val="left" w:pos="1440"/>
-          <w:tab w:val="left" w:pos="2160"/>
-          <w:tab w:val="left" w:pos="2880"/>
-          <w:tab w:val="left" w:pos="3600"/>
-          <w:tab w:val="left" w:pos="4320"/>
-          <w:tab w:val="left" w:pos="5040"/>
-          <w:tab w:val="left" w:pos="5760"/>
-          <w:tab w:val="left" w:pos="6480"/>
-          <w:tab w:val="left" w:pos="7200"/>
-          <w:tab w:val="left" w:pos="7920"/>
-          <w:tab w:val="left" w:pos="8640"/>
-        </w:tabs>
-        <w:bidi w:val="0"/>
-        <w:spacing w:before="0" w:line="240" w:lineRule="auto"/>
-        <w:ind w:left="0" w:right="0" w:firstLine="0"/>
-        <w:jc w:val="left"/>
-        <w:rPr>
-          <w:rFonts w:ascii="Times Roman" w:cs="Times Roman" w:hAnsi="Times Roman" w:eastAsia="Times Roman"/>
-          <w:rtl w:val="0"/>
-        </w:rPr>
-      </w:pPr>
-      <w:r>
-        <w:rPr>
-          <w:rFonts w:ascii="Times Roman" w:hAnsi="Times Roman"/>
-          <w:rtl w:val="0"/>
-          <w:lang w:val="en-US"/>
-        </w:rPr>
-        <w:t>=&gt;=D&gt;</w:t>
-      </w:r>
-    </w:p>
-    <w:p>
-      <w:pPr>
-        <w:pStyle w:val="Default"/>
-        <w:tabs>
-          <w:tab w:val="left" w:pos="720"/>
-          <w:tab w:val="left" w:pos="1440"/>
-          <w:tab w:val="left" w:pos="2160"/>
-          <w:tab w:val="left" w:pos="2880"/>
-          <w:tab w:val="left" w:pos="3600"/>
-          <w:tab w:val="left" w:pos="4320"/>
-          <w:tab w:val="left" w:pos="5040"/>
-          <w:tab w:val="left" w:pos="5760"/>
-          <w:tab w:val="left" w:pos="6480"/>
-          <w:tab w:val="left" w:pos="7200"/>
-          <w:tab w:val="left" w:pos="7920"/>
-          <w:tab w:val="left" w:pos="8640"/>
-        </w:tabs>
-        <w:bidi w:val="0"/>
-        <w:spacing w:before="0" w:line="240" w:lineRule="auto"/>
-        <w:ind w:left="0" w:right="0" w:firstLine="0"/>
-        <w:jc w:val="left"/>
-        <w:rPr>
-          <w:rFonts w:ascii="Times Roman" w:cs="Times Roman" w:hAnsi="Times Roman" w:eastAsia="Times Roman"/>
-          <w:rtl w:val="0"/>
-        </w:rPr>
-      </w:pPr>
-      <w:r>
-        <w:rPr>
-          <w:rFonts w:ascii="Times Roman" w:hAnsi="Times Roman"/>
-          <w:rtl w:val="0"/>
-          <w:lang w:val="en-US"/>
-        </w:rPr>
-        <w:t>=D&gt;</w:t>
-      </w:r>
-    </w:p>
-    <w:p>
-      <w:pPr>
-        <w:pStyle w:val="Default"/>
-        <w:tabs>
-          <w:tab w:val="left" w:pos="720"/>
-          <w:tab w:val="left" w:pos="1440"/>
-          <w:tab w:val="left" w:pos="2160"/>
-          <w:tab w:val="left" w:pos="2880"/>
-          <w:tab w:val="left" w:pos="3600"/>
-          <w:tab w:val="left" w:pos="4320"/>
-          <w:tab w:val="left" w:pos="5040"/>
-          <w:tab w:val="left" w:pos="5760"/>
-          <w:tab w:val="left" w:pos="6480"/>
-          <w:tab w:val="left" w:pos="7200"/>
-          <w:tab w:val="left" w:pos="7920"/>
-          <w:tab w:val="left" w:pos="8640"/>
-        </w:tabs>
-        <w:bidi w:val="0"/>
-        <w:spacing w:before="0" w:line="240" w:lineRule="auto"/>
-        <w:ind w:left="0" w:right="0" w:firstLine="0"/>
-        <w:jc w:val="left"/>
-        <w:rPr>
-          <w:rFonts w:ascii="Times Roman" w:cs="Times Roman" w:hAnsi="Times Roman" w:eastAsia="Times Roman"/>
-          <w:rtl w:val="0"/>
-        </w:rPr>
-      </w:pPr>
-      <w:r>
-        <w:rPr>
-          <w:rFonts w:ascii="Times Roman" w:hAnsi="Times Roman"/>
-          <w:rtl w:val="0"/>
-        </w:rPr>
-        <w:t>&lt;D=.8.page</w:t>
-      </w:r>
-    </w:p>
-    <w:p>
-      <w:pPr>
-        <w:pStyle w:val="Default"/>
-        <w:tabs>
-          <w:tab w:val="left" w:pos="720"/>
-          <w:tab w:val="left" w:pos="1440"/>
-          <w:tab w:val="left" w:pos="2160"/>
-          <w:tab w:val="left" w:pos="2880"/>
-          <w:tab w:val="left" w:pos="3600"/>
-          <w:tab w:val="left" w:pos="4320"/>
-          <w:tab w:val="left" w:pos="5040"/>
-          <w:tab w:val="left" w:pos="5760"/>
-          <w:tab w:val="left" w:pos="6480"/>
-          <w:tab w:val="left" w:pos="7200"/>
-          <w:tab w:val="left" w:pos="7920"/>
-          <w:tab w:val="left" w:pos="8640"/>
-        </w:tabs>
-        <w:bidi w:val="0"/>
-        <w:spacing w:before="0" w:line="240" w:lineRule="auto"/>
-        <w:ind w:left="0" w:right="0" w:firstLine="0"/>
-        <w:jc w:val="left"/>
-        <w:rPr>
-          <w:rFonts w:ascii="Times Roman" w:cs="Times Roman" w:hAnsi="Times Roman" w:eastAsia="Times Roman"/>
-          <w:rtl w:val="0"/>
-        </w:rPr>
-      </w:pPr>
-      <w:r>
-        <w:rPr>
-          <w:rFonts w:ascii="Times Roman" w:hAnsi="Times Roman"/>
-          <w:rtl w:val="0"/>
-        </w:rPr>
-        <w:t>&lt;D=.r&lt;=</w:t>
-      </w:r>
-    </w:p>
-    <w:p>
-      <w:pPr>
-        <w:pStyle w:val="Default"/>
-        <w:tabs>
-          <w:tab w:val="left" w:pos="720"/>
-          <w:tab w:val="left" w:pos="1440"/>
-          <w:tab w:val="left" w:pos="2160"/>
-          <w:tab w:val="left" w:pos="2880"/>
-          <w:tab w:val="left" w:pos="3600"/>
-          <w:tab w:val="left" w:pos="4320"/>
-          <w:tab w:val="left" w:pos="5040"/>
-          <w:tab w:val="left" w:pos="5760"/>
-          <w:tab w:val="left" w:pos="6480"/>
-          <w:tab w:val="left" w:pos="7200"/>
-          <w:tab w:val="left" w:pos="7920"/>
-          <w:tab w:val="left" w:pos="8640"/>
-        </w:tabs>
-        <w:bidi w:val="0"/>
-        <w:spacing w:before="0" w:line="240" w:lineRule="auto"/>
-        <w:ind w:left="0" w:right="0" w:firstLine="0"/>
-        <w:jc w:val="left"/>
-        <w:rPr>
-          <w:rFonts w:ascii="Times Roman" w:cs="Times Roman" w:hAnsi="Times Roman" w:eastAsia="Times Roman"/>
-          <w:rtl w:val="0"/>
-        </w:rPr>
-      </w:pPr>
-      <w:r>
-        <w:rPr>
-          <w:rFonts w:ascii="Times Roman" w:hAnsi="Times Roman"/>
-          <w:rtl w:val="0"/>
-        </w:rPr>
-        <w:t>1. &lt;#</w:t>
-      </w:r>
-      <w:r>
-        <w:rPr>
-          <w:rFonts w:ascii="Times Roman" w:hAnsi="Times Roman" w:hint="default"/>
-          <w:rtl w:val="0"/>
-        </w:rPr>
-        <w:t>Ο</w:t>
-      </w:r>
-      <w:r>
-        <w:rPr>
-          <w:rFonts w:ascii="Times Roman" w:hAnsi="Times Roman"/>
-          <w:rtl w:val="0"/>
-        </w:rPr>
-        <w:t>=70#&gt; &lt;#</w:t>
-      </w:r>
-      <w:r>
-        <w:rPr>
-          <w:rFonts w:ascii="Times Roman" w:hAnsi="Times Roman" w:hint="default"/>
-          <w:rtl w:val="0"/>
-        </w:rPr>
-        <w:t>Ο</w:t>
-      </w:r>
-      <w:r>
-        <w:rPr>
-          <w:rFonts w:ascii="Times Roman" w:hAnsi="Times Roman"/>
-          <w:rtl w:val="0"/>
-        </w:rPr>
-        <w:t>=70#&gt; &lt;#</w:t>
-      </w:r>
-      <w:r>
-        <w:rPr>
-          <w:rFonts w:ascii="Times Roman" w:hAnsi="Times Roman" w:hint="default"/>
-          <w:rtl w:val="0"/>
-        </w:rPr>
-        <w:t>ΡΜ</w:t>
-      </w:r>
-      <w:r>
-        <w:rPr>
-          <w:rFonts w:ascii="Times Roman" w:hAnsi="Times Roman"/>
-          <w:rtl w:val="0"/>
-        </w:rPr>
-        <w:t xml:space="preserve">=140#&gt;  </w:t>
-      </w:r>
-    </w:p>
-    <w:p>
-      <w:pPr>
-        <w:pStyle w:val="Default"/>
-        <w:tabs>
-          <w:tab w:val="left" w:pos="720"/>
-          <w:tab w:val="left" w:pos="1440"/>
-          <w:tab w:val="left" w:pos="2160"/>
-          <w:tab w:val="left" w:pos="2880"/>
-          <w:tab w:val="left" w:pos="3600"/>
-          <w:tab w:val="left" w:pos="4320"/>
-          <w:tab w:val="left" w:pos="5040"/>
-          <w:tab w:val="left" w:pos="5760"/>
-          <w:tab w:val="left" w:pos="6480"/>
-          <w:tab w:val="left" w:pos="7200"/>
-          <w:tab w:val="left" w:pos="7920"/>
-          <w:tab w:val="left" w:pos="8640"/>
-        </w:tabs>
-        <w:bidi w:val="0"/>
-        <w:spacing w:before="0" w:line="240" w:lineRule="auto"/>
-        <w:ind w:left="0" w:right="0" w:firstLine="0"/>
-        <w:jc w:val="left"/>
-        <w:rPr>
-          <w:rFonts w:ascii="Times Roman" w:cs="Times Roman" w:hAnsi="Times Roman" w:eastAsia="Times Roman"/>
-          <w:rtl w:val="0"/>
-        </w:rPr>
-      </w:pPr>
-      <w:r>
-        <w:rPr>
-          <w:rFonts w:ascii="Times Roman" w:hAnsi="Times Roman"/>
-          <w:rtl w:val="0"/>
-        </w:rPr>
-        <w:t>2. &lt;#</w:t>
-      </w:r>
-      <w:r>
-        <w:rPr>
-          <w:rFonts w:ascii="Times Roman" w:hAnsi="Times Roman" w:hint="default"/>
-          <w:rtl w:val="0"/>
-        </w:rPr>
-        <w:t>Β</w:t>
-      </w:r>
-      <w:r>
-        <w:rPr>
-          <w:rFonts w:ascii="Times Roman" w:hAnsi="Times Roman"/>
-          <w:rtl w:val="0"/>
-        </w:rPr>
-        <w:t>=2#&gt; &lt;#</w:t>
-      </w:r>
-      <w:r>
-        <w:rPr>
-          <w:rFonts w:ascii="Times Roman" w:hAnsi="Times Roman" w:hint="default"/>
-          <w:rtl w:val="0"/>
-        </w:rPr>
-        <w:t>Ο</w:t>
-      </w:r>
-      <w:r>
-        <w:rPr>
-          <w:rFonts w:ascii="Times Roman" w:hAnsi="Times Roman"/>
-          <w:rtl w:val="0"/>
-        </w:rPr>
-        <w:t>=70#&gt; &lt;#</w:t>
-      </w:r>
-      <w:r>
-        <w:rPr>
-          <w:rFonts w:ascii="Times Roman" w:hAnsi="Times Roman" w:hint="default"/>
-          <w:rtl w:val="0"/>
-        </w:rPr>
-        <w:t>ΡΜ</w:t>
-      </w:r>
-      <w:r>
-        <w:rPr>
-          <w:rFonts w:ascii="Times Roman" w:hAnsi="Times Roman"/>
-          <w:rtl w:val="0"/>
-        </w:rPr>
-        <w:t>=140#&gt;</w:t>
-      </w:r>
-    </w:p>
-    <w:p>
-      <w:pPr>
-        <w:pStyle w:val="Default"/>
-        <w:tabs>
-          <w:tab w:val="left" w:pos="720"/>
-          <w:tab w:val="left" w:pos="1440"/>
-          <w:tab w:val="left" w:pos="2160"/>
-          <w:tab w:val="left" w:pos="2880"/>
-          <w:tab w:val="left" w:pos="3600"/>
-          <w:tab w:val="left" w:pos="4320"/>
-          <w:tab w:val="left" w:pos="5040"/>
-          <w:tab w:val="left" w:pos="5760"/>
-          <w:tab w:val="left" w:pos="6480"/>
-          <w:tab w:val="left" w:pos="7200"/>
-          <w:tab w:val="left" w:pos="7920"/>
-          <w:tab w:val="left" w:pos="8640"/>
-        </w:tabs>
-        <w:bidi w:val="0"/>
-        <w:spacing w:before="0" w:line="240" w:lineRule="auto"/>
-        <w:ind w:left="0" w:right="0" w:firstLine="0"/>
-        <w:jc w:val="left"/>
-        <w:rPr>
-          <w:rFonts w:ascii="Times Roman" w:cs="Times Roman" w:hAnsi="Times Roman" w:eastAsia="Times Roman"/>
-          <w:rtl w:val="0"/>
-        </w:rPr>
-      </w:pPr>
-      <w:r>
-        <w:rPr>
-          <w:rFonts w:ascii="Times Roman" w:hAnsi="Times Roman"/>
-          <w:rtl w:val="0"/>
-          <w:lang w:val="en-US"/>
-        </w:rPr>
-        <w:t>----</w:t>
-      </w:r>
-    </w:p>
-    <w:p>
-      <w:pPr>
-        <w:pStyle w:val="Default"/>
-        <w:tabs>
-          <w:tab w:val="left" w:pos="720"/>
-          <w:tab w:val="left" w:pos="1440"/>
-          <w:tab w:val="left" w:pos="2160"/>
-          <w:tab w:val="left" w:pos="2880"/>
-          <w:tab w:val="left" w:pos="3600"/>
-          <w:tab w:val="left" w:pos="4320"/>
-          <w:tab w:val="left" w:pos="5040"/>
-          <w:tab w:val="left" w:pos="5760"/>
-          <w:tab w:val="left" w:pos="6480"/>
-          <w:tab w:val="left" w:pos="7200"/>
-          <w:tab w:val="left" w:pos="7920"/>
-          <w:tab w:val="left" w:pos="8640"/>
-        </w:tabs>
-        <w:bidi w:val="0"/>
-        <w:spacing w:before="0" w:line="240" w:lineRule="auto"/>
-        <w:ind w:left="0" w:right="0" w:firstLine="0"/>
-        <w:jc w:val="left"/>
-        <w:rPr>
-          <w:rFonts w:ascii="Times Roman" w:cs="Times Roman" w:hAnsi="Times Roman" w:eastAsia="Times Roman"/>
-          <w:rtl w:val="0"/>
-        </w:rPr>
-      </w:pPr>
-      <w:r>
-        <w:rPr>
-          <w:rFonts w:ascii="Times Roman" w:hAnsi="Times Roman"/>
-          <w:rtl w:val="0"/>
-        </w:rPr>
-        <w:t>3. &lt;#</w:t>
-      </w:r>
-      <w:r>
-        <w:rPr>
-          <w:rFonts w:ascii="Times Roman" w:hAnsi="Times Roman" w:hint="default"/>
-          <w:rtl w:val="0"/>
-        </w:rPr>
-        <w:t>Ο</w:t>
-      </w:r>
-      <w:r>
-        <w:rPr>
-          <w:rFonts w:ascii="Times Roman" w:hAnsi="Times Roman"/>
-          <w:rtl w:val="0"/>
-        </w:rPr>
-        <w:t>=70#&gt; &lt;#</w:t>
-      </w:r>
-      <w:r>
-        <w:rPr>
-          <w:rFonts w:ascii="Times Roman" w:hAnsi="Times Roman" w:hint="default"/>
-          <w:rtl w:val="0"/>
-        </w:rPr>
-        <w:t>Π</w:t>
-      </w:r>
-      <w:r>
-        <w:rPr>
-          <w:rFonts w:ascii="Times Roman" w:hAnsi="Times Roman"/>
-          <w:rtl w:val="0"/>
-        </w:rPr>
-        <w:t>=80#&gt; &lt;#</w:t>
-      </w:r>
-      <w:r>
-        <w:rPr>
-          <w:rFonts w:ascii="Times Roman" w:hAnsi="Times Roman" w:hint="default"/>
-          <w:rtl w:val="0"/>
-        </w:rPr>
-        <w:t>ΡΜ</w:t>
-      </w:r>
-      <w:r>
-        <w:rPr>
-          <w:rFonts w:ascii="Times Roman" w:hAnsi="Times Roman"/>
-          <w:rtl w:val="0"/>
-        </w:rPr>
-        <w:t xml:space="preserve">=150#&gt;  </w:t>
-      </w:r>
-    </w:p>
-    <w:p>
-      <w:pPr>
-        <w:pStyle w:val="Default"/>
-        <w:tabs>
-          <w:tab w:val="left" w:pos="720"/>
-          <w:tab w:val="left" w:pos="1440"/>
-          <w:tab w:val="left" w:pos="2160"/>
-          <w:tab w:val="left" w:pos="2880"/>
-          <w:tab w:val="left" w:pos="3600"/>
-          <w:tab w:val="left" w:pos="4320"/>
-          <w:tab w:val="left" w:pos="5040"/>
-          <w:tab w:val="left" w:pos="5760"/>
-          <w:tab w:val="left" w:pos="6480"/>
-          <w:tab w:val="left" w:pos="7200"/>
-          <w:tab w:val="left" w:pos="7920"/>
-          <w:tab w:val="left" w:pos="8640"/>
-        </w:tabs>
-        <w:bidi w:val="0"/>
-        <w:spacing w:before="0" w:line="240" w:lineRule="auto"/>
-        <w:ind w:left="0" w:right="0" w:firstLine="0"/>
-        <w:jc w:val="left"/>
-        <w:rPr>
-          <w:rFonts w:ascii="Times Roman" w:cs="Times Roman" w:hAnsi="Times Roman" w:eastAsia="Times Roman"/>
-          <w:rtl w:val="0"/>
-        </w:rPr>
-      </w:pPr>
-      <w:r>
-        <w:rPr>
-          <w:rFonts w:ascii="Times Roman" w:hAnsi="Times Roman"/>
-          <w:rtl w:val="0"/>
-        </w:rPr>
-        <w:t>4. &lt;#</w:t>
-      </w:r>
-      <w:r>
-        <w:rPr>
-          <w:rFonts w:ascii="Times Roman" w:hAnsi="Times Roman" w:hint="default"/>
-          <w:rtl w:val="0"/>
-        </w:rPr>
-        <w:t>Π</w:t>
-      </w:r>
-      <w:r>
-        <w:rPr>
-          <w:rFonts w:ascii="Times Roman" w:hAnsi="Times Roman"/>
-          <w:rtl w:val="0"/>
-        </w:rPr>
-        <w:t>=80#&gt; &lt;#</w:t>
-      </w:r>
-      <w:r>
-        <w:rPr>
-          <w:rFonts w:ascii="Times Roman" w:hAnsi="Times Roman" w:hint="default"/>
-          <w:rtl w:val="0"/>
-        </w:rPr>
-        <w:t>Ο</w:t>
-      </w:r>
-      <w:r>
-        <w:rPr>
-          <w:rFonts w:ascii="Times Roman" w:hAnsi="Times Roman"/>
-          <w:rtl w:val="0"/>
-        </w:rPr>
-        <w:t>=70#&gt; &lt;#</w:t>
-      </w:r>
-      <w:r>
-        <w:rPr>
-          <w:rFonts w:ascii="Times Roman" w:hAnsi="Times Roman" w:hint="default"/>
-          <w:rtl w:val="0"/>
-        </w:rPr>
-        <w:t>ΡΜ</w:t>
-      </w:r>
-      <w:r>
-        <w:rPr>
-          <w:rFonts w:ascii="Times Roman" w:hAnsi="Times Roman"/>
-          <w:rtl w:val="0"/>
-        </w:rPr>
-        <w:t>=150#&gt;</w:t>
-      </w:r>
-    </w:p>
-    <w:p>
-      <w:pPr>
-        <w:pStyle w:val="Default"/>
-        <w:tabs>
-          <w:tab w:val="left" w:pos="720"/>
-          <w:tab w:val="left" w:pos="1440"/>
-          <w:tab w:val="left" w:pos="2160"/>
-          <w:tab w:val="left" w:pos="2880"/>
-          <w:tab w:val="left" w:pos="3600"/>
-          <w:tab w:val="left" w:pos="4320"/>
-          <w:tab w:val="left" w:pos="5040"/>
-          <w:tab w:val="left" w:pos="5760"/>
-          <w:tab w:val="left" w:pos="6480"/>
-          <w:tab w:val="left" w:pos="7200"/>
-          <w:tab w:val="left" w:pos="7920"/>
-          <w:tab w:val="left" w:pos="8640"/>
-        </w:tabs>
-        <w:bidi w:val="0"/>
-        <w:spacing w:before="0" w:line="240" w:lineRule="auto"/>
-        <w:ind w:left="0" w:right="0" w:firstLine="0"/>
-        <w:jc w:val="left"/>
-        <w:rPr>
-          <w:rFonts w:ascii="Times Roman" w:cs="Times Roman" w:hAnsi="Times Roman" w:eastAsia="Times Roman"/>
-          <w:rtl w:val="0"/>
-        </w:rPr>
-      </w:pPr>
-      <w:r>
-        <w:rPr>
-          <w:rFonts w:ascii="Times Roman" w:hAnsi="Times Roman"/>
-          <w:rtl w:val="0"/>
-          <w:lang w:val="en-US"/>
-        </w:rPr>
-        <w:t>----</w:t>
-      </w:r>
-    </w:p>
-    <w:p>
-      <w:pPr>
-        <w:pStyle w:val="Default"/>
-        <w:tabs>
-          <w:tab w:val="left" w:pos="720"/>
-          <w:tab w:val="left" w:pos="1440"/>
-          <w:tab w:val="left" w:pos="2160"/>
-          <w:tab w:val="left" w:pos="2880"/>
-          <w:tab w:val="left" w:pos="3600"/>
-          <w:tab w:val="left" w:pos="4320"/>
-          <w:tab w:val="left" w:pos="5040"/>
-          <w:tab w:val="left" w:pos="5760"/>
-          <w:tab w:val="left" w:pos="6480"/>
-          <w:tab w:val="left" w:pos="7200"/>
-          <w:tab w:val="left" w:pos="7920"/>
-          <w:tab w:val="left" w:pos="8640"/>
-        </w:tabs>
-        <w:bidi w:val="0"/>
-        <w:spacing w:before="0" w:line="240" w:lineRule="auto"/>
-        <w:ind w:left="0" w:right="0" w:firstLine="0"/>
-        <w:jc w:val="left"/>
-        <w:rPr>
-          <w:rFonts w:ascii="Times Roman" w:cs="Times Roman" w:hAnsi="Times Roman" w:eastAsia="Times Roman"/>
-          <w:rtl w:val="0"/>
-        </w:rPr>
-      </w:pPr>
-      <w:r>
-        <w:rPr>
-          <w:rFonts w:ascii="Times Roman" w:hAnsi="Times Roman"/>
-          <w:rtl w:val="0"/>
-        </w:rPr>
-        <w:t>5. &lt;#</w:t>
-      </w:r>
-      <w:r>
-        <w:rPr>
-          <w:rFonts w:ascii="Times Roman" w:hAnsi="Times Roman" w:hint="default"/>
-          <w:rtl w:val="0"/>
-        </w:rPr>
-        <w:t>Ο</w:t>
-      </w:r>
-      <w:r>
-        <w:rPr>
-          <w:rFonts w:ascii="Times Roman" w:hAnsi="Times Roman"/>
-          <w:rtl w:val="0"/>
-        </w:rPr>
-        <w:t>=70#&gt; &lt;#</w:t>
-      </w:r>
-      <w:r>
-        <w:rPr>
-          <w:rFonts w:ascii="Arial Unicode MS" w:cs="Arial Unicode MS" w:hAnsi="Arial Unicode MS" w:eastAsia="Arial Unicode MS" w:hint="default"/>
-          <w:b w:val="0"/>
-          <w:bCs w:val="0"/>
-          <w:i w:val="0"/>
-          <w:iCs w:val="0"/>
-          <w:rtl w:val="0"/>
-        </w:rPr>
-        <w:t>Ϙ</w:t>
-      </w:r>
-      <w:r>
-        <w:rPr>
-          <w:rFonts w:ascii="Times Roman" w:hAnsi="Times Roman"/>
-          <w:rtl w:val="0"/>
-        </w:rPr>
-        <w:t>=90#&gt; &lt;#</w:t>
-      </w:r>
-      <w:r>
-        <w:rPr>
-          <w:rFonts w:ascii="Times Roman" w:hAnsi="Times Roman" w:hint="default"/>
-          <w:rtl w:val="0"/>
-        </w:rPr>
-        <w:t>ΡΞ</w:t>
-      </w:r>
-      <w:r>
-        <w:rPr>
-          <w:rFonts w:ascii="Times Roman" w:hAnsi="Times Roman"/>
-          <w:rtl w:val="0"/>
-        </w:rPr>
-        <w:t xml:space="preserve">=160#&gt;  </w:t>
-      </w:r>
-    </w:p>
-    <w:p>
-      <w:pPr>
-        <w:pStyle w:val="Default"/>
-        <w:tabs>
-          <w:tab w:val="left" w:pos="720"/>
-          <w:tab w:val="left" w:pos="1440"/>
-          <w:tab w:val="left" w:pos="2160"/>
-          <w:tab w:val="left" w:pos="2880"/>
-          <w:tab w:val="left" w:pos="3600"/>
-          <w:tab w:val="left" w:pos="4320"/>
-          <w:tab w:val="left" w:pos="5040"/>
-          <w:tab w:val="left" w:pos="5760"/>
-          <w:tab w:val="left" w:pos="6480"/>
-          <w:tab w:val="left" w:pos="7200"/>
-          <w:tab w:val="left" w:pos="7920"/>
-          <w:tab w:val="left" w:pos="8640"/>
-        </w:tabs>
-        <w:bidi w:val="0"/>
-        <w:spacing w:before="0" w:line="240" w:lineRule="auto"/>
-        <w:ind w:left="0" w:right="0" w:firstLine="0"/>
-        <w:jc w:val="left"/>
-        <w:rPr>
-          <w:rFonts w:ascii="Times Roman" w:cs="Times Roman" w:hAnsi="Times Roman" w:eastAsia="Times Roman"/>
-          <w:rtl w:val="0"/>
-        </w:rPr>
-      </w:pPr>
-      <w:r>
-        <w:rPr>
-          <w:rFonts w:ascii="Times Roman" w:hAnsi="Times Roman"/>
-          <w:rtl w:val="0"/>
-        </w:rPr>
-        <w:t>6. &lt;#</w:t>
-      </w:r>
-      <w:r>
-        <w:rPr>
-          <w:rFonts w:ascii="Arial Unicode MS" w:cs="Arial Unicode MS" w:hAnsi="Arial Unicode MS" w:eastAsia="Arial Unicode MS" w:hint="default"/>
-          <w:b w:val="0"/>
-          <w:bCs w:val="0"/>
-          <w:i w:val="0"/>
-          <w:iCs w:val="0"/>
-          <w:rtl w:val="0"/>
-        </w:rPr>
-        <w:t>Ϙ</w:t>
-      </w:r>
-      <w:r>
-        <w:rPr>
-          <w:rFonts w:ascii="Times Roman" w:hAnsi="Times Roman"/>
-          <w:rtl w:val="0"/>
-        </w:rPr>
-        <w:t>=90#&gt; &lt;#</w:t>
-      </w:r>
-      <w:r>
-        <w:rPr>
-          <w:rFonts w:ascii="Times Roman" w:hAnsi="Times Roman" w:hint="default"/>
-          <w:rtl w:val="0"/>
-        </w:rPr>
-        <w:t>Ο</w:t>
-      </w:r>
-      <w:r>
-        <w:rPr>
-          <w:rFonts w:ascii="Times Roman" w:hAnsi="Times Roman"/>
-          <w:rtl w:val="0"/>
-        </w:rPr>
-        <w:t>=70#&gt; &lt;#</w:t>
-      </w:r>
-      <w:r>
-        <w:rPr>
-          <w:rFonts w:ascii="Times Roman" w:hAnsi="Times Roman" w:hint="default"/>
-          <w:rtl w:val="0"/>
-        </w:rPr>
-        <w:t>ΡΞ</w:t>
-      </w:r>
-      <w:r>
-        <w:rPr>
-          <w:rFonts w:ascii="Times Roman" w:hAnsi="Times Roman"/>
-          <w:rtl w:val="0"/>
-        </w:rPr>
-        <w:t>=160#&gt;</w:t>
-      </w:r>
-    </w:p>
-    <w:p>
-      <w:pPr>
-        <w:pStyle w:val="Default"/>
-        <w:tabs>
-          <w:tab w:val="left" w:pos="720"/>
-          <w:tab w:val="left" w:pos="1440"/>
-          <w:tab w:val="left" w:pos="2160"/>
-          <w:tab w:val="left" w:pos="2880"/>
-          <w:tab w:val="left" w:pos="3600"/>
-          <w:tab w:val="left" w:pos="4320"/>
-          <w:tab w:val="left" w:pos="5040"/>
-          <w:tab w:val="left" w:pos="5760"/>
-          <w:tab w:val="left" w:pos="6480"/>
-          <w:tab w:val="left" w:pos="7200"/>
-          <w:tab w:val="left" w:pos="7920"/>
-          <w:tab w:val="left" w:pos="8640"/>
-        </w:tabs>
-        <w:bidi w:val="0"/>
-        <w:spacing w:before="0" w:line="240" w:lineRule="auto"/>
-        <w:ind w:left="0" w:right="0" w:firstLine="0"/>
-        <w:jc w:val="left"/>
-        <w:rPr>
-          <w:rFonts w:ascii="Times Roman" w:cs="Times Roman" w:hAnsi="Times Roman" w:eastAsia="Times Roman"/>
-          <w:rtl w:val="0"/>
-        </w:rPr>
-      </w:pPr>
-      <w:r>
-        <w:rPr>
-          <w:rFonts w:ascii="Times Roman" w:hAnsi="Times Roman"/>
-          <w:rtl w:val="0"/>
-          <w:lang w:val="en-US"/>
-        </w:rPr>
-        <w:t>----</w:t>
-      </w:r>
-    </w:p>
-    <w:p>
-      <w:pPr>
-        <w:pStyle w:val="Default"/>
-        <w:tabs>
-          <w:tab w:val="left" w:pos="720"/>
-          <w:tab w:val="left" w:pos="1440"/>
-          <w:tab w:val="left" w:pos="2160"/>
-          <w:tab w:val="left" w:pos="2880"/>
-          <w:tab w:val="left" w:pos="3600"/>
-          <w:tab w:val="left" w:pos="4320"/>
-          <w:tab w:val="left" w:pos="5040"/>
-          <w:tab w:val="left" w:pos="5760"/>
-          <w:tab w:val="left" w:pos="6480"/>
-          <w:tab w:val="left" w:pos="7200"/>
-          <w:tab w:val="left" w:pos="7920"/>
-          <w:tab w:val="left" w:pos="8640"/>
-        </w:tabs>
-        <w:bidi w:val="0"/>
-        <w:spacing w:before="0" w:line="240" w:lineRule="auto"/>
-        <w:ind w:left="0" w:right="0" w:firstLine="0"/>
-        <w:jc w:val="left"/>
-        <w:rPr>
-          <w:rFonts w:ascii="Times Roman" w:cs="Times Roman" w:hAnsi="Times Roman" w:eastAsia="Times Roman"/>
-          <w:rtl w:val="0"/>
-        </w:rPr>
-      </w:pPr>
-      <w:r>
-        <w:rPr>
-          <w:rFonts w:ascii="Times Roman" w:hAnsi="Times Roman"/>
-          <w:rtl w:val="0"/>
-          <w:lang w:val="en-US"/>
-        </w:rPr>
-        <w:t xml:space="preserve">=&gt;=D&gt; </w:t>
-      </w:r>
-    </w:p>
-    <w:p>
-      <w:pPr>
-        <w:pStyle w:val="Default"/>
-        <w:tabs>
-          <w:tab w:val="left" w:pos="720"/>
-          <w:tab w:val="left" w:pos="1440"/>
-          <w:tab w:val="left" w:pos="2160"/>
-          <w:tab w:val="left" w:pos="2880"/>
-          <w:tab w:val="left" w:pos="3600"/>
-          <w:tab w:val="left" w:pos="4320"/>
-          <w:tab w:val="left" w:pos="5040"/>
-          <w:tab w:val="left" w:pos="5760"/>
-          <w:tab w:val="left" w:pos="6480"/>
-          <w:tab w:val="left" w:pos="7200"/>
-          <w:tab w:val="left" w:pos="7920"/>
-          <w:tab w:val="left" w:pos="8640"/>
-        </w:tabs>
-        <w:bidi w:val="0"/>
-        <w:spacing w:before="0" w:line="240" w:lineRule="auto"/>
-        <w:ind w:left="0" w:right="0" w:firstLine="0"/>
-        <w:jc w:val="left"/>
-        <w:rPr>
-          <w:rFonts w:ascii="Times Roman" w:cs="Times Roman" w:hAnsi="Times Roman" w:eastAsia="Times Roman"/>
-          <w:rtl w:val="0"/>
-        </w:rPr>
-      </w:pPr>
-      <w:r>
-        <w:rPr>
-          <w:rFonts w:ascii="Times Roman" w:hAnsi="Times Roman"/>
-          <w:rtl w:val="0"/>
-        </w:rPr>
-        <w:t>&lt;D=.v&lt;=</w:t>
-      </w:r>
-    </w:p>
-    <w:p>
-      <w:pPr>
-        <w:pStyle w:val="Default"/>
-        <w:tabs>
-          <w:tab w:val="left" w:pos="720"/>
-          <w:tab w:val="left" w:pos="1440"/>
-          <w:tab w:val="left" w:pos="2160"/>
-          <w:tab w:val="left" w:pos="2880"/>
-          <w:tab w:val="left" w:pos="3600"/>
-          <w:tab w:val="left" w:pos="4320"/>
-          <w:tab w:val="left" w:pos="5040"/>
-          <w:tab w:val="left" w:pos="5760"/>
-          <w:tab w:val="left" w:pos="6480"/>
-          <w:tab w:val="left" w:pos="7200"/>
-          <w:tab w:val="left" w:pos="7920"/>
-          <w:tab w:val="left" w:pos="8640"/>
-        </w:tabs>
-        <w:bidi w:val="0"/>
-        <w:spacing w:before="0" w:line="240" w:lineRule="auto"/>
-        <w:ind w:left="0" w:right="0" w:firstLine="0"/>
-        <w:jc w:val="left"/>
-        <w:rPr>
-          <w:rFonts w:ascii="Times Roman" w:cs="Times Roman" w:hAnsi="Times Roman" w:eastAsia="Times Roman"/>
-          <w:rtl w:val="0"/>
-        </w:rPr>
-      </w:pPr>
-      <w:r>
-        <w:rPr>
-          <w:rFonts w:ascii="Times Roman" w:hAnsi="Times Roman"/>
-          <w:rtl w:val="0"/>
-          <w:lang w:val="en-US"/>
-        </w:rPr>
-        <w:t>1.  /*Unwaxed cover side.*/</w:t>
-      </w:r>
-    </w:p>
-    <w:p>
-      <w:pPr>
-        <w:pStyle w:val="Default"/>
-        <w:tabs>
-          <w:tab w:val="left" w:pos="720"/>
-          <w:tab w:val="left" w:pos="1440"/>
-          <w:tab w:val="left" w:pos="2160"/>
-          <w:tab w:val="left" w:pos="2880"/>
-          <w:tab w:val="left" w:pos="3600"/>
-          <w:tab w:val="left" w:pos="4320"/>
-          <w:tab w:val="left" w:pos="5040"/>
-          <w:tab w:val="left" w:pos="5760"/>
-          <w:tab w:val="left" w:pos="6480"/>
-          <w:tab w:val="left" w:pos="7200"/>
-          <w:tab w:val="left" w:pos="7920"/>
-          <w:tab w:val="left" w:pos="8640"/>
-        </w:tabs>
-        <w:bidi w:val="0"/>
-        <w:spacing w:before="0" w:line="240" w:lineRule="auto"/>
-        <w:ind w:left="0" w:right="0" w:firstLine="0"/>
-        <w:jc w:val="left"/>
-        <w:rPr>
-          <w:rFonts w:ascii="Times Roman" w:cs="Times Roman" w:hAnsi="Times Roman" w:eastAsia="Times Roman"/>
-          <w:rtl w:val="0"/>
-        </w:rPr>
-      </w:pPr>
-      <w:r>
-        <w:rPr>
-          <w:rFonts w:ascii="Times Roman" w:hAnsi="Times Roman"/>
-          <w:rtl w:val="0"/>
-          <w:lang w:val="en-US"/>
-        </w:rPr>
-        <w:t>=&gt;=D&gt;</w:t>
-      </w:r>
-    </w:p>
-    <w:p>
-      <w:pPr>
-        <w:pStyle w:val="Default"/>
-        <w:tabs>
-          <w:tab w:val="left" w:pos="720"/>
-          <w:tab w:val="left" w:pos="1440"/>
-          <w:tab w:val="left" w:pos="2160"/>
-          <w:tab w:val="left" w:pos="2880"/>
-          <w:tab w:val="left" w:pos="3600"/>
-          <w:tab w:val="left" w:pos="4320"/>
-          <w:tab w:val="left" w:pos="5040"/>
-          <w:tab w:val="left" w:pos="5760"/>
-          <w:tab w:val="left" w:pos="6480"/>
-          <w:tab w:val="left" w:pos="7200"/>
-          <w:tab w:val="left" w:pos="7920"/>
-          <w:tab w:val="left" w:pos="8640"/>
-        </w:tabs>
-        <w:bidi w:val="0"/>
-        <w:spacing w:before="0" w:line="240" w:lineRule="auto"/>
-        <w:ind w:left="0" w:right="0" w:firstLine="0"/>
-        <w:jc w:val="left"/>
-        <w:rPr>
-          <w:rFonts w:ascii="Times New Roman" w:cs="Times New Roman" w:hAnsi="Times New Roman" w:eastAsia="Times New Roman"/>
-          <w:rtl w:val="0"/>
-        </w:rPr>
-      </w:pPr>
-      <w:r>
-        <w:rPr>
-          <w:rFonts w:ascii="Times Roman" w:hAnsi="Times Roman"/>
-          <w:rtl w:val="0"/>
-          <w:lang w:val="en-US"/>
-        </w:rPr>
-        <w:t>=D&gt;</w:t>
-      </w:r>
-    </w:p>
-    <w:p>
-      <w:pPr>
-        <w:pStyle w:val="Body"/>
-        <w:spacing w:after="0" w:line="240" w:lineRule="auto"/>
-        <w:rPr>
-          <w:rFonts w:ascii="Times New Roman" w:cs="Times New Roman" w:hAnsi="Times New Roman" w:eastAsia="Times New Roman"/>
-        </w:rPr>
-      </w:pPr>
-    </w:p>
-    <w:p>
-      <w:pPr>
-        <w:pStyle w:val="Default"/>
-        <w:tabs>
-          <w:tab w:val="left" w:pos="720"/>
-          <w:tab w:val="left" w:pos="1440"/>
-          <w:tab w:val="left" w:pos="2160"/>
-          <w:tab w:val="left" w:pos="2880"/>
-          <w:tab w:val="left" w:pos="3600"/>
-          <w:tab w:val="left" w:pos="4320"/>
-          <w:tab w:val="left" w:pos="5040"/>
-          <w:tab w:val="left" w:pos="5760"/>
-          <w:tab w:val="left" w:pos="6480"/>
-          <w:tab w:val="left" w:pos="7200"/>
-          <w:tab w:val="left" w:pos="7920"/>
-          <w:tab w:val="left" w:pos="8640"/>
-        </w:tabs>
-        <w:bidi w:val="0"/>
-        <w:spacing w:before="0" w:line="240" w:lineRule="auto"/>
-        <w:ind w:left="0" w:right="0" w:firstLine="0"/>
-        <w:jc w:val="left"/>
-        <w:rPr>
-          <w:rFonts w:ascii="Times New Roman" w:cs="Times New Roman" w:hAnsi="Times New Roman" w:eastAsia="Times New Roman"/>
-          <w:rtl w:val="0"/>
-        </w:rPr>
-      </w:pPr>
-      <w:r>
-        <w:rPr>
-          <w:rFonts w:ascii="Times New Roman" w:hAnsi="Times New Roman"/>
-          <w:rtl w:val="0"/>
-          <w:lang w:val="de-DE"/>
-        </w:rPr>
-        <w:t>#translation</w:t>
-      </w:r>
-    </w:p>
-    <w:p>
-      <w:pPr>
-        <w:pStyle w:val="Body"/>
-        <w:tabs>
-          <w:tab w:val="left" w:pos="720"/>
-          <w:tab w:val="left" w:pos="1440"/>
-          <w:tab w:val="left" w:pos="2160"/>
-          <w:tab w:val="left" w:pos="2880"/>
-          <w:tab w:val="left" w:pos="3600"/>
-          <w:tab w:val="left" w:pos="4320"/>
-          <w:tab w:val="left" w:pos="5040"/>
-          <w:tab w:val="left" w:pos="5760"/>
-          <w:tab w:val="left" w:pos="6480"/>
-          <w:tab w:val="left" w:pos="7200"/>
-          <w:tab w:val="left" w:pos="7920"/>
-          <w:tab w:val="left" w:pos="8640"/>
-        </w:tabs>
-        <w:spacing w:after="0" w:line="240" w:lineRule="auto"/>
-        <w:rPr>
-          <w:rFonts w:ascii="Times New Roman" w:cs="Times New Roman" w:hAnsi="Times New Roman" w:eastAsia="Times New Roman"/>
-          <w:kern w:val="0"/>
-        </w:rPr>
-      </w:pPr>
-      <w:r>
-        <w:rPr>
-          <w:rFonts w:ascii="Times New Roman" w:hAnsi="Times New Roman"/>
-          <w:kern w:val="0"/>
-          <w:rtl w:val="0"/>
-        </w:rPr>
-        <w:t>&lt;T=.en</w:t>
-      </w:r>
-    </w:p>
-    <w:p>
-      <w:pPr>
-        <w:pStyle w:val="Body"/>
-        <w:tabs>
-          <w:tab w:val="left" w:pos="720"/>
-          <w:tab w:val="left" w:pos="1440"/>
-          <w:tab w:val="left" w:pos="2160"/>
-          <w:tab w:val="left" w:pos="2880"/>
-          <w:tab w:val="left" w:pos="3600"/>
-          <w:tab w:val="left" w:pos="4320"/>
-          <w:tab w:val="left" w:pos="5040"/>
-          <w:tab w:val="left" w:pos="5760"/>
-          <w:tab w:val="left" w:pos="6480"/>
-          <w:tab w:val="left" w:pos="7200"/>
-          <w:tab w:val="left" w:pos="7920"/>
-          <w:tab w:val="left" w:pos="8640"/>
-        </w:tabs>
-        <w:spacing w:after="0" w:line="240" w:lineRule="auto"/>
-        <w:rPr>
-          <w:rFonts w:ascii="Times New Roman" w:cs="Times New Roman" w:hAnsi="Times New Roman" w:eastAsia="Times New Roman"/>
-          <w:outline w:val="0"/>
-          <w:color w:val="000000"/>
-          <w:kern w:val="0"/>
-          <w:u w:color="000000"/>
-          <w14:textFill>
-            <w14:solidFill>
-              <w14:srgbClr w14:val="000000"/>
-            </w14:solidFill>
-          </w14:textFill>
-        </w:rPr>
-      </w:pPr>
-      <w:r>
-        <w:rPr>
-          <w:rFonts w:ascii="Times New Roman" w:hAnsi="Times New Roman"/>
-          <w:kern w:val="0"/>
-          <w:rtl w:val="0"/>
-        </w:rPr>
-        <w:t>&lt;=</w:t>
-      </w:r>
-    </w:p>
-    <w:p>
-      <w:pPr>
-        <w:pStyle w:val="Body"/>
-        <w:spacing w:after="0" w:line="240" w:lineRule="auto"/>
-        <w:rPr>
-          <w:rFonts w:ascii="Times New Roman" w:cs="Times New Roman" w:hAnsi="Times New Roman" w:eastAsia="Times New Roman"/>
-        </w:rPr>
-      </w:pPr>
-      <w:r>
-        <w:rPr>
-          <w:rFonts w:ascii="IFAO-Grec Unicode" w:hAnsi="IFAO-Grec Unicode"/>
-          <w:rtl w:val="0"/>
-        </w:rPr>
-        <w:t>((</w:t>
-      </w:r>
-      <w:r>
-        <w:rPr>
-          <w:rFonts w:ascii="IFAO-Grec Unicode" w:hAnsi="IFAO-Grec Unicode"/>
-          <w:rtl w:val="0"/>
-          <w:lang w:val="de-DE"/>
-        </w:rPr>
-        <w:t>1</w:t>
-      </w:r>
-      <w:r>
-        <w:rPr>
-          <w:rFonts w:ascii="IFAO-Grec Unicode" w:hAnsi="IFAO-Grec Unicode"/>
-          <w:rtl w:val="0"/>
-        </w:rPr>
-        <w:t>))</w:t>
-      </w:r>
-      <w:r>
-        <w:rPr>
-          <w:rFonts w:ascii="IFAO-Grec Unicode" w:hAnsi="IFAO-Grec Unicode"/>
-          <w:rtl w:val="0"/>
-          <w:lang w:val="de-DE"/>
-        </w:rPr>
-        <w:t xml:space="preserve"> </w:t>
-      </w:r>
-      <w:r>
-        <w:rPr>
-          <w:rFonts w:ascii="IFAO-Grec Unicode" w:hAnsi="IFAO-Grec Unicode"/>
-          <w:rtl w:val="0"/>
-          <w:lang w:val="en-US"/>
-        </w:rPr>
-        <w:t>Five cases:</w:t>
-      </w:r>
-      <w:r>
-        <w:rPr>
-          <w:rFonts w:ascii="IFAO-Grec Unicode" w:hAnsi="IFAO-Grec Unicode"/>
-          <w:rtl w:val="0"/>
-          <w:lang w:val="de-DE"/>
-        </w:rPr>
-        <w:t xml:space="preserve"> </w:t>
-      </w:r>
-      <w:r>
-        <w:rPr>
-          <w:rFonts w:ascii="IFAO-Grec Unicode" w:hAnsi="IFAO-Grec Unicode"/>
-          <w:rtl w:val="0"/>
-          <w:lang w:val="fr-FR"/>
-        </w:rPr>
-        <w:t>nominative</w:t>
-      </w:r>
-      <w:r>
-        <w:rPr>
-          <w:rFonts w:ascii="IFAO-Grec Unicode" w:hAnsi="IFAO-Grec Unicode"/>
-          <w:rtl w:val="0"/>
-          <w:lang w:val="de-DE"/>
-        </w:rPr>
-        <w:t xml:space="preserve"> </w:t>
-      </w:r>
-      <w:r>
-        <w:rPr>
-          <w:rFonts w:ascii="IFAO-Grec Unicode" w:hAnsi="IFAO-Grec Unicode"/>
-          <w:rtl w:val="0"/>
-          <w:lang w:val="it-IT"/>
-        </w:rPr>
-        <w:t>genitive</w:t>
-      </w:r>
-      <w:r>
-        <w:rPr>
-          <w:rFonts w:ascii="IFAO-Grec Unicode" w:hAnsi="IFAO-Grec Unicode"/>
-          <w:rtl w:val="0"/>
-          <w:lang w:val="de-DE"/>
-        </w:rPr>
-        <w:t xml:space="preserve"> </w:t>
-      </w:r>
-      <w:r>
-        <w:rPr>
-          <w:rFonts w:ascii="IFAO-Grec Unicode" w:hAnsi="IFAO-Grec Unicode"/>
-          <w:rtl w:val="0"/>
-          <w:lang w:val="fr-FR"/>
-        </w:rPr>
-        <w:t>dative</w:t>
-      </w:r>
-      <w:r>
-        <w:rPr>
-          <w:rFonts w:ascii="IFAO-Grec Unicode" w:hAnsi="IFAO-Grec Unicode"/>
-          <w:rtl w:val="0"/>
-          <w:lang w:val="de-DE"/>
-        </w:rPr>
-        <w:t xml:space="preserve"> </w:t>
-      </w:r>
-      <w:r>
-        <w:rPr>
-          <w:rFonts w:ascii="IFAO-Grec Unicode" w:hAnsi="IFAO-Grec Unicode"/>
-          <w:rtl w:val="0"/>
-          <w:lang w:val="it-IT"/>
-        </w:rPr>
-        <w:t>accusativ</w:t>
-      </w:r>
-      <w:r>
-        <w:rPr>
-          <w:rFonts w:ascii="IFAO-Grec Unicode" w:hAnsi="IFAO-Grec Unicode"/>
-          <w:rtl w:val="0"/>
-          <w:lang w:val="de-DE"/>
-        </w:rPr>
-        <w:t xml:space="preserve">e </w:t>
-      </w:r>
-      <w:r>
-        <w:rPr>
-          <w:rFonts w:ascii="IFAO-Grec Unicode" w:hAnsi="IFAO-Grec Unicode"/>
-          <w:rtl w:val="0"/>
-          <w:lang w:val="it-IT"/>
-        </w:rPr>
-        <w:t>vocative.</w:t>
-      </w:r>
-      <w:r>
-        <w:rPr>
-          <w:rFonts w:ascii="IFAO-Grec Unicode" w:hAnsi="IFAO-Grec Unicode"/>
-          <w:rtl w:val="0"/>
-          <w:lang w:val="de-DE"/>
-        </w:rPr>
-        <w:t xml:space="preserve"> </w:t>
-      </w:r>
-      <w:r>
-        <w:rPr>
-          <w:rFonts w:ascii="IFAO-Grec Unicode" w:hAnsi="IFAO-Grec Unicode"/>
-          <w:rtl w:val="0"/>
-        </w:rPr>
-        <w:t>((</w:t>
-      </w:r>
-      <w:r>
-        <w:rPr>
-          <w:rFonts w:ascii="IFAO-Grec Unicode" w:hAnsi="IFAO-Grec Unicode"/>
-          <w:rtl w:val="0"/>
-          <w:lang w:val="de-DE"/>
-        </w:rPr>
-        <w:t>7</w:t>
-      </w:r>
-      <w:r>
-        <w:rPr>
-          <w:rFonts w:ascii="IFAO-Grec Unicode" w:hAnsi="IFAO-Grec Unicode"/>
-          <w:rtl w:val="0"/>
-        </w:rPr>
-        <w:t>))</w:t>
-      </w:r>
-      <w:r>
-        <w:rPr>
-          <w:rFonts w:ascii="IFAO-Grec Unicode" w:hAnsi="IFAO-Grec Unicode"/>
-          <w:rtl w:val="0"/>
-          <w:lang w:val="de-DE"/>
-        </w:rPr>
-        <w:t xml:space="preserve"> </w:t>
-      </w:r>
-      <w:r>
-        <w:rPr>
-          <w:rFonts w:ascii="IFAO-Grec Unicode" w:hAnsi="IFAO-Grec Unicode"/>
-          <w:rtl w:val="0"/>
-        </w:rPr>
-        <w:t>Dual:</w:t>
-      </w:r>
-      <w:r>
-        <w:rPr>
-          <w:rFonts w:ascii="IFAO-Grec Unicode" w:hAnsi="IFAO-Grec Unicode"/>
-          <w:rtl w:val="0"/>
-          <w:lang w:val="de-DE"/>
-        </w:rPr>
-        <w:t xml:space="preserve"> </w:t>
-      </w:r>
-      <w:r>
-        <w:rPr>
-          <w:rFonts w:ascii="IFAO-Grec Unicode" w:hAnsi="IFAO-Grec Unicode"/>
-          <w:rtl w:val="0"/>
-          <w:lang w:val="en-US"/>
-        </w:rPr>
-        <w:t>nominative and accusative</w:t>
-      </w:r>
-      <w:r>
-        <w:rPr>
-          <w:rFonts w:ascii="IFAO-Grec Unicode" w:hAnsi="IFAO-Grec Unicode"/>
-          <w:rtl w:val="0"/>
-          <w:lang w:val="de-DE"/>
-        </w:rPr>
-        <w:t xml:space="preserve"> </w:t>
-      </w:r>
-      <w:r>
-        <w:rPr>
-          <w:rFonts w:ascii="IFAO-Grec Unicode" w:hAnsi="IFAO-Grec Unicode"/>
-          <w:rtl w:val="0"/>
-          <w:lang w:val="en-US"/>
-        </w:rPr>
-        <w:t>genitive and dative</w:t>
-      </w:r>
-      <w:r>
-        <w:rPr>
-          <w:rFonts w:ascii="IFAO-Grec Unicode" w:hAnsi="IFAO-Grec Unicode"/>
-          <w:rtl w:val="0"/>
-          <w:lang w:val="de-DE"/>
-        </w:rPr>
-        <w:t xml:space="preserve"> </w:t>
-      </w:r>
-      <w:r>
-        <w:rPr>
-          <w:rFonts w:ascii="IFAO-Grec Unicode" w:hAnsi="IFAO-Grec Unicode"/>
-          <w:rtl w:val="0"/>
-          <w:lang w:val="it-IT"/>
-        </w:rPr>
-        <w:t>vocative.</w:t>
-      </w:r>
-      <w:r>
-        <w:rPr>
-          <w:rFonts w:ascii="IFAO-Grec Unicode" w:hAnsi="IFAO-Grec Unicode"/>
-          <w:rtl w:val="0"/>
-          <w:lang w:val="de-DE"/>
-        </w:rPr>
-        <w:t xml:space="preserve"> </w:t>
-      </w:r>
-      <w:r>
-        <w:rPr>
-          <w:rFonts w:ascii="IFAO-Grec Unicode" w:hAnsi="IFAO-Grec Unicode"/>
-          <w:rtl w:val="0"/>
-        </w:rPr>
-        <w:t>((</w:t>
-      </w:r>
-      <w:r>
-        <w:rPr>
-          <w:rFonts w:ascii="IFAO-Grec Unicode" w:hAnsi="IFAO-Grec Unicode"/>
-          <w:rtl w:val="0"/>
-          <w:lang w:val="de-DE"/>
-        </w:rPr>
-        <w:t>11</w:t>
-      </w:r>
-      <w:r>
-        <w:rPr>
-          <w:rFonts w:ascii="IFAO-Grec Unicode" w:hAnsi="IFAO-Grec Unicode"/>
-          <w:rtl w:val="0"/>
-        </w:rPr>
-        <w:t>))</w:t>
-      </w:r>
-      <w:r>
-        <w:rPr>
-          <w:rFonts w:ascii="IFAO-Grec Unicode" w:hAnsi="IFAO-Grec Unicode"/>
-          <w:rtl w:val="0"/>
-          <w:lang w:val="de-DE"/>
-        </w:rPr>
-        <w:t xml:space="preserve"> </w:t>
-      </w:r>
-      <w:r>
-        <w:rPr>
-          <w:rFonts w:ascii="IFAO-Grec Unicode" w:hAnsi="IFAO-Grec Unicode"/>
-          <w:rtl w:val="0"/>
-        </w:rPr>
-        <w:t>Plural:</w:t>
-      </w:r>
-      <w:r>
-        <w:rPr>
-          <w:rFonts w:ascii="IFAO-Grec Unicode" w:hAnsi="IFAO-Grec Unicode"/>
-          <w:rtl w:val="0"/>
-          <w:lang w:val="de-DE"/>
-        </w:rPr>
-        <w:t xml:space="preserve"> </w:t>
-      </w:r>
-      <w:r>
-        <w:rPr>
-          <w:rFonts w:ascii="IFAO-Grec Unicode" w:hAnsi="IFAO-Grec Unicode"/>
-          <w:rtl w:val="0"/>
-          <w:lang w:val="fr-FR"/>
-        </w:rPr>
-        <w:t>nominativ</w:t>
-      </w:r>
-      <w:r>
-        <w:rPr>
-          <w:rFonts w:ascii="IFAO-Grec Unicode" w:hAnsi="IFAO-Grec Unicode"/>
-          <w:rtl w:val="0"/>
-          <w:lang w:val="de-DE"/>
-        </w:rPr>
-        <w:t xml:space="preserve">e </w:t>
-      </w:r>
-      <w:r>
-        <w:rPr>
-          <w:rFonts w:ascii="IFAO-Grec Unicode" w:hAnsi="IFAO-Grec Unicode"/>
-          <w:rtl w:val="0"/>
-          <w:lang w:val="it-IT"/>
-        </w:rPr>
-        <w:t>genitive</w:t>
-      </w:r>
-      <w:r>
-        <w:rPr>
-          <w:rFonts w:ascii="IFAO-Grec Unicode" w:hAnsi="IFAO-Grec Unicode"/>
-          <w:rtl w:val="0"/>
-          <w:lang w:val="de-DE"/>
-        </w:rPr>
-        <w:t xml:space="preserve"> </w:t>
-      </w:r>
-      <w:r>
-        <w:rPr>
-          <w:rFonts w:ascii="IFAO-Grec Unicode" w:hAnsi="IFAO-Grec Unicode"/>
-          <w:rtl w:val="0"/>
-          <w:lang w:val="fr-FR"/>
-        </w:rPr>
-        <w:t>dative</w:t>
-      </w:r>
-      <w:r>
-        <w:rPr>
-          <w:rFonts w:ascii="IFAO-Grec Unicode" w:hAnsi="IFAO-Grec Unicode"/>
-          <w:rtl w:val="0"/>
-          <w:lang w:val="de-DE"/>
-        </w:rPr>
-        <w:t xml:space="preserve"> </w:t>
-      </w:r>
-      <w:r>
-        <w:rPr>
-          <w:rFonts w:ascii="IFAO-Grec Unicode" w:hAnsi="IFAO-Grec Unicode"/>
-          <w:rtl w:val="0"/>
-          <w:lang w:val="it-IT"/>
-        </w:rPr>
-        <w:t>accusativ</w:t>
-      </w:r>
-      <w:r>
-        <w:rPr>
-          <w:rFonts w:ascii="IFAO-Grec Unicode" w:hAnsi="IFAO-Grec Unicode"/>
-          <w:rtl w:val="0"/>
-          <w:lang w:val="de-DE"/>
-        </w:rPr>
-        <w:t xml:space="preserve">e </w:t>
-      </w:r>
-      <w:r>
-        <w:rPr>
-          <w:rFonts w:ascii="IFAO-Grec Unicode" w:hAnsi="IFAO-Grec Unicode"/>
-          <w:rtl w:val="0"/>
-          <w:lang w:val="it-IT"/>
-        </w:rPr>
-        <w:t>vocative.</w:t>
-      </w:r>
-      <w:r>
-        <w:rPr>
-          <w:rFonts w:ascii="IFAO-Grec Unicode" w:hAnsi="IFAO-Grec Unicode"/>
-          <w:rtl w:val="0"/>
-          <w:lang w:val="de-DE"/>
-        </w:rPr>
-        <w:t xml:space="preserve"> </w:t>
-      </w:r>
-      <w:r>
-        <w:rPr>
-          <w:rFonts w:ascii="IFAO-Grec Unicode" w:hAnsi="IFAO-Grec Unicode"/>
-          <w:rtl w:val="0"/>
-        </w:rPr>
-        <w:t>((</w:t>
-      </w:r>
-      <w:r>
-        <w:rPr>
-          <w:rFonts w:ascii="IFAO-Grec Unicode" w:hAnsi="IFAO-Grec Unicode"/>
-          <w:rtl w:val="0"/>
-          <w:lang w:val="de-DE"/>
-        </w:rPr>
-        <w:t>17</w:t>
-      </w:r>
-      <w:r>
-        <w:rPr>
-          <w:rFonts w:ascii="IFAO-Grec Unicode" w:hAnsi="IFAO-Grec Unicode"/>
-          <w:rtl w:val="0"/>
-        </w:rPr>
-        <w:t>))</w:t>
-      </w:r>
-      <w:r>
-        <w:rPr>
-          <w:rFonts w:ascii="IFAO-Grec Unicode" w:hAnsi="IFAO-Grec Unicode"/>
-          <w:rtl w:val="0"/>
-          <w:lang w:val="de-DE"/>
-        </w:rPr>
-        <w:t xml:space="preserve"> </w:t>
-      </w:r>
-      <w:r>
-        <w:rPr>
-          <w:rFonts w:ascii="IFAO-Grec Unicode" w:hAnsi="IFAO-Grec Unicode"/>
-          <w:rtl w:val="0"/>
-          <w:lang w:val="en-US"/>
-        </w:rPr>
-        <w:t>Three numbers:</w:t>
-      </w:r>
-      <w:r>
-        <w:rPr>
-          <w:rFonts w:ascii="IFAO-Grec Unicode" w:hAnsi="IFAO-Grec Unicode"/>
-          <w:rtl w:val="0"/>
-          <w:lang w:val="de-DE"/>
-        </w:rPr>
-        <w:t xml:space="preserve"> </w:t>
-      </w:r>
-      <w:r>
-        <w:rPr>
-          <w:rFonts w:ascii="IFAO-Grec Unicode" w:hAnsi="IFAO-Grec Unicode"/>
-          <w:rtl w:val="0"/>
-          <w:lang w:val="pt-PT"/>
-        </w:rPr>
-        <w:t>singular</w:t>
-      </w:r>
-      <w:r>
-        <w:rPr>
-          <w:rFonts w:ascii="IFAO-Grec Unicode" w:hAnsi="IFAO-Grec Unicode"/>
-          <w:rtl w:val="0"/>
-          <w:lang w:val="de-DE"/>
-        </w:rPr>
-        <w:t xml:space="preserve"> </w:t>
-      </w:r>
-      <w:r>
-        <w:rPr>
-          <w:rFonts w:ascii="IFAO-Grec Unicode" w:hAnsi="IFAO-Grec Unicode"/>
-          <w:rtl w:val="0"/>
-          <w:lang w:val="pt-PT"/>
-        </w:rPr>
-        <w:t>dual</w:t>
-      </w:r>
-      <w:r>
-        <w:rPr>
-          <w:rFonts w:ascii="IFAO-Grec Unicode" w:hAnsi="IFAO-Grec Unicode"/>
-          <w:rtl w:val="0"/>
-          <w:lang w:val="de-DE"/>
-        </w:rPr>
-        <w:t xml:space="preserve"> </w:t>
-      </w:r>
-      <w:r>
-        <w:rPr>
-          <w:rFonts w:ascii="IFAO-Grec Unicode" w:hAnsi="IFAO-Grec Unicode"/>
-          <w:rtl w:val="0"/>
-          <w:lang w:val="pt-PT"/>
-        </w:rPr>
-        <w:t>plural.</w:t>
-      </w:r>
-    </w:p>
-    <w:p>
-      <w:pPr>
-        <w:pStyle w:val="Body"/>
-        <w:tabs>
-          <w:tab w:val="left" w:pos="720"/>
-          <w:tab w:val="left" w:pos="1440"/>
-          <w:tab w:val="left" w:pos="2160"/>
-          <w:tab w:val="left" w:pos="2880"/>
-          <w:tab w:val="left" w:pos="3600"/>
-          <w:tab w:val="left" w:pos="4320"/>
-          <w:tab w:val="left" w:pos="5040"/>
-          <w:tab w:val="left" w:pos="5760"/>
-          <w:tab w:val="left" w:pos="6480"/>
-          <w:tab w:val="left" w:pos="7200"/>
-          <w:tab w:val="left" w:pos="7920"/>
-          <w:tab w:val="left" w:pos="8640"/>
-        </w:tabs>
-        <w:spacing w:after="0" w:line="240" w:lineRule="auto"/>
-        <w:rPr>
-          <w:rFonts w:ascii="IFAO-Grec Unicode" w:cs="IFAO-Grec Unicode" w:hAnsi="IFAO-Grec Unicode" w:eastAsia="IFAO-Grec Unicode"/>
-          <w:kern w:val="0"/>
-        </w:rPr>
-      </w:pPr>
-      <w:r>
-        <w:rPr>
-          <w:rFonts w:ascii="IFAO-Grec Unicode" w:hAnsi="IFAO-Grec Unicode"/>
-          <w:kern w:val="0"/>
-          <w:rtl w:val="0"/>
-          <w:lang w:val="en-US"/>
-        </w:rPr>
-        <w:t>=&gt;</w:t>
-      </w:r>
-    </w:p>
-    <w:p>
-      <w:pPr>
-        <w:pStyle w:val="Body"/>
-        <w:tabs>
-          <w:tab w:val="left" w:pos="720"/>
-          <w:tab w:val="left" w:pos="1440"/>
-          <w:tab w:val="left" w:pos="2160"/>
-          <w:tab w:val="left" w:pos="2880"/>
-          <w:tab w:val="left" w:pos="3600"/>
-          <w:tab w:val="left" w:pos="4320"/>
-          <w:tab w:val="left" w:pos="5040"/>
-          <w:tab w:val="left" w:pos="5760"/>
-          <w:tab w:val="left" w:pos="6480"/>
-          <w:tab w:val="left" w:pos="7200"/>
-          <w:tab w:val="left" w:pos="7920"/>
-          <w:tab w:val="left" w:pos="8640"/>
-        </w:tabs>
-        <w:spacing w:after="0" w:line="240" w:lineRule="auto"/>
-        <w:rPr>
-          <w:rFonts w:ascii="Times New Roman" w:cs="Times New Roman" w:hAnsi="Times New Roman" w:eastAsia="Times New Roman"/>
-          <w:kern w:val="0"/>
-        </w:rPr>
-      </w:pPr>
-      <w:r>
-        <w:rPr>
-          <w:rFonts w:ascii="Times New Roman" w:hAnsi="Times New Roman"/>
-          <w:kern w:val="0"/>
-          <w:rtl w:val="0"/>
-          <w:lang w:val="en-US"/>
-        </w:rPr>
-        <w:t>=T&gt;</w:t>
-      </w:r>
-    </w:p>
-    <w:p>
-      <w:pPr>
-        <w:pStyle w:val="Default"/>
-        <w:tabs>
-          <w:tab w:val="left" w:pos="720"/>
-          <w:tab w:val="left" w:pos="1440"/>
-          <w:tab w:val="left" w:pos="2160"/>
-          <w:tab w:val="left" w:pos="2880"/>
-          <w:tab w:val="left" w:pos="3600"/>
-          <w:tab w:val="left" w:pos="4320"/>
-          <w:tab w:val="left" w:pos="5040"/>
-          <w:tab w:val="left" w:pos="5760"/>
-          <w:tab w:val="left" w:pos="6480"/>
-          <w:tab w:val="left" w:pos="7200"/>
-          <w:tab w:val="left" w:pos="7920"/>
-          <w:tab w:val="left" w:pos="8640"/>
-        </w:tabs>
-        <w:bidi w:val="0"/>
-        <w:spacing w:before="0" w:line="240" w:lineRule="auto"/>
-        <w:ind w:left="0" w:right="0" w:firstLine="0"/>
-        <w:jc w:val="left"/>
-        <w:rPr>
-          <w:rFonts w:ascii="Times New Roman" w:cs="Times New Roman" w:hAnsi="Times New Roman" w:eastAsia="Times New Roman"/>
-          <w:rtl w:val="0"/>
-        </w:rPr>
-      </w:pPr>
-    </w:p>
-    <w:p>
-      <w:pPr>
-        <w:pStyle w:val="Default"/>
-        <w:tabs>
-          <w:tab w:val="left" w:pos="720"/>
-          <w:tab w:val="left" w:pos="1440"/>
-          <w:tab w:val="left" w:pos="2160"/>
-          <w:tab w:val="left" w:pos="2880"/>
-          <w:tab w:val="left" w:pos="3600"/>
-          <w:tab w:val="left" w:pos="4320"/>
-          <w:tab w:val="left" w:pos="5040"/>
-          <w:tab w:val="left" w:pos="5760"/>
-          <w:tab w:val="left" w:pos="6480"/>
-          <w:tab w:val="left" w:pos="7200"/>
-          <w:tab w:val="left" w:pos="7920"/>
-          <w:tab w:val="left" w:pos="8640"/>
-        </w:tabs>
-        <w:bidi w:val="0"/>
-        <w:spacing w:before="0" w:line="240" w:lineRule="auto"/>
-        <w:ind w:left="0" w:right="0" w:firstLine="0"/>
-        <w:jc w:val="left"/>
-        <w:rPr>
-          <w:rFonts w:ascii="Times New Roman" w:cs="Times New Roman" w:hAnsi="Times New Roman" w:eastAsia="Times New Roman"/>
-          <w:rtl w:val="0"/>
-        </w:rPr>
-      </w:pPr>
-    </w:p>
-    <w:p>
-      <w:pPr>
-        <w:pStyle w:val="Default"/>
-        <w:tabs>
-          <w:tab w:val="left" w:pos="720"/>
-          <w:tab w:val="left" w:pos="1440"/>
-          <w:tab w:val="left" w:pos="2160"/>
-          <w:tab w:val="left" w:pos="2880"/>
-          <w:tab w:val="left" w:pos="3600"/>
-          <w:tab w:val="left" w:pos="4320"/>
-          <w:tab w:val="left" w:pos="5040"/>
-          <w:tab w:val="left" w:pos="5760"/>
-          <w:tab w:val="left" w:pos="6480"/>
-          <w:tab w:val="left" w:pos="7200"/>
-          <w:tab w:val="left" w:pos="7920"/>
-          <w:tab w:val="left" w:pos="8640"/>
-        </w:tabs>
-        <w:bidi w:val="0"/>
-        <w:spacing w:before="0" w:line="240" w:lineRule="auto"/>
-        <w:ind w:left="0" w:right="0" w:firstLine="0"/>
-        <w:jc w:val="left"/>
-        <w:rPr>
-          <w:rFonts w:ascii="Times New Roman" w:cs="Times New Roman" w:hAnsi="Times New Roman" w:eastAsia="Times New Roman"/>
-          <w:rtl w:val="0"/>
-        </w:rPr>
-      </w:pPr>
-    </w:p>
-    <w:p>
-      <w:pPr>
-        <w:pStyle w:val="Default"/>
-        <w:tabs>
-          <w:tab w:val="left" w:pos="720"/>
-          <w:tab w:val="left" w:pos="1440"/>
-          <w:tab w:val="left" w:pos="2160"/>
-          <w:tab w:val="left" w:pos="2880"/>
-          <w:tab w:val="left" w:pos="3600"/>
-          <w:tab w:val="left" w:pos="4320"/>
-          <w:tab w:val="left" w:pos="5040"/>
-          <w:tab w:val="left" w:pos="5760"/>
-          <w:tab w:val="left" w:pos="6480"/>
-          <w:tab w:val="left" w:pos="7200"/>
-          <w:tab w:val="left" w:pos="7920"/>
-          <w:tab w:val="left" w:pos="8640"/>
-        </w:tabs>
-        <w:bidi w:val="0"/>
-        <w:spacing w:before="0" w:line="240" w:lineRule="auto"/>
-        <w:ind w:left="0" w:right="0" w:firstLine="0"/>
-        <w:jc w:val="left"/>
-        <w:rPr>
-          <w:rFonts w:ascii="Times New Roman" w:cs="Times New Roman" w:hAnsi="Times New Roman" w:eastAsia="Times New Roman"/>
-          <w:rtl w:val="0"/>
-        </w:rPr>
-      </w:pPr>
-    </w:p>
-    <w:p>
-      <w:pPr>
-        <w:pStyle w:val="Default"/>
-        <w:tabs>
-          <w:tab w:val="left" w:pos="720"/>
-          <w:tab w:val="left" w:pos="1440"/>
-          <w:tab w:val="left" w:pos="2160"/>
-          <w:tab w:val="left" w:pos="2880"/>
-          <w:tab w:val="left" w:pos="3600"/>
-          <w:tab w:val="left" w:pos="4320"/>
-          <w:tab w:val="left" w:pos="5040"/>
-          <w:tab w:val="left" w:pos="5760"/>
-          <w:tab w:val="left" w:pos="6480"/>
-          <w:tab w:val="left" w:pos="7200"/>
-          <w:tab w:val="left" w:pos="7920"/>
-          <w:tab w:val="left" w:pos="8640"/>
-        </w:tabs>
-        <w:bidi w:val="0"/>
-        <w:spacing w:before="0" w:line="240" w:lineRule="auto"/>
-        <w:ind w:left="0" w:right="0" w:firstLine="0"/>
-        <w:jc w:val="left"/>
-        <w:rPr>
-          <w:rFonts w:ascii="Times New Roman" w:cs="Times New Roman" w:hAnsi="Times New Roman" w:eastAsia="Times New Roman"/>
-          <w:rtl w:val="0"/>
-        </w:rPr>
-      </w:pPr>
-    </w:p>
-    <w:p>
-      <w:pPr>
-        <w:pStyle w:val="Default"/>
-        <w:tabs>
-          <w:tab w:val="left" w:pos="720"/>
-          <w:tab w:val="left" w:pos="1440"/>
-          <w:tab w:val="left" w:pos="2160"/>
-          <w:tab w:val="left" w:pos="2880"/>
-          <w:tab w:val="left" w:pos="3600"/>
-          <w:tab w:val="left" w:pos="4320"/>
-          <w:tab w:val="left" w:pos="5040"/>
-          <w:tab w:val="left" w:pos="5760"/>
-          <w:tab w:val="left" w:pos="6480"/>
-          <w:tab w:val="left" w:pos="7200"/>
-          <w:tab w:val="left" w:pos="7920"/>
-          <w:tab w:val="left" w:pos="8640"/>
-        </w:tabs>
-        <w:bidi w:val="0"/>
-        <w:spacing w:before="0" w:line="240" w:lineRule="auto"/>
-        <w:ind w:left="0" w:right="0" w:firstLine="0"/>
-        <w:jc w:val="left"/>
-        <w:rPr>
-          <w:rFonts w:ascii="Times New Roman" w:cs="Times New Roman" w:hAnsi="Times New Roman" w:eastAsia="Times New Roman"/>
-          <w:rtl w:val="0"/>
-        </w:rPr>
-      </w:pPr>
-    </w:p>
-    <w:p>
-      <w:pPr>
-        <w:pStyle w:val="Body"/>
-        <w:spacing w:after="0" w:line="240" w:lineRule="auto"/>
-        <w:rPr>
-          <w:rFonts w:ascii="Times New Roman" w:cs="Times New Roman" w:hAnsi="Times New Roman" w:eastAsia="Times New Roman"/>
-        </w:rPr>
-      </w:pPr>
-      <w:r>
-        <w:rPr>
-          <w:rFonts w:ascii="Times New Roman" w:hAnsi="Times New Roman"/>
-          <w:rtl w:val="0"/>
-          <w:lang w:val="fr-FR"/>
-        </w:rPr>
-        <w:t>#bibliography.</w:t>
-      </w:r>
-    </w:p>
-    <w:p>
-      <w:pPr>
-        <w:pStyle w:val="Body"/>
-        <w:spacing w:after="0" w:line="240" w:lineRule="auto"/>
-        <w:rPr>
-          <w:rFonts w:ascii="Times New Roman" w:cs="Times New Roman" w:hAnsi="Times New Roman" w:eastAsia="Times New Roman"/>
-        </w:rPr>
-      </w:pPr>
-    </w:p>
-    <w:p>
-      <w:pPr>
-        <w:pStyle w:val="Body"/>
-        <w:spacing w:after="0" w:line="240" w:lineRule="auto"/>
-        <w:rPr>
-          <w:rFonts w:ascii="Times New Roman" w:cs="Times New Roman" w:hAnsi="Times New Roman" w:eastAsia="Times New Roman"/>
-        </w:rPr>
-      </w:pPr>
-      <w:r>
-        <w:rPr>
-          <w:rStyle w:val="Hyperlink.0"/>
-          <w:rFonts w:ascii="Times New Roman" w:cs="Times New Roman" w:hAnsi="Times New Roman" w:eastAsia="Times New Roman"/>
-        </w:rPr>
-        <w:fldChar w:fldCharType="begin" w:fldLock="0"/>
-      </w:r>
-      <w:r>
-        <w:rPr>
-          <w:rStyle w:val="Hyperlink.0"/>
-          <w:rFonts w:ascii="Times New Roman" w:cs="Times New Roman" w:hAnsi="Times New Roman" w:eastAsia="Times New Roman"/>
-        </w:rPr>
-        <w:instrText xml:space="preserve"> HYPERLINK "https://papyri.info/biblio/97647"</w:instrText>
-      </w:r>
-      <w:r>
-        <w:rPr>
-          <w:rStyle w:val="Hyperlink.0"/>
-          <w:rFonts w:ascii="Times New Roman" w:cs="Times New Roman" w:hAnsi="Times New Roman" w:eastAsia="Times New Roman"/>
-        </w:rPr>
-        <w:fldChar w:fldCharType="separate" w:fldLock="0"/>
-      </w:r>
-      <w:r>
-        <w:rPr>
-          <w:rStyle w:val="Hyperlink.0"/>
-          <w:rFonts w:ascii="Times New Roman" w:hAnsi="Times New Roman"/>
-          <w:rtl w:val="0"/>
-        </w:rPr>
-        <w:t>Aslanyan</w:t>
-      </w:r>
-      <w:r>
-        <w:rPr>
-          <w:rStyle w:val="Hyperlink.0"/>
-          <w:rFonts w:ascii="Times New Roman" w:hAnsi="Times New Roman"/>
-          <w:rtl w:val="0"/>
-          <w:lang w:val="de-DE"/>
-        </w:rPr>
-        <w:t>, V.</w:t>
-      </w:r>
-      <w:r>
-        <w:rPr>
-          <w:rStyle w:val="Hyperlink.0"/>
-          <w:rFonts w:ascii="Times New Roman" w:hAnsi="Times New Roman"/>
-          <w:rtl w:val="0"/>
-        </w:rPr>
-        <w:t xml:space="preserve"> </w:t>
-      </w:r>
-      <w:r>
-        <w:rPr>
-          <w:rStyle w:val="Hyperlink.0"/>
-          <w:rFonts w:ascii="Times New Roman" w:hAnsi="Times New Roman"/>
-          <w:rtl w:val="0"/>
-          <w:lang w:val="de-DE"/>
-        </w:rPr>
-        <w:t>(</w:t>
-      </w:r>
-      <w:r>
-        <w:rPr>
-          <w:rStyle w:val="Hyperlink.0"/>
-          <w:rFonts w:ascii="Times New Roman" w:hAnsi="Times New Roman"/>
-          <w:rtl w:val="0"/>
-          <w:lang w:val="en-US"/>
-        </w:rPr>
-        <w:t>2024</w:t>
-      </w:r>
-      <w:r>
-        <w:rPr>
-          <w:rStyle w:val="Hyperlink.0"/>
-          <w:rFonts w:ascii="Times New Roman" w:hAnsi="Times New Roman"/>
-          <w:rtl w:val="0"/>
-          <w:lang w:val="de-DE"/>
-        </w:rPr>
-        <w:t>)</w:t>
-      </w:r>
-      <w:r>
-        <w:rPr>
-          <w:rFonts w:ascii="Times New Roman" w:cs="Times New Roman" w:hAnsi="Times New Roman" w:eastAsia="Times New Roman"/>
-        </w:rPr>
-        <w:fldChar w:fldCharType="end" w:fldLock="0"/>
-      </w:r>
-      <w:r>
-        <w:rPr>
-          <w:rFonts w:ascii="Times New Roman" w:hAnsi="Times New Roman"/>
-          <w:rtl w:val="0"/>
-        </w:rPr>
-        <w:t xml:space="preserve"> </w:t>
-      </w:r>
-      <w:r>
-        <w:rPr>
-          <w:rFonts w:ascii="Times New Roman" w:hAnsi="Times New Roman" w:hint="default"/>
-          <w:rtl w:val="0"/>
-          <w:lang w:val="de-DE"/>
-        </w:rPr>
-        <w:t>“</w:t>
-      </w:r>
-      <w:r>
-        <w:rPr>
-          <w:rFonts w:ascii="Times New Roman" w:hAnsi="Times New Roman"/>
-          <w:rtl w:val="0"/>
-          <w:lang w:val="en-US"/>
-        </w:rPr>
-        <w:t>The mathematical work of Anania Shirakatsi,</w:t>
-      </w:r>
-      <w:r>
-        <w:rPr>
-          <w:rFonts w:ascii="Times New Roman" w:hAnsi="Times New Roman" w:hint="default"/>
-          <w:rtl w:val="0"/>
-          <w:lang w:val="de-DE"/>
-        </w:rPr>
-        <w:t xml:space="preserve">” </w:t>
-      </w:r>
-      <w:r>
-        <w:rPr>
-          <w:rFonts w:ascii="Times New Roman" w:hAnsi="Times New Roman"/>
-          <w:rtl w:val="0"/>
-        </w:rPr>
-        <w:t>arXiv</w:t>
-      </w:r>
-    </w:p>
-    <w:p>
-      <w:pPr>
-        <w:pStyle w:val="Body"/>
-        <w:spacing w:after="0" w:line="240" w:lineRule="auto"/>
-        <w:rPr>
-          <w:rFonts w:ascii="Times New Roman" w:cs="Times New Roman" w:hAnsi="Times New Roman" w:eastAsia="Times New Roman"/>
-        </w:rPr>
-      </w:pPr>
-      <w:r>
-        <w:rPr>
-          <w:rStyle w:val="Hyperlink.1"/>
-        </w:rPr>
-        <w:fldChar w:fldCharType="begin" w:fldLock="0"/>
-      </w:r>
-      <w:r>
-        <w:rPr>
-          <w:rStyle w:val="Hyperlink.1"/>
-        </w:rPr>
-        <w:instrText xml:space="preserve"> HYPERLINK "https://papyri.info/biblio/97645"</w:instrText>
-      </w:r>
-      <w:r>
-        <w:rPr>
-          <w:rStyle w:val="Hyperlink.1"/>
-        </w:rPr>
-        <w:fldChar w:fldCharType="separate" w:fldLock="0"/>
-      </w:r>
-      <w:r>
-        <w:rPr>
-          <w:rStyle w:val="Hyperlink.1"/>
-          <w:rtl w:val="0"/>
-          <w:lang w:val="it-IT"/>
-        </w:rPr>
-        <w:t>Azzarello</w:t>
-      </w:r>
-      <w:r>
-        <w:rPr>
-          <w:rStyle w:val="Hyperlink.1"/>
-          <w:rtl w:val="0"/>
-          <w:lang w:val="de-DE"/>
-        </w:rPr>
-        <w:t>, G.</w:t>
-      </w:r>
-      <w:r>
-        <w:rPr>
-          <w:rStyle w:val="Hyperlink.1"/>
-          <w:rtl w:val="0"/>
-        </w:rPr>
-        <w:t xml:space="preserve"> </w:t>
-      </w:r>
-      <w:r>
-        <w:rPr>
-          <w:rStyle w:val="Hyperlink.1"/>
-          <w:rtl w:val="0"/>
-          <w:lang w:val="de-DE"/>
-        </w:rPr>
-        <w:t>(</w:t>
-      </w:r>
-      <w:r>
-        <w:rPr>
-          <w:rStyle w:val="Hyperlink.1"/>
-          <w:rtl w:val="0"/>
-          <w:lang w:val="en-US"/>
-        </w:rPr>
-        <w:t>2021</w:t>
-      </w:r>
-      <w:r>
-        <w:rPr>
-          <w:rStyle w:val="Hyperlink.1"/>
-          <w:rtl w:val="0"/>
-          <w:lang w:val="de-DE"/>
-        </w:rPr>
-        <w:t>)</w:t>
-      </w:r>
-      <w:r>
-        <w:rPr/>
-        <w:fldChar w:fldCharType="end" w:fldLock="0"/>
-      </w:r>
-      <w:r>
-        <w:rPr>
-          <w:rFonts w:ascii="Times New Roman" w:hAnsi="Times New Roman"/>
-          <w:rtl w:val="0"/>
-        </w:rPr>
-        <w:t xml:space="preserve"> </w:t>
-      </w:r>
-      <w:r>
-        <w:rPr>
-          <w:rFonts w:ascii="Times New Roman" w:hAnsi="Times New Roman" w:hint="default"/>
-          <w:rtl w:val="0"/>
-          <w:lang w:val="en-US"/>
-        </w:rPr>
-        <w:t>“</w:t>
-      </w:r>
-      <w:r>
-        <w:rPr>
-          <w:rFonts w:ascii="Times New Roman" w:hAnsi="Times New Roman"/>
-          <w:rtl w:val="0"/>
-          <w:lang w:val="en-US"/>
-        </w:rPr>
-        <w:t>Arithmetical Tables,</w:t>
-      </w:r>
-      <w:r>
-        <w:rPr>
-          <w:rFonts w:ascii="Times New Roman" w:hAnsi="Times New Roman" w:hint="default"/>
-          <w:rtl w:val="0"/>
-          <w:lang w:val="de-DE"/>
-        </w:rPr>
-        <w:t>”</w:t>
-      </w:r>
-      <w:r>
-        <w:rPr>
-          <w:rFonts w:ascii="Times New Roman" w:hAnsi="Times New Roman"/>
-          <w:rtl w:val="0"/>
-        </w:rPr>
-        <w:t xml:space="preserve"> Ox</w:t>
-      </w:r>
-      <w:r>
-        <w:rPr>
-          <w:rFonts w:ascii="Times New Roman" w:hAnsi="Times New Roman"/>
-          <w:rtl w:val="0"/>
-          <w:lang w:val="en-US"/>
-        </w:rPr>
-        <w:t>ford Classical Dictionary</w:t>
-      </w:r>
-      <w:r>
-        <w:rPr>
-          <w:rFonts w:ascii="Times New Roman" w:hAnsi="Times New Roman"/>
-          <w:i w:val="1"/>
-          <w:iCs w:val="1"/>
-          <w:rtl w:val="0"/>
-        </w:rPr>
-        <w:t>.</w:t>
-      </w:r>
-      <w:r>
-        <w:rPr>
-          <w:rFonts w:ascii="Times New Roman" w:hAnsi="Times New Roman"/>
-          <w:rtl w:val="0"/>
-        </w:rPr>
-        <w:t xml:space="preserve"> 26 Apr. 2021.</w:t>
-      </w:r>
-    </w:p>
-    <w:p>
-      <w:pPr>
-        <w:pStyle w:val="Body"/>
-        <w:spacing w:after="0" w:line="240" w:lineRule="auto"/>
-        <w:rPr>
-          <w:rFonts w:ascii="Times New Roman" w:cs="Times New Roman" w:hAnsi="Times New Roman" w:eastAsia="Times New Roman"/>
-        </w:rPr>
-      </w:pPr>
-      <w:r>
-        <w:rPr>
-          <w:rStyle w:val="Hyperlink.1"/>
-        </w:rPr>
-        <w:fldChar w:fldCharType="begin" w:fldLock="0"/>
-      </w:r>
-      <w:r>
-        <w:rPr>
-          <w:rStyle w:val="Hyperlink.1"/>
-        </w:rPr>
-        <w:instrText xml:space="preserve"> HYPERLINK "https://papyri.info/biblio/97642"</w:instrText>
-      </w:r>
-      <w:r>
-        <w:rPr>
-          <w:rStyle w:val="Hyperlink.1"/>
-        </w:rPr>
-        <w:fldChar w:fldCharType="separate" w:fldLock="0"/>
-      </w:r>
-      <w:r>
-        <w:rPr>
-          <w:rStyle w:val="Hyperlink.1"/>
-          <w:rtl w:val="0"/>
-        </w:rPr>
-        <w:t>Baghdasarian</w:t>
-      </w:r>
-      <w:r>
-        <w:rPr>
-          <w:rStyle w:val="Hyperlink.1"/>
-          <w:rtl w:val="0"/>
-          <w:lang w:val="de-DE"/>
-        </w:rPr>
-        <w:t>, E</w:t>
-      </w:r>
-      <w:r>
-        <w:rPr>
-          <w:rStyle w:val="Hyperlink.1"/>
-          <w:rtl w:val="0"/>
-        </w:rPr>
-        <w:t xml:space="preserve"> </w:t>
-      </w:r>
-      <w:r>
-        <w:rPr>
-          <w:rStyle w:val="Hyperlink.1"/>
-          <w:rtl w:val="0"/>
-          <w:lang w:val="de-DE"/>
-        </w:rPr>
-        <w:t>(</w:t>
-      </w:r>
-      <w:r>
-        <w:rPr>
-          <w:rStyle w:val="Hyperlink.1"/>
-          <w:rtl w:val="0"/>
-        </w:rPr>
-        <w:t>2015</w:t>
-      </w:r>
-      <w:r>
-        <w:rPr>
-          <w:rStyle w:val="Hyperlink.1"/>
-          <w:rtl w:val="0"/>
-          <w:lang w:val="de-DE"/>
-        </w:rPr>
-        <w:t>)</w:t>
-      </w:r>
-      <w:r>
-        <w:rPr/>
-        <w:fldChar w:fldCharType="end" w:fldLock="0"/>
-      </w:r>
-      <w:r>
-        <w:rPr>
-          <w:rFonts w:ascii="Times New Roman" w:hAnsi="Times New Roman"/>
-          <w:rtl w:val="0"/>
-          <w:lang w:val="en-US"/>
-        </w:rPr>
-        <w:t xml:space="preserve"> History </w:t>
-      </w:r>
-      <w:r>
-        <w:rPr>
-          <w:rFonts w:ascii="Times New Roman" w:hAnsi="Times New Roman"/>
-          <w:rtl w:val="0"/>
-          <w:lang w:val="en-US"/>
-        </w:rPr>
-        <w:t>of Mathematics in Armenia, Toronto.</w:t>
-      </w:r>
-    </w:p>
-    <w:p>
-      <w:pPr>
-        <w:pStyle w:val="Default"/>
-        <w:tabs>
-          <w:tab w:val="left" w:pos="720"/>
-          <w:tab w:val="left" w:pos="1440"/>
-          <w:tab w:val="left" w:pos="2160"/>
-          <w:tab w:val="left" w:pos="2880"/>
-          <w:tab w:val="left" w:pos="3600"/>
-          <w:tab w:val="left" w:pos="4320"/>
-          <w:tab w:val="left" w:pos="5040"/>
-          <w:tab w:val="left" w:pos="5760"/>
-          <w:tab w:val="left" w:pos="6480"/>
-          <w:tab w:val="left" w:pos="7200"/>
-          <w:tab w:val="left" w:pos="7920"/>
-          <w:tab w:val="left" w:pos="8640"/>
-        </w:tabs>
-        <w:bidi w:val="0"/>
-        <w:spacing w:before="0" w:line="240" w:lineRule="auto"/>
-        <w:ind w:left="0" w:right="0" w:firstLine="0"/>
-        <w:jc w:val="left"/>
-        <w:rPr>
           <w:rFonts w:ascii="Times New Roman" w:cs="Times New Roman" w:hAnsi="Times New Roman" w:eastAsia="Times New Roman"/>
           <w:i w:val="1"/>
           <w:iCs w:val="1"/>
@@ -18551,7 +9437,7 @@
           <w:rtl w:val="0"/>
           <w:lang w:val="en-US"/>
         </w:rPr>
-        <w:t>Writing, Teachers, and Students in Graeco-Roman Egypt, Atlanta, Georgia)</w:t>
+        <w:t>Writing, Teachers, and Students in Graeco-Roman Egypt, Atlanta, Georgia</w:t>
       </w:r>
     </w:p>
     <w:p>

--- a/sources/09pylon_lougovaya.docx
+++ b/sources/09pylon_lougovaya.docx
@@ -8599,7 +8599,7 @@
           <w:rFonts w:ascii="Times Roman" w:hAnsi="Times Roman"/>
           <w:rtl w:val="0"/>
         </w:rPr>
-        <w:t>&lt;D=.1.page</w:t>
+        <w:t>&lt;=</w:t>
       </w:r>
     </w:p>
     <w:p>
@@ -8633,7 +8633,14 @@
           <w:rFonts w:ascii="Times Roman" w:hAnsi="Times Roman"/>
           <w:rtl w:val="0"/>
         </w:rPr>
-        <w:t>&lt;D=.v&lt;=</w:t>
+        <w:t xml:space="preserve">1. </w:t>
+      </w:r>
+      <w:r>
+        <w:rPr>
+          <w:rFonts w:ascii="Times Roman" w:hAnsi="Times Roman" w:hint="default"/>
+          <w:rtl w:val="0"/>
+        </w:rPr>
+        <w:t>κλητική</w:t>
       </w:r>
     </w:p>
     <w:p>
@@ -8668,209 +8675,8 @@
           <w:rtl w:val="0"/>
           <w:lang w:val="en-US"/>
         </w:rPr>
-        <w:t>1. /*The cover side of the codex with no field for wax.*/</w:t>
-      </w:r>
-    </w:p>
-    <w:p>
-      <w:pPr>
-        <w:pStyle w:val="Default"/>
-        <w:tabs>
-          <w:tab w:val="left" w:pos="720"/>
-          <w:tab w:val="left" w:pos="1440"/>
-          <w:tab w:val="left" w:pos="2160"/>
-          <w:tab w:val="left" w:pos="2880"/>
-          <w:tab w:val="left" w:pos="3600"/>
-          <w:tab w:val="left" w:pos="4320"/>
-          <w:tab w:val="left" w:pos="5040"/>
-          <w:tab w:val="left" w:pos="5760"/>
-          <w:tab w:val="left" w:pos="6480"/>
-          <w:tab w:val="left" w:pos="7200"/>
-          <w:tab w:val="left" w:pos="7920"/>
-          <w:tab w:val="left" w:pos="8640"/>
-        </w:tabs>
-        <w:bidi w:val="0"/>
-        <w:spacing w:before="0" w:line="240" w:lineRule="auto"/>
-        <w:ind w:left="0" w:right="0" w:firstLine="0"/>
-        <w:jc w:val="left"/>
-        <w:rPr>
-          <w:rFonts w:ascii="Times Roman" w:cs="Times Roman" w:hAnsi="Times Roman" w:eastAsia="Times Roman"/>
-          <w:rtl w:val="0"/>
-        </w:rPr>
-      </w:pPr>
-      <w:r>
-        <w:rPr>
-          <w:rFonts w:ascii="Times Roman" w:hAnsi="Times Roman"/>
-          <w:rtl w:val="0"/>
-          <w:lang w:val="en-US"/>
-        </w:rPr>
-        <w:t xml:space="preserve">=&gt;=D&gt; </w:t>
-      </w:r>
-    </w:p>
-    <w:p>
-      <w:pPr>
-        <w:pStyle w:val="Default"/>
-        <w:tabs>
-          <w:tab w:val="left" w:pos="720"/>
-          <w:tab w:val="left" w:pos="1440"/>
-          <w:tab w:val="left" w:pos="2160"/>
-          <w:tab w:val="left" w:pos="2880"/>
-          <w:tab w:val="left" w:pos="3600"/>
-          <w:tab w:val="left" w:pos="4320"/>
-          <w:tab w:val="left" w:pos="5040"/>
-          <w:tab w:val="left" w:pos="5760"/>
-          <w:tab w:val="left" w:pos="6480"/>
-          <w:tab w:val="left" w:pos="7200"/>
-          <w:tab w:val="left" w:pos="7920"/>
-          <w:tab w:val="left" w:pos="8640"/>
-        </w:tabs>
-        <w:bidi w:val="0"/>
-        <w:spacing w:before="0" w:line="240" w:lineRule="auto"/>
-        <w:ind w:left="0" w:right="0" w:firstLine="0"/>
-        <w:jc w:val="left"/>
-        <w:rPr>
-          <w:rFonts w:ascii="Times Roman" w:cs="Times Roman" w:hAnsi="Times Roman" w:eastAsia="Times Roman"/>
-          <w:rtl w:val="0"/>
-        </w:rPr>
-      </w:pPr>
-      <w:r>
-        <w:rPr>
-          <w:rFonts w:ascii="Times Roman" w:hAnsi="Times Roman"/>
-          <w:rtl w:val="0"/>
-        </w:rPr>
-        <w:t>&lt;D=.r&lt;=</w:t>
-      </w:r>
-    </w:p>
-    <w:p>
-      <w:pPr>
-        <w:pStyle w:val="Default"/>
-        <w:tabs>
-          <w:tab w:val="left" w:pos="720"/>
-          <w:tab w:val="left" w:pos="1440"/>
-          <w:tab w:val="left" w:pos="2160"/>
-          <w:tab w:val="left" w:pos="2880"/>
-          <w:tab w:val="left" w:pos="3600"/>
-          <w:tab w:val="left" w:pos="4320"/>
-          <w:tab w:val="left" w:pos="5040"/>
-          <w:tab w:val="left" w:pos="5760"/>
-          <w:tab w:val="left" w:pos="6480"/>
-          <w:tab w:val="left" w:pos="7200"/>
-          <w:tab w:val="left" w:pos="7920"/>
-          <w:tab w:val="left" w:pos="8640"/>
-        </w:tabs>
-        <w:bidi w:val="0"/>
-        <w:spacing w:before="0" w:line="240" w:lineRule="auto"/>
-        <w:ind w:left="0" w:right="0" w:firstLine="0"/>
-        <w:jc w:val="left"/>
-        <w:rPr>
-          <w:rFonts w:ascii="Times Roman" w:cs="Times Roman" w:hAnsi="Times Roman" w:eastAsia="Times Roman"/>
-          <w:rtl w:val="0"/>
-        </w:rPr>
-      </w:pPr>
-      <w:r>
-        <w:rPr>
-          <w:rFonts w:ascii="Times Roman" w:hAnsi="Times Roman"/>
-          <w:rtl w:val="0"/>
-          <w:lang w:val="en-US"/>
-        </w:rPr>
-        <w:t>1.  /*No discernible writing.*/</w:t>
-      </w:r>
-    </w:p>
-    <w:p>
-      <w:pPr>
-        <w:pStyle w:val="Default"/>
-        <w:tabs>
-          <w:tab w:val="left" w:pos="720"/>
-          <w:tab w:val="left" w:pos="1440"/>
-          <w:tab w:val="left" w:pos="2160"/>
-          <w:tab w:val="left" w:pos="2880"/>
-          <w:tab w:val="left" w:pos="3600"/>
-          <w:tab w:val="left" w:pos="4320"/>
-          <w:tab w:val="left" w:pos="5040"/>
-          <w:tab w:val="left" w:pos="5760"/>
-          <w:tab w:val="left" w:pos="6480"/>
-          <w:tab w:val="left" w:pos="7200"/>
-          <w:tab w:val="left" w:pos="7920"/>
-          <w:tab w:val="left" w:pos="8640"/>
-        </w:tabs>
-        <w:bidi w:val="0"/>
-        <w:spacing w:before="0" w:line="240" w:lineRule="auto"/>
-        <w:ind w:left="0" w:right="0" w:firstLine="0"/>
-        <w:jc w:val="left"/>
-        <w:rPr>
-          <w:rFonts w:ascii="Times Roman" w:cs="Times Roman" w:hAnsi="Times Roman" w:eastAsia="Times Roman"/>
-          <w:rtl w:val="0"/>
-        </w:rPr>
-      </w:pPr>
-      <w:r>
-        <w:rPr>
-          <w:rFonts w:ascii="Times Roman" w:hAnsi="Times Roman"/>
-          <w:rtl w:val="0"/>
-          <w:lang w:val="en-US"/>
-        </w:rPr>
-        <w:t>=&gt;=D&gt;</w:t>
-      </w:r>
-    </w:p>
-    <w:p>
-      <w:pPr>
-        <w:pStyle w:val="Default"/>
-        <w:tabs>
-          <w:tab w:val="left" w:pos="720"/>
-          <w:tab w:val="left" w:pos="1440"/>
-          <w:tab w:val="left" w:pos="2160"/>
-          <w:tab w:val="left" w:pos="2880"/>
-          <w:tab w:val="left" w:pos="3600"/>
-          <w:tab w:val="left" w:pos="4320"/>
-          <w:tab w:val="left" w:pos="5040"/>
-          <w:tab w:val="left" w:pos="5760"/>
-          <w:tab w:val="left" w:pos="6480"/>
-          <w:tab w:val="left" w:pos="7200"/>
-          <w:tab w:val="left" w:pos="7920"/>
-          <w:tab w:val="left" w:pos="8640"/>
-        </w:tabs>
-        <w:bidi w:val="0"/>
-        <w:spacing w:before="0" w:line="240" w:lineRule="auto"/>
-        <w:ind w:left="0" w:right="0" w:firstLine="0"/>
-        <w:jc w:val="left"/>
-        <w:rPr>
-          <w:rFonts w:ascii="Times Roman" w:cs="Times Roman" w:hAnsi="Times Roman" w:eastAsia="Times Roman"/>
-          <w:rtl w:val="0"/>
-        </w:rPr>
-      </w:pPr>
-      <w:r>
-        <w:rPr>
-          <w:rFonts w:ascii="Times Roman" w:hAnsi="Times Roman"/>
-          <w:rtl w:val="0"/>
-          <w:lang w:val="en-US"/>
-        </w:rPr>
-        <w:t>=D&gt;</w:t>
-      </w:r>
-    </w:p>
-    <w:p>
-      <w:pPr>
-        <w:pStyle w:val="Default"/>
-        <w:tabs>
-          <w:tab w:val="left" w:pos="720"/>
-          <w:tab w:val="left" w:pos="1440"/>
-          <w:tab w:val="left" w:pos="2160"/>
-          <w:tab w:val="left" w:pos="2880"/>
-          <w:tab w:val="left" w:pos="3600"/>
-          <w:tab w:val="left" w:pos="4320"/>
-          <w:tab w:val="left" w:pos="5040"/>
-          <w:tab w:val="left" w:pos="5760"/>
-          <w:tab w:val="left" w:pos="6480"/>
-          <w:tab w:val="left" w:pos="7200"/>
-          <w:tab w:val="left" w:pos="7920"/>
-          <w:tab w:val="left" w:pos="8640"/>
-        </w:tabs>
-        <w:bidi w:val="0"/>
-        <w:spacing w:before="0" w:line="240" w:lineRule="auto"/>
-        <w:ind w:left="0" w:right="0" w:firstLine="0"/>
-        <w:jc w:val="left"/>
-        <w:rPr>
-          <w:rFonts w:ascii="Times Roman" w:cs="Times Roman" w:hAnsi="Times Roman" w:eastAsia="Times Roman"/>
-          <w:rtl w:val="0"/>
-        </w:rPr>
-      </w:pPr>
+        <w:t>=&gt;</w:t>
+      </w:r>
     </w:p>
     <w:p>
       <w:pPr>
